--- a/App J-003_Annex C_Preventive and corrective actions list..docx
+++ b/App J-003_Annex C_Preventive and corrective actions list..docx
@@ -18254,7 +18254,7 @@
                 <w:rFonts w:ascii="Calibri" w:hAnsi="Calibri"/>
                 <w:sz w:val="20"/>
               </w:rPr>
-              <w:t>0</w:t>
+              <w:t>5</w:t>
             </w:r>
           </w:p>
         </w:tc>
@@ -18278,7 +18278,7 @@
                 <w:rFonts w:ascii="Calibri" w:hAnsi="Calibri"/>
                 <w:sz w:val="20"/>
               </w:rPr>
-              <w:t>0 %</w:t>
+              <w:t>31.25 %</w:t>
             </w:r>
           </w:p>
         </w:tc>
@@ -18858,7 +18858,7 @@
                 <w:rFonts w:ascii="Calibri" w:hAnsi="Calibri"/>
                 <w:sz w:val="20"/>
               </w:rPr>
-              <w:t>0</w:t>
+              <w:t>5</w:t>
             </w:r>
           </w:p>
         </w:tc>
@@ -18882,7 +18882,7 @@
                 <w:rFonts w:ascii="Calibri" w:hAnsi="Calibri"/>
                 <w:sz w:val="20"/>
               </w:rPr>
-              <w:t>0 %</w:t>
+              <w:t>0.00 %</w:t>
             </w:r>
           </w:p>
         </w:tc>
@@ -20632,7 +20632,7 @@
                 <w:rFonts w:ascii="Calibri" w:hAnsi="Calibri"/>
                 <w:sz w:val="20"/>
               </w:rPr>
-              <w:t>0</w:t>
+              <w:t>2</w:t>
             </w:r>
           </w:p>
         </w:tc>
@@ -20656,7 +20656,7 @@
                 <w:rFonts w:ascii="Calibri" w:hAnsi="Calibri"/>
                 <w:sz w:val="20"/>
               </w:rPr>
-              <w:t>0 %</w:t>
+              <w:t>0.02 %</w:t>
             </w:r>
           </w:p>
         </w:tc>
@@ -20804,7 +20804,7 @@
                 <w:rFonts w:ascii="Calibri" w:hAnsi="Calibri"/>
                 <w:sz w:val="20"/>
               </w:rPr>
-              <w:t>0</w:t>
+              <w:t>3</w:t>
             </w:r>
           </w:p>
         </w:tc>
@@ -20828,7 +20828,7 @@
                 <w:rFonts w:ascii="Calibri" w:hAnsi="Calibri"/>
                 <w:sz w:val="20"/>
               </w:rPr>
-              <w:t>0 %</w:t>
+              <w:t>0.05 %</w:t>
             </w:r>
           </w:p>
         </w:tc>
@@ -20968,7 +20968,7 @@
                 <w:rFonts w:ascii="Calibri" w:hAnsi="Calibri"/>
                 <w:sz w:val="20"/>
               </w:rPr>
-              <w:t>0</w:t>
+              <w:t>1</w:t>
             </w:r>
           </w:p>
         </w:tc>
@@ -20992,7 +20992,7 @@
                 <w:rFonts w:ascii="Calibri" w:hAnsi="Calibri"/>
                 <w:sz w:val="20"/>
               </w:rPr>
-              <w:t>0 %</w:t>
+              <w:t>0.01 %</w:t>
             </w:r>
           </w:p>
         </w:tc>
@@ -21228,7 +21228,7 @@
                 <w:rFonts w:ascii="Calibri" w:hAnsi="Calibri"/>
                 <w:sz w:val="20"/>
               </w:rPr>
-              <w:t>0</w:t>
+              <w:t>3</w:t>
             </w:r>
           </w:p>
         </w:tc>
@@ -21252,7 +21252,7 @@
                 <w:rFonts w:ascii="Calibri" w:hAnsi="Calibri"/>
                 <w:sz w:val="20"/>
               </w:rPr>
-              <w:t>0 %</w:t>
+              <w:t>5.77 %</w:t>
             </w:r>
           </w:p>
         </w:tc>
@@ -22079,7 +22079,7 @@
                 <w:rFonts w:ascii="Calibri" w:hAnsi="Calibri"/>
                 <w:sz w:val="20"/>
               </w:rPr>
-              <w:t>0</w:t>
+              <w:t>3</w:t>
             </w:r>
           </w:p>
         </w:tc>
@@ -22103,7 +22103,7 @@
                 <w:rFonts w:ascii="Calibri" w:hAnsi="Calibri"/>
                 <w:sz w:val="20"/>
               </w:rPr>
-              <w:t>0 %</w:t>
+              <w:t>0.05 %</w:t>
             </w:r>
           </w:p>
         </w:tc>
@@ -22252,7 +22252,7 @@
                 <w:rFonts w:ascii="Calibri" w:hAnsi="Calibri"/>
                 <w:sz w:val="20"/>
               </w:rPr>
-              <w:t>0</w:t>
+              <w:t>1</w:t>
             </w:r>
           </w:p>
         </w:tc>
@@ -22276,7 +22276,7 @@
                 <w:rFonts w:ascii="Calibri" w:hAnsi="Calibri"/>
                 <w:sz w:val="20"/>
               </w:rPr>
-              <w:t>0 %</w:t>
+              <w:t>0.01 %</w:t>
             </w:r>
           </w:p>
         </w:tc>
@@ -22465,7 +22465,7 @@
                 <w:rFonts w:ascii="Calibri" w:hAnsi="Calibri"/>
                 <w:sz w:val="20"/>
               </w:rPr>
-              <w:t>0</w:t>
+              <w:t>1</w:t>
             </w:r>
           </w:p>
         </w:tc>
@@ -22489,7 +22489,7 @@
                 <w:rFonts w:ascii="Calibri" w:hAnsi="Calibri"/>
                 <w:sz w:val="20"/>
               </w:rPr>
-              <w:t>0 %</w:t>
+              <w:t>0.07 %</w:t>
             </w:r>
           </w:p>
         </w:tc>
@@ -22513,7 +22513,7 @@
                 <w:rFonts w:ascii="Calibri" w:hAnsi="Calibri"/>
                 <w:sz w:val="20"/>
               </w:rPr>
-              <w:t>0</w:t>
+              <w:t>2</w:t>
             </w:r>
           </w:p>
         </w:tc>
@@ -22537,7 +22537,7 @@
                 <w:rFonts w:ascii="Calibri" w:hAnsi="Calibri"/>
                 <w:sz w:val="20"/>
               </w:rPr>
-              <w:t>0 %</w:t>
+              <w:t>0.06 %</w:t>
             </w:r>
           </w:p>
         </w:tc>
@@ -23790,7 +23790,7 @@
                 <w:rFonts w:ascii="Calibri" w:hAnsi="Calibri"/>
                 <w:sz w:val="20"/>
               </w:rPr>
-              <w:t>0</w:t>
+              <w:t>1</w:t>
             </w:r>
           </w:p>
         </w:tc>
@@ -23814,7 +23814,7 @@
                 <w:rFonts w:ascii="Calibri" w:hAnsi="Calibri"/>
                 <w:sz w:val="20"/>
               </w:rPr>
-              <w:t>0 %</w:t>
+              <w:t>0.01 %</w:t>
             </w:r>
           </w:p>
         </w:tc>

--- a/App J-003_Annex C_Preventive and corrective actions list..docx
+++ b/App J-003_Annex C_Preventive and corrective actions list..docx
@@ -15922,7 +15922,7 @@
                 <w:rFonts w:ascii="Calibri" w:hAnsi="Calibri"/>
                 <w:sz w:val="20"/>
               </w:rPr>
-              <w:t>5</w:t>
+              <w:t>1</w:t>
             </w:r>
           </w:p>
         </w:tc>
@@ -15946,7 +15946,7 @@
                 <w:rFonts w:ascii="Calibri" w:hAnsi="Calibri"/>
                 <w:sz w:val="20"/>
               </w:rPr>
-              <w:t>0.28 %</w:t>
+              <w:t>0.06 %</w:t>
             </w:r>
           </w:p>
         </w:tc>
@@ -16522,7 +16522,7 @@
                 <w:rFonts w:ascii="Calibri" w:hAnsi="Calibri"/>
                 <w:sz w:val="20"/>
               </w:rPr>
-              <w:t>3</w:t>
+              <w:t>1</w:t>
             </w:r>
           </w:p>
         </w:tc>
@@ -16546,7 +16546,7 @@
                 <w:rFonts w:ascii="Calibri" w:hAnsi="Calibri"/>
                 <w:sz w:val="20"/>
               </w:rPr>
-              <w:t>0.17 %</w:t>
+              <w:t>0.06 %</w:t>
             </w:r>
           </w:p>
         </w:tc>
@@ -17094,7 +17094,7 @@
                 <w:rFonts w:ascii="Calibri" w:hAnsi="Calibri"/>
                 <w:sz w:val="20"/>
               </w:rPr>
-              <w:t>1</w:t>
+              <w:t>0</w:t>
             </w:r>
           </w:p>
         </w:tc>
@@ -17118,7 +17118,7 @@
                 <w:rFonts w:ascii="Calibri" w:hAnsi="Calibri"/>
                 <w:sz w:val="20"/>
               </w:rPr>
-              <w:t>0.76 %</w:t>
+              <w:t>0 %</w:t>
             </w:r>
           </w:p>
         </w:tc>
@@ -17838,7 +17838,7 @@
                 <w:rFonts w:ascii="Calibri" w:hAnsi="Calibri"/>
                 <w:sz w:val="20"/>
               </w:rPr>
-              <w:t>2</w:t>
+              <w:t>0</w:t>
             </w:r>
           </w:p>
         </w:tc>
@@ -17862,7 +17862,7 @@
                 <w:rFonts w:ascii="Calibri" w:hAnsi="Calibri"/>
                 <w:sz w:val="20"/>
               </w:rPr>
-              <w:t>25.00 %</w:t>
+              <w:t>0 %</w:t>
             </w:r>
           </w:p>
         </w:tc>
@@ -18254,7 +18254,7 @@
                 <w:rFonts w:ascii="Calibri" w:hAnsi="Calibri"/>
                 <w:sz w:val="20"/>
               </w:rPr>
-              <w:t>5</w:t>
+              <w:t>1</w:t>
             </w:r>
           </w:p>
         </w:tc>
@@ -18278,7 +18278,7 @@
                 <w:rFonts w:ascii="Calibri" w:hAnsi="Calibri"/>
                 <w:sz w:val="20"/>
               </w:rPr>
-              <w:t>31.25 %</w:t>
+              <w:t>6.25 %</w:t>
             </w:r>
           </w:p>
         </w:tc>
@@ -18858,7 +18858,7 @@
                 <w:rFonts w:ascii="Calibri" w:hAnsi="Calibri"/>
                 <w:sz w:val="20"/>
               </w:rPr>
-              <w:t>5</w:t>
+              <w:t>1</w:t>
             </w:r>
           </w:p>
         </w:tc>
@@ -19438,7 +19438,7 @@
                 <w:rFonts w:ascii="Calibri" w:hAnsi="Calibri"/>
                 <w:sz w:val="20"/>
               </w:rPr>
-              <w:t>5</w:t>
+              <w:t>3</w:t>
             </w:r>
           </w:p>
         </w:tc>
@@ -20036,7 +20036,7 @@
                 <w:rFonts w:ascii="Calibri" w:hAnsi="Calibri"/>
                 <w:sz w:val="20"/>
               </w:rPr>
-              <w:t>3</w:t>
+              <w:t>2</w:t>
             </w:r>
           </w:p>
         </w:tc>
@@ -20060,7 +20060,7 @@
                 <w:rFonts w:ascii="Calibri" w:hAnsi="Calibri"/>
                 <w:sz w:val="20"/>
               </w:rPr>
-              <w:t>0.17 %</w:t>
+              <w:t>0.11 %</w:t>
             </w:r>
           </w:p>
         </w:tc>
@@ -20632,7 +20632,7 @@
                 <w:rFonts w:ascii="Calibri" w:hAnsi="Calibri"/>
                 <w:sz w:val="20"/>
               </w:rPr>
-              <w:t>2</w:t>
+              <w:t>1</w:t>
             </w:r>
           </w:p>
         </w:tc>
@@ -20656,7 +20656,7 @@
                 <w:rFonts w:ascii="Calibri" w:hAnsi="Calibri"/>
                 <w:sz w:val="20"/>
               </w:rPr>
-              <w:t>0.02 %</w:t>
+              <w:t>0.01 %</w:t>
             </w:r>
           </w:p>
         </w:tc>
@@ -20804,7 +20804,7 @@
                 <w:rFonts w:ascii="Calibri" w:hAnsi="Calibri"/>
                 <w:sz w:val="20"/>
               </w:rPr>
-              <w:t>3</w:t>
+              <w:t>0</w:t>
             </w:r>
           </w:p>
         </w:tc>
@@ -20828,7 +20828,7 @@
                 <w:rFonts w:ascii="Calibri" w:hAnsi="Calibri"/>
                 <w:sz w:val="20"/>
               </w:rPr>
-              <w:t>0.05 %</w:t>
+              <w:t>0 %</w:t>
             </w:r>
           </w:p>
         </w:tc>
@@ -20968,7 +20968,7 @@
                 <w:rFonts w:ascii="Calibri" w:hAnsi="Calibri"/>
                 <w:sz w:val="20"/>
               </w:rPr>
-              <w:t>1</w:t>
+              <w:t>0</w:t>
             </w:r>
           </w:p>
         </w:tc>
@@ -20992,7 +20992,7 @@
                 <w:rFonts w:ascii="Calibri" w:hAnsi="Calibri"/>
                 <w:sz w:val="20"/>
               </w:rPr>
-              <w:t>0.01 %</w:t>
+              <w:t>0 %</w:t>
             </w:r>
           </w:p>
         </w:tc>
@@ -21228,7 +21228,7 @@
                 <w:rFonts w:ascii="Calibri" w:hAnsi="Calibri"/>
                 <w:sz w:val="20"/>
               </w:rPr>
-              <w:t>3</w:t>
+              <w:t>1</w:t>
             </w:r>
           </w:p>
         </w:tc>
@@ -21252,7 +21252,7 @@
                 <w:rFonts w:ascii="Calibri" w:hAnsi="Calibri"/>
                 <w:sz w:val="20"/>
               </w:rPr>
-              <w:t>5.77 %</w:t>
+              <w:t>1.92 %</w:t>
             </w:r>
           </w:p>
         </w:tc>
@@ -22079,7 +22079,7 @@
                 <w:rFonts w:ascii="Calibri" w:hAnsi="Calibri"/>
                 <w:sz w:val="20"/>
               </w:rPr>
-              <w:t>3</w:t>
+              <w:t>1</w:t>
             </w:r>
           </w:p>
         </w:tc>
@@ -22103,7 +22103,7 @@
                 <w:rFonts w:ascii="Calibri" w:hAnsi="Calibri"/>
                 <w:sz w:val="20"/>
               </w:rPr>
-              <w:t>0.05 %</w:t>
+              <w:t>0.02 %</w:t>
             </w:r>
           </w:p>
         </w:tc>
@@ -22252,7 +22252,7 @@
                 <w:rFonts w:ascii="Calibri" w:hAnsi="Calibri"/>
                 <w:sz w:val="20"/>
               </w:rPr>
-              <w:t>1</w:t>
+              <w:t>0</w:t>
             </w:r>
           </w:p>
         </w:tc>
@@ -22276,7 +22276,7 @@
                 <w:rFonts w:ascii="Calibri" w:hAnsi="Calibri"/>
                 <w:sz w:val="20"/>
               </w:rPr>
-              <w:t>0.01 %</w:t>
+              <w:t>0 %</w:t>
             </w:r>
           </w:p>
         </w:tc>

--- a/App J-003_Annex C_Preventive and corrective actions list..docx
+++ b/App J-003_Annex C_Preventive and corrective actions list..docx
@@ -13053,7 +13053,7 @@
                 <w:rFonts w:ascii="Calibri" w:hAnsi="Calibri"/>
                 <w:sz w:val="20"/>
               </w:rPr>
-              <w:t>0 %</w:t>
+              <w:t>0.00%</w:t>
             </w:r>
           </w:p>
         </w:tc>
@@ -13101,7 +13101,7 @@
                 <w:rFonts w:ascii="Calibri" w:hAnsi="Calibri"/>
                 <w:sz w:val="20"/>
               </w:rPr>
-              <w:t>0.00 %</w:t>
+              <w:t>0.00%</w:t>
             </w:r>
           </w:p>
         </w:tc>
@@ -13225,7 +13225,7 @@
                 <w:rFonts w:ascii="Calibri" w:hAnsi="Calibri"/>
                 <w:sz w:val="20"/>
               </w:rPr>
-              <w:t>0 %</w:t>
+              <w:t>0.00%</w:t>
             </w:r>
           </w:p>
         </w:tc>
@@ -13273,7 +13273,7 @@
                 <w:rFonts w:ascii="Calibri" w:hAnsi="Calibri"/>
                 <w:sz w:val="20"/>
               </w:rPr>
-              <w:t>0 %</w:t>
+              <w:t>0.00%</w:t>
             </w:r>
           </w:p>
         </w:tc>
@@ -13389,7 +13389,7 @@
                 <w:rFonts w:ascii="Calibri" w:hAnsi="Calibri"/>
                 <w:sz w:val="20"/>
               </w:rPr>
-              <w:t>0 %</w:t>
+              <w:t>0.00%</w:t>
             </w:r>
           </w:p>
         </w:tc>
@@ -13437,7 +13437,7 @@
                 <w:rFonts w:ascii="Calibri" w:hAnsi="Calibri"/>
                 <w:sz w:val="20"/>
               </w:rPr>
-              <w:t>0 %</w:t>
+              <w:t>0.00%</w:t>
             </w:r>
           </w:p>
         </w:tc>
@@ -13553,7 +13553,7 @@
                 <w:rFonts w:ascii="Calibri" w:hAnsi="Calibri"/>
                 <w:sz w:val="20"/>
               </w:rPr>
-              <w:t>0 %</w:t>
+              <w:t>0.00%</w:t>
             </w:r>
           </w:p>
         </w:tc>
@@ -13601,7 +13601,7 @@
                 <w:rFonts w:ascii="Calibri" w:hAnsi="Calibri"/>
                 <w:sz w:val="20"/>
               </w:rPr>
-              <w:t>0 %</w:t>
+              <w:t>0.00%</w:t>
             </w:r>
           </w:p>
         </w:tc>
@@ -13800,7 +13800,7 @@
                 <w:rFonts w:ascii="Calibri" w:hAnsi="Calibri"/>
                 <w:sz w:val="20"/>
               </w:rPr>
-              <w:t>0 %</w:t>
+              <w:t>0.00%</w:t>
             </w:r>
           </w:p>
         </w:tc>
@@ -13848,7 +13848,7 @@
                 <w:rFonts w:ascii="Calibri" w:hAnsi="Calibri"/>
                 <w:sz w:val="20"/>
               </w:rPr>
-              <w:t>0.00 %</w:t>
+              <w:t>0.00%</w:t>
             </w:r>
           </w:p>
         </w:tc>
@@ -13972,7 +13972,7 @@
                 <w:rFonts w:ascii="Calibri" w:hAnsi="Calibri"/>
                 <w:sz w:val="20"/>
               </w:rPr>
-              <w:t>0 %</w:t>
+              <w:t>0.00%</w:t>
             </w:r>
           </w:p>
         </w:tc>
@@ -14020,7 +14020,7 @@
                 <w:rFonts w:ascii="Calibri" w:hAnsi="Calibri"/>
                 <w:sz w:val="20"/>
               </w:rPr>
-              <w:t>0 %</w:t>
+              <w:t>0.00%</w:t>
             </w:r>
           </w:p>
         </w:tc>
@@ -14139,7 +14139,7 @@
                 <w:rFonts w:ascii="Calibri" w:hAnsi="Calibri"/>
                 <w:sz w:val="20"/>
               </w:rPr>
-              <w:t>0 %</w:t>
+              <w:t>0.00%</w:t>
             </w:r>
           </w:p>
         </w:tc>
@@ -14187,7 +14187,7 @@
                 <w:rFonts w:ascii="Calibri" w:hAnsi="Calibri"/>
                 <w:sz w:val="20"/>
               </w:rPr>
-              <w:t>0 %</w:t>
+              <w:t>0.00%</w:t>
             </w:r>
           </w:p>
         </w:tc>
@@ -14303,7 +14303,7 @@
                 <w:rFonts w:ascii="Calibri" w:hAnsi="Calibri"/>
                 <w:sz w:val="20"/>
               </w:rPr>
-              <w:t>0 %</w:t>
+              <w:t>0.00%</w:t>
             </w:r>
           </w:p>
         </w:tc>
@@ -14351,7 +14351,7 @@
                 <w:rFonts w:ascii="Calibri" w:hAnsi="Calibri"/>
                 <w:sz w:val="20"/>
               </w:rPr>
-              <w:t>0 %</w:t>
+              <w:t>0.00%</w:t>
             </w:r>
           </w:p>
         </w:tc>
@@ -14550,7 +14550,7 @@
                 <w:rFonts w:ascii="Calibri" w:hAnsi="Calibri"/>
                 <w:sz w:val="20"/>
               </w:rPr>
-              <w:t>0 %</w:t>
+              <w:t>0.00%</w:t>
             </w:r>
           </w:p>
         </w:tc>
@@ -14598,7 +14598,7 @@
                 <w:rFonts w:ascii="Calibri" w:hAnsi="Calibri"/>
                 <w:sz w:val="20"/>
               </w:rPr>
-              <w:t>0.00 %</w:t>
+              <w:t>0.00%</w:t>
             </w:r>
           </w:p>
         </w:tc>
@@ -14722,7 +14722,7 @@
                 <w:rFonts w:ascii="Calibri" w:hAnsi="Calibri"/>
                 <w:sz w:val="20"/>
               </w:rPr>
-              <w:t>0 %</w:t>
+              <w:t>0.00%</w:t>
             </w:r>
           </w:p>
         </w:tc>
@@ -14770,7 +14770,7 @@
                 <w:rFonts w:ascii="Calibri" w:hAnsi="Calibri"/>
                 <w:sz w:val="20"/>
               </w:rPr>
-              <w:t>0 %</w:t>
+              <w:t>0.00%</w:t>
             </w:r>
           </w:p>
         </w:tc>
@@ -14886,7 +14886,7 @@
                 <w:rFonts w:ascii="Calibri" w:hAnsi="Calibri"/>
                 <w:sz w:val="20"/>
               </w:rPr>
-              <w:t>0 %</w:t>
+              <w:t>0.00%</w:t>
             </w:r>
           </w:p>
         </w:tc>
@@ -14934,7 +14934,7 @@
                 <w:rFonts w:ascii="Calibri" w:hAnsi="Calibri"/>
                 <w:sz w:val="20"/>
               </w:rPr>
-              <w:t>0 %</w:t>
+              <w:t>0.00%</w:t>
             </w:r>
           </w:p>
         </w:tc>
@@ -15050,7 +15050,7 @@
                 <w:rFonts w:ascii="Calibri" w:hAnsi="Calibri"/>
                 <w:sz w:val="20"/>
               </w:rPr>
-              <w:t>0 %</w:t>
+              <w:t>0.00%</w:t>
             </w:r>
           </w:p>
         </w:tc>
@@ -15098,7 +15098,7 @@
                 <w:rFonts w:ascii="Calibri" w:hAnsi="Calibri"/>
                 <w:sz w:val="20"/>
               </w:rPr>
-              <w:t>0 %</w:t>
+              <w:t>0.00%</w:t>
             </w:r>
           </w:p>
         </w:tc>
@@ -15297,7 +15297,7 @@
                 <w:rFonts w:ascii="Calibri" w:hAnsi="Calibri"/>
                 <w:sz w:val="20"/>
               </w:rPr>
-              <w:t>0 %</w:t>
+              <w:t>0.00%</w:t>
             </w:r>
           </w:p>
         </w:tc>
@@ -15345,7 +15345,7 @@
                 <w:rFonts w:ascii="Calibri" w:hAnsi="Calibri"/>
                 <w:sz w:val="20"/>
               </w:rPr>
-              <w:t>0.01 %</w:t>
+              <w:t>0.01%</w:t>
             </w:r>
           </w:p>
         </w:tc>
@@ -15469,7 +15469,7 @@
                 <w:rFonts w:ascii="Calibri" w:hAnsi="Calibri"/>
                 <w:sz w:val="20"/>
               </w:rPr>
-              <w:t>0 %</w:t>
+              <w:t>0.00%</w:t>
             </w:r>
           </w:p>
         </w:tc>
@@ -15517,7 +15517,7 @@
                 <w:rFonts w:ascii="Calibri" w:hAnsi="Calibri"/>
                 <w:sz w:val="20"/>
               </w:rPr>
-              <w:t>0 %</w:t>
+              <w:t>0.00%</w:t>
             </w:r>
           </w:p>
         </w:tc>
@@ -15633,7 +15633,7 @@
                 <w:rFonts w:ascii="Calibri" w:hAnsi="Calibri"/>
                 <w:sz w:val="20"/>
               </w:rPr>
-              <w:t>0 %</w:t>
+              <w:t>0.00%</w:t>
             </w:r>
           </w:p>
         </w:tc>
@@ -15681,7 +15681,7 @@
                 <w:rFonts w:ascii="Calibri" w:hAnsi="Calibri"/>
                 <w:sz w:val="20"/>
               </w:rPr>
-              <w:t>0 %</w:t>
+              <w:t>0.00%</w:t>
             </w:r>
           </w:p>
         </w:tc>
@@ -15898,7 +15898,7 @@
                 <w:rFonts w:ascii="Calibri" w:hAnsi="Calibri"/>
                 <w:sz w:val="20"/>
               </w:rPr>
-              <w:t>0 %</w:t>
+              <w:t>0.00%</w:t>
             </w:r>
           </w:p>
         </w:tc>
@@ -15946,7 +15946,7 @@
                 <w:rFonts w:ascii="Calibri" w:hAnsi="Calibri"/>
                 <w:sz w:val="20"/>
               </w:rPr>
-              <w:t>0.06 %</w:t>
+              <w:t>0.06%</w:t>
             </w:r>
           </w:p>
         </w:tc>
@@ -16070,7 +16070,7 @@
                 <w:rFonts w:ascii="Calibri" w:hAnsi="Calibri"/>
                 <w:sz w:val="20"/>
               </w:rPr>
-              <w:t>0 %</w:t>
+              <w:t>0.00%</w:t>
             </w:r>
           </w:p>
         </w:tc>
@@ -16118,7 +16118,7 @@
                 <w:rFonts w:ascii="Calibri" w:hAnsi="Calibri"/>
                 <w:sz w:val="20"/>
               </w:rPr>
-              <w:t>0 %</w:t>
+              <w:t>0.00%</w:t>
             </w:r>
           </w:p>
         </w:tc>
@@ -16234,7 +16234,7 @@
                 <w:rFonts w:ascii="Calibri" w:hAnsi="Calibri"/>
                 <w:sz w:val="20"/>
               </w:rPr>
-              <w:t>0 %</w:t>
+              <w:t>0.00%</w:t>
             </w:r>
           </w:p>
         </w:tc>
@@ -16282,7 +16282,7 @@
                 <w:rFonts w:ascii="Calibri" w:hAnsi="Calibri"/>
                 <w:sz w:val="20"/>
               </w:rPr>
-              <w:t>0 %</w:t>
+              <w:t>0.00%</w:t>
             </w:r>
           </w:p>
         </w:tc>
@@ -16498,7 +16498,7 @@
                 <w:rFonts w:ascii="Calibri" w:hAnsi="Calibri"/>
                 <w:sz w:val="20"/>
               </w:rPr>
-              <w:t>0 %</w:t>
+              <w:t>0.00%</w:t>
             </w:r>
           </w:p>
         </w:tc>
@@ -16546,7 +16546,7 @@
                 <w:rFonts w:ascii="Calibri" w:hAnsi="Calibri"/>
                 <w:sz w:val="20"/>
               </w:rPr>
-              <w:t>0.06 %</w:t>
+              <w:t>0.06%</w:t>
             </w:r>
           </w:p>
         </w:tc>
@@ -16670,7 +16670,7 @@
                 <w:rFonts w:ascii="Calibri" w:hAnsi="Calibri"/>
                 <w:sz w:val="20"/>
               </w:rPr>
-              <w:t>0 %</w:t>
+              <w:t>0.00%</w:t>
             </w:r>
           </w:p>
         </w:tc>
@@ -16718,7 +16718,7 @@
                 <w:rFonts w:ascii="Calibri" w:hAnsi="Calibri"/>
                 <w:sz w:val="20"/>
               </w:rPr>
-              <w:t>0 %</w:t>
+              <w:t>0.00%</w:t>
             </w:r>
           </w:p>
         </w:tc>
@@ -16834,7 +16834,7 @@
                 <w:rFonts w:ascii="Calibri" w:hAnsi="Calibri"/>
                 <w:sz w:val="20"/>
               </w:rPr>
-              <w:t>0 %</w:t>
+              <w:t>0.00%</w:t>
             </w:r>
           </w:p>
         </w:tc>
@@ -16882,7 +16882,7 @@
                 <w:rFonts w:ascii="Calibri" w:hAnsi="Calibri"/>
                 <w:sz w:val="20"/>
               </w:rPr>
-              <w:t>0 %</w:t>
+              <w:t>0.00%</w:t>
             </w:r>
           </w:p>
         </w:tc>
@@ -17070,7 +17070,7 @@
                 <w:rFonts w:ascii="Calibri" w:hAnsi="Calibri"/>
                 <w:sz w:val="20"/>
               </w:rPr>
-              <w:t>0 %</w:t>
+              <w:t>0.00%</w:t>
             </w:r>
           </w:p>
         </w:tc>
@@ -17118,7 +17118,7 @@
                 <w:rFonts w:ascii="Calibri" w:hAnsi="Calibri"/>
                 <w:sz w:val="20"/>
               </w:rPr>
-              <w:t>0 %</w:t>
+              <w:t>0.00%</w:t>
             </w:r>
           </w:p>
         </w:tc>
@@ -17242,7 +17242,7 @@
                 <w:rFonts w:ascii="Calibri" w:hAnsi="Calibri"/>
                 <w:sz w:val="20"/>
               </w:rPr>
-              <w:t>0 %</w:t>
+              <w:t>0.00%</w:t>
             </w:r>
           </w:p>
         </w:tc>
@@ -17290,7 +17290,7 @@
                 <w:rFonts w:ascii="Calibri" w:hAnsi="Calibri"/>
                 <w:sz w:val="20"/>
               </w:rPr>
-              <w:t>0 %</w:t>
+              <w:t>0.00%</w:t>
             </w:r>
           </w:p>
         </w:tc>
@@ -17406,7 +17406,7 @@
                 <w:rFonts w:ascii="Calibri" w:hAnsi="Calibri"/>
                 <w:sz w:val="20"/>
               </w:rPr>
-              <w:t>0 %</w:t>
+              <w:t>0.00%</w:t>
             </w:r>
           </w:p>
         </w:tc>
@@ -17454,7 +17454,7 @@
                 <w:rFonts w:ascii="Calibri" w:hAnsi="Calibri"/>
                 <w:sz w:val="20"/>
               </w:rPr>
-              <w:t>0 %</w:t>
+              <w:t>0.00%</w:t>
             </w:r>
           </w:p>
         </w:tc>
@@ -17642,7 +17642,7 @@
                 <w:rFonts w:ascii="Calibri" w:hAnsi="Calibri"/>
                 <w:sz w:val="20"/>
               </w:rPr>
-              <w:t>0 %</w:t>
+              <w:t>0.00%</w:t>
             </w:r>
           </w:p>
         </w:tc>
@@ -17690,7 +17690,7 @@
                 <w:rFonts w:ascii="Calibri" w:hAnsi="Calibri"/>
                 <w:sz w:val="20"/>
               </w:rPr>
-              <w:t>6.25 %</w:t>
+              <w:t>6.25%</w:t>
             </w:r>
           </w:p>
         </w:tc>
@@ -17814,7 +17814,7 @@
                 <w:rFonts w:ascii="Calibri" w:hAnsi="Calibri"/>
                 <w:sz w:val="20"/>
               </w:rPr>
-              <w:t>0 %</w:t>
+              <w:t>0.00%</w:t>
             </w:r>
           </w:p>
         </w:tc>
@@ -17862,7 +17862,7 @@
                 <w:rFonts w:ascii="Calibri" w:hAnsi="Calibri"/>
                 <w:sz w:val="20"/>
               </w:rPr>
-              <w:t>0 %</w:t>
+              <w:t>0.00%</w:t>
             </w:r>
           </w:p>
         </w:tc>
@@ -17978,7 +17978,7 @@
                 <w:rFonts w:ascii="Calibri" w:hAnsi="Calibri"/>
                 <w:sz w:val="20"/>
               </w:rPr>
-              <w:t>0 %</w:t>
+              <w:t>0.00%</w:t>
             </w:r>
           </w:p>
         </w:tc>
@@ -18026,7 +18026,7 @@
                 <w:rFonts w:ascii="Calibri" w:hAnsi="Calibri"/>
                 <w:sz w:val="20"/>
               </w:rPr>
-              <w:t>0 %</w:t>
+              <w:t>0.00%</w:t>
             </w:r>
           </w:p>
         </w:tc>
@@ -18230,7 +18230,7 @@
                 <w:rFonts w:ascii="Calibri" w:hAnsi="Calibri"/>
                 <w:sz w:val="20"/>
               </w:rPr>
-              <w:t>0 %</w:t>
+              <w:t>0.00%</w:t>
             </w:r>
           </w:p>
         </w:tc>
@@ -18278,7 +18278,7 @@
                 <w:rFonts w:ascii="Calibri" w:hAnsi="Calibri"/>
                 <w:sz w:val="20"/>
               </w:rPr>
-              <w:t>6.25 %</w:t>
+              <w:t>6.25%</w:t>
             </w:r>
           </w:p>
         </w:tc>
@@ -18402,7 +18402,7 @@
                 <w:rFonts w:ascii="Calibri" w:hAnsi="Calibri"/>
                 <w:sz w:val="20"/>
               </w:rPr>
-              <w:t>0 %</w:t>
+              <w:t>0.00%</w:t>
             </w:r>
           </w:p>
         </w:tc>
@@ -18450,7 +18450,7 @@
                 <w:rFonts w:ascii="Calibri" w:hAnsi="Calibri"/>
                 <w:sz w:val="20"/>
               </w:rPr>
-              <w:t>0 %</w:t>
+              <w:t>0.00%</w:t>
             </w:r>
           </w:p>
         </w:tc>
@@ -18566,7 +18566,7 @@
                 <w:rFonts w:ascii="Calibri" w:hAnsi="Calibri"/>
                 <w:sz w:val="20"/>
               </w:rPr>
-              <w:t>0 %</w:t>
+              <w:t>0.00%</w:t>
             </w:r>
           </w:p>
         </w:tc>
@@ -18614,7 +18614,7 @@
                 <w:rFonts w:ascii="Calibri" w:hAnsi="Calibri"/>
                 <w:sz w:val="20"/>
               </w:rPr>
-              <w:t>0 %</w:t>
+              <w:t>0.00%</w:t>
             </w:r>
           </w:p>
         </w:tc>
@@ -18834,7 +18834,7 @@
                 <w:rFonts w:ascii="Calibri" w:hAnsi="Calibri"/>
                 <w:sz w:val="20"/>
               </w:rPr>
-              <w:t>0 %</w:t>
+              <w:t>0.00%</w:t>
             </w:r>
           </w:p>
         </w:tc>
@@ -18882,7 +18882,7 @@
                 <w:rFonts w:ascii="Calibri" w:hAnsi="Calibri"/>
                 <w:sz w:val="20"/>
               </w:rPr>
-              <w:t>0.00 %</w:t>
+              <w:t>0.00%</w:t>
             </w:r>
           </w:p>
         </w:tc>
@@ -19006,7 +19006,7 @@
                 <w:rFonts w:ascii="Calibri" w:hAnsi="Calibri"/>
                 <w:sz w:val="20"/>
               </w:rPr>
-              <w:t>0 %</w:t>
+              <w:t>0.00%</w:t>
             </w:r>
           </w:p>
         </w:tc>
@@ -19054,7 +19054,7 @@
                 <w:rFonts w:ascii="Calibri" w:hAnsi="Calibri"/>
                 <w:sz w:val="20"/>
               </w:rPr>
-              <w:t>0 %</w:t>
+              <w:t>0.00%</w:t>
             </w:r>
           </w:p>
         </w:tc>
@@ -19170,7 +19170,7 @@
                 <w:rFonts w:ascii="Calibri" w:hAnsi="Calibri"/>
                 <w:sz w:val="20"/>
               </w:rPr>
-              <w:t>0 %</w:t>
+              <w:t>0.00%</w:t>
             </w:r>
           </w:p>
         </w:tc>
@@ -19218,7 +19218,7 @@
                 <w:rFonts w:ascii="Calibri" w:hAnsi="Calibri"/>
                 <w:sz w:val="20"/>
               </w:rPr>
-              <w:t>0 %</w:t>
+              <w:t>0.00%</w:t>
             </w:r>
           </w:p>
         </w:tc>
@@ -19414,7 +19414,7 @@
                 <w:rFonts w:ascii="Calibri" w:hAnsi="Calibri"/>
                 <w:sz w:val="20"/>
               </w:rPr>
-              <w:t>0 %</w:t>
+              <w:t>0.00%</w:t>
             </w:r>
           </w:p>
         </w:tc>
@@ -19462,7 +19462,7 @@
                 <w:rFonts w:ascii="Calibri" w:hAnsi="Calibri"/>
                 <w:sz w:val="20"/>
               </w:rPr>
-              <w:t>0.00 %</w:t>
+              <w:t>0.00%</w:t>
             </w:r>
           </w:p>
         </w:tc>
@@ -19586,7 +19586,7 @@
                 <w:rFonts w:ascii="Calibri" w:hAnsi="Calibri"/>
                 <w:sz w:val="20"/>
               </w:rPr>
-              <w:t>0 %</w:t>
+              <w:t>0.00%</w:t>
             </w:r>
           </w:p>
         </w:tc>
@@ -19634,7 +19634,7 @@
                 <w:rFonts w:ascii="Calibri" w:hAnsi="Calibri"/>
                 <w:sz w:val="20"/>
               </w:rPr>
-              <w:t>0 %</w:t>
+              <w:t>0.00%</w:t>
             </w:r>
           </w:p>
         </w:tc>
@@ -19750,7 +19750,7 @@
                 <w:rFonts w:ascii="Calibri" w:hAnsi="Calibri"/>
                 <w:sz w:val="20"/>
               </w:rPr>
-              <w:t>0 %</w:t>
+              <w:t>0.00%</w:t>
             </w:r>
           </w:p>
         </w:tc>
@@ -19798,7 +19798,7 @@
                 <w:rFonts w:ascii="Calibri" w:hAnsi="Calibri"/>
                 <w:sz w:val="20"/>
               </w:rPr>
-              <w:t>0 %</w:t>
+              <w:t>0.00%</w:t>
             </w:r>
           </w:p>
         </w:tc>
@@ -20012,7 +20012,7 @@
                 <w:rFonts w:ascii="Calibri" w:hAnsi="Calibri"/>
                 <w:sz w:val="20"/>
               </w:rPr>
-              <w:t>0 %</w:t>
+              <w:t>0.00%</w:t>
             </w:r>
           </w:p>
         </w:tc>
@@ -20060,7 +20060,7 @@
                 <w:rFonts w:ascii="Calibri" w:hAnsi="Calibri"/>
                 <w:sz w:val="20"/>
               </w:rPr>
-              <w:t>0.11 %</w:t>
+              <w:t>0.11%</w:t>
             </w:r>
           </w:p>
         </w:tc>
@@ -20184,7 +20184,7 @@
                 <w:rFonts w:ascii="Calibri" w:hAnsi="Calibri"/>
                 <w:sz w:val="20"/>
               </w:rPr>
-              <w:t>0 %</w:t>
+              <w:t>0.00%</w:t>
             </w:r>
           </w:p>
         </w:tc>
@@ -20232,7 +20232,7 @@
                 <w:rFonts w:ascii="Calibri" w:hAnsi="Calibri"/>
                 <w:sz w:val="20"/>
               </w:rPr>
-              <w:t>0 %</w:t>
+              <w:t>0.00%</w:t>
             </w:r>
           </w:p>
         </w:tc>
@@ -20348,7 +20348,7 @@
                 <w:rFonts w:ascii="Calibri" w:hAnsi="Calibri"/>
                 <w:sz w:val="20"/>
               </w:rPr>
-              <w:t>0 %</w:t>
+              <w:t>0.00%</w:t>
             </w:r>
           </w:p>
         </w:tc>
@@ -20396,7 +20396,7 @@
                 <w:rFonts w:ascii="Calibri" w:hAnsi="Calibri"/>
                 <w:sz w:val="20"/>
               </w:rPr>
-              <w:t>0 %</w:t>
+              <w:t>0.00%</w:t>
             </w:r>
           </w:p>
         </w:tc>
@@ -20608,7 +20608,7 @@
                 <w:rFonts w:ascii="Calibri" w:hAnsi="Calibri"/>
                 <w:sz w:val="20"/>
               </w:rPr>
-              <w:t>0 %</w:t>
+              <w:t>0.00%</w:t>
             </w:r>
           </w:p>
         </w:tc>
@@ -20656,7 +20656,7 @@
                 <w:rFonts w:ascii="Calibri" w:hAnsi="Calibri"/>
                 <w:sz w:val="20"/>
               </w:rPr>
-              <w:t>0.01 %</w:t>
+              <w:t>0.01%</w:t>
             </w:r>
           </w:p>
         </w:tc>
@@ -20780,7 +20780,7 @@
                 <w:rFonts w:ascii="Calibri" w:hAnsi="Calibri"/>
                 <w:sz w:val="20"/>
               </w:rPr>
-              <w:t>0 %</w:t>
+              <w:t>0.00%</w:t>
             </w:r>
           </w:p>
         </w:tc>
@@ -20828,7 +20828,7 @@
                 <w:rFonts w:ascii="Calibri" w:hAnsi="Calibri"/>
                 <w:sz w:val="20"/>
               </w:rPr>
-              <w:t>0 %</w:t>
+              <w:t>0.00%</w:t>
             </w:r>
           </w:p>
         </w:tc>
@@ -20944,7 +20944,7 @@
                 <w:rFonts w:ascii="Calibri" w:hAnsi="Calibri"/>
                 <w:sz w:val="20"/>
               </w:rPr>
-              <w:t>0 %</w:t>
+              <w:t>0.00%</w:t>
             </w:r>
           </w:p>
         </w:tc>
@@ -20992,7 +20992,7 @@
                 <w:rFonts w:ascii="Calibri" w:hAnsi="Calibri"/>
                 <w:sz w:val="20"/>
               </w:rPr>
-              <w:t>0 %</w:t>
+              <w:t>0.00%</w:t>
             </w:r>
           </w:p>
         </w:tc>
@@ -21204,7 +21204,7 @@
                 <w:rFonts w:ascii="Calibri" w:hAnsi="Calibri"/>
                 <w:sz w:val="20"/>
               </w:rPr>
-              <w:t>0 %</w:t>
+              <w:t>0.00%</w:t>
             </w:r>
           </w:p>
         </w:tc>
@@ -21252,7 +21252,7 @@
                 <w:rFonts w:ascii="Calibri" w:hAnsi="Calibri"/>
                 <w:sz w:val="20"/>
               </w:rPr>
-              <w:t>1.92 %</w:t>
+              <w:t>1.92%</w:t>
             </w:r>
           </w:p>
         </w:tc>
@@ -21376,7 +21376,7 @@
                 <w:rFonts w:ascii="Calibri" w:hAnsi="Calibri"/>
                 <w:sz w:val="20"/>
               </w:rPr>
-              <w:t>0 %</w:t>
+              <w:t>0.00%</w:t>
             </w:r>
           </w:p>
         </w:tc>
@@ -21424,7 +21424,7 @@
                 <w:rFonts w:ascii="Calibri" w:hAnsi="Calibri"/>
                 <w:sz w:val="20"/>
               </w:rPr>
-              <w:t>0 %</w:t>
+              <w:t>0.00%</w:t>
             </w:r>
           </w:p>
         </w:tc>
@@ -21621,7 +21621,7 @@
                 <w:rFonts w:ascii="Calibri" w:hAnsi="Calibri"/>
                 <w:sz w:val="20"/>
               </w:rPr>
-              <w:t>0 %</w:t>
+              <w:t>0.00%</w:t>
             </w:r>
           </w:p>
         </w:tc>
@@ -21669,7 +21669,7 @@
                 <w:rFonts w:ascii="Calibri" w:hAnsi="Calibri"/>
                 <w:sz w:val="20"/>
               </w:rPr>
-              <w:t>12.50 %</w:t>
+              <w:t>12.50%</w:t>
             </w:r>
           </w:p>
         </w:tc>
@@ -21794,7 +21794,7 @@
                 <w:rFonts w:ascii="Calibri" w:hAnsi="Calibri"/>
                 <w:sz w:val="20"/>
               </w:rPr>
-              <w:t>0 %</w:t>
+              <w:t>0.00%</w:t>
             </w:r>
           </w:p>
         </w:tc>
@@ -21842,7 +21842,7 @@
                 <w:rFonts w:ascii="Calibri" w:hAnsi="Calibri"/>
                 <w:sz w:val="20"/>
               </w:rPr>
-              <w:t>0 %</w:t>
+              <w:t>0.00%</w:t>
             </w:r>
           </w:p>
         </w:tc>
@@ -22055,7 +22055,7 @@
                 <w:rFonts w:ascii="Calibri" w:hAnsi="Calibri"/>
                 <w:sz w:val="20"/>
               </w:rPr>
-              <w:t>0 %</w:t>
+              <w:t>0.00%</w:t>
             </w:r>
           </w:p>
         </w:tc>
@@ -22103,7 +22103,7 @@
                 <w:rFonts w:ascii="Calibri" w:hAnsi="Calibri"/>
                 <w:sz w:val="20"/>
               </w:rPr>
-              <w:t>0.02 %</w:t>
+              <w:t>0.02%</w:t>
             </w:r>
           </w:p>
         </w:tc>
@@ -22228,7 +22228,7 @@
                 <w:rFonts w:ascii="Calibri" w:hAnsi="Calibri"/>
                 <w:sz w:val="20"/>
               </w:rPr>
-              <w:t>0 %</w:t>
+              <w:t>0.00%</w:t>
             </w:r>
           </w:p>
         </w:tc>
@@ -22276,7 +22276,7 @@
                 <w:rFonts w:ascii="Calibri" w:hAnsi="Calibri"/>
                 <w:sz w:val="20"/>
               </w:rPr>
-              <w:t>0 %</w:t>
+              <w:t>0.00%</w:t>
             </w:r>
           </w:p>
         </w:tc>
@@ -22489,7 +22489,7 @@
                 <w:rFonts w:ascii="Calibri" w:hAnsi="Calibri"/>
                 <w:sz w:val="20"/>
               </w:rPr>
-              <w:t>0.07 %</w:t>
+              <w:t>0.07%</w:t>
             </w:r>
           </w:p>
         </w:tc>
@@ -22537,7 +22537,7 @@
                 <w:rFonts w:ascii="Calibri" w:hAnsi="Calibri"/>
                 <w:sz w:val="20"/>
               </w:rPr>
-              <w:t>0.06 %</w:t>
+              <w:t>0.06%</w:t>
             </w:r>
           </w:p>
         </w:tc>
@@ -22662,7 +22662,7 @@
                 <w:rFonts w:ascii="Calibri" w:hAnsi="Calibri"/>
                 <w:sz w:val="20"/>
               </w:rPr>
-              <w:t>0 %</w:t>
+              <w:t>0.00%</w:t>
             </w:r>
           </w:p>
         </w:tc>
@@ -22710,7 +22710,7 @@
                 <w:rFonts w:ascii="Calibri" w:hAnsi="Calibri"/>
                 <w:sz w:val="20"/>
               </w:rPr>
-              <w:t>0 %</w:t>
+              <w:t>0.00%</w:t>
             </w:r>
           </w:p>
         </w:tc>
@@ -22925,7 +22925,7 @@
                 <w:rFonts w:ascii="Calibri" w:hAnsi="Calibri"/>
                 <w:sz w:val="20"/>
               </w:rPr>
-              <w:t>0 %</w:t>
+              <w:t>0.00%</w:t>
             </w:r>
           </w:p>
         </w:tc>
@@ -22973,7 +22973,7 @@
                 <w:rFonts w:ascii="Calibri" w:hAnsi="Calibri"/>
                 <w:sz w:val="20"/>
               </w:rPr>
-              <w:t>0.11 %</w:t>
+              <w:t>0.11%</w:t>
             </w:r>
           </w:p>
         </w:tc>
@@ -23097,7 +23097,7 @@
                 <w:rFonts w:ascii="Calibri" w:hAnsi="Calibri"/>
                 <w:sz w:val="20"/>
               </w:rPr>
-              <w:t>0 %</w:t>
+              <w:t>0.00%</w:t>
             </w:r>
           </w:p>
         </w:tc>
@@ -23145,7 +23145,7 @@
                 <w:rFonts w:ascii="Calibri" w:hAnsi="Calibri"/>
                 <w:sz w:val="20"/>
               </w:rPr>
-              <w:t>0 %</w:t>
+              <w:t>0.00%</w:t>
             </w:r>
           </w:p>
         </w:tc>
@@ -23334,7 +23334,7 @@
                 <w:rFonts w:ascii="Calibri" w:hAnsi="Calibri"/>
                 <w:sz w:val="20"/>
               </w:rPr>
-              <w:t>0 %</w:t>
+              <w:t>0.00%</w:t>
             </w:r>
           </w:p>
         </w:tc>
@@ -23382,7 +23382,7 @@
                 <w:rFonts w:ascii="Calibri" w:hAnsi="Calibri"/>
                 <w:sz w:val="20"/>
               </w:rPr>
-              <w:t>0.03 %</w:t>
+              <w:t>0.03%</w:t>
             </w:r>
           </w:p>
         </w:tc>
@@ -23507,7 +23507,7 @@
                 <w:rFonts w:ascii="Calibri" w:hAnsi="Calibri"/>
                 <w:sz w:val="20"/>
               </w:rPr>
-              <w:t>0 %</w:t>
+              <w:t>0.00%</w:t>
             </w:r>
           </w:p>
         </w:tc>
@@ -23555,7 +23555,7 @@
                 <w:rFonts w:ascii="Calibri" w:hAnsi="Calibri"/>
                 <w:sz w:val="20"/>
               </w:rPr>
-              <w:t>0 %</w:t>
+              <w:t>0.00%</w:t>
             </w:r>
           </w:p>
         </w:tc>
@@ -23766,7 +23766,7 @@
                 <w:rFonts w:ascii="Calibri" w:hAnsi="Calibri"/>
                 <w:sz w:val="20"/>
               </w:rPr>
-              <w:t>0 %</w:t>
+              <w:t>0.00%</w:t>
             </w:r>
           </w:p>
         </w:tc>
@@ -23814,7 +23814,7 @@
                 <w:rFonts w:ascii="Calibri" w:hAnsi="Calibri"/>
                 <w:sz w:val="20"/>
               </w:rPr>
-              <w:t>0.01 %</w:t>
+              <w:t>0.01%</w:t>
             </w:r>
           </w:p>
         </w:tc>

--- a/App J-003_Annex C_Preventive and corrective actions list..docx
+++ b/App J-003_Annex C_Preventive and corrective actions list..docx
@@ -13101,7 +13101,7 @@
                 <w:rFonts w:ascii="Calibri" w:hAnsi="Calibri"/>
                 <w:sz w:val="20"/>
               </w:rPr>
-              <w:t>0.00%</w:t>
+              <w:t>&lt; 0.01%</w:t>
             </w:r>
           </w:p>
         </w:tc>
@@ -13848,7 +13848,7 @@
                 <w:rFonts w:ascii="Calibri" w:hAnsi="Calibri"/>
                 <w:sz w:val="20"/>
               </w:rPr>
-              <w:t>0.00%</w:t>
+              <w:t>&lt; 0.01%</w:t>
             </w:r>
           </w:p>
         </w:tc>
@@ -14598,7 +14598,7 @@
                 <w:rFonts w:ascii="Calibri" w:hAnsi="Calibri"/>
                 <w:sz w:val="20"/>
               </w:rPr>
-              <w:t>0.00%</w:t>
+              <w:t>&lt; 0.01%</w:t>
             </w:r>
           </w:p>
         </w:tc>
@@ -18882,7 +18882,7 @@
                 <w:rFonts w:ascii="Calibri" w:hAnsi="Calibri"/>
                 <w:sz w:val="20"/>
               </w:rPr>
-              <w:t>0.00%</w:t>
+              <w:t>&lt; 0.01%</w:t>
             </w:r>
           </w:p>
         </w:tc>
@@ -19462,7 +19462,7 @@
                 <w:rFonts w:ascii="Calibri" w:hAnsi="Calibri"/>
                 <w:sz w:val="20"/>
               </w:rPr>
-              <w:t>0.00%</w:t>
+              <w:t>&lt; 0.01%</w:t>
             </w:r>
           </w:p>
         </w:tc>

--- a/App J-003_Annex C_Preventive and corrective actions list..docx
+++ b/App J-003_Annex C_Preventive and corrective actions list..docx
@@ -13646,7 +13646,7 @@
                 <w:sz w:val="24"/>
                 <w:lang w:eastAsia="zh-TW"/>
               </w:rPr>
-              <w:t>471987540RestorationKR</w:t>
+              <w:t>471987540AbutmentVC</w:t>
             </w:r>
           </w:p>
           <w:p>
@@ -13676,7 +13676,7 @@
                 <w:sz w:val="24"/>
                 <w:lang w:eastAsia="zh-TW"/>
               </w:rPr>
-              <w:t>BSMURT000000A</w:t>
+              <w:t>4AA-D19</w:t>
             </w:r>
           </w:p>
         </w:tc>
@@ -13701,7 +13701,7 @@
                 <w:sz w:val="24"/>
                 <w:lang w:eastAsia="zh-TW"/>
               </w:rPr>
-              <w:t>A1202 - Decoupling</w:t>
+              <w:t>A010103 - Inadequacy of Device Shape and/or Size</w:t>
             </w:r>
           </w:p>
         </w:tc>
@@ -13752,7 +13752,7 @@
                 <w:sz w:val="24"/>
                 <w:lang w:eastAsia="zh-TW"/>
               </w:rPr>
-              <w:t xml:space="preserve"> (2021)</w:t>
+              <w:t xml:space="preserve"> (2022)</w:t>
             </w:r>
           </w:p>
         </w:tc>
@@ -13848,7 +13848,7 @@
                 <w:rFonts w:ascii="Calibri" w:hAnsi="Calibri"/>
                 <w:sz w:val="20"/>
               </w:rPr>
-              <w:t>&lt; 0.01%</w:t>
+              <w:t>0.01%</w:t>
             </w:r>
           </w:p>
         </w:tc>
@@ -13879,173 +13879,6 @@
         </w:tc>
       </w:tr>
       <w:tr>
-        <w:tc>
-          <w:tcPr>
-            <w:tcW w:w="2704" w:type="dxa"/>
-            <w:vMerge/>
-          </w:tcPr>
-          <w:p>
-            <w:pPr>
-              <w:spacing w:after="0" w:line="240" w:lineRule="atLeast"/>
-              <w:jc w:val="center"/>
-              <w:rPr>
-                <w:bCs/>
-                <w:sz w:val="24"/>
-                <w:lang w:eastAsia="zh-TW"/>
-              </w:rPr>
-            </w:pPr>
-          </w:p>
-        </w:tc>
-        <w:tc>
-          <w:tcPr>
-            <w:tcW w:w="3391" w:type="dxa"/>
-          </w:tcPr>
-          <w:p>
-            <w:pPr>
-              <w:spacing w:after="0" w:line="240" w:lineRule="atLeast"/>
-              <w:jc w:val="center"/>
-              <w:rPr>
-                <w:bCs/>
-                <w:sz w:val="24"/>
-                <w:lang w:eastAsia="zh-TW"/>
-              </w:rPr>
-            </w:pPr>
-            <w:r>
-              <w:rPr>
-                <w:bCs/>
-                <w:sz w:val="24"/>
-                <w:lang w:eastAsia="zh-TW"/>
-              </w:rPr>
-              <w:t>Year</w:t>
-            </w:r>
-            <w:r>
-              <w:rPr>
-                <w:bCs/>
-                <w:sz w:val="24"/>
-                <w:lang w:eastAsia="zh-TW"/>
-              </w:rPr>
-              <w:t xml:space="preserve"> (2022)</w:t>
-            </w:r>
-          </w:p>
-        </w:tc>
-        <w:tc>
-          <w:tcPr>
-            <w:tcW w:w="993" w:type="dxa"/>
-          </w:tcPr>
-          <w:p>
-            <w:pPr>
-              <w:spacing w:after="0" w:line="276" w:lineRule="auto"/>
-              <w:jc w:val="center"/>
-              <w:rPr>
-                <w:bCs/>
-                <w:sz w:val="24"/>
-                <w:lang w:eastAsia="zh-TW"/>
-              </w:rPr>
-            </w:pPr>
-            <w:r/>
-            <w:r>
-              <w:rPr>
-                <w:rFonts w:ascii="Calibri" w:hAnsi="Calibri"/>
-                <w:sz w:val="20"/>
-              </w:rPr>
-              <w:t>0</w:t>
-            </w:r>
-          </w:p>
-        </w:tc>
-        <w:tc>
-          <w:tcPr>
-            <w:tcW w:w="992" w:type="dxa"/>
-          </w:tcPr>
-          <w:p>
-            <w:pPr>
-              <w:spacing w:after="0" w:line="276" w:lineRule="auto"/>
-              <w:jc w:val="center"/>
-              <w:rPr>
-                <w:bCs/>
-                <w:sz w:val="24"/>
-                <w:lang w:eastAsia="zh-TW"/>
-              </w:rPr>
-            </w:pPr>
-            <w:r/>
-            <w:r>
-              <w:rPr>
-                <w:rFonts w:ascii="Calibri" w:hAnsi="Calibri"/>
-                <w:sz w:val="20"/>
-              </w:rPr>
-              <w:t>0.00%</w:t>
-            </w:r>
-          </w:p>
-        </w:tc>
-        <w:tc>
-          <w:tcPr>
-            <w:tcW w:w="850" w:type="dxa"/>
-          </w:tcPr>
-          <w:p>
-            <w:pPr>
-              <w:spacing w:after="0" w:line="276" w:lineRule="auto"/>
-              <w:jc w:val="center"/>
-              <w:rPr>
-                <w:bCs/>
-                <w:sz w:val="24"/>
-                <w:lang w:eastAsia="zh-TW"/>
-              </w:rPr>
-            </w:pPr>
-            <w:r/>
-            <w:r>
-              <w:rPr>
-                <w:rFonts w:ascii="Calibri" w:hAnsi="Calibri"/>
-                <w:sz w:val="20"/>
-              </w:rPr>
-              <w:t>0</w:t>
-            </w:r>
-          </w:p>
-        </w:tc>
-        <w:tc>
-          <w:tcPr>
-            <w:tcW w:w="993" w:type="dxa"/>
-          </w:tcPr>
-          <w:p>
-            <w:pPr>
-              <w:spacing w:after="0" w:line="276" w:lineRule="auto"/>
-              <w:jc w:val="center"/>
-              <w:rPr>
-                <w:bCs/>
-                <w:sz w:val="24"/>
-                <w:lang w:eastAsia="zh-TW"/>
-              </w:rPr>
-            </w:pPr>
-            <w:r/>
-            <w:r>
-              <w:rPr>
-                <w:rFonts w:ascii="Calibri" w:hAnsi="Calibri"/>
-                <w:sz w:val="20"/>
-              </w:rPr>
-              <w:t>0.00%</w:t>
-            </w:r>
-          </w:p>
-        </w:tc>
-        <w:tc>
-          <w:tcPr>
-            <w:tcW w:w="1843" w:type="dxa"/>
-            <w:vMerge/>
-          </w:tcPr>
-          <w:p>
-            <w:pPr>
-              <w:spacing w:after="0" w:line="240" w:lineRule="atLeast"/>
-              <w:jc w:val="center"/>
-              <w:rPr>
-                <w:bCs/>
-                <w:sz w:val="24"/>
-                <w:lang w:eastAsia="zh-TW"/>
-              </w:rPr>
-            </w:pPr>
-          </w:p>
-        </w:tc>
-      </w:tr>
-      <w:tr>
-        <w:trPr>
-          <w:trHeight w:val="53"/>
-        </w:trPr>
         <w:tc>
           <w:tcPr>
             <w:tcW w:w="2704" w:type="dxa"/>
@@ -14396,7 +14229,25 @@
                 <w:sz w:val="24"/>
                 <w:lang w:eastAsia="zh-TW"/>
               </w:rPr>
-              <w:t>471987540AbutmentVC</w:t>
+              <w:t>471987540Surgical(</w:t>
+            </w:r>
+            <w:proofErr w:type="spellStart"/>
+            <w:r>
+              <w:rPr>
+                <w:bCs/>
+                <w:sz w:val="24"/>
+                <w:lang w:eastAsia="zh-TW"/>
+              </w:rPr>
+              <w:t>IIa</w:t>
+            </w:r>
+            <w:proofErr w:type="spellEnd"/>
+            <w:r>
+              <w:rPr>
+                <w:bCs/>
+                <w:sz w:val="24"/>
+                <w:lang w:eastAsia="zh-TW"/>
+              </w:rPr>
+              <w:t>)FP</w:t>
             </w:r>
           </w:p>
           <w:p>
@@ -14426,7 +14277,7 @@
                 <w:sz w:val="24"/>
                 <w:lang w:eastAsia="zh-TW"/>
               </w:rPr>
-              <w:t>4AA-D17</w:t>
+              <w:t>3AA-N24</w:t>
             </w:r>
           </w:p>
         </w:tc>
@@ -14451,7 +14302,7 @@
                 <w:sz w:val="24"/>
                 <w:lang w:eastAsia="zh-TW"/>
               </w:rPr>
-              <w:t>A020102 - Nonstandard Device</w:t>
+              <w:t>A040101 - Fracture</w:t>
             </w:r>
           </w:p>
         </w:tc>
@@ -14502,7 +14353,7 @@
                 <w:sz w:val="24"/>
                 <w:lang w:eastAsia="zh-TW"/>
               </w:rPr>
-              <w:t xml:space="preserve"> (2021)</w:t>
+              <w:t xml:space="preserve"> (2022)</w:t>
             </w:r>
           </w:p>
         </w:tc>
@@ -14598,7 +14449,7 @@
                 <w:rFonts w:ascii="Calibri" w:hAnsi="Calibri"/>
                 <w:sz w:val="20"/>
               </w:rPr>
-              <w:t>&lt; 0.01%</w:t>
+              <w:t>0.06%</w:t>
             </w:r>
           </w:p>
         </w:tc>
@@ -14674,7 +14525,7 @@
                 <w:sz w:val="24"/>
                 <w:lang w:eastAsia="zh-TW"/>
               </w:rPr>
-              <w:t xml:space="preserve"> (2022)</w:t>
+              <w:t xml:space="preserve"> (2023)</w:t>
             </w:r>
           </w:p>
         </w:tc>
@@ -14838,7 +14689,7 @@
                 <w:sz w:val="24"/>
                 <w:lang w:eastAsia="zh-TW"/>
               </w:rPr>
-              <w:t xml:space="preserve"> (2023)</w:t>
+              <w:t xml:space="preserve"> (2024)</w:t>
             </w:r>
           </w:p>
         </w:tc>
@@ -14960,7 +14811,7 @@
         <w:tc>
           <w:tcPr>
             <w:tcW w:w="2704" w:type="dxa"/>
-            <w:vMerge/>
+            <w:vMerge w:val="restart"/>
           </w:tcPr>
           <w:p>
             <w:pPr>
@@ -14972,12 +14823,33 @@
                 <w:lang w:eastAsia="zh-TW"/>
               </w:rPr>
             </w:pPr>
-          </w:p>
-        </w:tc>
-        <w:tc>
-          <w:tcPr>
-            <w:tcW w:w="3391" w:type="dxa"/>
-          </w:tcPr>
+            <w:r>
+              <w:rPr>
+                <w:bCs/>
+                <w:sz w:val="24"/>
+                <w:lang w:eastAsia="zh-TW"/>
+              </w:rPr>
+              <w:t>471987540Surgical(</w:t>
+            </w:r>
+            <w:proofErr w:type="spellStart"/>
+            <w:r>
+              <w:rPr>
+                <w:bCs/>
+                <w:sz w:val="24"/>
+                <w:lang w:eastAsia="zh-TW"/>
+              </w:rPr>
+              <w:t>IIa</w:t>
+            </w:r>
+            <w:proofErr w:type="spellEnd"/>
+            <w:r>
+              <w:rPr>
+                <w:bCs/>
+                <w:sz w:val="24"/>
+                <w:lang w:eastAsia="zh-TW"/>
+              </w:rPr>
+              <w:t>)FP</w:t>
+            </w:r>
+          </w:p>
           <w:p>
             <w:pPr>
               <w:spacing w:after="0" w:line="240" w:lineRule="atLeast"/>
@@ -14994,174 +14866,6 @@
                 <w:sz w:val="24"/>
                 <w:lang w:eastAsia="zh-TW"/>
               </w:rPr>
-              <w:t>Year</w:t>
-            </w:r>
-            <w:r>
-              <w:rPr>
-                <w:bCs/>
-                <w:sz w:val="24"/>
-                <w:lang w:eastAsia="zh-TW"/>
-              </w:rPr>
-              <w:t xml:space="preserve"> (2024)</w:t>
-            </w:r>
-          </w:p>
-        </w:tc>
-        <w:tc>
-          <w:tcPr>
-            <w:tcW w:w="993" w:type="dxa"/>
-          </w:tcPr>
-          <w:p>
-            <w:pPr>
-              <w:spacing w:after="0" w:line="276" w:lineRule="auto"/>
-              <w:jc w:val="center"/>
-              <w:rPr>
-                <w:bCs/>
-                <w:sz w:val="24"/>
-                <w:lang w:eastAsia="zh-TW"/>
-              </w:rPr>
-            </w:pPr>
-            <w:r/>
-            <w:r>
-              <w:rPr>
-                <w:rFonts w:ascii="Calibri" w:hAnsi="Calibri"/>
-                <w:sz w:val="20"/>
-              </w:rPr>
-              <w:t>0</w:t>
-            </w:r>
-          </w:p>
-        </w:tc>
-        <w:tc>
-          <w:tcPr>
-            <w:tcW w:w="992" w:type="dxa"/>
-          </w:tcPr>
-          <w:p>
-            <w:pPr>
-              <w:spacing w:after="0" w:line="276" w:lineRule="auto"/>
-              <w:jc w:val="center"/>
-              <w:rPr>
-                <w:bCs/>
-                <w:sz w:val="24"/>
-                <w:lang w:eastAsia="zh-TW"/>
-              </w:rPr>
-            </w:pPr>
-            <w:r/>
-            <w:r>
-              <w:rPr>
-                <w:rFonts w:ascii="Calibri" w:hAnsi="Calibri"/>
-                <w:sz w:val="20"/>
-              </w:rPr>
-              <w:t>0.00%</w:t>
-            </w:r>
-          </w:p>
-        </w:tc>
-        <w:tc>
-          <w:tcPr>
-            <w:tcW w:w="850" w:type="dxa"/>
-          </w:tcPr>
-          <w:p>
-            <w:pPr>
-              <w:spacing w:after="0" w:line="276" w:lineRule="auto"/>
-              <w:jc w:val="center"/>
-              <w:rPr>
-                <w:bCs/>
-                <w:sz w:val="24"/>
-                <w:lang w:eastAsia="zh-TW"/>
-              </w:rPr>
-            </w:pPr>
-            <w:r/>
-            <w:r>
-              <w:rPr>
-                <w:rFonts w:ascii="Calibri" w:hAnsi="Calibri"/>
-                <w:sz w:val="20"/>
-              </w:rPr>
-              <w:t>0</w:t>
-            </w:r>
-          </w:p>
-        </w:tc>
-        <w:tc>
-          <w:tcPr>
-            <w:tcW w:w="993" w:type="dxa"/>
-          </w:tcPr>
-          <w:p>
-            <w:pPr>
-              <w:spacing w:after="0" w:line="276" w:lineRule="auto"/>
-              <w:jc w:val="center"/>
-              <w:rPr>
-                <w:bCs/>
-                <w:sz w:val="24"/>
-                <w:lang w:eastAsia="zh-TW"/>
-              </w:rPr>
-            </w:pPr>
-            <w:r/>
-            <w:r>
-              <w:rPr>
-                <w:rFonts w:ascii="Calibri" w:hAnsi="Calibri"/>
-                <w:sz w:val="20"/>
-              </w:rPr>
-              <w:t>0.00%</w:t>
-            </w:r>
-          </w:p>
-        </w:tc>
-        <w:tc>
-          <w:tcPr>
-            <w:tcW w:w="1843" w:type="dxa"/>
-            <w:vMerge/>
-          </w:tcPr>
-          <w:p>
-            <w:pPr>
-              <w:spacing w:after="0" w:line="240" w:lineRule="atLeast"/>
-              <w:jc w:val="center"/>
-              <w:rPr>
-                <w:bCs/>
-                <w:sz w:val="24"/>
-                <w:lang w:eastAsia="zh-TW"/>
-              </w:rPr>
-            </w:pPr>
-          </w:p>
-        </w:tc>
-      </w:tr>
-      <w:tr>
-        <w:tc>
-          <w:tcPr>
-            <w:tcW w:w="2704" w:type="dxa"/>
-            <w:vMerge w:val="restart"/>
-            <w:vAlign w:val="center"/>
-          </w:tcPr>
-          <w:p>
-            <w:pPr>
-              <w:spacing w:after="0" w:line="240" w:lineRule="atLeast"/>
-              <w:jc w:val="center"/>
-              <w:rPr>
-                <w:bCs/>
-                <w:sz w:val="24"/>
-                <w:lang w:eastAsia="zh-TW"/>
-              </w:rPr>
-            </w:pPr>
-            <w:r>
-              <w:rPr>
-                <w:bCs/>
-                <w:sz w:val="24"/>
-                <w:lang w:eastAsia="zh-TW"/>
-              </w:rPr>
-              <w:t>471987540AbutmentVC</w:t>
-            </w:r>
-          </w:p>
-          <w:p>
-            <w:pPr>
-              <w:spacing w:after="0" w:line="240" w:lineRule="atLeast"/>
-              <w:jc w:val="center"/>
-              <w:rPr>
-                <w:bCs/>
-                <w:sz w:val="24"/>
-                <w:lang w:eastAsia="zh-TW"/>
-              </w:rPr>
-            </w:pPr>
-            <w:r>
-              <w:rPr>
-                <w:bCs/>
-                <w:sz w:val="24"/>
-                <w:lang w:eastAsia="zh-TW"/>
-              </w:rPr>
               <w:t>/</w:t>
             </w:r>
             <w:r>
@@ -15173,7 +14877,7 @@
                 <w:sz w:val="24"/>
                 <w:lang w:eastAsia="zh-TW"/>
               </w:rPr>
-              <w:t>4AA-D19</w:t>
+              <w:t>3AA-N06</w:t>
             </w:r>
           </w:p>
         </w:tc>
@@ -15198,7 +14902,7 @@
                 <w:sz w:val="24"/>
                 <w:lang w:eastAsia="zh-TW"/>
               </w:rPr>
-              <w:t>A010103 - Inadequacy of Device Shape and/or Size</w:t>
+              <w:t>A020101 - Dull, Blunt</w:t>
             </w:r>
           </w:p>
         </w:tc>
@@ -15345,1780 +15049,7 @@
                 <w:rFonts w:ascii="Calibri" w:hAnsi="Calibri"/>
                 <w:sz w:val="20"/>
               </w:rPr>
-              <w:t>0.01%</w:t>
-            </w:r>
-          </w:p>
-        </w:tc>
-        <w:tc>
-          <w:tcPr>
-            <w:tcW w:w="1843" w:type="dxa"/>
-            <w:vMerge w:val="restart"/>
-          </w:tcPr>
-          <w:p>
-            <w:pPr>
-              <w:spacing w:after="0" w:line="240" w:lineRule="atLeast"/>
-              <w:jc w:val="center"/>
-              <w:rPr>
-                <w:bCs/>
-                <w:sz w:val="24"/>
-                <w:lang w:eastAsia="zh-TW"/>
-              </w:rPr>
-            </w:pPr>
-            <w:r>
-              <w:rPr>
-                <w:bCs/>
-                <w:sz w:val="24"/>
-                <w:lang w:eastAsia="zh-TW"/>
-              </w:rPr>
-              <w:t>No recurrence</w:t>
-            </w:r>
-          </w:p>
-        </w:tc>
-      </w:tr>
-      <w:tr>
-        <w:tc>
-          <w:tcPr>
-            <w:tcW w:w="2704" w:type="dxa"/>
-            <w:vMerge/>
-          </w:tcPr>
-          <w:p>
-            <w:pPr>
-              <w:spacing w:after="0" w:line="240" w:lineRule="atLeast"/>
-              <w:jc w:val="center"/>
-              <w:rPr>
-                <w:bCs/>
-                <w:sz w:val="24"/>
-                <w:lang w:eastAsia="zh-TW"/>
-              </w:rPr>
-            </w:pPr>
-          </w:p>
-        </w:tc>
-        <w:tc>
-          <w:tcPr>
-            <w:tcW w:w="3391" w:type="dxa"/>
-          </w:tcPr>
-          <w:p>
-            <w:pPr>
-              <w:spacing w:after="0" w:line="240" w:lineRule="atLeast"/>
-              <w:jc w:val="center"/>
-              <w:rPr>
-                <w:bCs/>
-                <w:sz w:val="24"/>
-                <w:lang w:eastAsia="zh-TW"/>
-              </w:rPr>
-            </w:pPr>
-            <w:r>
-              <w:rPr>
-                <w:bCs/>
-                <w:sz w:val="24"/>
-                <w:lang w:eastAsia="zh-TW"/>
-              </w:rPr>
-              <w:t>Year</w:t>
-            </w:r>
-            <w:r>
-              <w:rPr>
-                <w:bCs/>
-                <w:sz w:val="24"/>
-                <w:lang w:eastAsia="zh-TW"/>
-              </w:rPr>
-              <w:t xml:space="preserve"> (2023)</w:t>
-            </w:r>
-          </w:p>
-        </w:tc>
-        <w:tc>
-          <w:tcPr>
-            <w:tcW w:w="993" w:type="dxa"/>
-          </w:tcPr>
-          <w:p>
-            <w:pPr>
-              <w:spacing w:after="0" w:line="276" w:lineRule="auto"/>
-              <w:jc w:val="center"/>
-              <w:rPr>
-                <w:bCs/>
-                <w:sz w:val="24"/>
-                <w:lang w:eastAsia="zh-TW"/>
-              </w:rPr>
-            </w:pPr>
-            <w:r/>
-            <w:r>
-              <w:rPr>
-                <w:rFonts w:ascii="Calibri" w:hAnsi="Calibri"/>
-                <w:sz w:val="20"/>
-              </w:rPr>
-              <w:t>0</w:t>
-            </w:r>
-          </w:p>
-        </w:tc>
-        <w:tc>
-          <w:tcPr>
-            <w:tcW w:w="992" w:type="dxa"/>
-          </w:tcPr>
-          <w:p>
-            <w:pPr>
-              <w:spacing w:after="0" w:line="276" w:lineRule="auto"/>
-              <w:jc w:val="center"/>
-              <w:rPr>
-                <w:bCs/>
-                <w:sz w:val="24"/>
-                <w:lang w:eastAsia="zh-TW"/>
-              </w:rPr>
-            </w:pPr>
-            <w:r/>
-            <w:r>
-              <w:rPr>
-                <w:rFonts w:ascii="Calibri" w:hAnsi="Calibri"/>
-                <w:sz w:val="20"/>
-              </w:rPr>
-              <w:t>0.00%</w:t>
-            </w:r>
-          </w:p>
-        </w:tc>
-        <w:tc>
-          <w:tcPr>
-            <w:tcW w:w="850" w:type="dxa"/>
-          </w:tcPr>
-          <w:p>
-            <w:pPr>
-              <w:spacing w:after="0" w:line="276" w:lineRule="auto"/>
-              <w:jc w:val="center"/>
-              <w:rPr>
-                <w:bCs/>
-                <w:sz w:val="24"/>
-                <w:lang w:eastAsia="zh-TW"/>
-              </w:rPr>
-            </w:pPr>
-            <w:r/>
-            <w:r>
-              <w:rPr>
-                <w:rFonts w:ascii="Calibri" w:hAnsi="Calibri"/>
-                <w:sz w:val="20"/>
-              </w:rPr>
-              <w:t>0</w:t>
-            </w:r>
-          </w:p>
-        </w:tc>
-        <w:tc>
-          <w:tcPr>
-            <w:tcW w:w="993" w:type="dxa"/>
-          </w:tcPr>
-          <w:p>
-            <w:pPr>
-              <w:spacing w:after="0" w:line="276" w:lineRule="auto"/>
-              <w:jc w:val="center"/>
-              <w:rPr>
-                <w:bCs/>
-                <w:sz w:val="24"/>
-                <w:lang w:eastAsia="zh-TW"/>
-              </w:rPr>
-            </w:pPr>
-            <w:r/>
-            <w:r>
-              <w:rPr>
-                <w:rFonts w:ascii="Calibri" w:hAnsi="Calibri"/>
-                <w:sz w:val="20"/>
-              </w:rPr>
-              <w:t>0.00%</w:t>
-            </w:r>
-          </w:p>
-        </w:tc>
-        <w:tc>
-          <w:tcPr>
-            <w:tcW w:w="1843" w:type="dxa"/>
-            <w:vMerge/>
-          </w:tcPr>
-          <w:p>
-            <w:pPr>
-              <w:spacing w:after="0" w:line="240" w:lineRule="atLeast"/>
-              <w:jc w:val="center"/>
-              <w:rPr>
-                <w:bCs/>
-                <w:sz w:val="24"/>
-                <w:lang w:eastAsia="zh-TW"/>
-              </w:rPr>
-            </w:pPr>
-          </w:p>
-        </w:tc>
-      </w:tr>
-      <w:tr>
-        <w:tc>
-          <w:tcPr>
-            <w:tcW w:w="2704" w:type="dxa"/>
-            <w:vMerge/>
-          </w:tcPr>
-          <w:p>
-            <w:pPr>
-              <w:spacing w:after="0" w:line="240" w:lineRule="atLeast"/>
-              <w:jc w:val="center"/>
-              <w:rPr>
-                <w:bCs/>
-                <w:sz w:val="24"/>
-                <w:lang w:eastAsia="zh-TW"/>
-              </w:rPr>
-            </w:pPr>
-          </w:p>
-        </w:tc>
-        <w:tc>
-          <w:tcPr>
-            <w:tcW w:w="3391" w:type="dxa"/>
-          </w:tcPr>
-          <w:p>
-            <w:pPr>
-              <w:spacing w:after="0" w:line="240" w:lineRule="atLeast"/>
-              <w:jc w:val="center"/>
-              <w:rPr>
-                <w:bCs/>
-                <w:sz w:val="24"/>
-                <w:lang w:eastAsia="zh-TW"/>
-              </w:rPr>
-            </w:pPr>
-            <w:r>
-              <w:rPr>
-                <w:bCs/>
-                <w:sz w:val="24"/>
-                <w:lang w:eastAsia="zh-TW"/>
-              </w:rPr>
-              <w:t>Year</w:t>
-            </w:r>
-            <w:r>
-              <w:rPr>
-                <w:bCs/>
-                <w:sz w:val="24"/>
-                <w:lang w:eastAsia="zh-TW"/>
-              </w:rPr>
-              <w:t xml:space="preserve"> (2024)</w:t>
-            </w:r>
-          </w:p>
-        </w:tc>
-        <w:tc>
-          <w:tcPr>
-            <w:tcW w:w="993" w:type="dxa"/>
-          </w:tcPr>
-          <w:p>
-            <w:pPr>
-              <w:spacing w:after="0" w:line="276" w:lineRule="auto"/>
-              <w:jc w:val="center"/>
-              <w:rPr>
-                <w:bCs/>
-                <w:sz w:val="24"/>
-                <w:lang w:eastAsia="zh-TW"/>
-              </w:rPr>
-            </w:pPr>
-            <w:r/>
-            <w:r>
-              <w:rPr>
-                <w:rFonts w:ascii="Calibri" w:hAnsi="Calibri"/>
-                <w:sz w:val="20"/>
-              </w:rPr>
-              <w:t>0</w:t>
-            </w:r>
-          </w:p>
-        </w:tc>
-        <w:tc>
-          <w:tcPr>
-            <w:tcW w:w="992" w:type="dxa"/>
-          </w:tcPr>
-          <w:p>
-            <w:pPr>
-              <w:spacing w:after="0" w:line="276" w:lineRule="auto"/>
-              <w:jc w:val="center"/>
-              <w:rPr>
-                <w:bCs/>
-                <w:sz w:val="24"/>
-                <w:lang w:eastAsia="zh-TW"/>
-              </w:rPr>
-            </w:pPr>
-            <w:r/>
-            <w:r>
-              <w:rPr>
-                <w:rFonts w:ascii="Calibri" w:hAnsi="Calibri"/>
-                <w:sz w:val="20"/>
-              </w:rPr>
-              <w:t>0.00%</w:t>
-            </w:r>
-          </w:p>
-        </w:tc>
-        <w:tc>
-          <w:tcPr>
-            <w:tcW w:w="850" w:type="dxa"/>
-          </w:tcPr>
-          <w:p>
-            <w:pPr>
-              <w:spacing w:after="0" w:line="276" w:lineRule="auto"/>
-              <w:jc w:val="center"/>
-              <w:rPr>
-                <w:bCs/>
-                <w:sz w:val="24"/>
-                <w:lang w:eastAsia="zh-TW"/>
-              </w:rPr>
-            </w:pPr>
-            <w:r/>
-            <w:r>
-              <w:rPr>
-                <w:rFonts w:ascii="Calibri" w:hAnsi="Calibri"/>
-                <w:sz w:val="20"/>
-              </w:rPr>
-              <w:t>0</w:t>
-            </w:r>
-          </w:p>
-        </w:tc>
-        <w:tc>
-          <w:tcPr>
-            <w:tcW w:w="993" w:type="dxa"/>
-          </w:tcPr>
-          <w:p>
-            <w:pPr>
-              <w:spacing w:after="0" w:line="276" w:lineRule="auto"/>
-              <w:jc w:val="center"/>
-              <w:rPr>
-                <w:bCs/>
-                <w:sz w:val="24"/>
-                <w:lang w:eastAsia="zh-TW"/>
-              </w:rPr>
-            </w:pPr>
-            <w:r/>
-            <w:r>
-              <w:rPr>
-                <w:rFonts w:ascii="Calibri" w:hAnsi="Calibri"/>
-                <w:sz w:val="20"/>
-              </w:rPr>
-              <w:t>0.00%</w:t>
-            </w:r>
-          </w:p>
-        </w:tc>
-        <w:tc>
-          <w:tcPr>
-            <w:tcW w:w="1843" w:type="dxa"/>
-            <w:vMerge/>
-          </w:tcPr>
-          <w:p>
-            <w:pPr>
-              <w:spacing w:after="0" w:line="240" w:lineRule="atLeast"/>
-              <w:jc w:val="center"/>
-              <w:rPr>
-                <w:bCs/>
-                <w:sz w:val="24"/>
-                <w:lang w:eastAsia="zh-TW"/>
-              </w:rPr>
-            </w:pPr>
-          </w:p>
-        </w:tc>
-      </w:tr>
-      <w:tr>
-        <w:tc>
-          <w:tcPr>
-            <w:tcW w:w="2704" w:type="dxa"/>
-            <w:vMerge w:val="restart"/>
-            <w:vAlign w:val="center"/>
-          </w:tcPr>
-          <w:p>
-            <w:pPr>
-              <w:spacing w:after="0" w:line="240" w:lineRule="atLeast"/>
-              <w:jc w:val="center"/>
-              <w:rPr>
-                <w:bCs/>
-                <w:sz w:val="24"/>
-                <w:lang w:eastAsia="zh-TW"/>
-              </w:rPr>
-            </w:pPr>
-            <w:r>
-              <w:rPr>
-                <w:bCs/>
-                <w:sz w:val="24"/>
-                <w:lang w:eastAsia="zh-TW"/>
-              </w:rPr>
-              <w:t>471987540Surgical(</w:t>
-            </w:r>
-            <w:proofErr w:type="spellStart"/>
-            <w:r>
-              <w:rPr>
-                <w:bCs/>
-                <w:sz w:val="24"/>
-                <w:lang w:eastAsia="zh-TW"/>
-              </w:rPr>
-              <w:t>IIa</w:t>
-            </w:r>
-            <w:proofErr w:type="spellEnd"/>
-            <w:r>
-              <w:rPr>
-                <w:bCs/>
-                <w:sz w:val="24"/>
-                <w:lang w:eastAsia="zh-TW"/>
-              </w:rPr>
-              <w:t>)FP</w:t>
-            </w:r>
-          </w:p>
-          <w:p>
-            <w:pPr>
-              <w:spacing w:after="0" w:line="240" w:lineRule="atLeast"/>
-              <w:jc w:val="center"/>
-              <w:rPr>
-                <w:bCs/>
-                <w:sz w:val="24"/>
-                <w:lang w:eastAsia="zh-TW"/>
-              </w:rPr>
-            </w:pPr>
-            <w:r>
-              <w:rPr>
-                <w:bCs/>
-                <w:sz w:val="24"/>
-                <w:lang w:eastAsia="zh-TW"/>
-              </w:rPr>
-              <w:t>/</w:t>
-            </w:r>
-            <w:r>
-              <w:t xml:space="preserve"> </w:t>
-            </w:r>
-            <w:r>
-              <w:rPr>
-                <w:bCs/>
-                <w:sz w:val="24"/>
-                <w:lang w:eastAsia="zh-TW"/>
-              </w:rPr>
-              <w:t>3AA-N24</w:t>
-            </w:r>
-          </w:p>
-        </w:tc>
-        <w:tc>
-          <w:tcPr>
-            <w:tcW w:w="9062" w:type="dxa"/>
-            <w:gridSpan w:val="6"/>
-            <w:shd w:val="clear" w:color="auto" w:fill="EAF1DD" w:themeFill="accent3" w:themeFillTint="33"/>
-          </w:tcPr>
-          <w:p>
-            <w:pPr>
-              <w:spacing w:after="0" w:line="240" w:lineRule="atLeast"/>
-              <w:rPr>
-                <w:bCs/>
-                <w:sz w:val="24"/>
-                <w:lang w:eastAsia="zh-TW"/>
-              </w:rPr>
-            </w:pPr>
-            <w:r>
-              <w:rPr>
-                <w:bCs/>
-                <w:sz w:val="24"/>
-                <w:lang w:eastAsia="zh-TW"/>
-              </w:rPr>
-              <w:t>A040101 - Fracture</w:t>
-            </w:r>
-          </w:p>
-        </w:tc>
-      </w:tr>
-      <w:tr>
-        <w:tc>
-          <w:tcPr>
-            <w:tcW w:w="2704" w:type="dxa"/>
-            <w:vMerge/>
-          </w:tcPr>
-          <w:p>
-            <w:pPr>
-              <w:spacing w:after="0" w:line="240" w:lineRule="atLeast"/>
-              <w:jc w:val="center"/>
-              <w:rPr>
-                <w:bCs/>
-                <w:sz w:val="24"/>
-                <w:lang w:eastAsia="zh-TW"/>
-              </w:rPr>
-            </w:pPr>
-          </w:p>
-        </w:tc>
-        <w:tc>
-          <w:tcPr>
-            <w:tcW w:w="3391" w:type="dxa"/>
-          </w:tcPr>
-          <w:p>
-            <w:pPr>
-              <w:spacing w:after="0" w:line="240" w:lineRule="atLeast"/>
-              <w:jc w:val="center"/>
-              <w:rPr>
-                <w:bCs/>
-                <w:sz w:val="24"/>
-                <w:lang w:eastAsia="zh-TW"/>
-              </w:rPr>
-            </w:pPr>
-            <w:r>
-              <w:rPr>
-                <w:bCs/>
-                <w:sz w:val="24"/>
-                <w:lang w:eastAsia="zh-TW"/>
-              </w:rPr>
-              <w:t>Year</w:t>
-            </w:r>
-            <w:r>
-              <w:rPr>
-                <w:bCs/>
-                <w:sz w:val="24"/>
-                <w:lang w:eastAsia="zh-TW"/>
-              </w:rPr>
-              <w:t xml:space="preserve"> (2022)</w:t>
-            </w:r>
-          </w:p>
-        </w:tc>
-        <w:tc>
-          <w:tcPr>
-            <w:tcW w:w="993" w:type="dxa"/>
-          </w:tcPr>
-          <w:p>
-            <w:pPr>
-              <w:spacing w:after="0" w:line="276" w:lineRule="auto"/>
-              <w:jc w:val="center"/>
-              <w:rPr>
-                <w:bCs/>
-                <w:sz w:val="24"/>
-                <w:lang w:eastAsia="zh-TW"/>
-              </w:rPr>
-            </w:pPr>
-            <w:r/>
-            <w:r>
-              <w:rPr>
-                <w:rFonts w:ascii="Calibri" w:hAnsi="Calibri"/>
-                <w:sz w:val="20"/>
-              </w:rPr>
-              <w:t>0</w:t>
-            </w:r>
-          </w:p>
-        </w:tc>
-        <w:tc>
-          <w:tcPr>
-            <w:tcW w:w="992" w:type="dxa"/>
-          </w:tcPr>
-          <w:p>
-            <w:pPr>
-              <w:spacing w:after="0" w:line="276" w:lineRule="auto"/>
-              <w:jc w:val="center"/>
-              <w:rPr>
-                <w:bCs/>
-                <w:sz w:val="24"/>
-                <w:lang w:eastAsia="zh-TW"/>
-              </w:rPr>
-            </w:pPr>
-            <w:r/>
-            <w:r>
-              <w:rPr>
-                <w:rFonts w:ascii="Calibri" w:hAnsi="Calibri"/>
-                <w:sz w:val="20"/>
-              </w:rPr>
-              <w:t>0.00%</w:t>
-            </w:r>
-          </w:p>
-        </w:tc>
-        <w:tc>
-          <w:tcPr>
-            <w:tcW w:w="850" w:type="dxa"/>
-          </w:tcPr>
-          <w:p>
-            <w:pPr>
-              <w:spacing w:after="0" w:line="276" w:lineRule="auto"/>
-              <w:jc w:val="center"/>
-              <w:rPr>
-                <w:bCs/>
-                <w:sz w:val="24"/>
-                <w:lang w:eastAsia="zh-TW"/>
-              </w:rPr>
-            </w:pPr>
-            <w:r/>
-            <w:r>
-              <w:rPr>
-                <w:rFonts w:ascii="Calibri" w:hAnsi="Calibri"/>
-                <w:sz w:val="20"/>
-              </w:rPr>
-              <w:t>1</w:t>
-            </w:r>
-          </w:p>
-        </w:tc>
-        <w:tc>
-          <w:tcPr>
-            <w:tcW w:w="993" w:type="dxa"/>
-          </w:tcPr>
-          <w:p>
-            <w:pPr>
-              <w:spacing w:after="0" w:line="276" w:lineRule="auto"/>
-              <w:jc w:val="center"/>
-              <w:rPr>
-                <w:bCs/>
-                <w:sz w:val="24"/>
-                <w:lang w:eastAsia="zh-TW"/>
-              </w:rPr>
-            </w:pPr>
-            <w:r/>
-            <w:r>
-              <w:rPr>
-                <w:rFonts w:ascii="Calibri" w:hAnsi="Calibri"/>
-                <w:sz w:val="20"/>
-              </w:rPr>
               <w:t>0.06%</w:t>
-            </w:r>
-          </w:p>
-        </w:tc>
-        <w:tc>
-          <w:tcPr>
-            <w:tcW w:w="1843" w:type="dxa"/>
-            <w:vMerge w:val="restart"/>
-          </w:tcPr>
-          <w:p>
-            <w:pPr>
-              <w:spacing w:after="0" w:line="240" w:lineRule="atLeast"/>
-              <w:jc w:val="center"/>
-              <w:rPr>
-                <w:bCs/>
-                <w:sz w:val="24"/>
-                <w:lang w:eastAsia="zh-TW"/>
-              </w:rPr>
-            </w:pPr>
-            <w:r>
-              <w:rPr>
-                <w:bCs/>
-                <w:sz w:val="24"/>
-                <w:lang w:eastAsia="zh-TW"/>
-              </w:rPr>
-              <w:t>No recurrence</w:t>
-            </w:r>
-          </w:p>
-        </w:tc>
-      </w:tr>
-      <w:tr>
-        <w:tc>
-          <w:tcPr>
-            <w:tcW w:w="2704" w:type="dxa"/>
-            <w:vMerge/>
-          </w:tcPr>
-          <w:p>
-            <w:pPr>
-              <w:spacing w:after="0" w:line="240" w:lineRule="atLeast"/>
-              <w:jc w:val="center"/>
-              <w:rPr>
-                <w:bCs/>
-                <w:sz w:val="24"/>
-                <w:lang w:eastAsia="zh-TW"/>
-              </w:rPr>
-            </w:pPr>
-          </w:p>
-        </w:tc>
-        <w:tc>
-          <w:tcPr>
-            <w:tcW w:w="3391" w:type="dxa"/>
-          </w:tcPr>
-          <w:p>
-            <w:pPr>
-              <w:spacing w:after="0" w:line="240" w:lineRule="atLeast"/>
-              <w:jc w:val="center"/>
-              <w:rPr>
-                <w:bCs/>
-                <w:sz w:val="24"/>
-                <w:lang w:eastAsia="zh-TW"/>
-              </w:rPr>
-            </w:pPr>
-            <w:r>
-              <w:rPr>
-                <w:bCs/>
-                <w:sz w:val="24"/>
-                <w:lang w:eastAsia="zh-TW"/>
-              </w:rPr>
-              <w:t>Year</w:t>
-            </w:r>
-            <w:r>
-              <w:rPr>
-                <w:bCs/>
-                <w:sz w:val="24"/>
-                <w:lang w:eastAsia="zh-TW"/>
-              </w:rPr>
-              <w:t xml:space="preserve"> (2023)</w:t>
-            </w:r>
-          </w:p>
-        </w:tc>
-        <w:tc>
-          <w:tcPr>
-            <w:tcW w:w="993" w:type="dxa"/>
-          </w:tcPr>
-          <w:p>
-            <w:pPr>
-              <w:spacing w:after="0" w:line="276" w:lineRule="auto"/>
-              <w:jc w:val="center"/>
-              <w:rPr>
-                <w:bCs/>
-                <w:sz w:val="24"/>
-                <w:lang w:eastAsia="zh-TW"/>
-              </w:rPr>
-            </w:pPr>
-            <w:r/>
-            <w:r>
-              <w:rPr>
-                <w:rFonts w:ascii="Calibri" w:hAnsi="Calibri"/>
-                <w:sz w:val="20"/>
-              </w:rPr>
-              <w:t>0</w:t>
-            </w:r>
-          </w:p>
-        </w:tc>
-        <w:tc>
-          <w:tcPr>
-            <w:tcW w:w="992" w:type="dxa"/>
-          </w:tcPr>
-          <w:p>
-            <w:pPr>
-              <w:spacing w:after="0" w:line="276" w:lineRule="auto"/>
-              <w:jc w:val="center"/>
-              <w:rPr>
-                <w:bCs/>
-                <w:sz w:val="24"/>
-                <w:lang w:eastAsia="zh-TW"/>
-              </w:rPr>
-            </w:pPr>
-            <w:r/>
-            <w:r>
-              <w:rPr>
-                <w:rFonts w:ascii="Calibri" w:hAnsi="Calibri"/>
-                <w:sz w:val="20"/>
-              </w:rPr>
-              <w:t>0.00%</w:t>
-            </w:r>
-          </w:p>
-        </w:tc>
-        <w:tc>
-          <w:tcPr>
-            <w:tcW w:w="850" w:type="dxa"/>
-          </w:tcPr>
-          <w:p>
-            <w:pPr>
-              <w:spacing w:after="0" w:line="276" w:lineRule="auto"/>
-              <w:jc w:val="center"/>
-              <w:rPr>
-                <w:bCs/>
-                <w:sz w:val="24"/>
-                <w:lang w:eastAsia="zh-TW"/>
-              </w:rPr>
-            </w:pPr>
-            <w:r/>
-            <w:r>
-              <w:rPr>
-                <w:rFonts w:ascii="Calibri" w:hAnsi="Calibri"/>
-                <w:sz w:val="20"/>
-              </w:rPr>
-              <w:t>0</w:t>
-            </w:r>
-          </w:p>
-        </w:tc>
-        <w:tc>
-          <w:tcPr>
-            <w:tcW w:w="993" w:type="dxa"/>
-          </w:tcPr>
-          <w:p>
-            <w:pPr>
-              <w:spacing w:after="0" w:line="276" w:lineRule="auto"/>
-              <w:jc w:val="center"/>
-              <w:rPr>
-                <w:bCs/>
-                <w:sz w:val="24"/>
-                <w:lang w:eastAsia="zh-TW"/>
-              </w:rPr>
-            </w:pPr>
-            <w:r/>
-            <w:r>
-              <w:rPr>
-                <w:rFonts w:ascii="Calibri" w:hAnsi="Calibri"/>
-                <w:sz w:val="20"/>
-              </w:rPr>
-              <w:t>0.00%</w:t>
-            </w:r>
-          </w:p>
-        </w:tc>
-        <w:tc>
-          <w:tcPr>
-            <w:tcW w:w="1843" w:type="dxa"/>
-            <w:vMerge/>
-          </w:tcPr>
-          <w:p>
-            <w:pPr>
-              <w:spacing w:after="0" w:line="240" w:lineRule="atLeast"/>
-              <w:jc w:val="center"/>
-              <w:rPr>
-                <w:bCs/>
-                <w:sz w:val="24"/>
-                <w:lang w:eastAsia="zh-TW"/>
-              </w:rPr>
-            </w:pPr>
-          </w:p>
-        </w:tc>
-      </w:tr>
-      <w:tr>
-        <w:tc>
-          <w:tcPr>
-            <w:tcW w:w="2704" w:type="dxa"/>
-            <w:vMerge/>
-          </w:tcPr>
-          <w:p>
-            <w:pPr>
-              <w:spacing w:after="0" w:line="240" w:lineRule="atLeast"/>
-              <w:jc w:val="center"/>
-              <w:rPr>
-                <w:bCs/>
-                <w:sz w:val="24"/>
-                <w:lang w:eastAsia="zh-TW"/>
-              </w:rPr>
-            </w:pPr>
-          </w:p>
-        </w:tc>
-        <w:tc>
-          <w:tcPr>
-            <w:tcW w:w="3391" w:type="dxa"/>
-          </w:tcPr>
-          <w:p>
-            <w:pPr>
-              <w:spacing w:after="0" w:line="240" w:lineRule="atLeast"/>
-              <w:jc w:val="center"/>
-              <w:rPr>
-                <w:bCs/>
-                <w:sz w:val="24"/>
-                <w:lang w:eastAsia="zh-TW"/>
-              </w:rPr>
-            </w:pPr>
-            <w:r>
-              <w:rPr>
-                <w:bCs/>
-                <w:sz w:val="24"/>
-                <w:lang w:eastAsia="zh-TW"/>
-              </w:rPr>
-              <w:t>Year</w:t>
-            </w:r>
-            <w:r>
-              <w:rPr>
-                <w:bCs/>
-                <w:sz w:val="24"/>
-                <w:lang w:eastAsia="zh-TW"/>
-              </w:rPr>
-              <w:t xml:space="preserve"> (2024)</w:t>
-            </w:r>
-          </w:p>
-        </w:tc>
-        <w:tc>
-          <w:tcPr>
-            <w:tcW w:w="993" w:type="dxa"/>
-          </w:tcPr>
-          <w:p>
-            <w:pPr>
-              <w:spacing w:after="0" w:line="276" w:lineRule="auto"/>
-              <w:jc w:val="center"/>
-              <w:rPr>
-                <w:bCs/>
-                <w:sz w:val="24"/>
-                <w:lang w:eastAsia="zh-TW"/>
-              </w:rPr>
-            </w:pPr>
-            <w:r/>
-            <w:r>
-              <w:rPr>
-                <w:rFonts w:ascii="Calibri" w:hAnsi="Calibri"/>
-                <w:sz w:val="20"/>
-              </w:rPr>
-              <w:t>0</w:t>
-            </w:r>
-          </w:p>
-        </w:tc>
-        <w:tc>
-          <w:tcPr>
-            <w:tcW w:w="992" w:type="dxa"/>
-          </w:tcPr>
-          <w:p>
-            <w:pPr>
-              <w:spacing w:after="0" w:line="276" w:lineRule="auto"/>
-              <w:jc w:val="center"/>
-              <w:rPr>
-                <w:bCs/>
-                <w:sz w:val="24"/>
-                <w:lang w:eastAsia="zh-TW"/>
-              </w:rPr>
-            </w:pPr>
-            <w:r/>
-            <w:r>
-              <w:rPr>
-                <w:rFonts w:ascii="Calibri" w:hAnsi="Calibri"/>
-                <w:sz w:val="20"/>
-              </w:rPr>
-              <w:t>0.00%</w:t>
-            </w:r>
-          </w:p>
-        </w:tc>
-        <w:tc>
-          <w:tcPr>
-            <w:tcW w:w="850" w:type="dxa"/>
-          </w:tcPr>
-          <w:p>
-            <w:pPr>
-              <w:spacing w:after="0" w:line="276" w:lineRule="auto"/>
-              <w:jc w:val="center"/>
-              <w:rPr>
-                <w:bCs/>
-                <w:sz w:val="24"/>
-                <w:lang w:eastAsia="zh-TW"/>
-              </w:rPr>
-            </w:pPr>
-            <w:r/>
-            <w:r>
-              <w:rPr>
-                <w:rFonts w:ascii="Calibri" w:hAnsi="Calibri"/>
-                <w:sz w:val="20"/>
-              </w:rPr>
-              <w:t>0</w:t>
-            </w:r>
-          </w:p>
-        </w:tc>
-        <w:tc>
-          <w:tcPr>
-            <w:tcW w:w="993" w:type="dxa"/>
-          </w:tcPr>
-          <w:p>
-            <w:pPr>
-              <w:spacing w:after="0" w:line="276" w:lineRule="auto"/>
-              <w:jc w:val="center"/>
-              <w:rPr>
-                <w:bCs/>
-                <w:sz w:val="24"/>
-                <w:lang w:eastAsia="zh-TW"/>
-              </w:rPr>
-            </w:pPr>
-            <w:r/>
-            <w:r>
-              <w:rPr>
-                <w:rFonts w:ascii="Calibri" w:hAnsi="Calibri"/>
-                <w:sz w:val="20"/>
-              </w:rPr>
-              <w:t>0.00%</w:t>
-            </w:r>
-          </w:p>
-        </w:tc>
-        <w:tc>
-          <w:tcPr>
-            <w:tcW w:w="1843" w:type="dxa"/>
-            <w:vMerge/>
-          </w:tcPr>
-          <w:p>
-            <w:pPr>
-              <w:spacing w:after="0" w:line="240" w:lineRule="atLeast"/>
-              <w:jc w:val="center"/>
-              <w:rPr>
-                <w:bCs/>
-                <w:sz w:val="24"/>
-                <w:lang w:eastAsia="zh-TW"/>
-              </w:rPr>
-            </w:pPr>
-          </w:p>
-        </w:tc>
-      </w:tr>
-      <w:tr>
-        <w:tc>
-          <w:tcPr>
-            <w:tcW w:w="2704" w:type="dxa"/>
-            <w:vMerge w:val="restart"/>
-          </w:tcPr>
-          <w:p>
-            <w:pPr>
-              <w:spacing w:after="0" w:line="240" w:lineRule="atLeast"/>
-              <w:jc w:val="center"/>
-              <w:rPr>
-                <w:bCs/>
-                <w:sz w:val="24"/>
-                <w:lang w:eastAsia="zh-TW"/>
-              </w:rPr>
-            </w:pPr>
-            <w:r>
-              <w:rPr>
-                <w:bCs/>
-                <w:sz w:val="24"/>
-                <w:lang w:eastAsia="zh-TW"/>
-              </w:rPr>
-              <w:t>471987540Surgical(</w:t>
-            </w:r>
-            <w:proofErr w:type="spellStart"/>
-            <w:r>
-              <w:rPr>
-                <w:bCs/>
-                <w:sz w:val="24"/>
-                <w:lang w:eastAsia="zh-TW"/>
-              </w:rPr>
-              <w:t>IIa</w:t>
-            </w:r>
-            <w:proofErr w:type="spellEnd"/>
-            <w:r>
-              <w:rPr>
-                <w:bCs/>
-                <w:sz w:val="24"/>
-                <w:lang w:eastAsia="zh-TW"/>
-              </w:rPr>
-              <w:t>)FP</w:t>
-            </w:r>
-          </w:p>
-          <w:p>
-            <w:pPr>
-              <w:spacing w:after="0" w:line="240" w:lineRule="atLeast"/>
-              <w:jc w:val="center"/>
-              <w:rPr>
-                <w:bCs/>
-                <w:sz w:val="24"/>
-                <w:lang w:eastAsia="zh-TW"/>
-              </w:rPr>
-            </w:pPr>
-            <w:r>
-              <w:rPr>
-                <w:bCs/>
-                <w:sz w:val="24"/>
-                <w:lang w:eastAsia="zh-TW"/>
-              </w:rPr>
-              <w:t>/</w:t>
-            </w:r>
-            <w:r>
-              <w:t xml:space="preserve"> </w:t>
-            </w:r>
-            <w:r>
-              <w:rPr>
-                <w:bCs/>
-                <w:sz w:val="24"/>
-                <w:lang w:eastAsia="zh-TW"/>
-              </w:rPr>
-              <w:t>3AA-N06</w:t>
-            </w:r>
-          </w:p>
-        </w:tc>
-        <w:tc>
-          <w:tcPr>
-            <w:tcW w:w="9062" w:type="dxa"/>
-            <w:gridSpan w:val="6"/>
-            <w:shd w:val="clear" w:color="auto" w:fill="EAF1DD" w:themeFill="accent3" w:themeFillTint="33"/>
-          </w:tcPr>
-          <w:p>
-            <w:pPr>
-              <w:spacing w:after="0" w:line="240" w:lineRule="atLeast"/>
-              <w:rPr>
-                <w:bCs/>
-                <w:sz w:val="24"/>
-                <w:lang w:eastAsia="zh-TW"/>
-              </w:rPr>
-            </w:pPr>
-            <w:r>
-              <w:rPr>
-                <w:bCs/>
-                <w:sz w:val="24"/>
-                <w:lang w:eastAsia="zh-TW"/>
-              </w:rPr>
-              <w:t>A020101 - Dull, Blunt</w:t>
-            </w:r>
-          </w:p>
-        </w:tc>
-      </w:tr>
-      <w:tr>
-        <w:tc>
-          <w:tcPr>
-            <w:tcW w:w="2704" w:type="dxa"/>
-            <w:vMerge/>
-          </w:tcPr>
-          <w:p>
-            <w:pPr>
-              <w:spacing w:after="0" w:line="240" w:lineRule="atLeast"/>
-              <w:jc w:val="center"/>
-              <w:rPr>
-                <w:bCs/>
-                <w:sz w:val="24"/>
-                <w:lang w:eastAsia="zh-TW"/>
-              </w:rPr>
-            </w:pPr>
-          </w:p>
-        </w:tc>
-        <w:tc>
-          <w:tcPr>
-            <w:tcW w:w="3391" w:type="dxa"/>
-          </w:tcPr>
-          <w:p>
-            <w:pPr>
-              <w:spacing w:after="0" w:line="240" w:lineRule="atLeast"/>
-              <w:jc w:val="center"/>
-              <w:rPr>
-                <w:bCs/>
-                <w:sz w:val="24"/>
-                <w:lang w:eastAsia="zh-TW"/>
-              </w:rPr>
-            </w:pPr>
-            <w:r>
-              <w:rPr>
-                <w:bCs/>
-                <w:sz w:val="24"/>
-                <w:lang w:eastAsia="zh-TW"/>
-              </w:rPr>
-              <w:t>Year</w:t>
-            </w:r>
-            <w:r>
-              <w:rPr>
-                <w:bCs/>
-                <w:sz w:val="24"/>
-                <w:lang w:eastAsia="zh-TW"/>
-              </w:rPr>
-              <w:t xml:space="preserve"> (2022)</w:t>
-            </w:r>
-          </w:p>
-        </w:tc>
-        <w:tc>
-          <w:tcPr>
-            <w:tcW w:w="993" w:type="dxa"/>
-          </w:tcPr>
-          <w:p>
-            <w:pPr>
-              <w:spacing w:after="0" w:line="276" w:lineRule="auto"/>
-              <w:jc w:val="center"/>
-              <w:rPr>
-                <w:bCs/>
-                <w:sz w:val="24"/>
-                <w:lang w:eastAsia="zh-TW"/>
-              </w:rPr>
-            </w:pPr>
-            <w:r/>
-            <w:r>
-              <w:rPr>
-                <w:rFonts w:ascii="Calibri" w:hAnsi="Calibri"/>
-                <w:sz w:val="20"/>
-              </w:rPr>
-              <w:t>0</w:t>
-            </w:r>
-          </w:p>
-        </w:tc>
-        <w:tc>
-          <w:tcPr>
-            <w:tcW w:w="992" w:type="dxa"/>
-          </w:tcPr>
-          <w:p>
-            <w:pPr>
-              <w:spacing w:after="0" w:line="276" w:lineRule="auto"/>
-              <w:jc w:val="center"/>
-              <w:rPr>
-                <w:bCs/>
-                <w:sz w:val="24"/>
-                <w:lang w:eastAsia="zh-TW"/>
-              </w:rPr>
-            </w:pPr>
-            <w:r/>
-            <w:r>
-              <w:rPr>
-                <w:rFonts w:ascii="Calibri" w:hAnsi="Calibri"/>
-                <w:sz w:val="20"/>
-              </w:rPr>
-              <w:t>0.00%</w:t>
-            </w:r>
-          </w:p>
-        </w:tc>
-        <w:tc>
-          <w:tcPr>
-            <w:tcW w:w="850" w:type="dxa"/>
-          </w:tcPr>
-          <w:p>
-            <w:pPr>
-              <w:spacing w:after="0" w:line="276" w:lineRule="auto"/>
-              <w:jc w:val="center"/>
-              <w:rPr>
-                <w:bCs/>
-                <w:sz w:val="24"/>
-                <w:lang w:eastAsia="zh-TW"/>
-              </w:rPr>
-            </w:pPr>
-            <w:r/>
-            <w:r>
-              <w:rPr>
-                <w:rFonts w:ascii="Calibri" w:hAnsi="Calibri"/>
-                <w:sz w:val="20"/>
-              </w:rPr>
-              <w:t>1</w:t>
-            </w:r>
-          </w:p>
-        </w:tc>
-        <w:tc>
-          <w:tcPr>
-            <w:tcW w:w="993" w:type="dxa"/>
-          </w:tcPr>
-          <w:p>
-            <w:pPr>
-              <w:spacing w:after="0" w:line="276" w:lineRule="auto"/>
-              <w:jc w:val="center"/>
-              <w:rPr>
-                <w:bCs/>
-                <w:sz w:val="24"/>
-                <w:lang w:eastAsia="zh-TW"/>
-              </w:rPr>
-            </w:pPr>
-            <w:r/>
-            <w:r>
-              <w:rPr>
-                <w:rFonts w:ascii="Calibri" w:hAnsi="Calibri"/>
-                <w:sz w:val="20"/>
-              </w:rPr>
-              <w:t>0.06%</w:t>
-            </w:r>
-          </w:p>
-        </w:tc>
-        <w:tc>
-          <w:tcPr>
-            <w:tcW w:w="1843" w:type="dxa"/>
-            <w:vMerge w:val="restart"/>
-          </w:tcPr>
-          <w:p>
-            <w:pPr>
-              <w:spacing w:after="0" w:line="240" w:lineRule="atLeast"/>
-              <w:jc w:val="center"/>
-              <w:rPr>
-                <w:bCs/>
-                <w:sz w:val="24"/>
-                <w:lang w:eastAsia="zh-TW"/>
-              </w:rPr>
-            </w:pPr>
-            <w:r>
-              <w:rPr>
-                <w:bCs/>
-                <w:sz w:val="24"/>
-                <w:lang w:eastAsia="zh-TW"/>
-              </w:rPr>
-              <w:t>No recurrence</w:t>
-            </w:r>
-          </w:p>
-        </w:tc>
-      </w:tr>
-      <w:tr>
-        <w:tc>
-          <w:tcPr>
-            <w:tcW w:w="2704" w:type="dxa"/>
-            <w:vMerge/>
-          </w:tcPr>
-          <w:p>
-            <w:pPr>
-              <w:spacing w:after="0" w:line="240" w:lineRule="atLeast"/>
-              <w:jc w:val="center"/>
-              <w:rPr>
-                <w:bCs/>
-                <w:sz w:val="24"/>
-                <w:lang w:eastAsia="zh-TW"/>
-              </w:rPr>
-            </w:pPr>
-          </w:p>
-        </w:tc>
-        <w:tc>
-          <w:tcPr>
-            <w:tcW w:w="3391" w:type="dxa"/>
-          </w:tcPr>
-          <w:p>
-            <w:pPr>
-              <w:spacing w:after="0" w:line="240" w:lineRule="atLeast"/>
-              <w:jc w:val="center"/>
-              <w:rPr>
-                <w:bCs/>
-                <w:sz w:val="24"/>
-                <w:lang w:eastAsia="zh-TW"/>
-              </w:rPr>
-            </w:pPr>
-            <w:r>
-              <w:rPr>
-                <w:bCs/>
-                <w:sz w:val="24"/>
-                <w:lang w:eastAsia="zh-TW"/>
-              </w:rPr>
-              <w:t>Year</w:t>
-            </w:r>
-            <w:r>
-              <w:rPr>
-                <w:bCs/>
-                <w:sz w:val="24"/>
-                <w:lang w:eastAsia="zh-TW"/>
-              </w:rPr>
-              <w:t xml:space="preserve"> (2023)</w:t>
-            </w:r>
-          </w:p>
-        </w:tc>
-        <w:tc>
-          <w:tcPr>
-            <w:tcW w:w="993" w:type="dxa"/>
-          </w:tcPr>
-          <w:p>
-            <w:pPr>
-              <w:spacing w:after="0" w:line="276" w:lineRule="auto"/>
-              <w:jc w:val="center"/>
-              <w:rPr>
-                <w:bCs/>
-                <w:sz w:val="24"/>
-                <w:lang w:eastAsia="zh-TW"/>
-              </w:rPr>
-            </w:pPr>
-            <w:r/>
-            <w:r>
-              <w:rPr>
-                <w:rFonts w:ascii="Calibri" w:hAnsi="Calibri"/>
-                <w:sz w:val="20"/>
-              </w:rPr>
-              <w:t>0</w:t>
-            </w:r>
-          </w:p>
-        </w:tc>
-        <w:tc>
-          <w:tcPr>
-            <w:tcW w:w="992" w:type="dxa"/>
-          </w:tcPr>
-          <w:p>
-            <w:pPr>
-              <w:spacing w:after="0" w:line="276" w:lineRule="auto"/>
-              <w:jc w:val="center"/>
-              <w:rPr>
-                <w:bCs/>
-                <w:sz w:val="24"/>
-                <w:lang w:eastAsia="zh-TW"/>
-              </w:rPr>
-            </w:pPr>
-            <w:r/>
-            <w:r>
-              <w:rPr>
-                <w:rFonts w:ascii="Calibri" w:hAnsi="Calibri"/>
-                <w:sz w:val="20"/>
-              </w:rPr>
-              <w:t>0.00%</w:t>
-            </w:r>
-          </w:p>
-        </w:tc>
-        <w:tc>
-          <w:tcPr>
-            <w:tcW w:w="850" w:type="dxa"/>
-          </w:tcPr>
-          <w:p>
-            <w:pPr>
-              <w:spacing w:after="0" w:line="276" w:lineRule="auto"/>
-              <w:jc w:val="center"/>
-              <w:rPr>
-                <w:bCs/>
-                <w:sz w:val="24"/>
-                <w:lang w:eastAsia="zh-TW"/>
-              </w:rPr>
-            </w:pPr>
-            <w:r/>
-            <w:r>
-              <w:rPr>
-                <w:rFonts w:ascii="Calibri" w:hAnsi="Calibri"/>
-                <w:sz w:val="20"/>
-              </w:rPr>
-              <w:t>0</w:t>
-            </w:r>
-          </w:p>
-        </w:tc>
-        <w:tc>
-          <w:tcPr>
-            <w:tcW w:w="993" w:type="dxa"/>
-          </w:tcPr>
-          <w:p>
-            <w:pPr>
-              <w:spacing w:after="0" w:line="276" w:lineRule="auto"/>
-              <w:jc w:val="center"/>
-              <w:rPr>
-                <w:bCs/>
-                <w:sz w:val="24"/>
-                <w:lang w:eastAsia="zh-TW"/>
-              </w:rPr>
-            </w:pPr>
-            <w:r/>
-            <w:r>
-              <w:rPr>
-                <w:rFonts w:ascii="Calibri" w:hAnsi="Calibri"/>
-                <w:sz w:val="20"/>
-              </w:rPr>
-              <w:t>0.00%</w:t>
-            </w:r>
-          </w:p>
-        </w:tc>
-        <w:tc>
-          <w:tcPr>
-            <w:tcW w:w="1843" w:type="dxa"/>
-            <w:vMerge/>
-          </w:tcPr>
-          <w:p>
-            <w:pPr>
-              <w:spacing w:after="0" w:line="240" w:lineRule="atLeast"/>
-              <w:jc w:val="center"/>
-              <w:rPr>
-                <w:bCs/>
-                <w:sz w:val="24"/>
-                <w:lang w:eastAsia="zh-TW"/>
-              </w:rPr>
-            </w:pPr>
-          </w:p>
-        </w:tc>
-      </w:tr>
-      <w:tr>
-        <w:tc>
-          <w:tcPr>
-            <w:tcW w:w="2704" w:type="dxa"/>
-            <w:vMerge/>
-          </w:tcPr>
-          <w:p>
-            <w:pPr>
-              <w:spacing w:after="0" w:line="240" w:lineRule="atLeast"/>
-              <w:jc w:val="center"/>
-              <w:rPr>
-                <w:bCs/>
-                <w:sz w:val="24"/>
-                <w:lang w:eastAsia="zh-TW"/>
-              </w:rPr>
-            </w:pPr>
-          </w:p>
-        </w:tc>
-        <w:tc>
-          <w:tcPr>
-            <w:tcW w:w="3391" w:type="dxa"/>
-          </w:tcPr>
-          <w:p>
-            <w:pPr>
-              <w:spacing w:after="0" w:line="240" w:lineRule="atLeast"/>
-              <w:jc w:val="center"/>
-              <w:rPr>
-                <w:bCs/>
-                <w:sz w:val="24"/>
-                <w:lang w:eastAsia="zh-TW"/>
-              </w:rPr>
-            </w:pPr>
-            <w:r>
-              <w:rPr>
-                <w:bCs/>
-                <w:sz w:val="24"/>
-                <w:lang w:eastAsia="zh-TW"/>
-              </w:rPr>
-              <w:t>Year</w:t>
-            </w:r>
-            <w:r>
-              <w:rPr>
-                <w:bCs/>
-                <w:sz w:val="24"/>
-                <w:lang w:eastAsia="zh-TW"/>
-              </w:rPr>
-              <w:t xml:space="preserve"> (2024)</w:t>
-            </w:r>
-          </w:p>
-        </w:tc>
-        <w:tc>
-          <w:tcPr>
-            <w:tcW w:w="993" w:type="dxa"/>
-          </w:tcPr>
-          <w:p>
-            <w:pPr>
-              <w:spacing w:after="0" w:line="276" w:lineRule="auto"/>
-              <w:jc w:val="center"/>
-              <w:rPr>
-                <w:bCs/>
-                <w:sz w:val="24"/>
-                <w:lang w:eastAsia="zh-TW"/>
-              </w:rPr>
-            </w:pPr>
-            <w:r/>
-            <w:r>
-              <w:rPr>
-                <w:rFonts w:ascii="Calibri" w:hAnsi="Calibri"/>
-                <w:sz w:val="20"/>
-              </w:rPr>
-              <w:t>0</w:t>
-            </w:r>
-          </w:p>
-        </w:tc>
-        <w:tc>
-          <w:tcPr>
-            <w:tcW w:w="992" w:type="dxa"/>
-          </w:tcPr>
-          <w:p>
-            <w:pPr>
-              <w:spacing w:after="0" w:line="276" w:lineRule="auto"/>
-              <w:jc w:val="center"/>
-              <w:rPr>
-                <w:bCs/>
-                <w:sz w:val="24"/>
-                <w:lang w:eastAsia="zh-TW"/>
-              </w:rPr>
-            </w:pPr>
-            <w:r/>
-            <w:r>
-              <w:rPr>
-                <w:rFonts w:ascii="Calibri" w:hAnsi="Calibri"/>
-                <w:sz w:val="20"/>
-              </w:rPr>
-              <w:t>0.00%</w:t>
-            </w:r>
-          </w:p>
-        </w:tc>
-        <w:tc>
-          <w:tcPr>
-            <w:tcW w:w="850" w:type="dxa"/>
-          </w:tcPr>
-          <w:p>
-            <w:pPr>
-              <w:spacing w:after="0" w:line="276" w:lineRule="auto"/>
-              <w:jc w:val="center"/>
-              <w:rPr>
-                <w:bCs/>
-                <w:sz w:val="24"/>
-                <w:lang w:eastAsia="zh-TW"/>
-              </w:rPr>
-            </w:pPr>
-            <w:r/>
-            <w:r>
-              <w:rPr>
-                <w:rFonts w:ascii="Calibri" w:hAnsi="Calibri"/>
-                <w:sz w:val="20"/>
-              </w:rPr>
-              <w:t>0</w:t>
-            </w:r>
-          </w:p>
-        </w:tc>
-        <w:tc>
-          <w:tcPr>
-            <w:tcW w:w="993" w:type="dxa"/>
-          </w:tcPr>
-          <w:p>
-            <w:pPr>
-              <w:spacing w:after="0" w:line="276" w:lineRule="auto"/>
-              <w:jc w:val="center"/>
-              <w:rPr>
-                <w:bCs/>
-                <w:sz w:val="24"/>
-                <w:lang w:eastAsia="zh-TW"/>
-              </w:rPr>
-            </w:pPr>
-            <w:r/>
-            <w:r>
-              <w:rPr>
-                <w:rFonts w:ascii="Calibri" w:hAnsi="Calibri"/>
-                <w:sz w:val="20"/>
-              </w:rPr>
-              <w:t>0.00%</w:t>
-            </w:r>
-          </w:p>
-        </w:tc>
-        <w:tc>
-          <w:tcPr>
-            <w:tcW w:w="1843" w:type="dxa"/>
-            <w:vMerge/>
-          </w:tcPr>
-          <w:p>
-            <w:pPr>
-              <w:spacing w:after="0" w:line="240" w:lineRule="atLeast"/>
-              <w:jc w:val="center"/>
-              <w:rPr>
-                <w:bCs/>
-                <w:sz w:val="24"/>
-                <w:lang w:eastAsia="zh-TW"/>
-              </w:rPr>
-            </w:pPr>
-          </w:p>
-        </w:tc>
-      </w:tr>
-      <w:tr>
-        <w:tc>
-          <w:tcPr>
-            <w:tcW w:w="2704" w:type="dxa"/>
-            <w:vMerge w:val="restart"/>
-            <w:vAlign w:val="center"/>
-          </w:tcPr>
-          <w:p>
-            <w:pPr>
-              <w:spacing w:after="0" w:line="240" w:lineRule="atLeast"/>
-              <w:jc w:val="center"/>
-              <w:rPr>
-                <w:bCs/>
-                <w:sz w:val="24"/>
-                <w:lang w:eastAsia="zh-TW"/>
-              </w:rPr>
-            </w:pPr>
-            <w:r>
-              <w:rPr>
-                <w:bCs/>
-                <w:sz w:val="24"/>
-                <w:lang w:eastAsia="zh-TW"/>
-              </w:rPr>
-              <w:t>471987540RestorationKR</w:t>
-            </w:r>
-          </w:p>
-          <w:p>
-            <w:pPr>
-              <w:spacing w:after="0" w:line="240" w:lineRule="atLeast"/>
-              <w:jc w:val="center"/>
-              <w:rPr>
-                <w:bCs/>
-                <w:sz w:val="24"/>
-                <w:lang w:eastAsia="zh-TW"/>
-              </w:rPr>
-            </w:pPr>
-            <w:r>
-              <w:rPr>
-                <w:bCs/>
-                <w:sz w:val="24"/>
-                <w:lang w:eastAsia="zh-TW"/>
-              </w:rPr>
-              <w:t>/ 6AA-061</w:t>
-            </w:r>
-          </w:p>
-        </w:tc>
-        <w:tc>
-          <w:tcPr>
-            <w:tcW w:w="9062" w:type="dxa"/>
-            <w:gridSpan w:val="6"/>
-            <w:shd w:val="clear" w:color="auto" w:fill="EAF1DD" w:themeFill="accent3" w:themeFillTint="33"/>
-          </w:tcPr>
-          <w:p>
-            <w:pPr>
-              <w:spacing w:after="0" w:line="240" w:lineRule="atLeast"/>
-              <w:rPr>
-                <w:bCs/>
-                <w:sz w:val="24"/>
-                <w:lang w:eastAsia="zh-TW"/>
-              </w:rPr>
-            </w:pPr>
-            <w:r>
-              <w:rPr>
-                <w:bCs/>
-                <w:sz w:val="24"/>
-                <w:lang w:eastAsia="zh-TW"/>
-              </w:rPr>
-              <w:t>A010103 - Inadequacy of Device Shape and/or Size</w:t>
-            </w:r>
-          </w:p>
-        </w:tc>
-      </w:tr>
-      <w:tr>
-        <w:tc>
-          <w:tcPr>
-            <w:tcW w:w="2704" w:type="dxa"/>
-            <w:vMerge/>
-          </w:tcPr>
-          <w:p>
-            <w:pPr>
-              <w:spacing w:after="0" w:line="240" w:lineRule="atLeast"/>
-              <w:jc w:val="center"/>
-              <w:rPr>
-                <w:bCs/>
-                <w:sz w:val="24"/>
-                <w:lang w:eastAsia="zh-TW"/>
-              </w:rPr>
-            </w:pPr>
-          </w:p>
-        </w:tc>
-        <w:tc>
-          <w:tcPr>
-            <w:tcW w:w="3391" w:type="dxa"/>
-          </w:tcPr>
-          <w:p>
-            <w:pPr>
-              <w:spacing w:after="0" w:line="240" w:lineRule="atLeast"/>
-              <w:jc w:val="center"/>
-              <w:rPr>
-                <w:bCs/>
-                <w:sz w:val="24"/>
-                <w:lang w:eastAsia="zh-TW"/>
-              </w:rPr>
-            </w:pPr>
-            <w:r>
-              <w:rPr>
-                <w:bCs/>
-                <w:sz w:val="24"/>
-                <w:lang w:eastAsia="zh-TW"/>
-              </w:rPr>
-              <w:t>Year</w:t>
-            </w:r>
-            <w:r>
-              <w:rPr>
-                <w:bCs/>
-                <w:sz w:val="24"/>
-                <w:lang w:eastAsia="zh-TW"/>
-              </w:rPr>
-              <w:t xml:space="preserve"> (2022)</w:t>
-            </w:r>
-          </w:p>
-        </w:tc>
-        <w:tc>
-          <w:tcPr>
-            <w:tcW w:w="993" w:type="dxa"/>
-          </w:tcPr>
-          <w:p>
-            <w:pPr>
-              <w:spacing w:after="0" w:line="276" w:lineRule="auto"/>
-              <w:jc w:val="center"/>
-              <w:rPr>
-                <w:bCs/>
-                <w:sz w:val="24"/>
-                <w:lang w:eastAsia="zh-TW"/>
-              </w:rPr>
-            </w:pPr>
-            <w:r/>
-            <w:r>
-              <w:rPr>
-                <w:rFonts w:ascii="Calibri" w:hAnsi="Calibri"/>
-                <w:sz w:val="20"/>
-              </w:rPr>
-              <w:t>0</w:t>
-            </w:r>
-          </w:p>
-        </w:tc>
-        <w:tc>
-          <w:tcPr>
-            <w:tcW w:w="992" w:type="dxa"/>
-          </w:tcPr>
-          <w:p>
-            <w:pPr>
-              <w:spacing w:after="0" w:line="276" w:lineRule="auto"/>
-              <w:jc w:val="center"/>
-              <w:rPr>
-                <w:bCs/>
-                <w:sz w:val="24"/>
-                <w:lang w:eastAsia="zh-TW"/>
-              </w:rPr>
-            </w:pPr>
-            <w:r/>
-            <w:r>
-              <w:rPr>
-                <w:rFonts w:ascii="Calibri" w:hAnsi="Calibri"/>
-                <w:sz w:val="20"/>
-              </w:rPr>
-              <w:t>0.00%</w:t>
-            </w:r>
-          </w:p>
-        </w:tc>
-        <w:tc>
-          <w:tcPr>
-            <w:tcW w:w="850" w:type="dxa"/>
-          </w:tcPr>
-          <w:p>
-            <w:pPr>
-              <w:spacing w:after="0" w:line="276" w:lineRule="auto"/>
-              <w:jc w:val="center"/>
-              <w:rPr>
-                <w:bCs/>
-                <w:sz w:val="24"/>
-                <w:lang w:eastAsia="zh-TW"/>
-              </w:rPr>
-            </w:pPr>
-            <w:r/>
-            <w:r>
-              <w:rPr>
-                <w:rFonts w:ascii="Calibri" w:hAnsi="Calibri"/>
-                <w:sz w:val="20"/>
-              </w:rPr>
-              <w:t>0</w:t>
-            </w:r>
-          </w:p>
-        </w:tc>
-        <w:tc>
-          <w:tcPr>
-            <w:tcW w:w="993" w:type="dxa"/>
-          </w:tcPr>
-          <w:p>
-            <w:pPr>
-              <w:spacing w:after="0" w:line="276" w:lineRule="auto"/>
-              <w:jc w:val="center"/>
-              <w:rPr>
-                <w:bCs/>
-                <w:sz w:val="24"/>
-                <w:lang w:eastAsia="zh-TW"/>
-              </w:rPr>
-            </w:pPr>
-            <w:r/>
-            <w:r>
-              <w:rPr>
-                <w:rFonts w:ascii="Calibri" w:hAnsi="Calibri"/>
-                <w:sz w:val="20"/>
-              </w:rPr>
-              <w:t>0.00%</w:t>
             </w:r>
           </w:p>
         </w:tc>

--- a/App J-003_Annex C_Preventive and corrective actions list..docx
+++ b/App J-003_Annex C_Preventive and corrective actions list..docx
@@ -532,1141 +532,6 @@
               <w:jc w:val="center"/>
               <w:rPr>
                 <w:rFonts w:asciiTheme="majorHAnsi" w:hAnsiTheme="majorHAnsi" w:cstheme="majorHAnsi"/>
-                <w:b/>
-                <w:bCs/>
-                <w:sz w:val="20"/>
-                <w:szCs w:val="20"/>
-                <w:lang w:eastAsia="zh-TW"/>
-              </w:rPr>
-            </w:pPr>
-            <w:r>
-              <w:rPr>
-                <w:rFonts w:asciiTheme="majorHAnsi" w:hAnsiTheme="majorHAnsi" w:cstheme="majorHAnsi"/>
-                <w:color w:val="000000"/>
-                <w:sz w:val="20"/>
-                <w:szCs w:val="20"/>
-                <w:lang w:eastAsia="zh-TW"/>
-              </w:rPr>
-              <w:t>170206001</w:t>
-            </w:r>
-          </w:p>
-        </w:tc>
-        <w:tc>
-          <w:tcPr>
-            <w:tcW w:w="1182" w:type="dxa"/>
-            <w:vAlign w:val="center"/>
-          </w:tcPr>
-          <w:p>
-            <w:pPr>
-              <w:spacing w:before="240" w:after="240" w:line="240" w:lineRule="auto"/>
-              <w:jc w:val="center"/>
-              <w:rPr>
-                <w:rFonts w:asciiTheme="majorHAnsi" w:hAnsiTheme="majorHAnsi" w:cstheme="majorHAnsi"/>
-                <w:sz w:val="20"/>
-                <w:szCs w:val="20"/>
-                <w:lang w:eastAsia="zh-TW"/>
-              </w:rPr>
-            </w:pPr>
-            <w:r>
-              <w:rPr>
-                <w:rFonts w:asciiTheme="majorHAnsi" w:hAnsiTheme="majorHAnsi" w:cstheme="majorHAnsi" w:hint="eastAsia"/>
-                <w:sz w:val="20"/>
-                <w:szCs w:val="20"/>
-                <w:lang w:eastAsia="zh-TW"/>
-              </w:rPr>
-              <w:t>2</w:t>
-            </w:r>
-            <w:r>
-              <w:rPr>
-                <w:rFonts w:asciiTheme="majorHAnsi" w:hAnsiTheme="majorHAnsi" w:cstheme="majorHAnsi"/>
-                <w:sz w:val="20"/>
-                <w:szCs w:val="20"/>
-                <w:lang w:eastAsia="zh-TW"/>
-              </w:rPr>
-              <w:t>017/02/06</w:t>
-            </w:r>
-          </w:p>
-          <w:p>
-            <w:pPr>
-              <w:spacing w:before="240" w:after="240" w:line="240" w:lineRule="auto"/>
-              <w:jc w:val="center"/>
-              <w:rPr>
-                <w:rFonts w:asciiTheme="majorHAnsi" w:hAnsiTheme="majorHAnsi" w:cstheme="majorHAnsi" w:hint="eastAsia"/>
-                <w:sz w:val="20"/>
-                <w:szCs w:val="20"/>
-                <w:lang w:eastAsia="zh-TW"/>
-              </w:rPr>
-            </w:pPr>
-            <w:r>
-              <w:rPr>
-                <w:rFonts w:asciiTheme="majorHAnsi" w:hAnsiTheme="majorHAnsi" w:cstheme="majorHAnsi"/>
-                <w:sz w:val="20"/>
-                <w:szCs w:val="20"/>
-                <w:lang w:eastAsia="zh-TW"/>
-              </w:rPr>
-              <w:t>Taiwan</w:t>
-            </w:r>
-          </w:p>
-        </w:tc>
-        <w:tc>
-          <w:tcPr>
-            <w:tcW w:w="1230" w:type="dxa"/>
-            <w:vAlign w:val="center"/>
-          </w:tcPr>
-          <w:p>
-            <w:pPr>
-              <w:spacing w:before="240" w:after="240" w:line="240" w:lineRule="auto"/>
-              <w:jc w:val="center"/>
-              <w:rPr>
-                <w:rFonts w:asciiTheme="majorHAnsi" w:hAnsiTheme="majorHAnsi" w:cstheme="majorHAnsi"/>
-                <w:b/>
-                <w:bCs/>
-                <w:sz w:val="20"/>
-                <w:szCs w:val="20"/>
-                <w:lang w:eastAsia="zh-TW"/>
-              </w:rPr>
-            </w:pPr>
-            <w:r>
-              <w:rPr>
-                <w:rFonts w:asciiTheme="majorHAnsi" w:hAnsiTheme="majorHAnsi" w:cstheme="majorHAnsi"/>
-                <w:sz w:val="20"/>
-                <w:szCs w:val="20"/>
-              </w:rPr>
-              <w:t>A040502</w:t>
-            </w:r>
-          </w:p>
-        </w:tc>
-        <w:tc>
-          <w:tcPr>
-            <w:tcW w:w="1245" w:type="dxa"/>
-            <w:vAlign w:val="center"/>
-          </w:tcPr>
-          <w:p>
-            <w:pPr>
-              <w:spacing w:before="240" w:after="240" w:line="240" w:lineRule="auto"/>
-              <w:jc w:val="center"/>
-              <w:rPr>
-                <w:rFonts w:asciiTheme="majorHAnsi" w:hAnsiTheme="majorHAnsi" w:cstheme="majorHAnsi"/>
-                <w:b/>
-                <w:bCs/>
-                <w:sz w:val="20"/>
-                <w:szCs w:val="20"/>
-                <w:lang w:eastAsia="zh-TW"/>
-              </w:rPr>
-            </w:pPr>
-            <w:r>
-              <w:rPr>
-                <w:rFonts w:asciiTheme="majorHAnsi" w:hAnsiTheme="majorHAnsi" w:cstheme="majorHAnsi"/>
-                <w:sz w:val="20"/>
-                <w:szCs w:val="20"/>
-                <w:lang w:eastAsia="zh-TW"/>
-              </w:rPr>
-              <w:t>Corroded</w:t>
-            </w:r>
-          </w:p>
-        </w:tc>
-        <w:tc>
-          <w:tcPr>
-            <w:tcW w:w="2693" w:type="dxa"/>
-            <w:vAlign w:val="center"/>
-          </w:tcPr>
-          <w:p>
-            <w:pPr>
-              <w:spacing w:before="240" w:after="240" w:line="240" w:lineRule="auto"/>
-              <w:rPr>
-                <w:rFonts w:asciiTheme="majorHAnsi" w:hAnsiTheme="majorHAnsi" w:cstheme="majorHAnsi"/>
-                <w:b/>
-                <w:bCs/>
-                <w:sz w:val="20"/>
-                <w:szCs w:val="20"/>
-                <w:lang w:eastAsia="zh-TW"/>
-              </w:rPr>
-            </w:pPr>
-            <w:r>
-              <w:rPr>
-                <w:rFonts w:asciiTheme="majorHAnsi" w:hAnsiTheme="majorHAnsi" w:cs="Segoe UI"/>
-                <w:color w:val="000000"/>
-                <w:sz w:val="20"/>
-                <w:szCs w:val="20"/>
-                <w:lang w:eastAsia="zh-TW"/>
-              </w:rPr>
-              <w:t>The doctor reported that our Torque Ratchet (3AA-034), Stopper (No infor</w:t>
-            </w:r>
-            <w:r>
-              <w:rPr>
-                <w:rFonts w:asciiTheme="majorHAnsi" w:hAnsiTheme="majorHAnsi" w:cs="Segoe UI"/>
-                <w:color w:val="000000"/>
-                <w:sz w:val="20"/>
-                <w:szCs w:val="20"/>
-                <w:lang w:eastAsia="zh-TW"/>
-              </w:rPr>
-              <w:t xml:space="preserve">mation provided), Screw driver </w:t>
-            </w:r>
-            <w:r>
-              <w:rPr>
-                <w:rFonts w:asciiTheme="majorHAnsi" w:hAnsiTheme="majorHAnsi" w:cs="Segoe UI"/>
-                <w:color w:val="000000"/>
-                <w:sz w:val="20"/>
-                <w:szCs w:val="20"/>
-                <w:lang w:eastAsia="zh-TW"/>
-              </w:rPr>
-              <w:t>(No information provided) and Implant driver (3AA-039) have rusted condition.</w:t>
-            </w:r>
-          </w:p>
-        </w:tc>
-        <w:tc>
-          <w:tcPr>
-            <w:tcW w:w="1276" w:type="dxa"/>
-            <w:vAlign w:val="center"/>
-          </w:tcPr>
-          <w:p>
-            <w:pPr>
-              <w:spacing w:after="0" w:line="240" w:lineRule="auto"/>
-              <w:rPr>
-                <w:rFonts w:asciiTheme="majorHAnsi" w:hAnsiTheme="majorHAnsi" w:cstheme="majorHAnsi"/>
-                <w:sz w:val="20"/>
-                <w:szCs w:val="20"/>
-              </w:rPr>
-            </w:pPr>
-            <w:r>
-              <w:rPr>
-                <w:rFonts w:asciiTheme="majorHAnsi" w:hAnsiTheme="majorHAnsi" w:cstheme="majorHAnsi"/>
-                <w:sz w:val="20"/>
-                <w:szCs w:val="20"/>
-              </w:rPr>
-              <w:t>F26</w:t>
-            </w:r>
-          </w:p>
-          <w:p>
-            <w:pPr>
-              <w:spacing w:after="0" w:line="240" w:lineRule="auto"/>
-              <w:rPr>
-                <w:rFonts w:asciiTheme="majorHAnsi" w:hAnsiTheme="majorHAnsi" w:cstheme="majorHAnsi"/>
-                <w:color w:val="000000"/>
-                <w:sz w:val="20"/>
-                <w:szCs w:val="20"/>
-                <w:lang w:eastAsia="zh-TW"/>
-              </w:rPr>
-            </w:pPr>
-            <w:r>
-              <w:rPr>
-                <w:rFonts w:asciiTheme="majorHAnsi" w:hAnsiTheme="majorHAnsi" w:cstheme="majorHAnsi"/>
-                <w:sz w:val="20"/>
-                <w:szCs w:val="20"/>
-              </w:rPr>
-              <w:t>(No Health Consequences or Impact)</w:t>
-            </w:r>
-          </w:p>
-        </w:tc>
-        <w:tc>
-          <w:tcPr>
-            <w:tcW w:w="1276" w:type="dxa"/>
-            <w:vAlign w:val="center"/>
-          </w:tcPr>
-          <w:p>
-            <w:pPr>
-              <w:spacing w:after="0" w:line="240" w:lineRule="auto"/>
-              <w:rPr>
-                <w:rFonts w:asciiTheme="majorHAnsi" w:hAnsiTheme="majorHAnsi" w:cstheme="majorHAnsi"/>
-                <w:sz w:val="20"/>
-                <w:szCs w:val="20"/>
-              </w:rPr>
-            </w:pPr>
-            <w:r>
-              <w:rPr>
-                <w:rFonts w:asciiTheme="majorHAnsi" w:hAnsiTheme="majorHAnsi" w:cstheme="majorHAnsi"/>
-                <w:sz w:val="20"/>
-                <w:szCs w:val="20"/>
-              </w:rPr>
-              <w:t>C</w:t>
-            </w:r>
-            <w:r>
-              <w:rPr>
-                <w:rFonts w:asciiTheme="majorHAnsi" w:hAnsiTheme="majorHAnsi" w:cstheme="majorHAnsi"/>
-                <w:sz w:val="20"/>
-                <w:szCs w:val="20"/>
-              </w:rPr>
-              <w:t>0601</w:t>
-            </w:r>
-          </w:p>
-          <w:p>
-            <w:pPr>
-              <w:spacing w:after="0" w:line="240" w:lineRule="auto"/>
-              <w:rPr>
-                <w:rFonts w:asciiTheme="majorHAnsi" w:hAnsiTheme="majorHAnsi" w:cstheme="majorHAnsi"/>
-                <w:b/>
-                <w:bCs/>
-                <w:sz w:val="20"/>
-                <w:szCs w:val="20"/>
-                <w:lang w:eastAsia="zh-TW"/>
-              </w:rPr>
-            </w:pPr>
-            <w:r>
-              <w:rPr>
-                <w:rFonts w:asciiTheme="majorHAnsi" w:hAnsiTheme="majorHAnsi" w:cstheme="majorHAnsi"/>
-                <w:sz w:val="20"/>
-                <w:szCs w:val="20"/>
-              </w:rPr>
-              <w:t>(</w:t>
-            </w:r>
-            <w:r>
-              <w:rPr>
-                <w:rFonts w:asciiTheme="majorHAnsi" w:hAnsiTheme="majorHAnsi" w:cstheme="majorHAnsi"/>
-                <w:sz w:val="20"/>
-                <w:szCs w:val="20"/>
-              </w:rPr>
-              <w:t>Degradation Problem Identified</w:t>
-            </w:r>
-            <w:r>
-              <w:rPr>
-                <w:rFonts w:asciiTheme="majorHAnsi" w:hAnsiTheme="majorHAnsi" w:cstheme="majorHAnsi"/>
-                <w:sz w:val="20"/>
-                <w:szCs w:val="20"/>
-              </w:rPr>
-              <w:t>)</w:t>
-            </w:r>
-          </w:p>
-        </w:tc>
-        <w:tc>
-          <w:tcPr>
-            <w:tcW w:w="3077" w:type="dxa"/>
-            <w:vAlign w:val="center"/>
-          </w:tcPr>
-          <w:p>
-            <w:pPr>
-              <w:spacing w:after="0" w:line="240" w:lineRule="auto"/>
-              <w:rPr>
-                <w:rFonts w:asciiTheme="majorHAnsi" w:hAnsiTheme="majorHAnsi" w:cstheme="majorHAnsi"/>
-                <w:sz w:val="20"/>
-                <w:szCs w:val="20"/>
-              </w:rPr>
-            </w:pPr>
-            <w:r>
-              <w:rPr>
-                <w:rFonts w:asciiTheme="majorHAnsi" w:hAnsiTheme="majorHAnsi" w:cstheme="majorHAnsi"/>
-                <w:sz w:val="20"/>
-                <w:szCs w:val="20"/>
-              </w:rPr>
-              <w:t>Inform the doctor that the drill has a service life and if surface rust is found, please do not use it again.</w:t>
-            </w:r>
-          </w:p>
-          <w:p>
-            <w:pPr>
-              <w:spacing w:after="0" w:line="240" w:lineRule="auto"/>
-              <w:rPr>
-                <w:rFonts w:asciiTheme="majorHAnsi" w:hAnsiTheme="majorHAnsi" w:cstheme="majorHAnsi"/>
-                <w:sz w:val="20"/>
-                <w:szCs w:val="20"/>
-              </w:rPr>
-            </w:pPr>
-            <w:r>
-              <w:rPr>
-                <w:rFonts w:asciiTheme="majorHAnsi" w:hAnsiTheme="majorHAnsi" w:cstheme="majorHAnsi"/>
-                <w:b/>
-                <w:sz w:val="20"/>
-                <w:szCs w:val="20"/>
-              </w:rPr>
-              <w:t>Status:</w:t>
-            </w:r>
-            <w:r>
-              <w:rPr>
-                <w:rFonts w:asciiTheme="majorHAnsi" w:hAnsiTheme="majorHAnsi" w:cstheme="majorHAnsi"/>
-                <w:sz w:val="20"/>
-                <w:szCs w:val="20"/>
-              </w:rPr>
-              <w:t xml:space="preserve"> Closed</w:t>
-            </w:r>
-          </w:p>
-          <w:p>
-            <w:pPr>
-              <w:spacing w:after="0" w:line="240" w:lineRule="auto"/>
-              <w:rPr>
-                <w:rFonts w:asciiTheme="majorHAnsi" w:hAnsiTheme="majorHAnsi" w:cstheme="majorHAnsi"/>
-                <w:b/>
-                <w:sz w:val="20"/>
-                <w:szCs w:val="20"/>
-              </w:rPr>
-            </w:pPr>
-            <w:r>
-              <w:rPr>
-                <w:rFonts w:asciiTheme="majorHAnsi" w:hAnsiTheme="majorHAnsi" w:cstheme="majorHAnsi"/>
-                <w:b/>
-                <w:sz w:val="20"/>
-                <w:szCs w:val="20"/>
-              </w:rPr>
-              <w:t xml:space="preserve">Effectiveness: </w:t>
-            </w:r>
-            <w:r>
-              <w:rPr>
-                <w:rFonts w:asciiTheme="majorHAnsi" w:hAnsiTheme="majorHAnsi" w:cstheme="majorHAnsi"/>
-                <w:sz w:val="20"/>
-                <w:szCs w:val="20"/>
-              </w:rPr>
-              <w:t xml:space="preserve">Resolved. No recurrence of corrosion reported for this part since 2017. </w:t>
-            </w:r>
-          </w:p>
-        </w:tc>
-      </w:tr>
-      <w:tr>
-        <w:tc>
-          <w:tcPr>
-            <w:tcW w:w="1129" w:type="dxa"/>
-            <w:vAlign w:val="center"/>
-          </w:tcPr>
-          <w:p>
-            <w:pPr>
-              <w:spacing w:before="240" w:after="240" w:line="240" w:lineRule="auto"/>
-              <w:jc w:val="center"/>
-              <w:rPr>
-                <w:rFonts w:asciiTheme="majorHAnsi" w:hAnsiTheme="majorHAnsi" w:cstheme="majorHAnsi"/>
-                <w:color w:val="000000"/>
-                <w:sz w:val="20"/>
-                <w:szCs w:val="20"/>
-                <w:lang w:eastAsia="zh-TW"/>
-              </w:rPr>
-            </w:pPr>
-            <w:r>
-              <w:rPr>
-                <w:rFonts w:asciiTheme="majorHAnsi" w:hAnsiTheme="majorHAnsi" w:cstheme="majorHAnsi"/>
-                <w:color w:val="000000"/>
-                <w:sz w:val="20"/>
-                <w:szCs w:val="20"/>
-                <w:lang w:eastAsia="zh-TW"/>
-              </w:rPr>
-              <w:t>210223001</w:t>
-            </w:r>
-          </w:p>
-        </w:tc>
-        <w:tc>
-          <w:tcPr>
-            <w:tcW w:w="1182" w:type="dxa"/>
-            <w:vAlign w:val="center"/>
-          </w:tcPr>
-          <w:p>
-            <w:pPr>
-              <w:spacing w:before="240" w:after="240" w:line="240" w:lineRule="auto"/>
-              <w:jc w:val="center"/>
-              <w:rPr>
-                <w:rFonts w:asciiTheme="majorHAnsi" w:hAnsiTheme="majorHAnsi" w:cstheme="majorHAnsi"/>
-                <w:sz w:val="20"/>
-                <w:szCs w:val="20"/>
-                <w:lang w:eastAsia="zh-TW"/>
-              </w:rPr>
-            </w:pPr>
-            <w:r>
-              <w:rPr>
-                <w:rFonts w:asciiTheme="majorHAnsi" w:hAnsiTheme="majorHAnsi" w:cstheme="majorHAnsi" w:hint="eastAsia"/>
-                <w:sz w:val="20"/>
-                <w:szCs w:val="20"/>
-                <w:lang w:eastAsia="zh-TW"/>
-              </w:rPr>
-              <w:t>2</w:t>
-            </w:r>
-            <w:r>
-              <w:rPr>
-                <w:rFonts w:asciiTheme="majorHAnsi" w:hAnsiTheme="majorHAnsi" w:cstheme="majorHAnsi"/>
-                <w:sz w:val="20"/>
-                <w:szCs w:val="20"/>
-                <w:lang w:eastAsia="zh-TW"/>
-              </w:rPr>
-              <w:t>021/02/23</w:t>
-            </w:r>
-          </w:p>
-          <w:p>
-            <w:pPr>
-              <w:spacing w:before="240" w:after="240" w:line="240" w:lineRule="auto"/>
-              <w:jc w:val="center"/>
-              <w:rPr>
-                <w:rFonts w:asciiTheme="majorHAnsi" w:hAnsiTheme="majorHAnsi" w:cstheme="majorHAnsi" w:hint="eastAsia"/>
-                <w:sz w:val="20"/>
-                <w:szCs w:val="20"/>
-                <w:lang w:eastAsia="zh-TW"/>
-              </w:rPr>
-            </w:pPr>
-            <w:r>
-              <w:rPr>
-                <w:rFonts w:asciiTheme="majorHAnsi" w:hAnsiTheme="majorHAnsi" w:cstheme="majorHAnsi"/>
-                <w:sz w:val="20"/>
-                <w:szCs w:val="20"/>
-                <w:lang w:eastAsia="zh-TW"/>
-              </w:rPr>
-              <w:t>Taiwan</w:t>
-            </w:r>
-          </w:p>
-        </w:tc>
-        <w:tc>
-          <w:tcPr>
-            <w:tcW w:w="1230" w:type="dxa"/>
-            <w:vAlign w:val="center"/>
-          </w:tcPr>
-          <w:p>
-            <w:pPr>
-              <w:spacing w:before="240" w:after="240" w:line="240" w:lineRule="auto"/>
-              <w:jc w:val="center"/>
-              <w:rPr>
-                <w:rFonts w:asciiTheme="majorHAnsi" w:hAnsiTheme="majorHAnsi" w:cstheme="majorHAnsi"/>
-                <w:b/>
-                <w:bCs/>
-                <w:sz w:val="20"/>
-                <w:szCs w:val="20"/>
-                <w:lang w:eastAsia="zh-TW"/>
-              </w:rPr>
-            </w:pPr>
-            <w:r>
-              <w:rPr>
-                <w:rFonts w:asciiTheme="majorHAnsi" w:hAnsiTheme="majorHAnsi" w:cstheme="majorHAnsi"/>
-                <w:sz w:val="20"/>
-                <w:szCs w:val="20"/>
-              </w:rPr>
-              <w:t>A1202</w:t>
-            </w:r>
-          </w:p>
-        </w:tc>
-        <w:tc>
-          <w:tcPr>
-            <w:tcW w:w="1245" w:type="dxa"/>
-            <w:vAlign w:val="center"/>
-          </w:tcPr>
-          <w:p>
-            <w:pPr>
-              <w:spacing w:before="240" w:after="240" w:line="240" w:lineRule="auto"/>
-              <w:jc w:val="center"/>
-              <w:rPr>
-                <w:rFonts w:asciiTheme="majorHAnsi" w:hAnsiTheme="majorHAnsi" w:cstheme="majorHAnsi"/>
-                <w:b/>
-                <w:bCs/>
-                <w:sz w:val="20"/>
-                <w:szCs w:val="20"/>
-                <w:lang w:eastAsia="zh-TW"/>
-              </w:rPr>
-            </w:pPr>
-            <w:r>
-              <w:rPr>
-                <w:rFonts w:asciiTheme="majorHAnsi" w:hAnsiTheme="majorHAnsi" w:cstheme="majorHAnsi"/>
-                <w:sz w:val="20"/>
-                <w:szCs w:val="20"/>
-              </w:rPr>
-              <w:t>Decoupling</w:t>
-            </w:r>
-          </w:p>
-        </w:tc>
-        <w:tc>
-          <w:tcPr>
-            <w:tcW w:w="2693" w:type="dxa"/>
-            <w:vAlign w:val="center"/>
-          </w:tcPr>
-          <w:p>
-            <w:pPr>
-              <w:spacing w:before="240" w:after="240" w:line="240" w:lineRule="auto"/>
-              <w:rPr>
-                <w:rFonts w:asciiTheme="majorHAnsi" w:hAnsiTheme="majorHAnsi" w:cstheme="majorHAnsi"/>
-                <w:b/>
-                <w:bCs/>
-                <w:sz w:val="20"/>
-                <w:szCs w:val="20"/>
-                <w:lang w:eastAsia="zh-TW"/>
-              </w:rPr>
-            </w:pPr>
-            <w:r>
-              <w:rPr>
-                <w:rFonts w:asciiTheme="majorHAnsi" w:hAnsiTheme="majorHAnsi" w:cs="Segoe UI"/>
-                <w:color w:val="000000"/>
-                <w:sz w:val="20"/>
-                <w:szCs w:val="20"/>
-                <w:lang w:eastAsia="zh-TW"/>
-              </w:rPr>
-              <w:t>The physician responded that the Multi-Unit Abutment Adapter (BSMURT000000A) slipped with a torque of less than 30N on the clinical bed.</w:t>
-            </w:r>
-          </w:p>
-        </w:tc>
-        <w:tc>
-          <w:tcPr>
-            <w:tcW w:w="1276" w:type="dxa"/>
-            <w:vAlign w:val="center"/>
-          </w:tcPr>
-          <w:p>
-            <w:pPr>
-              <w:spacing w:after="0" w:line="240" w:lineRule="auto"/>
-              <w:rPr>
-                <w:rFonts w:asciiTheme="majorHAnsi" w:hAnsiTheme="majorHAnsi" w:cstheme="majorHAnsi"/>
-                <w:sz w:val="20"/>
-                <w:szCs w:val="20"/>
-              </w:rPr>
-            </w:pPr>
-            <w:r>
-              <w:rPr>
-                <w:rFonts w:asciiTheme="majorHAnsi" w:hAnsiTheme="majorHAnsi" w:cstheme="majorHAnsi"/>
-                <w:sz w:val="20"/>
-                <w:szCs w:val="20"/>
-              </w:rPr>
-              <w:t>F26</w:t>
-            </w:r>
-          </w:p>
-          <w:p>
-            <w:pPr>
-              <w:spacing w:after="0" w:line="240" w:lineRule="auto"/>
-              <w:rPr>
-                <w:rFonts w:asciiTheme="majorHAnsi" w:hAnsiTheme="majorHAnsi" w:cstheme="majorHAnsi"/>
-                <w:b/>
-                <w:bCs/>
-                <w:sz w:val="20"/>
-                <w:szCs w:val="20"/>
-                <w:lang w:eastAsia="zh-TW"/>
-              </w:rPr>
-            </w:pPr>
-            <w:r>
-              <w:rPr>
-                <w:rFonts w:asciiTheme="majorHAnsi" w:hAnsiTheme="majorHAnsi" w:cstheme="majorHAnsi"/>
-                <w:sz w:val="20"/>
-                <w:szCs w:val="20"/>
-              </w:rPr>
-              <w:t>(No Health Consequences or Impact)</w:t>
-            </w:r>
-          </w:p>
-        </w:tc>
-        <w:tc>
-          <w:tcPr>
-            <w:tcW w:w="1276" w:type="dxa"/>
-            <w:vAlign w:val="center"/>
-          </w:tcPr>
-          <w:p>
-            <w:pPr>
-              <w:spacing w:after="0" w:line="240" w:lineRule="auto"/>
-              <w:rPr>
-                <w:rFonts w:asciiTheme="majorHAnsi" w:hAnsiTheme="majorHAnsi" w:cstheme="majorHAnsi"/>
-                <w:sz w:val="20"/>
-                <w:szCs w:val="20"/>
-              </w:rPr>
-            </w:pPr>
-            <w:r>
-              <w:rPr>
-                <w:rFonts w:asciiTheme="majorHAnsi" w:hAnsiTheme="majorHAnsi" w:cstheme="majorHAnsi"/>
-                <w:sz w:val="20"/>
-                <w:szCs w:val="20"/>
-              </w:rPr>
-              <w:t>C16</w:t>
-            </w:r>
-          </w:p>
-          <w:p>
-            <w:pPr>
-              <w:spacing w:after="0" w:line="240" w:lineRule="auto"/>
-              <w:rPr>
-                <w:rFonts w:asciiTheme="majorHAnsi" w:hAnsiTheme="majorHAnsi" w:cstheme="majorHAnsi"/>
-                <w:b/>
-                <w:bCs/>
-                <w:sz w:val="20"/>
-                <w:szCs w:val="20"/>
-                <w:lang w:eastAsia="zh-TW"/>
-              </w:rPr>
-            </w:pPr>
-            <w:r>
-              <w:rPr>
-                <w:rFonts w:asciiTheme="majorHAnsi" w:hAnsiTheme="majorHAnsi" w:cstheme="majorHAnsi"/>
-                <w:sz w:val="20"/>
-                <w:szCs w:val="20"/>
-              </w:rPr>
-              <w:t>(Manufacturing/Production Problem Identified)</w:t>
-            </w:r>
-          </w:p>
-        </w:tc>
-        <w:tc>
-          <w:tcPr>
-            <w:tcW w:w="3077" w:type="dxa"/>
-            <w:vAlign w:val="center"/>
-          </w:tcPr>
-          <w:p>
-            <w:pPr>
-              <w:spacing w:after="0" w:line="240" w:lineRule="auto"/>
-              <w:rPr>
-                <w:rFonts w:asciiTheme="majorHAnsi" w:hAnsiTheme="majorHAnsi" w:cstheme="majorHAnsi"/>
-                <w:sz w:val="20"/>
-                <w:szCs w:val="20"/>
-              </w:rPr>
-            </w:pPr>
-            <w:r>
-              <w:rPr>
-                <w:rFonts w:asciiTheme="majorHAnsi" w:hAnsiTheme="majorHAnsi" w:cstheme="majorHAnsi"/>
-                <w:sz w:val="20"/>
-                <w:szCs w:val="20"/>
-              </w:rPr>
-              <w:t>1. Quality assurance has finished screening the finished products and transfers the qualified products to the production control and the unqualified products to the isolation area.</w:t>
-            </w:r>
-          </w:p>
-          <w:p>
-            <w:pPr>
-              <w:spacing w:after="0" w:line="240" w:lineRule="auto"/>
-              <w:rPr>
-                <w:rFonts w:asciiTheme="majorHAnsi" w:hAnsiTheme="majorHAnsi" w:cstheme="majorHAnsi"/>
-                <w:sz w:val="20"/>
-                <w:szCs w:val="20"/>
-              </w:rPr>
-            </w:pPr>
-            <w:r>
-              <w:rPr>
-                <w:rFonts w:asciiTheme="majorHAnsi" w:hAnsiTheme="majorHAnsi" w:cstheme="majorHAnsi"/>
-                <w:sz w:val="20"/>
-                <w:szCs w:val="20"/>
-              </w:rPr>
-              <w:t>2. Make hexagonal plug gauges as acceptance standard.</w:t>
-            </w:r>
-          </w:p>
-          <w:p>
-            <w:pPr>
-              <w:spacing w:after="0" w:line="240" w:lineRule="auto"/>
-              <w:rPr>
-                <w:rFonts w:asciiTheme="majorHAnsi" w:hAnsiTheme="majorHAnsi" w:cstheme="majorHAnsi"/>
-                <w:sz w:val="20"/>
-                <w:szCs w:val="20"/>
-              </w:rPr>
-            </w:pPr>
-            <w:r>
-              <w:rPr>
-                <w:rFonts w:asciiTheme="majorHAnsi" w:hAnsiTheme="majorHAnsi" w:cstheme="majorHAnsi"/>
-                <w:b/>
-                <w:sz w:val="20"/>
-                <w:szCs w:val="20"/>
-              </w:rPr>
-              <w:t xml:space="preserve">Status: </w:t>
-            </w:r>
-            <w:r>
-              <w:rPr>
-                <w:rFonts w:asciiTheme="majorHAnsi" w:hAnsiTheme="majorHAnsi" w:cstheme="majorHAnsi"/>
-                <w:sz w:val="20"/>
-                <w:szCs w:val="20"/>
-              </w:rPr>
-              <w:t>Closed</w:t>
-            </w:r>
-          </w:p>
-          <w:p>
-            <w:pPr>
-              <w:spacing w:after="0" w:line="240" w:lineRule="auto"/>
-              <w:rPr>
-                <w:rFonts w:asciiTheme="majorHAnsi" w:hAnsiTheme="majorHAnsi" w:cstheme="majorHAnsi"/>
-                <w:color w:val="000000"/>
-                <w:sz w:val="20"/>
-                <w:szCs w:val="20"/>
-                <w:lang w:eastAsia="zh-TW"/>
-              </w:rPr>
-            </w:pPr>
-            <w:r>
-              <w:rPr>
-                <w:rFonts w:asciiTheme="majorHAnsi" w:hAnsiTheme="majorHAnsi" w:cstheme="majorHAnsi"/>
-                <w:b/>
-                <w:sz w:val="20"/>
-                <w:szCs w:val="20"/>
-              </w:rPr>
-              <w:t>Effectiveness:</w:t>
-            </w:r>
-            <w:r>
-              <w:rPr>
-                <w:rFonts w:asciiTheme="majorHAnsi" w:hAnsiTheme="majorHAnsi" w:cstheme="majorHAnsi"/>
-                <w:sz w:val="20"/>
-                <w:szCs w:val="20"/>
-              </w:rPr>
-              <w:t xml:space="preserve"> Effective. Zero slipping incidents reported in subsequent batches.</w:t>
-            </w:r>
-          </w:p>
-        </w:tc>
-      </w:tr>
-      <w:tr>
-        <w:tc>
-          <w:tcPr>
-            <w:tcW w:w="1129" w:type="dxa"/>
-            <w:vAlign w:val="center"/>
-          </w:tcPr>
-          <w:p>
-            <w:pPr>
-              <w:spacing w:before="240" w:after="240" w:line="240" w:lineRule="auto"/>
-              <w:jc w:val="center"/>
-              <w:rPr>
-                <w:rFonts w:asciiTheme="majorHAnsi" w:hAnsiTheme="majorHAnsi" w:cstheme="majorHAnsi"/>
-                <w:color w:val="000000"/>
-                <w:sz w:val="20"/>
-                <w:szCs w:val="20"/>
-                <w:lang w:eastAsia="zh-TW"/>
-              </w:rPr>
-            </w:pPr>
-            <w:r>
-              <w:rPr>
-                <w:rFonts w:asciiTheme="majorHAnsi" w:hAnsiTheme="majorHAnsi" w:cstheme="majorHAnsi"/>
-                <w:color w:val="000000"/>
-                <w:sz w:val="20"/>
-                <w:szCs w:val="20"/>
-                <w:lang w:eastAsia="zh-TW"/>
-              </w:rPr>
-              <w:t>210315001</w:t>
-            </w:r>
-          </w:p>
-        </w:tc>
-        <w:tc>
-          <w:tcPr>
-            <w:tcW w:w="1182" w:type="dxa"/>
-            <w:vAlign w:val="center"/>
-          </w:tcPr>
-          <w:p>
-            <w:pPr>
-              <w:spacing w:before="240" w:after="240" w:line="240" w:lineRule="auto"/>
-              <w:jc w:val="center"/>
-              <w:rPr>
-                <w:rFonts w:asciiTheme="majorHAnsi" w:hAnsiTheme="majorHAnsi" w:cstheme="majorHAnsi"/>
-                <w:sz w:val="20"/>
-                <w:szCs w:val="20"/>
-                <w:lang w:eastAsia="zh-TW"/>
-              </w:rPr>
-            </w:pPr>
-            <w:r>
-              <w:rPr>
-                <w:rFonts w:asciiTheme="majorHAnsi" w:hAnsiTheme="majorHAnsi" w:cstheme="majorHAnsi" w:hint="eastAsia"/>
-                <w:sz w:val="20"/>
-                <w:szCs w:val="20"/>
-                <w:lang w:eastAsia="zh-TW"/>
-              </w:rPr>
-              <w:t>2</w:t>
-            </w:r>
-            <w:r>
-              <w:rPr>
-                <w:rFonts w:asciiTheme="majorHAnsi" w:hAnsiTheme="majorHAnsi" w:cstheme="majorHAnsi"/>
-                <w:sz w:val="20"/>
-                <w:szCs w:val="20"/>
-                <w:lang w:eastAsia="zh-TW"/>
-              </w:rPr>
-              <w:t>021/03/15</w:t>
-            </w:r>
-          </w:p>
-          <w:p>
-            <w:pPr>
-              <w:spacing w:before="240" w:after="240" w:line="240" w:lineRule="auto"/>
-              <w:jc w:val="center"/>
-              <w:rPr>
-                <w:rFonts w:asciiTheme="majorHAnsi" w:hAnsiTheme="majorHAnsi" w:cstheme="majorHAnsi" w:hint="eastAsia"/>
-                <w:sz w:val="20"/>
-                <w:szCs w:val="20"/>
-                <w:lang w:eastAsia="zh-TW"/>
-              </w:rPr>
-            </w:pPr>
-            <w:r>
-              <w:rPr>
-                <w:rFonts w:asciiTheme="majorHAnsi" w:hAnsiTheme="majorHAnsi" w:cstheme="majorHAnsi"/>
-                <w:sz w:val="20"/>
-                <w:szCs w:val="20"/>
-                <w:lang w:eastAsia="zh-TW"/>
-              </w:rPr>
-              <w:t>Taiwan</w:t>
-            </w:r>
-          </w:p>
-        </w:tc>
-        <w:tc>
-          <w:tcPr>
-            <w:tcW w:w="1230" w:type="dxa"/>
-            <w:vAlign w:val="center"/>
-          </w:tcPr>
-          <w:p>
-            <w:pPr>
-              <w:spacing w:before="240" w:after="240" w:line="240" w:lineRule="auto"/>
-              <w:jc w:val="center"/>
-              <w:rPr>
-                <w:rFonts w:asciiTheme="majorHAnsi" w:hAnsiTheme="majorHAnsi" w:cstheme="majorHAnsi"/>
-                <w:b/>
-                <w:bCs/>
-                <w:sz w:val="20"/>
-                <w:szCs w:val="20"/>
-                <w:lang w:eastAsia="zh-TW"/>
-              </w:rPr>
-            </w:pPr>
-            <w:r>
-              <w:rPr>
-                <w:rFonts w:asciiTheme="majorHAnsi" w:hAnsiTheme="majorHAnsi" w:cstheme="majorHAnsi"/>
-                <w:sz w:val="20"/>
-                <w:szCs w:val="20"/>
-              </w:rPr>
-              <w:t>A020102</w:t>
-            </w:r>
-          </w:p>
-        </w:tc>
-        <w:tc>
-          <w:tcPr>
-            <w:tcW w:w="1245" w:type="dxa"/>
-            <w:vAlign w:val="center"/>
-          </w:tcPr>
-          <w:p>
-            <w:pPr>
-              <w:spacing w:before="240" w:after="240" w:line="240" w:lineRule="auto"/>
-              <w:jc w:val="center"/>
-              <w:rPr>
-                <w:rFonts w:asciiTheme="majorHAnsi" w:hAnsiTheme="majorHAnsi" w:cstheme="majorHAnsi"/>
-                <w:b/>
-                <w:bCs/>
-                <w:sz w:val="20"/>
-                <w:szCs w:val="20"/>
-                <w:lang w:eastAsia="zh-TW"/>
-              </w:rPr>
-            </w:pPr>
-            <w:r>
-              <w:rPr>
-                <w:rFonts w:asciiTheme="majorHAnsi" w:hAnsiTheme="majorHAnsi" w:cstheme="majorHAnsi"/>
-                <w:sz w:val="20"/>
-                <w:szCs w:val="20"/>
-              </w:rPr>
-              <w:t>Nonstandard Device</w:t>
-            </w:r>
-          </w:p>
-        </w:tc>
-        <w:tc>
-          <w:tcPr>
-            <w:tcW w:w="2693" w:type="dxa"/>
-            <w:vAlign w:val="center"/>
-          </w:tcPr>
-          <w:p>
-            <w:pPr>
-              <w:spacing w:before="240" w:after="240" w:line="240" w:lineRule="auto"/>
-              <w:rPr>
-                <w:rFonts w:asciiTheme="majorHAnsi" w:hAnsiTheme="majorHAnsi" w:cstheme="majorHAnsi"/>
-                <w:b/>
-                <w:bCs/>
-                <w:sz w:val="20"/>
-                <w:szCs w:val="20"/>
-                <w:lang w:eastAsia="zh-TW"/>
-              </w:rPr>
-            </w:pPr>
-            <w:r>
-              <w:rPr>
-                <w:rFonts w:asciiTheme="majorHAnsi" w:hAnsiTheme="majorHAnsi" w:cs="Segoe UI"/>
-                <w:color w:val="000000"/>
-                <w:sz w:val="20"/>
-                <w:szCs w:val="20"/>
-                <w:lang w:eastAsia="zh-TW"/>
-              </w:rPr>
-              <w:t>15°Angled Abutment D4.0H8.5G1 /SD-Hex (4AA-D17) is too tight and the outer hex size is too large to assemble the implant. This product was found to be abnormal when the technician was working on it, and it was not sent to the clinic yet, so the company replaced a 15° Angled Abutment to the technician.</w:t>
-            </w:r>
-          </w:p>
-        </w:tc>
-        <w:tc>
-          <w:tcPr>
-            <w:tcW w:w="1276" w:type="dxa"/>
-            <w:vAlign w:val="center"/>
-          </w:tcPr>
-          <w:p>
-            <w:pPr>
-              <w:spacing w:after="0" w:line="240" w:lineRule="auto"/>
-              <w:rPr>
-                <w:rFonts w:asciiTheme="majorHAnsi" w:hAnsiTheme="majorHAnsi" w:cstheme="majorHAnsi"/>
-                <w:sz w:val="20"/>
-                <w:szCs w:val="20"/>
-              </w:rPr>
-            </w:pPr>
-            <w:r>
-              <w:rPr>
-                <w:rFonts w:asciiTheme="majorHAnsi" w:hAnsiTheme="majorHAnsi" w:cstheme="majorHAnsi"/>
-                <w:sz w:val="20"/>
-                <w:szCs w:val="20"/>
-              </w:rPr>
-              <w:t>F2601</w:t>
-            </w:r>
-            <w:r>
-              <w:rPr>
-                <w:rFonts w:asciiTheme="majorHAnsi" w:hAnsiTheme="majorHAnsi" w:cstheme="majorHAnsi" w:hint="eastAsia"/>
-                <w:sz w:val="20"/>
-                <w:szCs w:val="20"/>
-                <w:lang w:eastAsia="zh-TW"/>
-              </w:rPr>
-              <w:t xml:space="preserve"> </w:t>
-            </w:r>
-            <w:r>
-              <w:rPr>
-                <w:rFonts w:asciiTheme="majorHAnsi" w:hAnsiTheme="majorHAnsi" w:cstheme="majorHAnsi"/>
-                <w:sz w:val="20"/>
-                <w:szCs w:val="20"/>
-                <w:lang w:eastAsia="zh-TW"/>
-              </w:rPr>
-              <w:t xml:space="preserve">- </w:t>
-            </w:r>
-            <w:r>
-              <w:rPr>
-                <w:rFonts w:asciiTheme="majorHAnsi" w:hAnsiTheme="majorHAnsi" w:cstheme="majorHAnsi"/>
-                <w:sz w:val="20"/>
-                <w:szCs w:val="20"/>
-              </w:rPr>
-              <w:t>Problem identifi</w:t>
-            </w:r>
-            <w:r>
-              <w:rPr>
-                <w:rFonts w:asciiTheme="majorHAnsi" w:hAnsiTheme="majorHAnsi" w:cstheme="majorHAnsi"/>
-                <w:sz w:val="20"/>
-                <w:szCs w:val="20"/>
-              </w:rPr>
-              <w:t>ed before clinical use/exposure</w:t>
-            </w:r>
-          </w:p>
-        </w:tc>
-        <w:tc>
-          <w:tcPr>
-            <w:tcW w:w="1276" w:type="dxa"/>
-            <w:vAlign w:val="center"/>
-          </w:tcPr>
-          <w:p>
-            <w:pPr>
-              <w:spacing w:after="0" w:line="240" w:lineRule="auto"/>
-              <w:rPr>
-                <w:rFonts w:asciiTheme="majorHAnsi" w:hAnsiTheme="majorHAnsi" w:cstheme="majorHAnsi"/>
-                <w:sz w:val="20"/>
-                <w:szCs w:val="20"/>
-              </w:rPr>
-            </w:pPr>
-            <w:r>
-              <w:rPr>
-                <w:rFonts w:asciiTheme="majorHAnsi" w:hAnsiTheme="majorHAnsi" w:cstheme="majorHAnsi"/>
-                <w:sz w:val="20"/>
-                <w:szCs w:val="20"/>
-              </w:rPr>
-              <w:t>C16</w:t>
-            </w:r>
-            <w:r>
-              <w:rPr>
-                <w:rFonts w:asciiTheme="majorHAnsi" w:hAnsiTheme="majorHAnsi" w:cstheme="majorHAnsi" w:hint="eastAsia"/>
-                <w:sz w:val="20"/>
-                <w:szCs w:val="20"/>
-                <w:lang w:eastAsia="zh-TW"/>
-              </w:rPr>
-              <w:t xml:space="preserve"> </w:t>
-            </w:r>
-            <w:r>
-              <w:rPr>
-                <w:rFonts w:asciiTheme="majorHAnsi" w:hAnsiTheme="majorHAnsi" w:cstheme="majorHAnsi"/>
-                <w:sz w:val="20"/>
-                <w:szCs w:val="20"/>
-                <w:lang w:eastAsia="zh-TW"/>
-              </w:rPr>
-              <w:t>-</w:t>
-            </w:r>
-            <w:r>
-              <w:rPr>
-                <w:rFonts w:asciiTheme="majorHAnsi" w:hAnsiTheme="majorHAnsi" w:cstheme="majorHAnsi"/>
-                <w:sz w:val="20"/>
-                <w:szCs w:val="20"/>
-              </w:rPr>
-              <w:t>Manufacturing/</w:t>
-            </w:r>
-            <w:r>
-              <w:rPr>
-                <w:rFonts w:asciiTheme="majorHAnsi" w:hAnsiTheme="majorHAnsi" w:cstheme="majorHAnsi"/>
-                <w:sz w:val="20"/>
-                <w:szCs w:val="20"/>
-              </w:rPr>
-              <w:t xml:space="preserve"> Production Problem Identified</w:t>
-            </w:r>
-          </w:p>
-        </w:tc>
-        <w:tc>
-          <w:tcPr>
-            <w:tcW w:w="3077" w:type="dxa"/>
-            <w:vAlign w:val="center"/>
-          </w:tcPr>
-          <w:p>
-            <w:pPr>
-              <w:spacing w:after="0" w:line="240" w:lineRule="auto"/>
-              <w:rPr>
-                <w:rFonts w:asciiTheme="majorHAnsi" w:hAnsiTheme="majorHAnsi" w:cstheme="majorHAnsi"/>
-                <w:sz w:val="20"/>
-                <w:szCs w:val="20"/>
-              </w:rPr>
-            </w:pPr>
-            <w:r>
-              <w:rPr>
-                <w:rFonts w:asciiTheme="majorHAnsi" w:hAnsiTheme="majorHAnsi" w:cstheme="majorHAnsi"/>
-                <w:sz w:val="20"/>
-                <w:szCs w:val="20"/>
-              </w:rPr>
-              <w:t>1. Revise the size of the interfering external hexagon.</w:t>
-            </w:r>
-          </w:p>
-          <w:p>
-            <w:pPr>
-              <w:spacing w:after="0" w:line="240" w:lineRule="auto"/>
-              <w:rPr>
-                <w:rFonts w:asciiTheme="majorHAnsi" w:hAnsiTheme="majorHAnsi" w:cstheme="majorHAnsi"/>
-                <w:sz w:val="20"/>
-                <w:szCs w:val="20"/>
-              </w:rPr>
-            </w:pPr>
-            <w:r>
-              <w:rPr>
-                <w:rFonts w:asciiTheme="majorHAnsi" w:hAnsiTheme="majorHAnsi" w:cstheme="majorHAnsi"/>
-                <w:sz w:val="20"/>
-                <w:szCs w:val="20"/>
-              </w:rPr>
-              <w:t>2. Check and record once an hour before the production process.3. Quality assurance classify Angled Abutment as special product control.</w:t>
-            </w:r>
-          </w:p>
-          <w:p>
-            <w:pPr>
-              <w:spacing w:after="0" w:line="240" w:lineRule="auto"/>
-              <w:rPr>
-                <w:rFonts w:asciiTheme="majorHAnsi" w:hAnsiTheme="majorHAnsi" w:cstheme="majorHAnsi"/>
-                <w:sz w:val="20"/>
-                <w:szCs w:val="20"/>
-              </w:rPr>
-            </w:pPr>
-            <w:r>
-              <w:rPr>
-                <w:rFonts w:asciiTheme="majorHAnsi" w:hAnsiTheme="majorHAnsi" w:cstheme="majorHAnsi"/>
-                <w:b/>
-                <w:sz w:val="20"/>
-                <w:szCs w:val="20"/>
-              </w:rPr>
-              <w:t xml:space="preserve">Status: </w:t>
-            </w:r>
-            <w:r>
-              <w:rPr>
-                <w:rFonts w:asciiTheme="majorHAnsi" w:hAnsiTheme="majorHAnsi" w:cstheme="majorHAnsi"/>
-                <w:sz w:val="20"/>
-                <w:szCs w:val="20"/>
-              </w:rPr>
-              <w:t>Closed</w:t>
-            </w:r>
-          </w:p>
-          <w:p>
-            <w:pPr>
-              <w:spacing w:after="0" w:line="240" w:lineRule="auto"/>
-              <w:rPr>
-                <w:rFonts w:asciiTheme="majorHAnsi" w:hAnsiTheme="majorHAnsi" w:cstheme="majorHAnsi"/>
-                <w:color w:val="000000"/>
-                <w:sz w:val="20"/>
-                <w:szCs w:val="20"/>
-                <w:lang w:eastAsia="zh-TW"/>
-              </w:rPr>
-            </w:pPr>
-            <w:r>
-              <w:rPr>
-                <w:rFonts w:asciiTheme="majorHAnsi" w:hAnsiTheme="majorHAnsi" w:cstheme="majorHAnsi"/>
-                <w:b/>
-                <w:sz w:val="20"/>
-                <w:szCs w:val="20"/>
-              </w:rPr>
-              <w:t>Effectiveness:</w:t>
-            </w:r>
-            <w:r>
-              <w:rPr>
-                <w:rFonts w:asciiTheme="majorHAnsi" w:hAnsiTheme="majorHAnsi" w:cstheme="majorHAnsi"/>
-                <w:sz w:val="20"/>
-                <w:szCs w:val="20"/>
-              </w:rPr>
-              <w:t xml:space="preserve"> Effective. Dimensional accuracy verified; no recurrence.</w:t>
-            </w:r>
-          </w:p>
-        </w:tc>
-      </w:tr>
-      <w:tr>
-        <w:tc>
-          <w:tcPr>
-            <w:tcW w:w="1129" w:type="dxa"/>
-            <w:vAlign w:val="center"/>
-          </w:tcPr>
-          <w:p>
-            <w:pPr>
-              <w:spacing w:before="240" w:after="240" w:line="240" w:lineRule="auto"/>
-              <w:jc w:val="center"/>
-              <w:rPr>
-                <w:rFonts w:asciiTheme="majorHAnsi" w:hAnsiTheme="majorHAnsi" w:cstheme="majorHAnsi"/>
                 <w:color w:val="000000"/>
                 <w:sz w:val="20"/>
                 <w:szCs w:val="20"/>
@@ -3230,382 +2095,6 @@
                 <w:szCs w:val="20"/>
               </w:rPr>
               <w:t xml:space="preserve"> cutting efficiency restored. </w:t>
-            </w:r>
-          </w:p>
-        </w:tc>
-      </w:tr>
-      <w:tr>
-        <w:tc>
-          <w:tcPr>
-            <w:tcW w:w="1129" w:type="dxa"/>
-            <w:vAlign w:val="center"/>
-          </w:tcPr>
-          <w:p>
-            <w:pPr>
-              <w:spacing w:before="240" w:after="240" w:line="240" w:lineRule="auto"/>
-              <w:jc w:val="center"/>
-              <w:rPr>
-                <w:rFonts w:asciiTheme="majorHAnsi" w:hAnsiTheme="majorHAnsi" w:cstheme="majorHAnsi"/>
-                <w:color w:val="000000"/>
-                <w:sz w:val="20"/>
-                <w:szCs w:val="20"/>
-                <w:lang w:eastAsia="zh-TW"/>
-              </w:rPr>
-            </w:pPr>
-            <w:r>
-              <w:rPr>
-                <w:rFonts w:asciiTheme="majorHAnsi" w:hAnsiTheme="majorHAnsi" w:cstheme="majorHAnsi"/>
-                <w:color w:val="000000"/>
-                <w:sz w:val="20"/>
-                <w:szCs w:val="20"/>
-                <w:lang w:eastAsia="zh-TW"/>
-              </w:rPr>
-              <w:t>220622001</w:t>
-            </w:r>
-          </w:p>
-        </w:tc>
-        <w:tc>
-          <w:tcPr>
-            <w:tcW w:w="1182" w:type="dxa"/>
-            <w:vAlign w:val="center"/>
-          </w:tcPr>
-          <w:p>
-            <w:pPr>
-              <w:spacing w:before="240" w:after="240" w:line="240" w:lineRule="auto"/>
-              <w:jc w:val="center"/>
-              <w:rPr>
-                <w:rFonts w:asciiTheme="majorHAnsi" w:hAnsiTheme="majorHAnsi" w:cstheme="majorHAnsi"/>
-                <w:sz w:val="20"/>
-                <w:szCs w:val="20"/>
-                <w:lang w:eastAsia="zh-TW"/>
-              </w:rPr>
-            </w:pPr>
-            <w:r>
-              <w:rPr>
-                <w:rFonts w:asciiTheme="majorHAnsi" w:hAnsiTheme="majorHAnsi" w:cstheme="majorHAnsi" w:hint="eastAsia"/>
-                <w:sz w:val="20"/>
-                <w:szCs w:val="20"/>
-                <w:lang w:eastAsia="zh-TW"/>
-              </w:rPr>
-              <w:t>2</w:t>
-            </w:r>
-            <w:r>
-              <w:rPr>
-                <w:rFonts w:asciiTheme="majorHAnsi" w:hAnsiTheme="majorHAnsi" w:cstheme="majorHAnsi"/>
-                <w:sz w:val="20"/>
-                <w:szCs w:val="20"/>
-                <w:lang w:eastAsia="zh-TW"/>
-              </w:rPr>
-              <w:t>022/06/22</w:t>
-            </w:r>
-          </w:p>
-          <w:p>
-            <w:pPr>
-              <w:spacing w:before="240" w:after="240" w:line="240" w:lineRule="auto"/>
-              <w:jc w:val="center"/>
-              <w:rPr>
-                <w:rFonts w:asciiTheme="majorHAnsi" w:hAnsiTheme="majorHAnsi" w:cstheme="majorHAnsi" w:hint="eastAsia"/>
-                <w:sz w:val="20"/>
-                <w:szCs w:val="20"/>
-                <w:lang w:eastAsia="zh-TW"/>
-              </w:rPr>
-            </w:pPr>
-            <w:r>
-              <w:rPr>
-                <w:rFonts w:asciiTheme="majorHAnsi" w:hAnsiTheme="majorHAnsi" w:cstheme="majorHAnsi"/>
-                <w:sz w:val="20"/>
-                <w:szCs w:val="20"/>
-                <w:lang w:eastAsia="zh-TW"/>
-              </w:rPr>
-              <w:t>Taiwan</w:t>
-            </w:r>
-          </w:p>
-        </w:tc>
-        <w:tc>
-          <w:tcPr>
-            <w:tcW w:w="1230" w:type="dxa"/>
-            <w:vAlign w:val="center"/>
-          </w:tcPr>
-          <w:p>
-            <w:pPr>
-              <w:spacing w:before="240" w:after="240" w:line="240" w:lineRule="auto"/>
-              <w:jc w:val="center"/>
-              <w:rPr>
-                <w:rFonts w:asciiTheme="majorHAnsi" w:hAnsiTheme="majorHAnsi" w:cstheme="majorHAnsi"/>
-                <w:b/>
-                <w:bCs/>
-                <w:sz w:val="20"/>
-                <w:szCs w:val="20"/>
-                <w:lang w:eastAsia="zh-TW"/>
-              </w:rPr>
-            </w:pPr>
-            <w:r>
-              <w:rPr>
-                <w:rFonts w:asciiTheme="majorHAnsi" w:hAnsiTheme="majorHAnsi" w:cstheme="majorHAnsi"/>
-                <w:sz w:val="20"/>
-                <w:szCs w:val="20"/>
-              </w:rPr>
-              <w:t>A010103</w:t>
-            </w:r>
-          </w:p>
-        </w:tc>
-        <w:tc>
-          <w:tcPr>
-            <w:tcW w:w="1245" w:type="dxa"/>
-            <w:vAlign w:val="center"/>
-          </w:tcPr>
-          <w:p>
-            <w:pPr>
-              <w:spacing w:before="240" w:after="240" w:line="240" w:lineRule="auto"/>
-              <w:jc w:val="center"/>
-              <w:rPr>
-                <w:rFonts w:asciiTheme="majorHAnsi" w:hAnsiTheme="majorHAnsi" w:cstheme="majorHAnsi"/>
-                <w:b/>
-                <w:bCs/>
-                <w:sz w:val="20"/>
-                <w:szCs w:val="20"/>
-                <w:lang w:eastAsia="zh-TW"/>
-              </w:rPr>
-            </w:pPr>
-            <w:r>
-              <w:rPr>
-                <w:rFonts w:asciiTheme="majorHAnsi" w:hAnsiTheme="majorHAnsi" w:cstheme="majorHAnsi"/>
-                <w:sz w:val="20"/>
-                <w:szCs w:val="20"/>
-              </w:rPr>
-              <w:t>Inadequacy of Device Shape and/or Size</w:t>
-            </w:r>
-          </w:p>
-        </w:tc>
-        <w:tc>
-          <w:tcPr>
-            <w:tcW w:w="2693" w:type="dxa"/>
-            <w:vAlign w:val="center"/>
-          </w:tcPr>
-          <w:p>
-            <w:pPr>
-              <w:spacing w:after="0" w:line="240" w:lineRule="auto"/>
-              <w:ind w:rightChars="50" w:right="110"/>
-              <w:rPr>
-                <w:rFonts w:asciiTheme="majorHAnsi" w:hAnsiTheme="majorHAnsi" w:cs="Segoe UI"/>
-                <w:color w:val="000000"/>
-                <w:sz w:val="20"/>
-                <w:szCs w:val="20"/>
-                <w:lang w:eastAsia="zh-TW"/>
-              </w:rPr>
-            </w:pPr>
-            <w:r>
-              <w:rPr>
-                <w:rFonts w:asciiTheme="majorHAnsi" w:hAnsiTheme="majorHAnsi" w:cs="Segoe UI"/>
-                <w:color w:val="000000"/>
-                <w:sz w:val="20"/>
-                <w:szCs w:val="20"/>
-                <w:lang w:eastAsia="zh-TW"/>
-              </w:rPr>
-              <w:t>Patient’s tooth-wide is small, so Close-Tray stuck the adjacent tooth and it cannot be fixed position.</w:t>
-            </w:r>
-          </w:p>
-          <w:p>
-            <w:pPr>
-              <w:spacing w:before="240" w:after="240" w:line="240" w:lineRule="auto"/>
-              <w:rPr>
-                <w:rFonts w:asciiTheme="majorHAnsi" w:hAnsiTheme="majorHAnsi" w:cstheme="majorHAnsi"/>
-                <w:b/>
-                <w:bCs/>
-                <w:sz w:val="20"/>
-                <w:szCs w:val="20"/>
-                <w:lang w:eastAsia="zh-TW"/>
-              </w:rPr>
-            </w:pPr>
-            <w:r>
-              <w:rPr>
-                <w:rFonts w:asciiTheme="majorHAnsi" w:hAnsiTheme="majorHAnsi" w:cs="Segoe UI"/>
-                <w:color w:val="000000"/>
-                <w:sz w:val="20"/>
-                <w:szCs w:val="20"/>
-                <w:lang w:eastAsia="zh-TW"/>
-              </w:rPr>
-              <w:t xml:space="preserve">Furthermore, </w:t>
-            </w:r>
-            <w:r>
-              <w:rPr>
-                <w:rFonts w:asciiTheme="majorHAnsi" w:hAnsiTheme="majorHAnsi" w:cs="Segoe UI"/>
-                <w:color w:val="000000"/>
-                <w:sz w:val="20"/>
-                <w:szCs w:val="20"/>
-                <w:lang w:eastAsia="zh-TW"/>
-              </w:rPr>
-              <w:t xml:space="preserve">RD-Implant is </w:t>
-            </w:r>
-            <w:r>
-              <w:rPr>
-                <w:rFonts w:asciiTheme="majorHAnsi" w:hAnsiTheme="majorHAnsi" w:cs="Segoe UI"/>
-                <w:color w:val="000000"/>
-                <w:sz w:val="20"/>
-                <w:szCs w:val="20"/>
-                <w:lang w:eastAsia="zh-TW"/>
-              </w:rPr>
-              <w:t xml:space="preserve">no issue of the stuck, because </w:t>
-            </w:r>
-            <w:r>
-              <w:rPr>
-                <w:rFonts w:asciiTheme="majorHAnsi" w:hAnsiTheme="majorHAnsi" w:cs="Segoe UI"/>
-                <w:color w:val="000000"/>
-                <w:sz w:val="20"/>
-                <w:szCs w:val="20"/>
-                <w:lang w:eastAsia="zh-TW"/>
-              </w:rPr>
-              <w:t>Back-tooth-wide is wide than front-tooth-wide.</w:t>
-            </w:r>
-          </w:p>
-        </w:tc>
-        <w:tc>
-          <w:tcPr>
-            <w:tcW w:w="1276" w:type="dxa"/>
-            <w:vAlign w:val="center"/>
-          </w:tcPr>
-          <w:p>
-            <w:pPr>
-              <w:spacing w:before="240" w:after="240" w:line="240" w:lineRule="auto"/>
-              <w:rPr>
-                <w:rFonts w:asciiTheme="majorHAnsi" w:hAnsiTheme="majorHAnsi" w:cstheme="majorHAnsi"/>
-                <w:b/>
-                <w:bCs/>
-                <w:sz w:val="20"/>
-                <w:szCs w:val="20"/>
-                <w:lang w:eastAsia="zh-TW"/>
-              </w:rPr>
-            </w:pPr>
-            <w:r>
-              <w:rPr>
-                <w:rFonts w:asciiTheme="majorHAnsi" w:hAnsiTheme="majorHAnsi" w:cstheme="majorHAnsi"/>
-                <w:sz w:val="20"/>
-                <w:szCs w:val="20"/>
-              </w:rPr>
-              <w:t>F26 - No Health Consequences or Impact</w:t>
-            </w:r>
-          </w:p>
-        </w:tc>
-        <w:tc>
-          <w:tcPr>
-            <w:tcW w:w="1276" w:type="dxa"/>
-            <w:vAlign w:val="center"/>
-          </w:tcPr>
-          <w:p>
-            <w:pPr>
-              <w:spacing w:before="240" w:after="240" w:line="240" w:lineRule="auto"/>
-              <w:rPr>
-                <w:rFonts w:asciiTheme="majorHAnsi" w:hAnsiTheme="majorHAnsi" w:cstheme="majorHAnsi"/>
-                <w:b/>
-                <w:bCs/>
-                <w:sz w:val="20"/>
-                <w:szCs w:val="20"/>
-                <w:lang w:eastAsia="zh-TW"/>
-              </w:rPr>
-            </w:pPr>
-            <w:r>
-              <w:rPr>
-                <w:rFonts w:asciiTheme="majorHAnsi" w:hAnsiTheme="majorHAnsi" w:cstheme="majorHAnsi"/>
-                <w:sz w:val="20"/>
-                <w:szCs w:val="20"/>
-              </w:rPr>
-              <w:t>C19 - No Device Problem Found</w:t>
-            </w:r>
-          </w:p>
-        </w:tc>
-        <w:tc>
-          <w:tcPr>
-            <w:tcW w:w="3077" w:type="dxa"/>
-            <w:vAlign w:val="center"/>
-          </w:tcPr>
-          <w:p>
-            <w:pPr>
-              <w:spacing w:after="0" w:line="240" w:lineRule="auto"/>
-              <w:rPr>
-                <w:rFonts w:asciiTheme="majorHAnsi" w:hAnsiTheme="majorHAnsi" w:cstheme="majorHAnsi"/>
-                <w:sz w:val="20"/>
-                <w:szCs w:val="20"/>
-              </w:rPr>
-            </w:pPr>
-            <w:r>
-              <w:rPr>
-                <w:rFonts w:asciiTheme="majorHAnsi" w:hAnsiTheme="majorHAnsi" w:cstheme="majorHAnsi"/>
-                <w:sz w:val="20"/>
-                <w:szCs w:val="20"/>
-              </w:rPr>
-              <w:t xml:space="preserve">If customer needs D4.0 of Close-Tray, we suggest custom-made for the doctor by </w:t>
-            </w:r>
-            <w:proofErr w:type="spellStart"/>
-            <w:r>
-              <w:rPr>
-                <w:rFonts w:asciiTheme="majorHAnsi" w:hAnsiTheme="majorHAnsi" w:cstheme="majorHAnsi"/>
-                <w:sz w:val="20"/>
-                <w:szCs w:val="20"/>
-              </w:rPr>
-              <w:t>Aiosen</w:t>
-            </w:r>
-            <w:proofErr w:type="spellEnd"/>
-            <w:r>
-              <w:rPr>
-                <w:rFonts w:asciiTheme="majorHAnsi" w:hAnsiTheme="majorHAnsi" w:cstheme="majorHAnsi"/>
-                <w:sz w:val="20"/>
-                <w:szCs w:val="20"/>
-              </w:rPr>
-              <w:t>.</w:t>
-            </w:r>
-          </w:p>
-          <w:p>
-            <w:pPr>
-              <w:spacing w:after="0" w:line="240" w:lineRule="auto"/>
-              <w:rPr>
-                <w:rFonts w:asciiTheme="majorHAnsi" w:hAnsiTheme="majorHAnsi" w:cstheme="majorHAnsi"/>
-                <w:sz w:val="20"/>
-                <w:szCs w:val="20"/>
-              </w:rPr>
-            </w:pPr>
-            <w:r>
-              <w:rPr>
-                <w:rFonts w:asciiTheme="majorHAnsi" w:hAnsiTheme="majorHAnsi" w:cstheme="majorHAnsi"/>
-                <w:b/>
-                <w:sz w:val="20"/>
-                <w:szCs w:val="20"/>
-              </w:rPr>
-              <w:t>Status:</w:t>
-            </w:r>
-            <w:r>
-              <w:rPr>
-                <w:rFonts w:asciiTheme="majorHAnsi" w:hAnsiTheme="majorHAnsi" w:cstheme="majorHAnsi"/>
-                <w:sz w:val="20"/>
-                <w:szCs w:val="20"/>
-              </w:rPr>
-              <w:t xml:space="preserve"> Closed</w:t>
-            </w:r>
-          </w:p>
-          <w:p>
-            <w:pPr>
-              <w:spacing w:after="0" w:line="240" w:lineRule="auto"/>
-              <w:rPr>
-                <w:rFonts w:asciiTheme="majorHAnsi" w:hAnsiTheme="majorHAnsi" w:cstheme="majorHAnsi"/>
-                <w:sz w:val="20"/>
-                <w:szCs w:val="20"/>
-              </w:rPr>
-            </w:pPr>
-            <w:r>
-              <w:rPr>
-                <w:rFonts w:asciiTheme="majorHAnsi" w:hAnsiTheme="majorHAnsi" w:cstheme="majorHAnsi"/>
-                <w:b/>
-                <w:sz w:val="20"/>
-                <w:szCs w:val="20"/>
-              </w:rPr>
-              <w:t xml:space="preserve">Effectiveness: </w:t>
-            </w:r>
-            <w:r>
-              <w:rPr>
-                <w:rFonts w:asciiTheme="majorHAnsi" w:hAnsiTheme="majorHAnsi" w:cstheme="majorHAnsi"/>
-                <w:sz w:val="20"/>
-                <w:szCs w:val="20"/>
-              </w:rPr>
-              <w:t>Resolved. Case-specific solution provided.</w:t>
             </w:r>
           </w:p>
         </w:tc>
@@ -12910,7 +11399,7 @@
                 <w:sz w:val="24"/>
                 <w:lang w:eastAsia="zh-TW"/>
               </w:rPr>
-              <w:t>471987540Surgical(I)XE</w:t>
+              <w:t>471987540AbutmentVC</w:t>
             </w:r>
           </w:p>
           <w:p>
@@ -12929,7 +11418,18 @@
                 <w:sz w:val="24"/>
                 <w:lang w:eastAsia="zh-TW"/>
               </w:rPr>
-              <w:t>/3AA-034, 3AA-039</w:t>
+              <w:t>/</w:t>
+            </w:r>
+            <w:r>
+              <w:t xml:space="preserve"> </w:t>
+            </w:r>
+            <w:r>
+              <w:rPr>
+                <w:bCs/>
+                <w:sz w:val="24"/>
+                <w:lang w:eastAsia="zh-TW"/>
+              </w:rPr>
+              <w:t>4AA-D19</w:t>
             </w:r>
           </w:p>
         </w:tc>
@@ -12954,7 +11454,7 @@
                 <w:sz w:val="24"/>
                 <w:lang w:eastAsia="zh-TW"/>
               </w:rPr>
-              <w:t>A040502 - Corroded</w:t>
+              <w:t>A010103 - Inadequacy of Device Shape and/or Size</w:t>
             </w:r>
           </w:p>
         </w:tc>
@@ -13005,7 +11505,7 @@
                 <w:sz w:val="24"/>
                 <w:lang w:eastAsia="zh-TW"/>
               </w:rPr>
-              <w:t xml:space="preserve"> (2017)</w:t>
+              <w:t xml:space="preserve"> (2022)</w:t>
             </w:r>
           </w:p>
         </w:tc>
@@ -13101,7 +11601,7 @@
                 <w:rFonts w:ascii="Calibri" w:hAnsi="Calibri"/>
                 <w:sz w:val="20"/>
               </w:rPr>
-              <w:t>&lt; 0.01%</w:t>
+              <w:t>0.01%</w:t>
             </w:r>
           </w:p>
         </w:tc>
@@ -13126,7 +11626,7 @@
                 <w:sz w:val="24"/>
                 <w:lang w:eastAsia="zh-TW"/>
               </w:rPr>
-              <w:t>No recurrence since 2017</w:t>
+              <w:t>No recurrence</w:t>
             </w:r>
           </w:p>
         </w:tc>
@@ -13177,7 +11677,7 @@
                 <w:sz w:val="24"/>
                 <w:lang w:eastAsia="zh-TW"/>
               </w:rPr>
-              <w:t xml:space="preserve"> (2018)</w:t>
+              <w:t xml:space="preserve"> (2023)</w:t>
             </w:r>
           </w:p>
         </w:tc>
@@ -13341,171 +11841,7 @@
                 <w:sz w:val="24"/>
                 <w:lang w:eastAsia="zh-TW"/>
               </w:rPr>
-              <w:t xml:space="preserve"> (2019)</w:t>
-            </w:r>
-          </w:p>
-        </w:tc>
-        <w:tc>
-          <w:tcPr>
-            <w:tcW w:w="993" w:type="dxa"/>
-          </w:tcPr>
-          <w:p>
-            <w:pPr>
-              <w:spacing w:after="0" w:line="276" w:lineRule="auto"/>
-              <w:jc w:val="center"/>
-              <w:rPr>
-                <w:bCs/>
-                <w:sz w:val="24"/>
-                <w:lang w:eastAsia="zh-TW"/>
-              </w:rPr>
-            </w:pPr>
-            <w:r/>
-            <w:r>
-              <w:rPr>
-                <w:rFonts w:ascii="Calibri" w:hAnsi="Calibri"/>
-                <w:sz w:val="20"/>
-              </w:rPr>
-              <w:t>0</w:t>
-            </w:r>
-          </w:p>
-        </w:tc>
-        <w:tc>
-          <w:tcPr>
-            <w:tcW w:w="992" w:type="dxa"/>
-          </w:tcPr>
-          <w:p>
-            <w:pPr>
-              <w:spacing w:after="0" w:line="276" w:lineRule="auto"/>
-              <w:jc w:val="center"/>
-              <w:rPr>
-                <w:bCs/>
-                <w:sz w:val="24"/>
-                <w:lang w:eastAsia="zh-TW"/>
-              </w:rPr>
-            </w:pPr>
-            <w:r/>
-            <w:r>
-              <w:rPr>
-                <w:rFonts w:ascii="Calibri" w:hAnsi="Calibri"/>
-                <w:sz w:val="20"/>
-              </w:rPr>
-              <w:t>0.00%</w:t>
-            </w:r>
-          </w:p>
-        </w:tc>
-        <w:tc>
-          <w:tcPr>
-            <w:tcW w:w="850" w:type="dxa"/>
-          </w:tcPr>
-          <w:p>
-            <w:pPr>
-              <w:spacing w:after="0" w:line="276" w:lineRule="auto"/>
-              <w:jc w:val="center"/>
-              <w:rPr>
-                <w:bCs/>
-                <w:sz w:val="24"/>
-                <w:lang w:eastAsia="zh-TW"/>
-              </w:rPr>
-            </w:pPr>
-            <w:r/>
-            <w:r>
-              <w:rPr>
-                <w:rFonts w:ascii="Calibri" w:hAnsi="Calibri"/>
-                <w:sz w:val="20"/>
-              </w:rPr>
-              <w:t>0</w:t>
-            </w:r>
-          </w:p>
-        </w:tc>
-        <w:tc>
-          <w:tcPr>
-            <w:tcW w:w="993" w:type="dxa"/>
-          </w:tcPr>
-          <w:p>
-            <w:pPr>
-              <w:spacing w:after="0" w:line="276" w:lineRule="auto"/>
-              <w:jc w:val="center"/>
-              <w:rPr>
-                <w:bCs/>
-                <w:sz w:val="24"/>
-                <w:lang w:eastAsia="zh-TW"/>
-              </w:rPr>
-            </w:pPr>
-            <w:r/>
-            <w:r>
-              <w:rPr>
-                <w:rFonts w:ascii="Calibri" w:hAnsi="Calibri"/>
-                <w:sz w:val="20"/>
-              </w:rPr>
-              <w:t>0.00%</w:t>
-            </w:r>
-          </w:p>
-        </w:tc>
-        <w:tc>
-          <w:tcPr>
-            <w:tcW w:w="1843" w:type="dxa"/>
-            <w:vMerge/>
-          </w:tcPr>
-          <w:p>
-            <w:pPr>
-              <w:spacing w:after="0" w:line="240" w:lineRule="atLeast"/>
-              <w:jc w:val="center"/>
-              <w:rPr>
-                <w:bCs/>
-                <w:sz w:val="24"/>
-                <w:lang w:eastAsia="zh-TW"/>
-              </w:rPr>
-            </w:pPr>
-          </w:p>
-        </w:tc>
-      </w:tr>
-      <w:tr>
-        <w:tc>
-          <w:tcPr>
-            <w:tcW w:w="2704" w:type="dxa"/>
-            <w:vMerge/>
-          </w:tcPr>
-          <w:p>
-            <w:pPr>
-              <w:spacing w:after="0" w:line="240" w:lineRule="atLeast"/>
-              <w:jc w:val="center"/>
-              <w:rPr>
-                <w:bCs/>
-                <w:sz w:val="24"/>
-                <w:lang w:eastAsia="zh-TW"/>
-              </w:rPr>
-            </w:pPr>
-          </w:p>
-        </w:tc>
-        <w:tc>
-          <w:tcPr>
-            <w:tcW w:w="3391" w:type="dxa"/>
-          </w:tcPr>
-          <w:p>
-            <w:pPr>
-              <w:spacing w:after="0" w:line="240" w:lineRule="atLeast"/>
-              <w:jc w:val="center"/>
-              <w:rPr>
-                <w:bCs/>
-                <w:sz w:val="24"/>
-                <w:lang w:eastAsia="zh-TW"/>
-              </w:rPr>
-            </w:pPr>
-            <w:r>
-              <w:rPr>
-                <w:bCs/>
-                <w:sz w:val="24"/>
-                <w:lang w:eastAsia="zh-TW"/>
-              </w:rPr>
-              <w:t>Year</w:t>
-            </w:r>
-            <w:r>
-              <w:rPr>
-                <w:bCs/>
-                <w:sz w:val="24"/>
-                <w:lang w:eastAsia="zh-TW"/>
-              </w:rPr>
-              <w:t xml:space="preserve"> (2020)</w:t>
+              <w:t xml:space="preserve"> (2024)</w:t>
             </w:r>
           </w:p>
         </w:tc>
@@ -13646,7 +11982,25 @@
                 <w:sz w:val="24"/>
                 <w:lang w:eastAsia="zh-TW"/>
               </w:rPr>
-              <w:t>471987540AbutmentVC</w:t>
+              <w:t>471987540Surgical(</w:t>
+            </w:r>
+            <w:proofErr w:type="spellStart"/>
+            <w:r>
+              <w:rPr>
+                <w:bCs/>
+                <w:sz w:val="24"/>
+                <w:lang w:eastAsia="zh-TW"/>
+              </w:rPr>
+              <w:t>IIa</w:t>
+            </w:r>
+            <w:proofErr w:type="spellEnd"/>
+            <w:r>
+              <w:rPr>
+                <w:bCs/>
+                <w:sz w:val="24"/>
+                <w:lang w:eastAsia="zh-TW"/>
+              </w:rPr>
+              <w:t>)FP</w:t>
             </w:r>
           </w:p>
           <w:p>
@@ -13676,7 +12030,7 @@
                 <w:sz w:val="24"/>
                 <w:lang w:eastAsia="zh-TW"/>
               </w:rPr>
-              <w:t>4AA-D19</w:t>
+              <w:t>3AA-N24</w:t>
             </w:r>
           </w:p>
         </w:tc>
@@ -13701,7 +12055,7 @@
                 <w:sz w:val="24"/>
                 <w:lang w:eastAsia="zh-TW"/>
               </w:rPr>
-              <w:t>A010103 - Inadequacy of Device Shape and/or Size</w:t>
+              <w:t>A040101 - Fracture</w:t>
             </w:r>
           </w:p>
         </w:tc>
@@ -13848,7 +12202,607 @@
                 <w:rFonts w:ascii="Calibri" w:hAnsi="Calibri"/>
                 <w:sz w:val="20"/>
               </w:rPr>
-              <w:t>0.01%</w:t>
+              <w:t>0.06%</w:t>
+            </w:r>
+          </w:p>
+        </w:tc>
+        <w:tc>
+          <w:tcPr>
+            <w:tcW w:w="1843" w:type="dxa"/>
+            <w:vMerge w:val="restart"/>
+          </w:tcPr>
+          <w:p>
+            <w:pPr>
+              <w:spacing w:after="0" w:line="240" w:lineRule="atLeast"/>
+              <w:jc w:val="center"/>
+              <w:rPr>
+                <w:bCs/>
+                <w:sz w:val="24"/>
+                <w:lang w:eastAsia="zh-TW"/>
+              </w:rPr>
+            </w:pPr>
+            <w:r>
+              <w:rPr>
+                <w:bCs/>
+                <w:sz w:val="24"/>
+                <w:lang w:eastAsia="zh-TW"/>
+              </w:rPr>
+              <w:t>No recurrence</w:t>
+            </w:r>
+          </w:p>
+        </w:tc>
+      </w:tr>
+      <w:tr>
+        <w:tc>
+          <w:tcPr>
+            <w:tcW w:w="2704" w:type="dxa"/>
+            <w:vMerge/>
+          </w:tcPr>
+          <w:p>
+            <w:pPr>
+              <w:spacing w:after="0" w:line="240" w:lineRule="atLeast"/>
+              <w:jc w:val="center"/>
+              <w:rPr>
+                <w:bCs/>
+                <w:sz w:val="24"/>
+                <w:lang w:eastAsia="zh-TW"/>
+              </w:rPr>
+            </w:pPr>
+          </w:p>
+        </w:tc>
+        <w:tc>
+          <w:tcPr>
+            <w:tcW w:w="3391" w:type="dxa"/>
+          </w:tcPr>
+          <w:p>
+            <w:pPr>
+              <w:spacing w:after="0" w:line="240" w:lineRule="atLeast"/>
+              <w:jc w:val="center"/>
+              <w:rPr>
+                <w:bCs/>
+                <w:sz w:val="24"/>
+                <w:lang w:eastAsia="zh-TW"/>
+              </w:rPr>
+            </w:pPr>
+            <w:r>
+              <w:rPr>
+                <w:bCs/>
+                <w:sz w:val="24"/>
+                <w:lang w:eastAsia="zh-TW"/>
+              </w:rPr>
+              <w:t>Year</w:t>
+            </w:r>
+            <w:r>
+              <w:rPr>
+                <w:bCs/>
+                <w:sz w:val="24"/>
+                <w:lang w:eastAsia="zh-TW"/>
+              </w:rPr>
+              <w:t xml:space="preserve"> (2023)</w:t>
+            </w:r>
+          </w:p>
+        </w:tc>
+        <w:tc>
+          <w:tcPr>
+            <w:tcW w:w="993" w:type="dxa"/>
+          </w:tcPr>
+          <w:p>
+            <w:pPr>
+              <w:spacing w:after="0" w:line="276" w:lineRule="auto"/>
+              <w:jc w:val="center"/>
+              <w:rPr>
+                <w:bCs/>
+                <w:sz w:val="24"/>
+                <w:lang w:eastAsia="zh-TW"/>
+              </w:rPr>
+            </w:pPr>
+            <w:r/>
+            <w:r>
+              <w:rPr>
+                <w:rFonts w:ascii="Calibri" w:hAnsi="Calibri"/>
+                <w:sz w:val="20"/>
+              </w:rPr>
+              <w:t>0</w:t>
+            </w:r>
+          </w:p>
+        </w:tc>
+        <w:tc>
+          <w:tcPr>
+            <w:tcW w:w="992" w:type="dxa"/>
+          </w:tcPr>
+          <w:p>
+            <w:pPr>
+              <w:spacing w:after="0" w:line="276" w:lineRule="auto"/>
+              <w:jc w:val="center"/>
+              <w:rPr>
+                <w:bCs/>
+                <w:sz w:val="24"/>
+                <w:lang w:eastAsia="zh-TW"/>
+              </w:rPr>
+            </w:pPr>
+            <w:r/>
+            <w:r>
+              <w:rPr>
+                <w:rFonts w:ascii="Calibri" w:hAnsi="Calibri"/>
+                <w:sz w:val="20"/>
+              </w:rPr>
+              <w:t>0.00%</w:t>
+            </w:r>
+          </w:p>
+        </w:tc>
+        <w:tc>
+          <w:tcPr>
+            <w:tcW w:w="850" w:type="dxa"/>
+          </w:tcPr>
+          <w:p>
+            <w:pPr>
+              <w:spacing w:after="0" w:line="276" w:lineRule="auto"/>
+              <w:jc w:val="center"/>
+              <w:rPr>
+                <w:bCs/>
+                <w:sz w:val="24"/>
+                <w:lang w:eastAsia="zh-TW"/>
+              </w:rPr>
+            </w:pPr>
+            <w:r/>
+            <w:r>
+              <w:rPr>
+                <w:rFonts w:ascii="Calibri" w:hAnsi="Calibri"/>
+                <w:sz w:val="20"/>
+              </w:rPr>
+              <w:t>0</w:t>
+            </w:r>
+          </w:p>
+        </w:tc>
+        <w:tc>
+          <w:tcPr>
+            <w:tcW w:w="993" w:type="dxa"/>
+          </w:tcPr>
+          <w:p>
+            <w:pPr>
+              <w:spacing w:after="0" w:line="276" w:lineRule="auto"/>
+              <w:jc w:val="center"/>
+              <w:rPr>
+                <w:bCs/>
+                <w:sz w:val="24"/>
+                <w:lang w:eastAsia="zh-TW"/>
+              </w:rPr>
+            </w:pPr>
+            <w:r/>
+            <w:r>
+              <w:rPr>
+                <w:rFonts w:ascii="Calibri" w:hAnsi="Calibri"/>
+                <w:sz w:val="20"/>
+              </w:rPr>
+              <w:t>0.00%</w:t>
+            </w:r>
+          </w:p>
+        </w:tc>
+        <w:tc>
+          <w:tcPr>
+            <w:tcW w:w="1843" w:type="dxa"/>
+            <w:vMerge/>
+          </w:tcPr>
+          <w:p>
+            <w:pPr>
+              <w:spacing w:after="0" w:line="240" w:lineRule="atLeast"/>
+              <w:jc w:val="center"/>
+              <w:rPr>
+                <w:bCs/>
+                <w:sz w:val="24"/>
+                <w:lang w:eastAsia="zh-TW"/>
+              </w:rPr>
+            </w:pPr>
+          </w:p>
+        </w:tc>
+      </w:tr>
+      <w:tr>
+        <w:tc>
+          <w:tcPr>
+            <w:tcW w:w="2704" w:type="dxa"/>
+            <w:vMerge/>
+          </w:tcPr>
+          <w:p>
+            <w:pPr>
+              <w:spacing w:after="0" w:line="240" w:lineRule="atLeast"/>
+              <w:jc w:val="center"/>
+              <w:rPr>
+                <w:bCs/>
+                <w:sz w:val="24"/>
+                <w:lang w:eastAsia="zh-TW"/>
+              </w:rPr>
+            </w:pPr>
+          </w:p>
+        </w:tc>
+        <w:tc>
+          <w:tcPr>
+            <w:tcW w:w="3391" w:type="dxa"/>
+          </w:tcPr>
+          <w:p>
+            <w:pPr>
+              <w:spacing w:after="0" w:line="240" w:lineRule="atLeast"/>
+              <w:jc w:val="center"/>
+              <w:rPr>
+                <w:bCs/>
+                <w:sz w:val="24"/>
+                <w:lang w:eastAsia="zh-TW"/>
+              </w:rPr>
+            </w:pPr>
+            <w:r>
+              <w:rPr>
+                <w:bCs/>
+                <w:sz w:val="24"/>
+                <w:lang w:eastAsia="zh-TW"/>
+              </w:rPr>
+              <w:t>Year</w:t>
+            </w:r>
+            <w:r>
+              <w:rPr>
+                <w:bCs/>
+                <w:sz w:val="24"/>
+                <w:lang w:eastAsia="zh-TW"/>
+              </w:rPr>
+              <w:t xml:space="preserve"> (2024)</w:t>
+            </w:r>
+          </w:p>
+        </w:tc>
+        <w:tc>
+          <w:tcPr>
+            <w:tcW w:w="993" w:type="dxa"/>
+          </w:tcPr>
+          <w:p>
+            <w:pPr>
+              <w:spacing w:after="0" w:line="276" w:lineRule="auto"/>
+              <w:jc w:val="center"/>
+              <w:rPr>
+                <w:bCs/>
+                <w:sz w:val="24"/>
+                <w:lang w:eastAsia="zh-TW"/>
+              </w:rPr>
+            </w:pPr>
+            <w:r/>
+            <w:r>
+              <w:rPr>
+                <w:rFonts w:ascii="Calibri" w:hAnsi="Calibri"/>
+                <w:sz w:val="20"/>
+              </w:rPr>
+              <w:t>0</w:t>
+            </w:r>
+          </w:p>
+        </w:tc>
+        <w:tc>
+          <w:tcPr>
+            <w:tcW w:w="992" w:type="dxa"/>
+          </w:tcPr>
+          <w:p>
+            <w:pPr>
+              <w:spacing w:after="0" w:line="276" w:lineRule="auto"/>
+              <w:jc w:val="center"/>
+              <w:rPr>
+                <w:bCs/>
+                <w:sz w:val="24"/>
+                <w:lang w:eastAsia="zh-TW"/>
+              </w:rPr>
+            </w:pPr>
+            <w:r/>
+            <w:r>
+              <w:rPr>
+                <w:rFonts w:ascii="Calibri" w:hAnsi="Calibri"/>
+                <w:sz w:val="20"/>
+              </w:rPr>
+              <w:t>0.00%</w:t>
+            </w:r>
+          </w:p>
+        </w:tc>
+        <w:tc>
+          <w:tcPr>
+            <w:tcW w:w="850" w:type="dxa"/>
+          </w:tcPr>
+          <w:p>
+            <w:pPr>
+              <w:spacing w:after="0" w:line="276" w:lineRule="auto"/>
+              <w:jc w:val="center"/>
+              <w:rPr>
+                <w:bCs/>
+                <w:sz w:val="24"/>
+                <w:lang w:eastAsia="zh-TW"/>
+              </w:rPr>
+            </w:pPr>
+            <w:r/>
+            <w:r>
+              <w:rPr>
+                <w:rFonts w:ascii="Calibri" w:hAnsi="Calibri"/>
+                <w:sz w:val="20"/>
+              </w:rPr>
+              <w:t>0</w:t>
+            </w:r>
+          </w:p>
+        </w:tc>
+        <w:tc>
+          <w:tcPr>
+            <w:tcW w:w="993" w:type="dxa"/>
+          </w:tcPr>
+          <w:p>
+            <w:pPr>
+              <w:spacing w:after="0" w:line="276" w:lineRule="auto"/>
+              <w:jc w:val="center"/>
+              <w:rPr>
+                <w:bCs/>
+                <w:sz w:val="24"/>
+                <w:lang w:eastAsia="zh-TW"/>
+              </w:rPr>
+            </w:pPr>
+            <w:r/>
+            <w:r>
+              <w:rPr>
+                <w:rFonts w:ascii="Calibri" w:hAnsi="Calibri"/>
+                <w:sz w:val="20"/>
+              </w:rPr>
+              <w:t>0.00%</w:t>
+            </w:r>
+          </w:p>
+        </w:tc>
+        <w:tc>
+          <w:tcPr>
+            <w:tcW w:w="1843" w:type="dxa"/>
+            <w:vMerge/>
+          </w:tcPr>
+          <w:p>
+            <w:pPr>
+              <w:spacing w:after="0" w:line="240" w:lineRule="atLeast"/>
+              <w:jc w:val="center"/>
+              <w:rPr>
+                <w:bCs/>
+                <w:sz w:val="24"/>
+                <w:lang w:eastAsia="zh-TW"/>
+              </w:rPr>
+            </w:pPr>
+          </w:p>
+        </w:tc>
+      </w:tr>
+      <w:tr>
+        <w:tc>
+          <w:tcPr>
+            <w:tcW w:w="2704" w:type="dxa"/>
+            <w:vMerge w:val="restart"/>
+          </w:tcPr>
+          <w:p>
+            <w:pPr>
+              <w:spacing w:after="0" w:line="240" w:lineRule="atLeast"/>
+              <w:jc w:val="center"/>
+              <w:rPr>
+                <w:bCs/>
+                <w:sz w:val="24"/>
+                <w:lang w:eastAsia="zh-TW"/>
+              </w:rPr>
+            </w:pPr>
+            <w:r>
+              <w:rPr>
+                <w:bCs/>
+                <w:sz w:val="24"/>
+                <w:lang w:eastAsia="zh-TW"/>
+              </w:rPr>
+              <w:t>471987540Surgical(</w:t>
+            </w:r>
+            <w:proofErr w:type="spellStart"/>
+            <w:r>
+              <w:rPr>
+                <w:bCs/>
+                <w:sz w:val="24"/>
+                <w:lang w:eastAsia="zh-TW"/>
+              </w:rPr>
+              <w:t>IIa</w:t>
+            </w:r>
+            <w:proofErr w:type="spellEnd"/>
+            <w:r>
+              <w:rPr>
+                <w:bCs/>
+                <w:sz w:val="24"/>
+                <w:lang w:eastAsia="zh-TW"/>
+              </w:rPr>
+              <w:t>)FP</w:t>
+            </w:r>
+          </w:p>
+          <w:p>
+            <w:pPr>
+              <w:spacing w:after="0" w:line="240" w:lineRule="atLeast"/>
+              <w:jc w:val="center"/>
+              <w:rPr>
+                <w:bCs/>
+                <w:sz w:val="24"/>
+                <w:lang w:eastAsia="zh-TW"/>
+              </w:rPr>
+            </w:pPr>
+            <w:r>
+              <w:rPr>
+                <w:bCs/>
+                <w:sz w:val="24"/>
+                <w:lang w:eastAsia="zh-TW"/>
+              </w:rPr>
+              <w:t>/</w:t>
+            </w:r>
+            <w:r>
+              <w:t xml:space="preserve"> </w:t>
+            </w:r>
+            <w:r>
+              <w:rPr>
+                <w:bCs/>
+                <w:sz w:val="24"/>
+                <w:lang w:eastAsia="zh-TW"/>
+              </w:rPr>
+              <w:t>3AA-N06</w:t>
+            </w:r>
+          </w:p>
+        </w:tc>
+        <w:tc>
+          <w:tcPr>
+            <w:tcW w:w="9062" w:type="dxa"/>
+            <w:gridSpan w:val="6"/>
+            <w:shd w:val="clear" w:color="auto" w:fill="EAF1DD" w:themeFill="accent3" w:themeFillTint="33"/>
+          </w:tcPr>
+          <w:p>
+            <w:pPr>
+              <w:spacing w:after="0" w:line="240" w:lineRule="atLeast"/>
+              <w:rPr>
+                <w:bCs/>
+                <w:sz w:val="24"/>
+                <w:lang w:eastAsia="zh-TW"/>
+              </w:rPr>
+            </w:pPr>
+            <w:r>
+              <w:rPr>
+                <w:bCs/>
+                <w:sz w:val="24"/>
+                <w:lang w:eastAsia="zh-TW"/>
+              </w:rPr>
+              <w:t>A020101 - Dull, Blunt</w:t>
+            </w:r>
+          </w:p>
+        </w:tc>
+      </w:tr>
+      <w:tr>
+        <w:tc>
+          <w:tcPr>
+            <w:tcW w:w="2704" w:type="dxa"/>
+            <w:vMerge/>
+          </w:tcPr>
+          <w:p>
+            <w:pPr>
+              <w:spacing w:after="0" w:line="240" w:lineRule="atLeast"/>
+              <w:jc w:val="center"/>
+              <w:rPr>
+                <w:bCs/>
+                <w:sz w:val="24"/>
+                <w:lang w:eastAsia="zh-TW"/>
+              </w:rPr>
+            </w:pPr>
+          </w:p>
+        </w:tc>
+        <w:tc>
+          <w:tcPr>
+            <w:tcW w:w="3391" w:type="dxa"/>
+          </w:tcPr>
+          <w:p>
+            <w:pPr>
+              <w:spacing w:after="0" w:line="240" w:lineRule="atLeast"/>
+              <w:jc w:val="center"/>
+              <w:rPr>
+                <w:bCs/>
+                <w:sz w:val="24"/>
+                <w:lang w:eastAsia="zh-TW"/>
+              </w:rPr>
+            </w:pPr>
+            <w:r>
+              <w:rPr>
+                <w:bCs/>
+                <w:sz w:val="24"/>
+                <w:lang w:eastAsia="zh-TW"/>
+              </w:rPr>
+              <w:t>Year</w:t>
+            </w:r>
+            <w:r>
+              <w:rPr>
+                <w:bCs/>
+                <w:sz w:val="24"/>
+                <w:lang w:eastAsia="zh-TW"/>
+              </w:rPr>
+              <w:t xml:space="preserve"> (2022)</w:t>
+            </w:r>
+          </w:p>
+        </w:tc>
+        <w:tc>
+          <w:tcPr>
+            <w:tcW w:w="993" w:type="dxa"/>
+          </w:tcPr>
+          <w:p>
+            <w:pPr>
+              <w:spacing w:after="0" w:line="276" w:lineRule="auto"/>
+              <w:jc w:val="center"/>
+              <w:rPr>
+                <w:bCs/>
+                <w:sz w:val="24"/>
+                <w:lang w:eastAsia="zh-TW"/>
+              </w:rPr>
+            </w:pPr>
+            <w:r/>
+            <w:r>
+              <w:rPr>
+                <w:rFonts w:ascii="Calibri" w:hAnsi="Calibri"/>
+                <w:sz w:val="20"/>
+              </w:rPr>
+              <w:t>0</w:t>
+            </w:r>
+          </w:p>
+        </w:tc>
+        <w:tc>
+          <w:tcPr>
+            <w:tcW w:w="992" w:type="dxa"/>
+          </w:tcPr>
+          <w:p>
+            <w:pPr>
+              <w:spacing w:after="0" w:line="276" w:lineRule="auto"/>
+              <w:jc w:val="center"/>
+              <w:rPr>
+                <w:bCs/>
+                <w:sz w:val="24"/>
+                <w:lang w:eastAsia="zh-TW"/>
+              </w:rPr>
+            </w:pPr>
+            <w:r/>
+            <w:r>
+              <w:rPr>
+                <w:rFonts w:ascii="Calibri" w:hAnsi="Calibri"/>
+                <w:sz w:val="20"/>
+              </w:rPr>
+              <w:t>0.00%</w:t>
+            </w:r>
+          </w:p>
+        </w:tc>
+        <w:tc>
+          <w:tcPr>
+            <w:tcW w:w="850" w:type="dxa"/>
+          </w:tcPr>
+          <w:p>
+            <w:pPr>
+              <w:spacing w:after="0" w:line="276" w:lineRule="auto"/>
+              <w:jc w:val="center"/>
+              <w:rPr>
+                <w:bCs/>
+                <w:sz w:val="24"/>
+                <w:lang w:eastAsia="zh-TW"/>
+              </w:rPr>
+            </w:pPr>
+            <w:r/>
+            <w:r>
+              <w:rPr>
+                <w:rFonts w:ascii="Calibri" w:hAnsi="Calibri"/>
+                <w:sz w:val="20"/>
+              </w:rPr>
+              <w:t>1</w:t>
+            </w:r>
+          </w:p>
+        </w:tc>
+        <w:tc>
+          <w:tcPr>
+            <w:tcW w:w="993" w:type="dxa"/>
+          </w:tcPr>
+          <w:p>
+            <w:pPr>
+              <w:spacing w:after="0" w:line="276" w:lineRule="auto"/>
+              <w:jc w:val="center"/>
+              <w:rPr>
+                <w:bCs/>
+                <w:sz w:val="24"/>
+                <w:lang w:eastAsia="zh-TW"/>
+              </w:rPr>
+            </w:pPr>
+            <w:r/>
+            <w:r>
+              <w:rPr>
+                <w:rFonts w:ascii="Calibri" w:hAnsi="Calibri"/>
+                <w:sz w:val="20"/>
+              </w:rPr>
+              <w:t>0.06%</w:t>
             </w:r>
           </w:p>
         </w:tc>
@@ -14229,25 +13183,7 @@
                 <w:sz w:val="24"/>
                 <w:lang w:eastAsia="zh-TW"/>
               </w:rPr>
-              <w:t>471987540Surgical(</w:t>
-            </w:r>
-            <w:proofErr w:type="spellStart"/>
-            <w:r>
-              <w:rPr>
-                <w:bCs/>
-                <w:sz w:val="24"/>
-                <w:lang w:eastAsia="zh-TW"/>
-              </w:rPr>
-              <w:t>IIa</w:t>
-            </w:r>
-            <w:proofErr w:type="spellEnd"/>
-            <w:r>
-              <w:rPr>
-                <w:bCs/>
-                <w:sz w:val="24"/>
-                <w:lang w:eastAsia="zh-TW"/>
-              </w:rPr>
-              <w:t>)FP</w:t>
+              <w:t>471987540Surgical(I)XE</w:t>
             </w:r>
           </w:p>
           <w:p>
@@ -14266,18 +13202,7 @@
                 <w:sz w:val="24"/>
                 <w:lang w:eastAsia="zh-TW"/>
               </w:rPr>
-              <w:t>/</w:t>
-            </w:r>
-            <w:r>
-              <w:t xml:space="preserve"> </w:t>
-            </w:r>
-            <w:r>
-              <w:rPr>
-                <w:bCs/>
-                <w:sz w:val="24"/>
-                <w:lang w:eastAsia="zh-TW"/>
-              </w:rPr>
-              <w:t>3AA-N24</w:t>
+              <w:t>/ BSSITR000000A</w:t>
             </w:r>
           </w:p>
         </w:tc>
@@ -14302,7 +13227,7 @@
                 <w:sz w:val="24"/>
                 <w:lang w:eastAsia="zh-TW"/>
               </w:rPr>
-              <w:t>A040101 - Fracture</w:t>
+              <w:t>A010103 - Inadequacy of Device Shape and/or Size</w:t>
             </w:r>
           </w:p>
         </w:tc>
@@ -14449,7 +13374,7 @@
                 <w:rFonts w:ascii="Calibri" w:hAnsi="Calibri"/>
                 <w:sz w:val="20"/>
               </w:rPr>
-              <w:t>0.06%</w:t>
+              <w:t>6.25%</w:t>
             </w:r>
           </w:p>
         </w:tc>
@@ -14812,6 +13737,7 @@
           <w:tcPr>
             <w:tcW w:w="2704" w:type="dxa"/>
             <w:vMerge w:val="restart"/>
+            <w:vAlign w:val="center"/>
           </w:tcPr>
           <w:p>
             <w:pPr>
@@ -14829,25 +13755,7 @@
                 <w:sz w:val="24"/>
                 <w:lang w:eastAsia="zh-TW"/>
               </w:rPr>
-              <w:t>471987540Surgical(</w:t>
-            </w:r>
-            <w:proofErr w:type="spellStart"/>
-            <w:r>
-              <w:rPr>
-                <w:bCs/>
-                <w:sz w:val="24"/>
-                <w:lang w:eastAsia="zh-TW"/>
-              </w:rPr>
-              <w:t>IIa</w:t>
-            </w:r>
-            <w:proofErr w:type="spellEnd"/>
-            <w:r>
-              <w:rPr>
-                <w:bCs/>
-                <w:sz w:val="24"/>
-                <w:lang w:eastAsia="zh-TW"/>
-              </w:rPr>
-              <w:t>)FP</w:t>
+              <w:t>471987540Surgical(I)XE</w:t>
             </w:r>
           </w:p>
           <w:p>
@@ -14866,18 +13774,7 @@
                 <w:sz w:val="24"/>
                 <w:lang w:eastAsia="zh-TW"/>
               </w:rPr>
-              <w:t>/</w:t>
-            </w:r>
-            <w:r>
-              <w:t xml:space="preserve"> </w:t>
-            </w:r>
-            <w:r>
-              <w:rPr>
-                <w:bCs/>
-                <w:sz w:val="24"/>
-                <w:lang w:eastAsia="zh-TW"/>
-              </w:rPr>
-              <w:t>3AA-N06</w:t>
+              <w:t>/ BSSITR000000A</w:t>
             </w:r>
           </w:p>
         </w:tc>
@@ -14902,7 +13799,23 @@
                 <w:sz w:val="24"/>
                 <w:lang w:eastAsia="zh-TW"/>
               </w:rPr>
-              <w:t>A020101 - Dull, Blunt</w:t>
+              <w:t xml:space="preserve">A040101 </w:t>
+            </w:r>
+            <w:r>
+              <w:rPr>
+                <w:bCs/>
+                <w:sz w:val="24"/>
+                <w:lang w:eastAsia="zh-TW"/>
+              </w:rPr>
+              <w:t>–</w:t>
+            </w:r>
+            <w:r>
+              <w:rPr>
+                <w:bCs/>
+                <w:sz w:val="24"/>
+                <w:lang w:eastAsia="zh-TW"/>
+              </w:rPr>
+              <w:t xml:space="preserve"> Fracture</w:t>
             </w:r>
           </w:p>
         </w:tc>
@@ -15049,7 +13962,7 @@
                 <w:rFonts w:ascii="Calibri" w:hAnsi="Calibri"/>
                 <w:sz w:val="20"/>
               </w:rPr>
-              <w:t>0.06%</w:t>
+              <w:t>6.25%</w:t>
             </w:r>
           </w:p>
         </w:tc>
@@ -15449,7 +14362,23 @@
                 <w:sz w:val="24"/>
                 <w:lang w:eastAsia="zh-TW"/>
               </w:rPr>
-              <w:t>/ BSSITR000000A</w:t>
+              <w:t>/</w:t>
+            </w:r>
+            <w:r>
+              <w:rPr>
+                <w:bCs/>
+                <w:sz w:val="24"/>
+                <w:lang w:eastAsia="zh-TW"/>
+              </w:rPr>
+              <w:t xml:space="preserve"> </w:t>
+            </w:r>
+            <w:r>
+              <w:rPr>
+                <w:bCs/>
+                <w:sz w:val="24"/>
+                <w:lang w:eastAsia="zh-TW"/>
+              </w:rPr>
+              <w:t>3AK-D03</w:t>
             </w:r>
           </w:p>
         </w:tc>
@@ -15474,7 +14403,23 @@
                 <w:sz w:val="24"/>
                 <w:lang w:eastAsia="zh-TW"/>
               </w:rPr>
-              <w:t>A010103 - Inadequacy of Device Shape and/or Size</w:t>
+              <w:t xml:space="preserve">A040101 </w:t>
+            </w:r>
+            <w:r>
+              <w:rPr>
+                <w:bCs/>
+                <w:sz w:val="24"/>
+                <w:lang w:eastAsia="zh-TW"/>
+              </w:rPr>
+              <w:t>–</w:t>
+            </w:r>
+            <w:r>
+              <w:rPr>
+                <w:bCs/>
+                <w:sz w:val="24"/>
+                <w:lang w:eastAsia="zh-TW"/>
+              </w:rPr>
+              <w:t xml:space="preserve"> Fracture</w:t>
             </w:r>
           </w:p>
         </w:tc>
@@ -15621,7 +14566,7 @@
                 <w:rFonts w:ascii="Calibri" w:hAnsi="Calibri"/>
                 <w:sz w:val="20"/>
               </w:rPr>
-              <w:t>6.25%</w:t>
+              <w:t>50.00%</w:t>
             </w:r>
           </w:p>
         </w:tc>
@@ -16002,7 +14947,25 @@
                 <w:sz w:val="24"/>
                 <w:lang w:eastAsia="zh-TW"/>
               </w:rPr>
-              <w:t>471987540Surgical(I)XE</w:t>
+              <w:t>471987540Surgical(</w:t>
+            </w:r>
+            <w:proofErr w:type="spellStart"/>
+            <w:r>
+              <w:rPr>
+                <w:bCs/>
+                <w:sz w:val="24"/>
+                <w:lang w:eastAsia="zh-TW"/>
+              </w:rPr>
+              <w:t>IIa</w:t>
+            </w:r>
+            <w:proofErr w:type="spellEnd"/>
+            <w:r>
+              <w:rPr>
+                <w:bCs/>
+                <w:sz w:val="24"/>
+                <w:lang w:eastAsia="zh-TW"/>
+              </w:rPr>
+              <w:t>)FP</w:t>
             </w:r>
           </w:p>
           <w:p>
@@ -16021,7 +14984,15 @@
                 <w:sz w:val="24"/>
                 <w:lang w:eastAsia="zh-TW"/>
               </w:rPr>
-              <w:t>/ BSSITR000000A</w:t>
+              <w:t xml:space="preserve">/ </w:t>
+            </w:r>
+            <w:r>
+              <w:rPr>
+                <w:bCs/>
+                <w:sz w:val="24"/>
+                <w:lang w:eastAsia="zh-TW"/>
+              </w:rPr>
+              <w:t>3AA-016, 3AA-014, 3AA-015</w:t>
             </w:r>
           </w:p>
         </w:tc>
@@ -16046,23 +15017,7 @@
                 <w:sz w:val="24"/>
                 <w:lang w:eastAsia="zh-TW"/>
               </w:rPr>
-              <w:t xml:space="preserve">A040101 </w:t>
-            </w:r>
-            <w:r>
-              <w:rPr>
-                <w:bCs/>
-                <w:sz w:val="24"/>
-                <w:lang w:eastAsia="zh-TW"/>
-              </w:rPr>
-              <w:t>–</w:t>
-            </w:r>
-            <w:r>
-              <w:rPr>
-                <w:bCs/>
-                <w:sz w:val="24"/>
-                <w:lang w:eastAsia="zh-TW"/>
-              </w:rPr>
-              <w:t xml:space="preserve"> Fracture</w:t>
+              <w:t>A020101 - Dull, Blunt</w:t>
             </w:r>
           </w:p>
         </w:tc>
@@ -16185,7 +15140,7 @@
                 <w:rFonts w:ascii="Calibri" w:hAnsi="Calibri"/>
                 <w:sz w:val="20"/>
               </w:rPr>
-              <w:t>1</w:t>
+              <w:t>2</w:t>
             </w:r>
           </w:p>
         </w:tc>
@@ -16209,7 +15164,7 @@
                 <w:rFonts w:ascii="Calibri" w:hAnsi="Calibri"/>
                 <w:sz w:val="20"/>
               </w:rPr>
-              <w:t>6.25%</w:t>
+              <w:t>0.11%</w:t>
             </w:r>
           </w:p>
         </w:tc>
@@ -16590,7 +15545,7 @@
                 <w:sz w:val="24"/>
                 <w:lang w:eastAsia="zh-TW"/>
               </w:rPr>
-              <w:t>471987540Surgical(I)XE</w:t>
+              <w:t>471987540AbutmentVC</w:t>
             </w:r>
           </w:p>
           <w:p>
@@ -16609,23 +15564,15 @@
                 <w:sz w:val="24"/>
                 <w:lang w:eastAsia="zh-TW"/>
               </w:rPr>
-              <w:t>/</w:t>
-            </w:r>
-            <w:r>
-              <w:rPr>
-                <w:bCs/>
-                <w:sz w:val="24"/>
-                <w:lang w:eastAsia="zh-TW"/>
-              </w:rPr>
-              <w:t xml:space="preserve"> </w:t>
-            </w:r>
-            <w:r>
-              <w:rPr>
-                <w:bCs/>
-                <w:sz w:val="24"/>
-                <w:lang w:eastAsia="zh-TW"/>
-              </w:rPr>
-              <w:t>3AK-D03</w:t>
+              <w:t xml:space="preserve">/ </w:t>
+            </w:r>
+            <w:r>
+              <w:rPr>
+                <w:bCs/>
+                <w:sz w:val="24"/>
+                <w:lang w:eastAsia="zh-TW"/>
+              </w:rPr>
+              <w:t>4AA-E01</w:t>
             </w:r>
           </w:p>
         </w:tc>
@@ -16789,7 +15736,7 @@
                 <w:rFonts w:ascii="Calibri" w:hAnsi="Calibri"/>
                 <w:sz w:val="20"/>
               </w:rPr>
-              <w:t>1</w:t>
+              <w:t>2</w:t>
             </w:r>
           </w:p>
         </w:tc>
@@ -16813,7 +15760,7 @@
                 <w:rFonts w:ascii="Calibri" w:hAnsi="Calibri"/>
                 <w:sz w:val="20"/>
               </w:rPr>
-              <w:t>&lt; 0.01%</w:t>
+              <w:t>0.02%</w:t>
             </w:r>
           </w:p>
         </w:tc>
@@ -17194,7 +16141,7 @@
                 <w:sz w:val="24"/>
                 <w:lang w:eastAsia="zh-TW"/>
               </w:rPr>
-              <w:t>471987540Surgical(I)XE</w:t>
+              <w:t>471987540RestorationKR</w:t>
             </w:r>
           </w:p>
           <w:p>
@@ -17213,15 +16160,15 @@
                 <w:sz w:val="24"/>
                 <w:lang w:eastAsia="zh-TW"/>
               </w:rPr>
-              <w:t>/</w:t>
-            </w:r>
-            <w:r>
-              <w:rPr>
-                <w:bCs/>
-                <w:sz w:val="24"/>
-                <w:lang w:eastAsia="zh-TW"/>
-              </w:rPr>
-              <w:t xml:space="preserve"> 3AK-056</w:t>
+              <w:t xml:space="preserve">/ </w:t>
+            </w:r>
+            <w:r>
+              <w:rPr>
+                <w:bCs/>
+                <w:sz w:val="24"/>
+                <w:lang w:eastAsia="zh-TW"/>
+              </w:rPr>
+              <w:t>6AA-085</w:t>
             </w:r>
           </w:p>
         </w:tc>
@@ -17246,7 +16193,23 @@
                 <w:sz w:val="24"/>
                 <w:lang w:eastAsia="zh-TW"/>
               </w:rPr>
-              <w:t>A040101 - Fracture</w:t>
+              <w:t xml:space="preserve">A040101 </w:t>
+            </w:r>
+            <w:r>
+              <w:rPr>
+                <w:bCs/>
+                <w:sz w:val="24"/>
+                <w:lang w:eastAsia="zh-TW"/>
+              </w:rPr>
+              <w:t>–</w:t>
+            </w:r>
+            <w:r>
+              <w:rPr>
+                <w:bCs/>
+                <w:sz w:val="24"/>
+                <w:lang w:eastAsia="zh-TW"/>
+              </w:rPr>
+              <w:t xml:space="preserve"> Fracture</w:t>
             </w:r>
           </w:p>
         </w:tc>
@@ -17297,7 +16260,7 @@
                 <w:sz w:val="24"/>
                 <w:lang w:eastAsia="zh-TW"/>
               </w:rPr>
-              <w:t xml:space="preserve"> (2022)</w:t>
+              <w:t xml:space="preserve"> (2023)</w:t>
             </w:r>
           </w:p>
         </w:tc>
@@ -17369,7 +16332,7 @@
                 <w:rFonts w:ascii="Calibri" w:hAnsi="Calibri"/>
                 <w:sz w:val="20"/>
               </w:rPr>
-              <w:t>3</w:t>
+              <w:t>1</w:t>
             </w:r>
           </w:p>
         </w:tc>
@@ -17393,7 +16356,7 @@
                 <w:rFonts w:ascii="Calibri" w:hAnsi="Calibri"/>
                 <w:sz w:val="20"/>
               </w:rPr>
-              <w:t>&lt; 0.01%</w:t>
+              <w:t>1.92%</w:t>
             </w:r>
           </w:p>
         </w:tc>
@@ -17418,172 +16381,8 @@
                 <w:sz w:val="24"/>
                 <w:lang w:eastAsia="zh-TW"/>
               </w:rPr>
-              <w:t>No recurrence</w:t>
-            </w:r>
-          </w:p>
-        </w:tc>
-      </w:tr>
-      <w:tr>
-        <w:tc>
-          <w:tcPr>
-            <w:tcW w:w="2704" w:type="dxa"/>
-            <w:vMerge/>
-          </w:tcPr>
-          <w:p>
-            <w:pPr>
-              <w:spacing w:after="0" w:line="240" w:lineRule="atLeast"/>
-              <w:jc w:val="center"/>
-              <w:rPr>
-                <w:bCs/>
-                <w:sz w:val="24"/>
-                <w:lang w:eastAsia="zh-TW"/>
-              </w:rPr>
-            </w:pPr>
-          </w:p>
-        </w:tc>
-        <w:tc>
-          <w:tcPr>
-            <w:tcW w:w="3391" w:type="dxa"/>
-          </w:tcPr>
-          <w:p>
-            <w:pPr>
-              <w:spacing w:after="0" w:line="240" w:lineRule="atLeast"/>
-              <w:jc w:val="center"/>
-              <w:rPr>
-                <w:bCs/>
-                <w:sz w:val="24"/>
-                <w:lang w:eastAsia="zh-TW"/>
-              </w:rPr>
-            </w:pPr>
-            <w:r>
-              <w:rPr>
-                <w:bCs/>
-                <w:sz w:val="24"/>
-                <w:lang w:eastAsia="zh-TW"/>
-              </w:rPr>
-              <w:t>Year</w:t>
-            </w:r>
-            <w:r>
-              <w:rPr>
-                <w:bCs/>
-                <w:sz w:val="24"/>
-                <w:lang w:eastAsia="zh-TW"/>
-              </w:rPr>
-              <w:t xml:space="preserve"> (2023)</w:t>
-            </w:r>
-          </w:p>
-        </w:tc>
-        <w:tc>
-          <w:tcPr>
-            <w:tcW w:w="993" w:type="dxa"/>
-          </w:tcPr>
-          <w:p>
-            <w:pPr>
-              <w:spacing w:after="0" w:line="276" w:lineRule="auto"/>
-              <w:jc w:val="center"/>
-              <w:rPr>
-                <w:bCs/>
-                <w:sz w:val="24"/>
-                <w:lang w:eastAsia="zh-TW"/>
-              </w:rPr>
-            </w:pPr>
-            <w:r/>
-            <w:r>
-              <w:rPr>
-                <w:rFonts w:ascii="Calibri" w:hAnsi="Calibri"/>
-                <w:sz w:val="20"/>
-              </w:rPr>
-              <w:t>0</w:t>
-            </w:r>
-          </w:p>
-        </w:tc>
-        <w:tc>
-          <w:tcPr>
-            <w:tcW w:w="992" w:type="dxa"/>
-          </w:tcPr>
-          <w:p>
-            <w:pPr>
-              <w:spacing w:after="0" w:line="276" w:lineRule="auto"/>
-              <w:jc w:val="center"/>
-              <w:rPr>
-                <w:bCs/>
-                <w:sz w:val="24"/>
-                <w:lang w:eastAsia="zh-TW"/>
-              </w:rPr>
-            </w:pPr>
-            <w:r/>
-            <w:r>
-              <w:rPr>
-                <w:rFonts w:ascii="Calibri" w:hAnsi="Calibri"/>
-                <w:sz w:val="20"/>
-              </w:rPr>
-              <w:t>0.00%</w:t>
-            </w:r>
-          </w:p>
-        </w:tc>
-        <w:tc>
-          <w:tcPr>
-            <w:tcW w:w="850" w:type="dxa"/>
-          </w:tcPr>
-          <w:p>
-            <w:pPr>
-              <w:spacing w:after="0" w:line="276" w:lineRule="auto"/>
-              <w:jc w:val="center"/>
-              <w:rPr>
-                <w:bCs/>
-                <w:sz w:val="24"/>
-                <w:lang w:eastAsia="zh-TW"/>
-              </w:rPr>
-            </w:pPr>
-            <w:r/>
-            <w:r>
-              <w:rPr>
-                <w:rFonts w:ascii="Calibri" w:hAnsi="Calibri"/>
-                <w:sz w:val="20"/>
-              </w:rPr>
-              <w:t>0</w:t>
-            </w:r>
-          </w:p>
-        </w:tc>
-        <w:tc>
-          <w:tcPr>
-            <w:tcW w:w="993" w:type="dxa"/>
-          </w:tcPr>
-          <w:p>
-            <w:pPr>
-              <w:spacing w:after="0" w:line="276" w:lineRule="auto"/>
-              <w:jc w:val="center"/>
-              <w:rPr>
-                <w:bCs/>
-                <w:sz w:val="24"/>
-                <w:lang w:eastAsia="zh-TW"/>
-              </w:rPr>
-            </w:pPr>
-            <w:r/>
-            <w:r>
-              <w:rPr>
-                <w:rFonts w:ascii="Calibri" w:hAnsi="Calibri"/>
-                <w:sz w:val="20"/>
-              </w:rPr>
-              <w:t>0.00%</w:t>
-            </w:r>
-          </w:p>
-        </w:tc>
-        <w:tc>
-          <w:tcPr>
-            <w:tcW w:w="1843" w:type="dxa"/>
-            <w:vMerge/>
-          </w:tcPr>
-          <w:p>
-            <w:pPr>
-              <w:spacing w:after="0" w:line="240" w:lineRule="atLeast"/>
-              <w:jc w:val="center"/>
-              <w:rPr>
-                <w:bCs/>
-                <w:sz w:val="24"/>
-                <w:lang w:eastAsia="zh-TW"/>
-              </w:rPr>
-            </w:pPr>
+              <w:t>Decreasing</w:t>
+            </w:r>
           </w:p>
         </w:tc>
       </w:tr>
@@ -17774,25 +16573,7 @@
                 <w:sz w:val="24"/>
                 <w:lang w:eastAsia="zh-TW"/>
               </w:rPr>
-              <w:t>471987540Surgical(</w:t>
-            </w:r>
-            <w:proofErr w:type="spellStart"/>
-            <w:r>
-              <w:rPr>
-                <w:bCs/>
-                <w:sz w:val="24"/>
-                <w:lang w:eastAsia="zh-TW"/>
-              </w:rPr>
-              <w:t>IIa</w:t>
-            </w:r>
-            <w:proofErr w:type="spellEnd"/>
-            <w:r>
-              <w:rPr>
-                <w:bCs/>
-                <w:sz w:val="24"/>
-                <w:lang w:eastAsia="zh-TW"/>
-              </w:rPr>
-              <w:t>)FP</w:t>
+              <w:t>471987540Surgical(I)XE</w:t>
             </w:r>
           </w:p>
           <w:p>
@@ -17819,7 +16600,7 @@
                 <w:sz w:val="24"/>
                 <w:lang w:eastAsia="zh-TW"/>
               </w:rPr>
-              <w:t>3AA-016, 3AA-014, 3AA-015</w:t>
+              <w:t>3AA-056</w:t>
             </w:r>
           </w:p>
         </w:tc>
@@ -17844,7 +16625,7 @@
                 <w:sz w:val="24"/>
                 <w:lang w:eastAsia="zh-TW"/>
               </w:rPr>
-              <w:t>A020101 - Dull, Blunt</w:t>
+              <w:t>A010103 - Inadequacy of Device Shape and/or Size</w:t>
             </w:r>
           </w:p>
         </w:tc>
@@ -17854,6 +16635,7 @@
           <w:tcPr>
             <w:tcW w:w="2704" w:type="dxa"/>
             <w:vMerge/>
+            <w:vAlign w:val="center"/>
           </w:tcPr>
           <w:p>
             <w:pPr>
@@ -17895,7 +16677,7 @@
                 <w:sz w:val="24"/>
                 <w:lang w:eastAsia="zh-TW"/>
               </w:rPr>
-              <w:t xml:space="preserve"> (2022)</w:t>
+              <w:t xml:space="preserve"> (2023)</w:t>
             </w:r>
           </w:p>
         </w:tc>
@@ -17991,7 +16773,7 @@
                 <w:rFonts w:ascii="Calibri" w:hAnsi="Calibri"/>
                 <w:sz w:val="20"/>
               </w:rPr>
-              <w:t>0.11%</w:t>
+              <w:t>12.50%</w:t>
             </w:r>
           </w:p>
         </w:tc>
@@ -18016,7 +16798,7 @@
                 <w:sz w:val="24"/>
                 <w:lang w:eastAsia="zh-TW"/>
               </w:rPr>
-              <w:t>No recurrence</w:t>
+              <w:t>Decreasing</w:t>
             </w:r>
           </w:p>
         </w:tc>
@@ -18026,170 +16808,7 @@
           <w:tcPr>
             <w:tcW w:w="2704" w:type="dxa"/>
             <w:vMerge/>
-          </w:tcPr>
-          <w:p>
-            <w:pPr>
-              <w:spacing w:after="0" w:line="240" w:lineRule="atLeast"/>
-              <w:jc w:val="center"/>
-              <w:rPr>
-                <w:bCs/>
-                <w:sz w:val="24"/>
-                <w:lang w:eastAsia="zh-TW"/>
-              </w:rPr>
-            </w:pPr>
-          </w:p>
-        </w:tc>
-        <w:tc>
-          <w:tcPr>
-            <w:tcW w:w="3391" w:type="dxa"/>
-          </w:tcPr>
-          <w:p>
-            <w:pPr>
-              <w:spacing w:after="0" w:line="240" w:lineRule="atLeast"/>
-              <w:jc w:val="center"/>
-              <w:rPr>
-                <w:bCs/>
-                <w:sz w:val="24"/>
-                <w:lang w:eastAsia="zh-TW"/>
-              </w:rPr>
-            </w:pPr>
-            <w:r>
-              <w:rPr>
-                <w:bCs/>
-                <w:sz w:val="24"/>
-                <w:lang w:eastAsia="zh-TW"/>
-              </w:rPr>
-              <w:t>Year</w:t>
-            </w:r>
-            <w:r>
-              <w:rPr>
-                <w:bCs/>
-                <w:sz w:val="24"/>
-                <w:lang w:eastAsia="zh-TW"/>
-              </w:rPr>
-              <w:t xml:space="preserve"> (2023)</w:t>
-            </w:r>
-          </w:p>
-        </w:tc>
-        <w:tc>
-          <w:tcPr>
-            <w:tcW w:w="993" w:type="dxa"/>
-          </w:tcPr>
-          <w:p>
-            <w:pPr>
-              <w:spacing w:after="0" w:line="276" w:lineRule="auto"/>
-              <w:jc w:val="center"/>
-              <w:rPr>
-                <w:bCs/>
-                <w:sz w:val="24"/>
-                <w:lang w:eastAsia="zh-TW"/>
-              </w:rPr>
-            </w:pPr>
-            <w:r/>
-            <w:r>
-              <w:rPr>
-                <w:rFonts w:ascii="Calibri" w:hAnsi="Calibri"/>
-                <w:sz w:val="20"/>
-              </w:rPr>
-              <w:t>0</w:t>
-            </w:r>
-          </w:p>
-        </w:tc>
-        <w:tc>
-          <w:tcPr>
-            <w:tcW w:w="992" w:type="dxa"/>
-          </w:tcPr>
-          <w:p>
-            <w:pPr>
-              <w:spacing w:after="0" w:line="276" w:lineRule="auto"/>
-              <w:jc w:val="center"/>
-              <w:rPr>
-                <w:bCs/>
-                <w:sz w:val="24"/>
-                <w:lang w:eastAsia="zh-TW"/>
-              </w:rPr>
-            </w:pPr>
-            <w:r/>
-            <w:r>
-              <w:rPr>
-                <w:rFonts w:ascii="Calibri" w:hAnsi="Calibri"/>
-                <w:sz w:val="20"/>
-              </w:rPr>
-              <w:t>0.00%</w:t>
-            </w:r>
-          </w:p>
-        </w:tc>
-        <w:tc>
-          <w:tcPr>
-            <w:tcW w:w="850" w:type="dxa"/>
-          </w:tcPr>
-          <w:p>
-            <w:pPr>
-              <w:spacing w:after="0" w:line="276" w:lineRule="auto"/>
-              <w:jc w:val="center"/>
-              <w:rPr>
-                <w:bCs/>
-                <w:sz w:val="24"/>
-                <w:lang w:eastAsia="zh-TW"/>
-              </w:rPr>
-            </w:pPr>
-            <w:r/>
-            <w:r>
-              <w:rPr>
-                <w:rFonts w:ascii="Calibri" w:hAnsi="Calibri"/>
-                <w:sz w:val="20"/>
-              </w:rPr>
-              <w:t>0</w:t>
-            </w:r>
-          </w:p>
-        </w:tc>
-        <w:tc>
-          <w:tcPr>
-            <w:tcW w:w="993" w:type="dxa"/>
-          </w:tcPr>
-          <w:p>
-            <w:pPr>
-              <w:spacing w:after="0" w:line="276" w:lineRule="auto"/>
-              <w:jc w:val="center"/>
-              <w:rPr>
-                <w:bCs/>
-                <w:sz w:val="24"/>
-                <w:lang w:eastAsia="zh-TW"/>
-              </w:rPr>
-            </w:pPr>
-            <w:r/>
-            <w:r>
-              <w:rPr>
-                <w:rFonts w:ascii="Calibri" w:hAnsi="Calibri"/>
-                <w:sz w:val="20"/>
-              </w:rPr>
-              <w:t>0.00%</w:t>
-            </w:r>
-          </w:p>
-        </w:tc>
-        <w:tc>
-          <w:tcPr>
-            <w:tcW w:w="1843" w:type="dxa"/>
-            <w:vMerge/>
-          </w:tcPr>
-          <w:p>
-            <w:pPr>
-              <w:spacing w:after="0" w:line="240" w:lineRule="atLeast"/>
-              <w:jc w:val="center"/>
-              <w:rPr>
-                <w:bCs/>
-                <w:sz w:val="24"/>
-                <w:lang w:eastAsia="zh-TW"/>
-              </w:rPr>
-            </w:pPr>
-          </w:p>
-        </w:tc>
-      </w:tr>
-      <w:tr>
-        <w:tc>
-          <w:tcPr>
-            <w:tcW w:w="2704" w:type="dxa"/>
-            <w:vMerge/>
+            <w:vAlign w:val="center"/>
           </w:tcPr>
           <w:p>
             <w:pPr>
@@ -18399,7 +17018,7 @@
                 <w:sz w:val="24"/>
                 <w:lang w:eastAsia="zh-TW"/>
               </w:rPr>
-              <w:t>4AA-E01</w:t>
+              <w:t>4AA-I05</w:t>
             </w:r>
           </w:p>
         </w:tc>
@@ -18450,6 +17069,7 @@
           <w:tcPr>
             <w:tcW w:w="2704" w:type="dxa"/>
             <w:vMerge/>
+            <w:vAlign w:val="center"/>
           </w:tcPr>
           <w:p>
             <w:pPr>
@@ -18491,7 +17111,7 @@
                 <w:sz w:val="24"/>
                 <w:lang w:eastAsia="zh-TW"/>
               </w:rPr>
-              <w:t xml:space="preserve"> (2022)</w:t>
+              <w:t xml:space="preserve"> (2023)</w:t>
             </w:r>
           </w:p>
         </w:tc>
@@ -18563,7 +17183,7 @@
                 <w:rFonts w:ascii="Calibri" w:hAnsi="Calibri"/>
                 <w:sz w:val="20"/>
               </w:rPr>
-              <w:t>1</w:t>
+              <w:t>2</w:t>
             </w:r>
           </w:p>
         </w:tc>
@@ -18587,7 +17207,7 @@
                 <w:rFonts w:ascii="Calibri" w:hAnsi="Calibri"/>
                 <w:sz w:val="20"/>
               </w:rPr>
-              <w:t>0.01%</w:t>
+              <w:t>0.03%</w:t>
             </w:r>
           </w:p>
         </w:tc>
@@ -18612,7 +17232,7 @@
                 <w:sz w:val="24"/>
                 <w:lang w:eastAsia="zh-TW"/>
               </w:rPr>
-              <w:t>No recurrence</w:t>
+              <w:t>Decreasing</w:t>
             </w:r>
           </w:p>
         </w:tc>
@@ -18622,170 +17242,7 @@
           <w:tcPr>
             <w:tcW w:w="2704" w:type="dxa"/>
             <w:vMerge/>
-          </w:tcPr>
-          <w:p>
-            <w:pPr>
-              <w:spacing w:after="0" w:line="240" w:lineRule="atLeast"/>
-              <w:jc w:val="center"/>
-              <w:rPr>
-                <w:bCs/>
-                <w:sz w:val="24"/>
-                <w:lang w:eastAsia="zh-TW"/>
-              </w:rPr>
-            </w:pPr>
-          </w:p>
-        </w:tc>
-        <w:tc>
-          <w:tcPr>
-            <w:tcW w:w="3391" w:type="dxa"/>
-          </w:tcPr>
-          <w:p>
-            <w:pPr>
-              <w:spacing w:after="0" w:line="240" w:lineRule="atLeast"/>
-              <w:jc w:val="center"/>
-              <w:rPr>
-                <w:bCs/>
-                <w:sz w:val="24"/>
-                <w:lang w:eastAsia="zh-TW"/>
-              </w:rPr>
-            </w:pPr>
-            <w:r>
-              <w:rPr>
-                <w:bCs/>
-                <w:sz w:val="24"/>
-                <w:lang w:eastAsia="zh-TW"/>
-              </w:rPr>
-              <w:t>Year</w:t>
-            </w:r>
-            <w:r>
-              <w:rPr>
-                <w:bCs/>
-                <w:sz w:val="24"/>
-                <w:lang w:eastAsia="zh-TW"/>
-              </w:rPr>
-              <w:t xml:space="preserve"> (2023)</w:t>
-            </w:r>
-          </w:p>
-        </w:tc>
-        <w:tc>
-          <w:tcPr>
-            <w:tcW w:w="993" w:type="dxa"/>
-          </w:tcPr>
-          <w:p>
-            <w:pPr>
-              <w:spacing w:after="0" w:line="276" w:lineRule="auto"/>
-              <w:jc w:val="center"/>
-              <w:rPr>
-                <w:bCs/>
-                <w:sz w:val="24"/>
-                <w:lang w:eastAsia="zh-TW"/>
-              </w:rPr>
-            </w:pPr>
-            <w:r/>
-            <w:r>
-              <w:rPr>
-                <w:rFonts w:ascii="Calibri" w:hAnsi="Calibri"/>
-                <w:sz w:val="20"/>
-              </w:rPr>
-              <w:t>0</w:t>
-            </w:r>
-          </w:p>
-        </w:tc>
-        <w:tc>
-          <w:tcPr>
-            <w:tcW w:w="992" w:type="dxa"/>
-          </w:tcPr>
-          <w:p>
-            <w:pPr>
-              <w:spacing w:after="0" w:line="276" w:lineRule="auto"/>
-              <w:jc w:val="center"/>
-              <w:rPr>
-                <w:bCs/>
-                <w:sz w:val="24"/>
-                <w:lang w:eastAsia="zh-TW"/>
-              </w:rPr>
-            </w:pPr>
-            <w:r/>
-            <w:r>
-              <w:rPr>
-                <w:rFonts w:ascii="Calibri" w:hAnsi="Calibri"/>
-                <w:sz w:val="20"/>
-              </w:rPr>
-              <w:t>0.00%</w:t>
-            </w:r>
-          </w:p>
-        </w:tc>
-        <w:tc>
-          <w:tcPr>
-            <w:tcW w:w="850" w:type="dxa"/>
-          </w:tcPr>
-          <w:p>
-            <w:pPr>
-              <w:spacing w:after="0" w:line="276" w:lineRule="auto"/>
-              <w:jc w:val="center"/>
-              <w:rPr>
-                <w:bCs/>
-                <w:sz w:val="24"/>
-                <w:lang w:eastAsia="zh-TW"/>
-              </w:rPr>
-            </w:pPr>
-            <w:r/>
-            <w:r>
-              <w:rPr>
-                <w:rFonts w:ascii="Calibri" w:hAnsi="Calibri"/>
-                <w:sz w:val="20"/>
-              </w:rPr>
-              <w:t>0</w:t>
-            </w:r>
-          </w:p>
-        </w:tc>
-        <w:tc>
-          <w:tcPr>
-            <w:tcW w:w="993" w:type="dxa"/>
-          </w:tcPr>
-          <w:p>
-            <w:pPr>
-              <w:spacing w:after="0" w:line="276" w:lineRule="auto"/>
-              <w:jc w:val="center"/>
-              <w:rPr>
-                <w:bCs/>
-                <w:sz w:val="24"/>
-                <w:lang w:eastAsia="zh-TW"/>
-              </w:rPr>
-            </w:pPr>
-            <w:r/>
-            <w:r>
-              <w:rPr>
-                <w:rFonts w:ascii="Calibri" w:hAnsi="Calibri"/>
-                <w:sz w:val="20"/>
-              </w:rPr>
-              <w:t>0.00%</w:t>
-            </w:r>
-          </w:p>
-        </w:tc>
-        <w:tc>
-          <w:tcPr>
-            <w:tcW w:w="1843" w:type="dxa"/>
-            <w:vMerge/>
-          </w:tcPr>
-          <w:p>
-            <w:pPr>
-              <w:spacing w:after="0" w:line="240" w:lineRule="atLeast"/>
-              <w:jc w:val="center"/>
-              <w:rPr>
-                <w:bCs/>
-                <w:sz w:val="24"/>
-                <w:lang w:eastAsia="zh-TW"/>
-              </w:rPr>
-            </w:pPr>
-          </w:p>
-        </w:tc>
-      </w:tr>
-      <w:tr>
-        <w:tc>
-          <w:tcPr>
-            <w:tcW w:w="2704" w:type="dxa"/>
-            <w:vMerge/>
+            <w:vAlign w:val="center"/>
           </w:tcPr>
           <w:p>
             <w:pPr>
@@ -18968,7 +17425,7 @@
                 <w:sz w:val="24"/>
                 <w:lang w:eastAsia="zh-TW"/>
               </w:rPr>
-              <w:t>471987540RestorationKR</w:t>
+              <w:t>471987540Implant5K</w:t>
             </w:r>
           </w:p>
           <w:p>
@@ -18987,15 +17444,15 @@
                 <w:sz w:val="24"/>
                 <w:lang w:eastAsia="zh-TW"/>
               </w:rPr>
-              <w:t xml:space="preserve">/ </w:t>
-            </w:r>
-            <w:r>
-              <w:rPr>
-                <w:bCs/>
-                <w:sz w:val="24"/>
-                <w:lang w:eastAsia="zh-TW"/>
-              </w:rPr>
-              <w:t>6AA-085</w:t>
+              <w:t xml:space="preserve">/  1AA-003, 1AA-004, </w:t>
+            </w:r>
+            <w:r>
+              <w:rPr>
+                <w:bCs/>
+                <w:sz w:val="24"/>
+                <w:lang w:eastAsia="zh-TW"/>
+              </w:rPr>
+              <w:t>1AA-022</w:t>
             </w:r>
           </w:p>
         </w:tc>
@@ -19046,6 +17503,7 @@
           <w:tcPr>
             <w:tcW w:w="2704" w:type="dxa"/>
             <w:vMerge/>
+            <w:vAlign w:val="center"/>
           </w:tcPr>
           <w:p>
             <w:pPr>
@@ -19111,7 +17569,7 @@
                 <w:rFonts w:ascii="Calibri" w:hAnsi="Calibri"/>
                 <w:sz w:val="20"/>
               </w:rPr>
-              <w:t>0</w:t>
+              <w:t>1</w:t>
             </w:r>
           </w:p>
         </w:tc>
@@ -19135,7 +17593,7 @@
                 <w:rFonts w:ascii="Calibri" w:hAnsi="Calibri"/>
                 <w:sz w:val="20"/>
               </w:rPr>
-              <w:t>0.00%</w:t>
+              <w:t>0.07%</w:t>
             </w:r>
           </w:p>
         </w:tc>
@@ -19159,7 +17617,7 @@
                 <w:rFonts w:ascii="Calibri" w:hAnsi="Calibri"/>
                 <w:sz w:val="20"/>
               </w:rPr>
-              <w:t>1</w:t>
+              <w:t>2</w:t>
             </w:r>
           </w:p>
         </w:tc>
@@ -19183,7 +17641,7 @@
                 <w:rFonts w:ascii="Calibri" w:hAnsi="Calibri"/>
                 <w:sz w:val="20"/>
               </w:rPr>
-              <w:t>1.92%</w:t>
+              <w:t>0.06%</w:t>
             </w:r>
           </w:p>
         </w:tc>
@@ -19218,6 +17676,7 @@
           <w:tcPr>
             <w:tcW w:w="2704" w:type="dxa"/>
             <w:vMerge/>
+            <w:vAlign w:val="center"/>
           </w:tcPr>
           <w:p>
             <w:pPr>
@@ -19400,7 +17859,7 @@
                 <w:sz w:val="24"/>
                 <w:lang w:eastAsia="zh-TW"/>
               </w:rPr>
-              <w:t>471987540Surgical(I)XE</w:t>
+              <w:t>471987540Implant5K</w:t>
             </w:r>
           </w:p>
           <w:p>
@@ -19419,15 +17878,24 @@
                 <w:sz w:val="24"/>
                 <w:lang w:eastAsia="zh-TW"/>
               </w:rPr>
-              <w:t xml:space="preserve">/ </w:t>
-            </w:r>
-            <w:r>
-              <w:rPr>
-                <w:bCs/>
-                <w:sz w:val="24"/>
-                <w:lang w:eastAsia="zh-TW"/>
-              </w:rPr>
-              <w:t>3AA-056</w:t>
+              <w:t>/ 1AA-015</w:t>
+            </w:r>
+            <w:r>
+              <w:rPr>
+                <w:rFonts w:hint="eastAsia"/>
+                <w:bCs/>
+                <w:sz w:val="24"/>
+                <w:lang w:eastAsia="zh-TW"/>
+              </w:rPr>
+              <w:t>,</w:t>
+            </w:r>
+            <w:r>
+              <w:rPr>
+                <w:bCs/>
+                <w:sz w:val="24"/>
+                <w:lang w:eastAsia="zh-TW"/>
+              </w:rPr>
+              <w:t xml:space="preserve"> 1AA-017, 1AA-018, 1AA-025</w:t>
             </w:r>
           </w:p>
         </w:tc>
@@ -19452,8 +17920,18 @@
                 <w:sz w:val="24"/>
                 <w:lang w:eastAsia="zh-TW"/>
               </w:rPr>
-              <w:t>A010103 - Inadequacy of Device Shape and/or Size</w:t>
-            </w:r>
+              <w:t xml:space="preserve">A010201 - Failure to </w:t>
+            </w:r>
+            <w:proofErr w:type="spellStart"/>
+            <w:r>
+              <w:rPr>
+                <w:bCs/>
+                <w:sz w:val="24"/>
+                <w:lang w:eastAsia="zh-TW"/>
+              </w:rPr>
+              <w:t>Osseointegrate</w:t>
+            </w:r>
+            <w:proofErr w:type="spellEnd"/>
           </w:p>
         </w:tc>
       </w:tr>
@@ -19462,7 +17940,6 @@
           <w:tcPr>
             <w:tcW w:w="2704" w:type="dxa"/>
             <w:vMerge/>
-            <w:vAlign w:val="center"/>
           </w:tcPr>
           <w:p>
             <w:pPr>
@@ -19576,7 +18053,7 @@
                 <w:rFonts w:ascii="Calibri" w:hAnsi="Calibri"/>
                 <w:sz w:val="20"/>
               </w:rPr>
-              <w:t>2</w:t>
+              <w:t>4</w:t>
             </w:r>
           </w:p>
         </w:tc>
@@ -19600,7 +18077,7 @@
                 <w:rFonts w:ascii="Calibri" w:hAnsi="Calibri"/>
                 <w:sz w:val="20"/>
               </w:rPr>
-              <w:t>12.50%</w:t>
+              <w:t>0.11%</w:t>
             </w:r>
           </w:p>
         </w:tc>
@@ -19635,1720 +18112,6 @@
           <w:tcPr>
             <w:tcW w:w="2704" w:type="dxa"/>
             <w:vMerge/>
-            <w:vAlign w:val="center"/>
-          </w:tcPr>
-          <w:p>
-            <w:pPr>
-              <w:spacing w:after="0" w:line="240" w:lineRule="atLeast"/>
-              <w:jc w:val="center"/>
-              <w:rPr>
-                <w:bCs/>
-                <w:sz w:val="24"/>
-                <w:lang w:eastAsia="zh-TW"/>
-              </w:rPr>
-            </w:pPr>
-          </w:p>
-        </w:tc>
-        <w:tc>
-          <w:tcPr>
-            <w:tcW w:w="3391" w:type="dxa"/>
-          </w:tcPr>
-          <w:p>
-            <w:pPr>
-              <w:spacing w:after="0" w:line="240" w:lineRule="atLeast"/>
-              <w:jc w:val="center"/>
-              <w:rPr>
-                <w:bCs/>
-                <w:sz w:val="24"/>
-                <w:lang w:eastAsia="zh-TW"/>
-              </w:rPr>
-            </w:pPr>
-            <w:r>
-              <w:rPr>
-                <w:bCs/>
-                <w:sz w:val="24"/>
-                <w:lang w:eastAsia="zh-TW"/>
-              </w:rPr>
-              <w:t>Year</w:t>
-            </w:r>
-            <w:r>
-              <w:rPr>
-                <w:bCs/>
-                <w:sz w:val="24"/>
-                <w:lang w:eastAsia="zh-TW"/>
-              </w:rPr>
-              <w:t xml:space="preserve"> (2024)</w:t>
-            </w:r>
-          </w:p>
-        </w:tc>
-        <w:tc>
-          <w:tcPr>
-            <w:tcW w:w="993" w:type="dxa"/>
-          </w:tcPr>
-          <w:p>
-            <w:pPr>
-              <w:spacing w:after="0" w:line="276" w:lineRule="auto"/>
-              <w:jc w:val="center"/>
-              <w:rPr>
-                <w:bCs/>
-                <w:sz w:val="24"/>
-                <w:lang w:eastAsia="zh-TW"/>
-              </w:rPr>
-            </w:pPr>
-            <w:r/>
-            <w:r>
-              <w:rPr>
-                <w:rFonts w:ascii="Calibri" w:hAnsi="Calibri"/>
-                <w:sz w:val="20"/>
-              </w:rPr>
-              <w:t>0</w:t>
-            </w:r>
-          </w:p>
-        </w:tc>
-        <w:tc>
-          <w:tcPr>
-            <w:tcW w:w="992" w:type="dxa"/>
-          </w:tcPr>
-          <w:p>
-            <w:pPr>
-              <w:spacing w:after="0" w:line="276" w:lineRule="auto"/>
-              <w:jc w:val="center"/>
-              <w:rPr>
-                <w:bCs/>
-                <w:sz w:val="24"/>
-                <w:lang w:eastAsia="zh-TW"/>
-              </w:rPr>
-            </w:pPr>
-            <w:r/>
-            <w:r>
-              <w:rPr>
-                <w:rFonts w:ascii="Calibri" w:hAnsi="Calibri"/>
-                <w:sz w:val="20"/>
-              </w:rPr>
-              <w:t>0.00%</w:t>
-            </w:r>
-          </w:p>
-        </w:tc>
-        <w:tc>
-          <w:tcPr>
-            <w:tcW w:w="850" w:type="dxa"/>
-          </w:tcPr>
-          <w:p>
-            <w:pPr>
-              <w:spacing w:after="0" w:line="276" w:lineRule="auto"/>
-              <w:jc w:val="center"/>
-              <w:rPr>
-                <w:bCs/>
-                <w:sz w:val="24"/>
-                <w:lang w:eastAsia="zh-TW"/>
-              </w:rPr>
-            </w:pPr>
-            <w:r/>
-            <w:r>
-              <w:rPr>
-                <w:rFonts w:ascii="Calibri" w:hAnsi="Calibri"/>
-                <w:sz w:val="20"/>
-              </w:rPr>
-              <w:t>0</w:t>
-            </w:r>
-          </w:p>
-        </w:tc>
-        <w:tc>
-          <w:tcPr>
-            <w:tcW w:w="993" w:type="dxa"/>
-          </w:tcPr>
-          <w:p>
-            <w:pPr>
-              <w:spacing w:after="0" w:line="276" w:lineRule="auto"/>
-              <w:jc w:val="center"/>
-              <w:rPr>
-                <w:bCs/>
-                <w:sz w:val="24"/>
-                <w:lang w:eastAsia="zh-TW"/>
-              </w:rPr>
-            </w:pPr>
-            <w:r/>
-            <w:r>
-              <w:rPr>
-                <w:rFonts w:ascii="Calibri" w:hAnsi="Calibri"/>
-                <w:sz w:val="20"/>
-              </w:rPr>
-              <w:t>0.00%</w:t>
-            </w:r>
-          </w:p>
-        </w:tc>
-        <w:tc>
-          <w:tcPr>
-            <w:tcW w:w="1843" w:type="dxa"/>
-            <w:vMerge/>
-          </w:tcPr>
-          <w:p>
-            <w:pPr>
-              <w:spacing w:after="0" w:line="240" w:lineRule="atLeast"/>
-              <w:jc w:val="center"/>
-              <w:rPr>
-                <w:bCs/>
-                <w:sz w:val="24"/>
-                <w:lang w:eastAsia="zh-TW"/>
-              </w:rPr>
-            </w:pPr>
-          </w:p>
-        </w:tc>
-      </w:tr>
-      <w:tr>
-        <w:tc>
-          <w:tcPr>
-            <w:tcW w:w="2704" w:type="dxa"/>
-            <w:vMerge w:val="restart"/>
-            <w:vAlign w:val="center"/>
-          </w:tcPr>
-          <w:p>
-            <w:pPr>
-              <w:spacing w:after="0" w:line="240" w:lineRule="atLeast"/>
-              <w:jc w:val="center"/>
-              <w:rPr>
-                <w:bCs/>
-                <w:sz w:val="24"/>
-                <w:lang w:eastAsia="zh-TW"/>
-              </w:rPr>
-            </w:pPr>
-            <w:r>
-              <w:rPr>
-                <w:bCs/>
-                <w:sz w:val="24"/>
-                <w:lang w:eastAsia="zh-TW"/>
-              </w:rPr>
-              <w:t>471987540AbutmentVC</w:t>
-            </w:r>
-          </w:p>
-          <w:p>
-            <w:pPr>
-              <w:spacing w:after="0" w:line="240" w:lineRule="atLeast"/>
-              <w:jc w:val="center"/>
-              <w:rPr>
-                <w:bCs/>
-                <w:sz w:val="24"/>
-                <w:lang w:eastAsia="zh-TW"/>
-              </w:rPr>
-            </w:pPr>
-            <w:r>
-              <w:rPr>
-                <w:bCs/>
-                <w:sz w:val="24"/>
-                <w:lang w:eastAsia="zh-TW"/>
-              </w:rPr>
-              <w:t xml:space="preserve">/ </w:t>
-            </w:r>
-            <w:r>
-              <w:rPr>
-                <w:bCs/>
-                <w:sz w:val="24"/>
-                <w:lang w:eastAsia="zh-TW"/>
-              </w:rPr>
-              <w:t>4AA-I05</w:t>
-            </w:r>
-          </w:p>
-        </w:tc>
-        <w:tc>
-          <w:tcPr>
-            <w:tcW w:w="9062" w:type="dxa"/>
-            <w:gridSpan w:val="6"/>
-            <w:shd w:val="clear" w:color="auto" w:fill="EAF1DD" w:themeFill="accent3" w:themeFillTint="33"/>
-          </w:tcPr>
-          <w:p>
-            <w:pPr>
-              <w:spacing w:after="0" w:line="240" w:lineRule="atLeast"/>
-              <w:rPr>
-                <w:bCs/>
-                <w:sz w:val="24"/>
-                <w:lang w:eastAsia="zh-TW"/>
-              </w:rPr>
-            </w:pPr>
-            <w:r>
-              <w:rPr>
-                <w:bCs/>
-                <w:sz w:val="24"/>
-                <w:lang w:eastAsia="zh-TW"/>
-              </w:rPr>
-              <w:t xml:space="preserve">A040101 </w:t>
-            </w:r>
-            <w:r>
-              <w:rPr>
-                <w:bCs/>
-                <w:sz w:val="24"/>
-                <w:lang w:eastAsia="zh-TW"/>
-              </w:rPr>
-              <w:t>–</w:t>
-            </w:r>
-            <w:r>
-              <w:rPr>
-                <w:bCs/>
-                <w:sz w:val="24"/>
-                <w:lang w:eastAsia="zh-TW"/>
-              </w:rPr>
-              <w:t xml:space="preserve"> Fracture</w:t>
-            </w:r>
-          </w:p>
-        </w:tc>
-      </w:tr>
-      <w:tr>
-        <w:tc>
-          <w:tcPr>
-            <w:tcW w:w="2704" w:type="dxa"/>
-            <w:vMerge/>
-            <w:vAlign w:val="center"/>
-          </w:tcPr>
-          <w:p>
-            <w:pPr>
-              <w:spacing w:after="0" w:line="240" w:lineRule="atLeast"/>
-              <w:jc w:val="center"/>
-              <w:rPr>
-                <w:bCs/>
-                <w:sz w:val="24"/>
-                <w:lang w:eastAsia="zh-TW"/>
-              </w:rPr>
-            </w:pPr>
-          </w:p>
-        </w:tc>
-        <w:tc>
-          <w:tcPr>
-            <w:tcW w:w="3391" w:type="dxa"/>
-          </w:tcPr>
-          <w:p>
-            <w:pPr>
-              <w:spacing w:after="0" w:line="240" w:lineRule="atLeast"/>
-              <w:jc w:val="center"/>
-              <w:rPr>
-                <w:bCs/>
-                <w:sz w:val="24"/>
-                <w:lang w:eastAsia="zh-TW"/>
-              </w:rPr>
-            </w:pPr>
-            <w:r>
-              <w:rPr>
-                <w:bCs/>
-                <w:sz w:val="24"/>
-                <w:lang w:eastAsia="zh-TW"/>
-              </w:rPr>
-              <w:t>Year</w:t>
-            </w:r>
-            <w:r>
-              <w:rPr>
-                <w:bCs/>
-                <w:sz w:val="24"/>
-                <w:lang w:eastAsia="zh-TW"/>
-              </w:rPr>
-              <w:t xml:space="preserve"> (2023)</w:t>
-            </w:r>
-          </w:p>
-        </w:tc>
-        <w:tc>
-          <w:tcPr>
-            <w:tcW w:w="993" w:type="dxa"/>
-          </w:tcPr>
-          <w:p>
-            <w:pPr>
-              <w:spacing w:after="0" w:line="276" w:lineRule="auto"/>
-              <w:jc w:val="center"/>
-              <w:rPr>
-                <w:bCs/>
-                <w:sz w:val="24"/>
-                <w:lang w:eastAsia="zh-TW"/>
-              </w:rPr>
-            </w:pPr>
-            <w:r/>
-            <w:r>
-              <w:rPr>
-                <w:rFonts w:ascii="Calibri" w:hAnsi="Calibri"/>
-                <w:sz w:val="20"/>
-              </w:rPr>
-              <w:t>0</w:t>
-            </w:r>
-          </w:p>
-        </w:tc>
-        <w:tc>
-          <w:tcPr>
-            <w:tcW w:w="992" w:type="dxa"/>
-          </w:tcPr>
-          <w:p>
-            <w:pPr>
-              <w:spacing w:after="0" w:line="276" w:lineRule="auto"/>
-              <w:jc w:val="center"/>
-              <w:rPr>
-                <w:bCs/>
-                <w:sz w:val="24"/>
-                <w:lang w:eastAsia="zh-TW"/>
-              </w:rPr>
-            </w:pPr>
-            <w:r/>
-            <w:r>
-              <w:rPr>
-                <w:rFonts w:ascii="Calibri" w:hAnsi="Calibri"/>
-                <w:sz w:val="20"/>
-              </w:rPr>
-              <w:t>0.00%</w:t>
-            </w:r>
-          </w:p>
-        </w:tc>
-        <w:tc>
-          <w:tcPr>
-            <w:tcW w:w="850" w:type="dxa"/>
-          </w:tcPr>
-          <w:p>
-            <w:pPr>
-              <w:spacing w:after="0" w:line="276" w:lineRule="auto"/>
-              <w:jc w:val="center"/>
-              <w:rPr>
-                <w:bCs/>
-                <w:sz w:val="24"/>
-                <w:lang w:eastAsia="zh-TW"/>
-              </w:rPr>
-            </w:pPr>
-            <w:r/>
-            <w:r>
-              <w:rPr>
-                <w:rFonts w:ascii="Calibri" w:hAnsi="Calibri"/>
-                <w:sz w:val="20"/>
-              </w:rPr>
-              <w:t>1</w:t>
-            </w:r>
-          </w:p>
-        </w:tc>
-        <w:tc>
-          <w:tcPr>
-            <w:tcW w:w="993" w:type="dxa"/>
-          </w:tcPr>
-          <w:p>
-            <w:pPr>
-              <w:spacing w:after="0" w:line="276" w:lineRule="auto"/>
-              <w:jc w:val="center"/>
-              <w:rPr>
-                <w:bCs/>
-                <w:sz w:val="24"/>
-                <w:lang w:eastAsia="zh-TW"/>
-              </w:rPr>
-            </w:pPr>
-            <w:r/>
-            <w:r>
-              <w:rPr>
-                <w:rFonts w:ascii="Calibri" w:hAnsi="Calibri"/>
-                <w:sz w:val="20"/>
-              </w:rPr>
-              <w:t>0.02%</w:t>
-            </w:r>
-          </w:p>
-        </w:tc>
-        <w:tc>
-          <w:tcPr>
-            <w:tcW w:w="1843" w:type="dxa"/>
-            <w:vMerge w:val="restart"/>
-          </w:tcPr>
-          <w:p>
-            <w:pPr>
-              <w:spacing w:after="0" w:line="240" w:lineRule="atLeast"/>
-              <w:jc w:val="center"/>
-              <w:rPr>
-                <w:bCs/>
-                <w:sz w:val="24"/>
-                <w:lang w:eastAsia="zh-TW"/>
-              </w:rPr>
-            </w:pPr>
-            <w:r>
-              <w:rPr>
-                <w:bCs/>
-                <w:sz w:val="24"/>
-                <w:lang w:eastAsia="zh-TW"/>
-              </w:rPr>
-              <w:t>Decreasing</w:t>
-            </w:r>
-          </w:p>
-        </w:tc>
-      </w:tr>
-      <w:tr>
-        <w:tc>
-          <w:tcPr>
-            <w:tcW w:w="2704" w:type="dxa"/>
-            <w:vMerge/>
-            <w:vAlign w:val="center"/>
-          </w:tcPr>
-          <w:p>
-            <w:pPr>
-              <w:spacing w:after="0" w:line="240" w:lineRule="atLeast"/>
-              <w:jc w:val="center"/>
-              <w:rPr>
-                <w:bCs/>
-                <w:sz w:val="24"/>
-                <w:lang w:eastAsia="zh-TW"/>
-              </w:rPr>
-            </w:pPr>
-          </w:p>
-        </w:tc>
-        <w:tc>
-          <w:tcPr>
-            <w:tcW w:w="3391" w:type="dxa"/>
-          </w:tcPr>
-          <w:p>
-            <w:pPr>
-              <w:spacing w:after="0" w:line="240" w:lineRule="atLeast"/>
-              <w:jc w:val="center"/>
-              <w:rPr>
-                <w:bCs/>
-                <w:sz w:val="24"/>
-                <w:lang w:eastAsia="zh-TW"/>
-              </w:rPr>
-            </w:pPr>
-            <w:r>
-              <w:rPr>
-                <w:bCs/>
-                <w:sz w:val="24"/>
-                <w:lang w:eastAsia="zh-TW"/>
-              </w:rPr>
-              <w:t>Year</w:t>
-            </w:r>
-            <w:r>
-              <w:rPr>
-                <w:bCs/>
-                <w:sz w:val="24"/>
-                <w:lang w:eastAsia="zh-TW"/>
-              </w:rPr>
-              <w:t xml:space="preserve"> (2024)</w:t>
-            </w:r>
-          </w:p>
-        </w:tc>
-        <w:tc>
-          <w:tcPr>
-            <w:tcW w:w="993" w:type="dxa"/>
-          </w:tcPr>
-          <w:p>
-            <w:pPr>
-              <w:spacing w:after="0" w:line="276" w:lineRule="auto"/>
-              <w:jc w:val="center"/>
-              <w:rPr>
-                <w:bCs/>
-                <w:sz w:val="24"/>
-                <w:lang w:eastAsia="zh-TW"/>
-              </w:rPr>
-            </w:pPr>
-            <w:r/>
-            <w:r>
-              <w:rPr>
-                <w:rFonts w:ascii="Calibri" w:hAnsi="Calibri"/>
-                <w:sz w:val="20"/>
-              </w:rPr>
-              <w:t>0</w:t>
-            </w:r>
-          </w:p>
-        </w:tc>
-        <w:tc>
-          <w:tcPr>
-            <w:tcW w:w="992" w:type="dxa"/>
-          </w:tcPr>
-          <w:p>
-            <w:pPr>
-              <w:spacing w:after="0" w:line="276" w:lineRule="auto"/>
-              <w:jc w:val="center"/>
-              <w:rPr>
-                <w:bCs/>
-                <w:sz w:val="24"/>
-                <w:lang w:eastAsia="zh-TW"/>
-              </w:rPr>
-            </w:pPr>
-            <w:r/>
-            <w:r>
-              <w:rPr>
-                <w:rFonts w:ascii="Calibri" w:hAnsi="Calibri"/>
-                <w:sz w:val="20"/>
-              </w:rPr>
-              <w:t>0.00%</w:t>
-            </w:r>
-          </w:p>
-        </w:tc>
-        <w:tc>
-          <w:tcPr>
-            <w:tcW w:w="850" w:type="dxa"/>
-          </w:tcPr>
-          <w:p>
-            <w:pPr>
-              <w:spacing w:after="0" w:line="276" w:lineRule="auto"/>
-              <w:jc w:val="center"/>
-              <w:rPr>
-                <w:bCs/>
-                <w:sz w:val="24"/>
-                <w:lang w:eastAsia="zh-TW"/>
-              </w:rPr>
-            </w:pPr>
-            <w:r/>
-            <w:r>
-              <w:rPr>
-                <w:rFonts w:ascii="Calibri" w:hAnsi="Calibri"/>
-                <w:sz w:val="20"/>
-              </w:rPr>
-              <w:t>0</w:t>
-            </w:r>
-          </w:p>
-        </w:tc>
-        <w:tc>
-          <w:tcPr>
-            <w:tcW w:w="993" w:type="dxa"/>
-          </w:tcPr>
-          <w:p>
-            <w:pPr>
-              <w:spacing w:after="0" w:line="276" w:lineRule="auto"/>
-              <w:jc w:val="center"/>
-              <w:rPr>
-                <w:bCs/>
-                <w:sz w:val="24"/>
-                <w:lang w:eastAsia="zh-TW"/>
-              </w:rPr>
-            </w:pPr>
-            <w:r/>
-            <w:r>
-              <w:rPr>
-                <w:rFonts w:ascii="Calibri" w:hAnsi="Calibri"/>
-                <w:sz w:val="20"/>
-              </w:rPr>
-              <w:t>0.00%</w:t>
-            </w:r>
-          </w:p>
-        </w:tc>
-        <w:tc>
-          <w:tcPr>
-            <w:tcW w:w="1843" w:type="dxa"/>
-            <w:vMerge/>
-          </w:tcPr>
-          <w:p>
-            <w:pPr>
-              <w:spacing w:after="0" w:line="240" w:lineRule="atLeast"/>
-              <w:jc w:val="center"/>
-              <w:rPr>
-                <w:bCs/>
-                <w:sz w:val="24"/>
-                <w:lang w:eastAsia="zh-TW"/>
-              </w:rPr>
-            </w:pPr>
-          </w:p>
-        </w:tc>
-      </w:tr>
-      <w:tr>
-        <w:tc>
-          <w:tcPr>
-            <w:tcW w:w="2704" w:type="dxa"/>
-            <w:vMerge w:val="restart"/>
-            <w:vAlign w:val="center"/>
-          </w:tcPr>
-          <w:p>
-            <w:pPr>
-              <w:spacing w:after="0" w:line="240" w:lineRule="atLeast"/>
-              <w:jc w:val="center"/>
-              <w:rPr>
-                <w:bCs/>
-                <w:sz w:val="24"/>
-                <w:lang w:eastAsia="zh-TW"/>
-              </w:rPr>
-            </w:pPr>
-            <w:r>
-              <w:rPr>
-                <w:bCs/>
-                <w:sz w:val="24"/>
-                <w:lang w:eastAsia="zh-TW"/>
-              </w:rPr>
-              <w:t>471987540Implant5K</w:t>
-            </w:r>
-          </w:p>
-          <w:p>
-            <w:pPr>
-              <w:spacing w:after="0" w:line="240" w:lineRule="atLeast"/>
-              <w:jc w:val="center"/>
-              <w:rPr>
-                <w:bCs/>
-                <w:sz w:val="24"/>
-                <w:lang w:eastAsia="zh-TW"/>
-              </w:rPr>
-            </w:pPr>
-            <w:r>
-              <w:rPr>
-                <w:bCs/>
-                <w:sz w:val="24"/>
-                <w:lang w:eastAsia="zh-TW"/>
-              </w:rPr>
-              <w:t xml:space="preserve">/  1AA-003, 1AA-004, </w:t>
-            </w:r>
-            <w:r>
-              <w:rPr>
-                <w:bCs/>
-                <w:sz w:val="24"/>
-                <w:lang w:eastAsia="zh-TW"/>
-              </w:rPr>
-              <w:t>1AA-022</w:t>
-            </w:r>
-          </w:p>
-        </w:tc>
-        <w:tc>
-          <w:tcPr>
-            <w:tcW w:w="9062" w:type="dxa"/>
-            <w:gridSpan w:val="6"/>
-            <w:shd w:val="clear" w:color="auto" w:fill="EAF1DD" w:themeFill="accent3" w:themeFillTint="33"/>
-          </w:tcPr>
-          <w:p>
-            <w:pPr>
-              <w:spacing w:after="0" w:line="240" w:lineRule="atLeast"/>
-              <w:rPr>
-                <w:bCs/>
-                <w:sz w:val="24"/>
-                <w:lang w:eastAsia="zh-TW"/>
-              </w:rPr>
-            </w:pPr>
-            <w:r>
-              <w:rPr>
-                <w:bCs/>
-                <w:sz w:val="24"/>
-                <w:lang w:eastAsia="zh-TW"/>
-              </w:rPr>
-              <w:t xml:space="preserve">A040101 </w:t>
-            </w:r>
-            <w:r>
-              <w:rPr>
-                <w:bCs/>
-                <w:sz w:val="24"/>
-                <w:lang w:eastAsia="zh-TW"/>
-              </w:rPr>
-              <w:t>–</w:t>
-            </w:r>
-            <w:r>
-              <w:rPr>
-                <w:bCs/>
-                <w:sz w:val="24"/>
-                <w:lang w:eastAsia="zh-TW"/>
-              </w:rPr>
-              <w:t xml:space="preserve"> Fracture</w:t>
-            </w:r>
-          </w:p>
-        </w:tc>
-      </w:tr>
-      <w:tr>
-        <w:tc>
-          <w:tcPr>
-            <w:tcW w:w="2704" w:type="dxa"/>
-            <w:vMerge/>
-            <w:vAlign w:val="center"/>
-          </w:tcPr>
-          <w:p>
-            <w:pPr>
-              <w:spacing w:after="0" w:line="240" w:lineRule="atLeast"/>
-              <w:jc w:val="center"/>
-              <w:rPr>
-                <w:bCs/>
-                <w:sz w:val="24"/>
-                <w:lang w:eastAsia="zh-TW"/>
-              </w:rPr>
-            </w:pPr>
-          </w:p>
-        </w:tc>
-        <w:tc>
-          <w:tcPr>
-            <w:tcW w:w="3391" w:type="dxa"/>
-          </w:tcPr>
-          <w:p>
-            <w:pPr>
-              <w:spacing w:after="0" w:line="240" w:lineRule="atLeast"/>
-              <w:jc w:val="center"/>
-              <w:rPr>
-                <w:bCs/>
-                <w:sz w:val="24"/>
-                <w:lang w:eastAsia="zh-TW"/>
-              </w:rPr>
-            </w:pPr>
-            <w:r>
-              <w:rPr>
-                <w:bCs/>
-                <w:sz w:val="24"/>
-                <w:lang w:eastAsia="zh-TW"/>
-              </w:rPr>
-              <w:t>Year</w:t>
-            </w:r>
-            <w:r>
-              <w:rPr>
-                <w:bCs/>
-                <w:sz w:val="24"/>
-                <w:lang w:eastAsia="zh-TW"/>
-              </w:rPr>
-              <w:t xml:space="preserve"> (2023)</w:t>
-            </w:r>
-          </w:p>
-        </w:tc>
-        <w:tc>
-          <w:tcPr>
-            <w:tcW w:w="993" w:type="dxa"/>
-          </w:tcPr>
-          <w:p>
-            <w:pPr>
-              <w:spacing w:after="0" w:line="276" w:lineRule="auto"/>
-              <w:jc w:val="center"/>
-              <w:rPr>
-                <w:bCs/>
-                <w:sz w:val="24"/>
-                <w:lang w:eastAsia="zh-TW"/>
-              </w:rPr>
-            </w:pPr>
-            <w:r/>
-            <w:r>
-              <w:rPr>
-                <w:rFonts w:ascii="Calibri" w:hAnsi="Calibri"/>
-                <w:sz w:val="20"/>
-              </w:rPr>
-              <w:t>1</w:t>
-            </w:r>
-          </w:p>
-        </w:tc>
-        <w:tc>
-          <w:tcPr>
-            <w:tcW w:w="992" w:type="dxa"/>
-          </w:tcPr>
-          <w:p>
-            <w:pPr>
-              <w:spacing w:after="0" w:line="276" w:lineRule="auto"/>
-              <w:jc w:val="center"/>
-              <w:rPr>
-                <w:bCs/>
-                <w:sz w:val="24"/>
-                <w:lang w:eastAsia="zh-TW"/>
-              </w:rPr>
-            </w:pPr>
-            <w:r/>
-            <w:r>
-              <w:rPr>
-                <w:rFonts w:ascii="Calibri" w:hAnsi="Calibri"/>
-                <w:sz w:val="20"/>
-              </w:rPr>
-              <w:t>0.07%</w:t>
-            </w:r>
-          </w:p>
-        </w:tc>
-        <w:tc>
-          <w:tcPr>
-            <w:tcW w:w="850" w:type="dxa"/>
-          </w:tcPr>
-          <w:p>
-            <w:pPr>
-              <w:spacing w:after="0" w:line="276" w:lineRule="auto"/>
-              <w:jc w:val="center"/>
-              <w:rPr>
-                <w:bCs/>
-                <w:sz w:val="24"/>
-                <w:lang w:eastAsia="zh-TW"/>
-              </w:rPr>
-            </w:pPr>
-            <w:r/>
-            <w:r>
-              <w:rPr>
-                <w:rFonts w:ascii="Calibri" w:hAnsi="Calibri"/>
-                <w:sz w:val="20"/>
-              </w:rPr>
-              <w:t>2</w:t>
-            </w:r>
-          </w:p>
-        </w:tc>
-        <w:tc>
-          <w:tcPr>
-            <w:tcW w:w="993" w:type="dxa"/>
-          </w:tcPr>
-          <w:p>
-            <w:pPr>
-              <w:spacing w:after="0" w:line="276" w:lineRule="auto"/>
-              <w:jc w:val="center"/>
-              <w:rPr>
-                <w:bCs/>
-                <w:sz w:val="24"/>
-                <w:lang w:eastAsia="zh-TW"/>
-              </w:rPr>
-            </w:pPr>
-            <w:r/>
-            <w:r>
-              <w:rPr>
-                <w:rFonts w:ascii="Calibri" w:hAnsi="Calibri"/>
-                <w:sz w:val="20"/>
-              </w:rPr>
-              <w:t>0.06%</w:t>
-            </w:r>
-          </w:p>
-        </w:tc>
-        <w:tc>
-          <w:tcPr>
-            <w:tcW w:w="1843" w:type="dxa"/>
-            <w:vMerge w:val="restart"/>
-          </w:tcPr>
-          <w:p>
-            <w:pPr>
-              <w:spacing w:after="0" w:line="240" w:lineRule="atLeast"/>
-              <w:jc w:val="center"/>
-              <w:rPr>
-                <w:bCs/>
-                <w:sz w:val="24"/>
-                <w:lang w:eastAsia="zh-TW"/>
-              </w:rPr>
-            </w:pPr>
-            <w:r>
-              <w:rPr>
-                <w:bCs/>
-                <w:sz w:val="24"/>
-                <w:lang w:eastAsia="zh-TW"/>
-              </w:rPr>
-              <w:t>Decreasing</w:t>
-            </w:r>
-          </w:p>
-        </w:tc>
-      </w:tr>
-      <w:tr>
-        <w:tc>
-          <w:tcPr>
-            <w:tcW w:w="2704" w:type="dxa"/>
-            <w:vMerge/>
-            <w:vAlign w:val="center"/>
-          </w:tcPr>
-          <w:p>
-            <w:pPr>
-              <w:spacing w:after="0" w:line="240" w:lineRule="atLeast"/>
-              <w:jc w:val="center"/>
-              <w:rPr>
-                <w:bCs/>
-                <w:sz w:val="24"/>
-                <w:lang w:eastAsia="zh-TW"/>
-              </w:rPr>
-            </w:pPr>
-          </w:p>
-        </w:tc>
-        <w:tc>
-          <w:tcPr>
-            <w:tcW w:w="3391" w:type="dxa"/>
-          </w:tcPr>
-          <w:p>
-            <w:pPr>
-              <w:spacing w:after="0" w:line="240" w:lineRule="atLeast"/>
-              <w:jc w:val="center"/>
-              <w:rPr>
-                <w:bCs/>
-                <w:sz w:val="24"/>
-                <w:lang w:eastAsia="zh-TW"/>
-              </w:rPr>
-            </w:pPr>
-            <w:r>
-              <w:rPr>
-                <w:bCs/>
-                <w:sz w:val="24"/>
-                <w:lang w:eastAsia="zh-TW"/>
-              </w:rPr>
-              <w:t>Year</w:t>
-            </w:r>
-            <w:r>
-              <w:rPr>
-                <w:bCs/>
-                <w:sz w:val="24"/>
-                <w:lang w:eastAsia="zh-TW"/>
-              </w:rPr>
-              <w:t xml:space="preserve"> (2024)</w:t>
-            </w:r>
-          </w:p>
-        </w:tc>
-        <w:tc>
-          <w:tcPr>
-            <w:tcW w:w="993" w:type="dxa"/>
-          </w:tcPr>
-          <w:p>
-            <w:pPr>
-              <w:spacing w:after="0" w:line="276" w:lineRule="auto"/>
-              <w:jc w:val="center"/>
-              <w:rPr>
-                <w:bCs/>
-                <w:sz w:val="24"/>
-                <w:lang w:eastAsia="zh-TW"/>
-              </w:rPr>
-            </w:pPr>
-            <w:r/>
-            <w:r>
-              <w:rPr>
-                <w:rFonts w:ascii="Calibri" w:hAnsi="Calibri"/>
-                <w:sz w:val="20"/>
-              </w:rPr>
-              <w:t>0</w:t>
-            </w:r>
-          </w:p>
-        </w:tc>
-        <w:tc>
-          <w:tcPr>
-            <w:tcW w:w="992" w:type="dxa"/>
-          </w:tcPr>
-          <w:p>
-            <w:pPr>
-              <w:spacing w:after="0" w:line="276" w:lineRule="auto"/>
-              <w:jc w:val="center"/>
-              <w:rPr>
-                <w:bCs/>
-                <w:sz w:val="24"/>
-                <w:lang w:eastAsia="zh-TW"/>
-              </w:rPr>
-            </w:pPr>
-            <w:r/>
-            <w:r>
-              <w:rPr>
-                <w:rFonts w:ascii="Calibri" w:hAnsi="Calibri"/>
-                <w:sz w:val="20"/>
-              </w:rPr>
-              <w:t>0.00%</w:t>
-            </w:r>
-          </w:p>
-        </w:tc>
-        <w:tc>
-          <w:tcPr>
-            <w:tcW w:w="850" w:type="dxa"/>
-          </w:tcPr>
-          <w:p>
-            <w:pPr>
-              <w:spacing w:after="0" w:line="276" w:lineRule="auto"/>
-              <w:jc w:val="center"/>
-              <w:rPr>
-                <w:bCs/>
-                <w:sz w:val="24"/>
-                <w:lang w:eastAsia="zh-TW"/>
-              </w:rPr>
-            </w:pPr>
-            <w:r/>
-            <w:r>
-              <w:rPr>
-                <w:rFonts w:ascii="Calibri" w:hAnsi="Calibri"/>
-                <w:sz w:val="20"/>
-              </w:rPr>
-              <w:t>0</w:t>
-            </w:r>
-          </w:p>
-        </w:tc>
-        <w:tc>
-          <w:tcPr>
-            <w:tcW w:w="993" w:type="dxa"/>
-          </w:tcPr>
-          <w:p>
-            <w:pPr>
-              <w:spacing w:after="0" w:line="276" w:lineRule="auto"/>
-              <w:jc w:val="center"/>
-              <w:rPr>
-                <w:bCs/>
-                <w:sz w:val="24"/>
-                <w:lang w:eastAsia="zh-TW"/>
-              </w:rPr>
-            </w:pPr>
-            <w:r/>
-            <w:r>
-              <w:rPr>
-                <w:rFonts w:ascii="Calibri" w:hAnsi="Calibri"/>
-                <w:sz w:val="20"/>
-              </w:rPr>
-              <w:t>0.00%</w:t>
-            </w:r>
-          </w:p>
-        </w:tc>
-        <w:tc>
-          <w:tcPr>
-            <w:tcW w:w="1843" w:type="dxa"/>
-            <w:vMerge/>
-          </w:tcPr>
-          <w:p>
-            <w:pPr>
-              <w:spacing w:after="0" w:line="240" w:lineRule="atLeast"/>
-              <w:jc w:val="center"/>
-              <w:rPr>
-                <w:bCs/>
-                <w:sz w:val="24"/>
-                <w:lang w:eastAsia="zh-TW"/>
-              </w:rPr>
-            </w:pPr>
-          </w:p>
-        </w:tc>
-      </w:tr>
-      <w:tr>
-        <w:tc>
-          <w:tcPr>
-            <w:tcW w:w="2704" w:type="dxa"/>
-            <w:vMerge w:val="restart"/>
-            <w:vAlign w:val="center"/>
-          </w:tcPr>
-          <w:p>
-            <w:pPr>
-              <w:spacing w:after="0" w:line="240" w:lineRule="atLeast"/>
-              <w:jc w:val="center"/>
-              <w:rPr>
-                <w:bCs/>
-                <w:sz w:val="24"/>
-                <w:lang w:eastAsia="zh-TW"/>
-              </w:rPr>
-            </w:pPr>
-            <w:r>
-              <w:rPr>
-                <w:bCs/>
-                <w:sz w:val="24"/>
-                <w:lang w:eastAsia="zh-TW"/>
-              </w:rPr>
-              <w:t>471987540Implant5K</w:t>
-            </w:r>
-          </w:p>
-          <w:p>
-            <w:pPr>
-              <w:spacing w:after="0" w:line="240" w:lineRule="atLeast"/>
-              <w:jc w:val="center"/>
-              <w:rPr>
-                <w:bCs/>
-                <w:sz w:val="24"/>
-                <w:lang w:eastAsia="zh-TW"/>
-              </w:rPr>
-            </w:pPr>
-            <w:r>
-              <w:rPr>
-                <w:bCs/>
-                <w:sz w:val="24"/>
-                <w:lang w:eastAsia="zh-TW"/>
-              </w:rPr>
-              <w:t>/ 1AA-015</w:t>
-            </w:r>
-            <w:r>
-              <w:rPr>
-                <w:rFonts w:hint="eastAsia"/>
-                <w:bCs/>
-                <w:sz w:val="24"/>
-                <w:lang w:eastAsia="zh-TW"/>
-              </w:rPr>
-              <w:t>,</w:t>
-            </w:r>
-            <w:r>
-              <w:rPr>
-                <w:bCs/>
-                <w:sz w:val="24"/>
-                <w:lang w:eastAsia="zh-TW"/>
-              </w:rPr>
-              <w:t xml:space="preserve"> 1AA-017, 1AA-018, 1AA-025</w:t>
-            </w:r>
-          </w:p>
-        </w:tc>
-        <w:tc>
-          <w:tcPr>
-            <w:tcW w:w="9062" w:type="dxa"/>
-            <w:gridSpan w:val="6"/>
-            <w:shd w:val="clear" w:color="auto" w:fill="EAF1DD" w:themeFill="accent3" w:themeFillTint="33"/>
-          </w:tcPr>
-          <w:p>
-            <w:pPr>
-              <w:spacing w:after="0" w:line="240" w:lineRule="atLeast"/>
-              <w:rPr>
-                <w:bCs/>
-                <w:sz w:val="24"/>
-                <w:lang w:eastAsia="zh-TW"/>
-              </w:rPr>
-            </w:pPr>
-            <w:r>
-              <w:rPr>
-                <w:bCs/>
-                <w:sz w:val="24"/>
-                <w:lang w:eastAsia="zh-TW"/>
-              </w:rPr>
-              <w:t xml:space="preserve">A010201 - Failure to </w:t>
-            </w:r>
-            <w:proofErr w:type="spellStart"/>
-            <w:r>
-              <w:rPr>
-                <w:bCs/>
-                <w:sz w:val="24"/>
-                <w:lang w:eastAsia="zh-TW"/>
-              </w:rPr>
-              <w:t>Osseointegrate</w:t>
-            </w:r>
-            <w:proofErr w:type="spellEnd"/>
-          </w:p>
-        </w:tc>
-      </w:tr>
-      <w:tr>
-        <w:tc>
-          <w:tcPr>
-            <w:tcW w:w="2704" w:type="dxa"/>
-            <w:vMerge/>
-          </w:tcPr>
-          <w:p>
-            <w:pPr>
-              <w:spacing w:after="0" w:line="240" w:lineRule="atLeast"/>
-              <w:jc w:val="center"/>
-              <w:rPr>
-                <w:bCs/>
-                <w:sz w:val="24"/>
-                <w:lang w:eastAsia="zh-TW"/>
-              </w:rPr>
-            </w:pPr>
-          </w:p>
-        </w:tc>
-        <w:tc>
-          <w:tcPr>
-            <w:tcW w:w="3391" w:type="dxa"/>
-          </w:tcPr>
-          <w:p>
-            <w:pPr>
-              <w:spacing w:after="0" w:line="240" w:lineRule="atLeast"/>
-              <w:jc w:val="center"/>
-              <w:rPr>
-                <w:bCs/>
-                <w:sz w:val="24"/>
-                <w:lang w:eastAsia="zh-TW"/>
-              </w:rPr>
-            </w:pPr>
-            <w:r>
-              <w:rPr>
-                <w:bCs/>
-                <w:sz w:val="24"/>
-                <w:lang w:eastAsia="zh-TW"/>
-              </w:rPr>
-              <w:t>Year</w:t>
-            </w:r>
-            <w:r>
-              <w:rPr>
-                <w:bCs/>
-                <w:sz w:val="24"/>
-                <w:lang w:eastAsia="zh-TW"/>
-              </w:rPr>
-              <w:t xml:space="preserve"> (2023)</w:t>
-            </w:r>
-          </w:p>
-        </w:tc>
-        <w:tc>
-          <w:tcPr>
-            <w:tcW w:w="993" w:type="dxa"/>
-          </w:tcPr>
-          <w:p>
-            <w:pPr>
-              <w:spacing w:after="0" w:line="276" w:lineRule="auto"/>
-              <w:jc w:val="center"/>
-              <w:rPr>
-                <w:bCs/>
-                <w:sz w:val="24"/>
-                <w:lang w:eastAsia="zh-TW"/>
-              </w:rPr>
-            </w:pPr>
-            <w:r/>
-            <w:r>
-              <w:rPr>
-                <w:rFonts w:ascii="Calibri" w:hAnsi="Calibri"/>
-                <w:sz w:val="20"/>
-              </w:rPr>
-              <w:t>0</w:t>
-            </w:r>
-          </w:p>
-        </w:tc>
-        <w:tc>
-          <w:tcPr>
-            <w:tcW w:w="992" w:type="dxa"/>
-          </w:tcPr>
-          <w:p>
-            <w:pPr>
-              <w:spacing w:after="0" w:line="276" w:lineRule="auto"/>
-              <w:jc w:val="center"/>
-              <w:rPr>
-                <w:bCs/>
-                <w:sz w:val="24"/>
-                <w:lang w:eastAsia="zh-TW"/>
-              </w:rPr>
-            </w:pPr>
-            <w:r/>
-            <w:r>
-              <w:rPr>
-                <w:rFonts w:ascii="Calibri" w:hAnsi="Calibri"/>
-                <w:sz w:val="20"/>
-              </w:rPr>
-              <w:t>0.00%</w:t>
-            </w:r>
-          </w:p>
-        </w:tc>
-        <w:tc>
-          <w:tcPr>
-            <w:tcW w:w="850" w:type="dxa"/>
-          </w:tcPr>
-          <w:p>
-            <w:pPr>
-              <w:spacing w:after="0" w:line="276" w:lineRule="auto"/>
-              <w:jc w:val="center"/>
-              <w:rPr>
-                <w:bCs/>
-                <w:sz w:val="24"/>
-                <w:lang w:eastAsia="zh-TW"/>
-              </w:rPr>
-            </w:pPr>
-            <w:r/>
-            <w:r>
-              <w:rPr>
-                <w:rFonts w:ascii="Calibri" w:hAnsi="Calibri"/>
-                <w:sz w:val="20"/>
-              </w:rPr>
-              <w:t>4</w:t>
-            </w:r>
-          </w:p>
-        </w:tc>
-        <w:tc>
-          <w:tcPr>
-            <w:tcW w:w="993" w:type="dxa"/>
-          </w:tcPr>
-          <w:p>
-            <w:pPr>
-              <w:spacing w:after="0" w:line="276" w:lineRule="auto"/>
-              <w:jc w:val="center"/>
-              <w:rPr>
-                <w:bCs/>
-                <w:sz w:val="24"/>
-                <w:lang w:eastAsia="zh-TW"/>
-              </w:rPr>
-            </w:pPr>
-            <w:r/>
-            <w:r>
-              <w:rPr>
-                <w:rFonts w:ascii="Calibri" w:hAnsi="Calibri"/>
-                <w:sz w:val="20"/>
-              </w:rPr>
-              <w:t>0.11%</w:t>
-            </w:r>
-          </w:p>
-        </w:tc>
-        <w:tc>
-          <w:tcPr>
-            <w:tcW w:w="1843" w:type="dxa"/>
-            <w:vMerge w:val="restart"/>
-          </w:tcPr>
-          <w:p>
-            <w:pPr>
-              <w:spacing w:after="0" w:line="240" w:lineRule="atLeast"/>
-              <w:jc w:val="center"/>
-              <w:rPr>
-                <w:bCs/>
-                <w:sz w:val="24"/>
-                <w:lang w:eastAsia="zh-TW"/>
-              </w:rPr>
-            </w:pPr>
-            <w:r>
-              <w:rPr>
-                <w:bCs/>
-                <w:sz w:val="24"/>
-                <w:lang w:eastAsia="zh-TW"/>
-              </w:rPr>
-              <w:t>Decreasing</w:t>
-            </w:r>
-          </w:p>
-        </w:tc>
-      </w:tr>
-      <w:tr>
-        <w:tc>
-          <w:tcPr>
-            <w:tcW w:w="2704" w:type="dxa"/>
-            <w:vMerge/>
-          </w:tcPr>
-          <w:p>
-            <w:pPr>
-              <w:spacing w:after="0" w:line="240" w:lineRule="atLeast"/>
-              <w:jc w:val="center"/>
-              <w:rPr>
-                <w:bCs/>
-                <w:sz w:val="24"/>
-                <w:lang w:eastAsia="zh-TW"/>
-              </w:rPr>
-            </w:pPr>
-          </w:p>
-        </w:tc>
-        <w:tc>
-          <w:tcPr>
-            <w:tcW w:w="3391" w:type="dxa"/>
-          </w:tcPr>
-          <w:p>
-            <w:pPr>
-              <w:spacing w:after="0" w:line="240" w:lineRule="atLeast"/>
-              <w:jc w:val="center"/>
-              <w:rPr>
-                <w:bCs/>
-                <w:sz w:val="24"/>
-                <w:lang w:eastAsia="zh-TW"/>
-              </w:rPr>
-            </w:pPr>
-            <w:r>
-              <w:rPr>
-                <w:bCs/>
-                <w:sz w:val="24"/>
-                <w:lang w:eastAsia="zh-TW"/>
-              </w:rPr>
-              <w:t>Year</w:t>
-            </w:r>
-            <w:r>
-              <w:rPr>
-                <w:bCs/>
-                <w:sz w:val="24"/>
-                <w:lang w:eastAsia="zh-TW"/>
-              </w:rPr>
-              <w:t xml:space="preserve"> (2024)</w:t>
-            </w:r>
-          </w:p>
-        </w:tc>
-        <w:tc>
-          <w:tcPr>
-            <w:tcW w:w="993" w:type="dxa"/>
-          </w:tcPr>
-          <w:p>
-            <w:pPr>
-              <w:spacing w:after="0" w:line="276" w:lineRule="auto"/>
-              <w:jc w:val="center"/>
-              <w:rPr>
-                <w:bCs/>
-                <w:sz w:val="24"/>
-                <w:lang w:eastAsia="zh-TW"/>
-              </w:rPr>
-            </w:pPr>
-            <w:r/>
-            <w:r>
-              <w:rPr>
-                <w:rFonts w:ascii="Calibri" w:hAnsi="Calibri"/>
-                <w:sz w:val="20"/>
-              </w:rPr>
-              <w:t>0</w:t>
-            </w:r>
-          </w:p>
-        </w:tc>
-        <w:tc>
-          <w:tcPr>
-            <w:tcW w:w="992" w:type="dxa"/>
-          </w:tcPr>
-          <w:p>
-            <w:pPr>
-              <w:spacing w:after="0" w:line="276" w:lineRule="auto"/>
-              <w:jc w:val="center"/>
-              <w:rPr>
-                <w:bCs/>
-                <w:sz w:val="24"/>
-                <w:lang w:eastAsia="zh-TW"/>
-              </w:rPr>
-            </w:pPr>
-            <w:r/>
-            <w:r>
-              <w:rPr>
-                <w:rFonts w:ascii="Calibri" w:hAnsi="Calibri"/>
-                <w:sz w:val="20"/>
-              </w:rPr>
-              <w:t>0.00%</w:t>
-            </w:r>
-          </w:p>
-        </w:tc>
-        <w:tc>
-          <w:tcPr>
-            <w:tcW w:w="850" w:type="dxa"/>
-          </w:tcPr>
-          <w:p>
-            <w:pPr>
-              <w:spacing w:after="0" w:line="276" w:lineRule="auto"/>
-              <w:jc w:val="center"/>
-              <w:rPr>
-                <w:bCs/>
-                <w:sz w:val="24"/>
-                <w:lang w:eastAsia="zh-TW"/>
-              </w:rPr>
-            </w:pPr>
-            <w:r/>
-            <w:r>
-              <w:rPr>
-                <w:rFonts w:ascii="Calibri" w:hAnsi="Calibri"/>
-                <w:sz w:val="20"/>
-              </w:rPr>
-              <w:t>0</w:t>
-            </w:r>
-          </w:p>
-        </w:tc>
-        <w:tc>
-          <w:tcPr>
-            <w:tcW w:w="993" w:type="dxa"/>
-          </w:tcPr>
-          <w:p>
-            <w:pPr>
-              <w:spacing w:after="0" w:line="276" w:lineRule="auto"/>
-              <w:jc w:val="center"/>
-              <w:rPr>
-                <w:bCs/>
-                <w:sz w:val="24"/>
-                <w:lang w:eastAsia="zh-TW"/>
-              </w:rPr>
-            </w:pPr>
-            <w:r/>
-            <w:r>
-              <w:rPr>
-                <w:rFonts w:ascii="Calibri" w:hAnsi="Calibri"/>
-                <w:sz w:val="20"/>
-              </w:rPr>
-              <w:t>0.00%</w:t>
-            </w:r>
-          </w:p>
-        </w:tc>
-        <w:tc>
-          <w:tcPr>
-            <w:tcW w:w="1843" w:type="dxa"/>
-            <w:vMerge/>
-          </w:tcPr>
-          <w:p>
-            <w:pPr>
-              <w:spacing w:after="0" w:line="240" w:lineRule="atLeast"/>
-              <w:jc w:val="center"/>
-              <w:rPr>
-                <w:bCs/>
-                <w:sz w:val="24"/>
-                <w:lang w:eastAsia="zh-TW"/>
-              </w:rPr>
-            </w:pPr>
-          </w:p>
-        </w:tc>
-      </w:tr>
-      <w:tr>
-        <w:tc>
-          <w:tcPr>
-            <w:tcW w:w="2704" w:type="dxa"/>
-            <w:vMerge w:val="restart"/>
-            <w:vAlign w:val="center"/>
-          </w:tcPr>
-          <w:p>
-            <w:pPr>
-              <w:spacing w:after="0" w:line="240" w:lineRule="atLeast"/>
-              <w:jc w:val="center"/>
-              <w:rPr>
-                <w:bCs/>
-                <w:sz w:val="24"/>
-                <w:lang w:eastAsia="zh-TW"/>
-              </w:rPr>
-            </w:pPr>
-            <w:r>
-              <w:rPr>
-                <w:bCs/>
-                <w:sz w:val="24"/>
-                <w:lang w:eastAsia="zh-TW"/>
-              </w:rPr>
-              <w:t>471987540Implant5K</w:t>
-            </w:r>
-          </w:p>
-          <w:p>
-            <w:pPr>
-              <w:spacing w:after="0" w:line="240" w:lineRule="atLeast"/>
-              <w:jc w:val="center"/>
-              <w:rPr>
-                <w:bCs/>
-                <w:sz w:val="24"/>
-                <w:lang w:eastAsia="zh-TW"/>
-              </w:rPr>
-            </w:pPr>
-            <w:r>
-              <w:rPr>
-                <w:bCs/>
-                <w:sz w:val="24"/>
-                <w:lang w:eastAsia="zh-TW"/>
-              </w:rPr>
-              <w:t>/ 1AA-005, 1AA-022</w:t>
-            </w:r>
-          </w:p>
-        </w:tc>
-        <w:tc>
-          <w:tcPr>
-            <w:tcW w:w="9062" w:type="dxa"/>
-            <w:gridSpan w:val="6"/>
-            <w:shd w:val="clear" w:color="auto" w:fill="EAF1DD" w:themeFill="accent3" w:themeFillTint="33"/>
-          </w:tcPr>
-          <w:p>
-            <w:pPr>
-              <w:spacing w:after="0" w:line="240" w:lineRule="atLeast"/>
-              <w:rPr>
-                <w:bCs/>
-                <w:sz w:val="24"/>
-                <w:lang w:eastAsia="zh-TW"/>
-              </w:rPr>
-            </w:pPr>
-            <w:r>
-              <w:rPr>
-                <w:bCs/>
-                <w:sz w:val="24"/>
-                <w:lang w:eastAsia="zh-TW"/>
-              </w:rPr>
-              <w:t>A010402 - Migration</w:t>
-            </w:r>
-          </w:p>
-        </w:tc>
-      </w:tr>
-      <w:tr>
-        <w:tc>
-          <w:tcPr>
-            <w:tcW w:w="2704" w:type="dxa"/>
-            <w:vMerge/>
-            <w:vAlign w:val="center"/>
-          </w:tcPr>
-          <w:p>
-            <w:pPr>
-              <w:spacing w:after="0" w:line="240" w:lineRule="atLeast"/>
-              <w:jc w:val="center"/>
-              <w:rPr>
-                <w:bCs/>
-                <w:sz w:val="24"/>
-                <w:lang w:eastAsia="zh-TW"/>
-              </w:rPr>
-            </w:pPr>
-          </w:p>
-        </w:tc>
-        <w:tc>
-          <w:tcPr>
-            <w:tcW w:w="3391" w:type="dxa"/>
-          </w:tcPr>
-          <w:p>
-            <w:pPr>
-              <w:spacing w:after="0" w:line="240" w:lineRule="atLeast"/>
-              <w:jc w:val="center"/>
-              <w:rPr>
-                <w:bCs/>
-                <w:sz w:val="24"/>
-                <w:lang w:eastAsia="zh-TW"/>
-              </w:rPr>
-            </w:pPr>
-            <w:r>
-              <w:rPr>
-                <w:bCs/>
-                <w:sz w:val="24"/>
-                <w:lang w:eastAsia="zh-TW"/>
-              </w:rPr>
-              <w:t>Year</w:t>
-            </w:r>
-            <w:r>
-              <w:rPr>
-                <w:bCs/>
-                <w:sz w:val="24"/>
-                <w:lang w:eastAsia="zh-TW"/>
-              </w:rPr>
-              <w:t xml:space="preserve"> (2023)</w:t>
-            </w:r>
-          </w:p>
-        </w:tc>
-        <w:tc>
-          <w:tcPr>
-            <w:tcW w:w="993" w:type="dxa"/>
-          </w:tcPr>
-          <w:p>
-            <w:pPr>
-              <w:spacing w:after="0" w:line="276" w:lineRule="auto"/>
-              <w:jc w:val="center"/>
-              <w:rPr>
-                <w:bCs/>
-                <w:sz w:val="24"/>
-                <w:lang w:eastAsia="zh-TW"/>
-              </w:rPr>
-            </w:pPr>
-            <w:r/>
-            <w:r>
-              <w:rPr>
-                <w:rFonts w:ascii="Calibri" w:hAnsi="Calibri"/>
-                <w:sz w:val="20"/>
-              </w:rPr>
-              <w:t>0</w:t>
-            </w:r>
-          </w:p>
-        </w:tc>
-        <w:tc>
-          <w:tcPr>
-            <w:tcW w:w="992" w:type="dxa"/>
-          </w:tcPr>
-          <w:p>
-            <w:pPr>
-              <w:spacing w:after="0" w:line="276" w:lineRule="auto"/>
-              <w:jc w:val="center"/>
-              <w:rPr>
-                <w:bCs/>
-                <w:sz w:val="24"/>
-                <w:lang w:eastAsia="zh-TW"/>
-              </w:rPr>
-            </w:pPr>
-            <w:r/>
-            <w:r>
-              <w:rPr>
-                <w:rFonts w:ascii="Calibri" w:hAnsi="Calibri"/>
-                <w:sz w:val="20"/>
-              </w:rPr>
-              <w:t>0.00%</w:t>
-            </w:r>
-          </w:p>
-        </w:tc>
-        <w:tc>
-          <w:tcPr>
-            <w:tcW w:w="850" w:type="dxa"/>
-          </w:tcPr>
-          <w:p>
-            <w:pPr>
-              <w:spacing w:after="0" w:line="276" w:lineRule="auto"/>
-              <w:jc w:val="center"/>
-              <w:rPr>
-                <w:bCs/>
-                <w:sz w:val="24"/>
-                <w:lang w:eastAsia="zh-TW"/>
-              </w:rPr>
-            </w:pPr>
-            <w:r/>
-            <w:r>
-              <w:rPr>
-                <w:rFonts w:ascii="Calibri" w:hAnsi="Calibri"/>
-                <w:sz w:val="20"/>
-              </w:rPr>
-              <w:t>1</w:t>
-            </w:r>
-          </w:p>
-        </w:tc>
-        <w:tc>
-          <w:tcPr>
-            <w:tcW w:w="993" w:type="dxa"/>
-          </w:tcPr>
-          <w:p>
-            <w:pPr>
-              <w:spacing w:after="0" w:line="276" w:lineRule="auto"/>
-              <w:jc w:val="center"/>
-              <w:rPr>
-                <w:bCs/>
-                <w:sz w:val="24"/>
-                <w:lang w:eastAsia="zh-TW"/>
-              </w:rPr>
-            </w:pPr>
-            <w:r/>
-            <w:r>
-              <w:rPr>
-                <w:rFonts w:ascii="Calibri" w:hAnsi="Calibri"/>
-                <w:sz w:val="20"/>
-              </w:rPr>
-              <w:t>0.03%</w:t>
-            </w:r>
-          </w:p>
-        </w:tc>
-        <w:tc>
-          <w:tcPr>
-            <w:tcW w:w="1843" w:type="dxa"/>
-            <w:vMerge w:val="restart"/>
-          </w:tcPr>
-          <w:p>
-            <w:pPr>
-              <w:spacing w:after="0" w:line="240" w:lineRule="atLeast"/>
-              <w:jc w:val="center"/>
-              <w:rPr>
-                <w:bCs/>
-                <w:sz w:val="24"/>
-                <w:lang w:eastAsia="zh-TW"/>
-              </w:rPr>
-            </w:pPr>
-            <w:r>
-              <w:rPr>
-                <w:bCs/>
-                <w:sz w:val="24"/>
-                <w:lang w:eastAsia="zh-TW"/>
-              </w:rPr>
-              <w:t>Decreasing</w:t>
-            </w:r>
-          </w:p>
-        </w:tc>
-      </w:tr>
-      <w:tr>
-        <w:tc>
-          <w:tcPr>
-            <w:tcW w:w="2704" w:type="dxa"/>
-            <w:vMerge/>
-            <w:vAlign w:val="center"/>
           </w:tcPr>
           <w:p>
             <w:pPr>

--- a/App J-003_Annex C_Preventive and corrective actions list..docx
+++ b/App J-003_Annex C_Preventive and corrective actions list..docx
@@ -532,6 +532,1141 @@
               <w:jc w:val="center"/>
               <w:rPr>
                 <w:rFonts w:asciiTheme="majorHAnsi" w:hAnsiTheme="majorHAnsi" w:cstheme="majorHAnsi"/>
+                <w:b/>
+                <w:bCs/>
+                <w:sz w:val="20"/>
+                <w:szCs w:val="20"/>
+                <w:lang w:eastAsia="zh-TW"/>
+              </w:rPr>
+            </w:pPr>
+            <w:r>
+              <w:rPr>
+                <w:rFonts w:asciiTheme="majorHAnsi" w:hAnsiTheme="majorHAnsi" w:cstheme="majorHAnsi"/>
+                <w:color w:val="000000"/>
+                <w:sz w:val="20"/>
+                <w:szCs w:val="20"/>
+                <w:lang w:eastAsia="zh-TW"/>
+              </w:rPr>
+              <w:t>170206001</w:t>
+            </w:r>
+          </w:p>
+        </w:tc>
+        <w:tc>
+          <w:tcPr>
+            <w:tcW w:w="1182" w:type="dxa"/>
+            <w:vAlign w:val="center"/>
+          </w:tcPr>
+          <w:p>
+            <w:pPr>
+              <w:spacing w:before="240" w:after="240" w:line="240" w:lineRule="auto"/>
+              <w:jc w:val="center"/>
+              <w:rPr>
+                <w:rFonts w:asciiTheme="majorHAnsi" w:hAnsiTheme="majorHAnsi" w:cstheme="majorHAnsi"/>
+                <w:sz w:val="20"/>
+                <w:szCs w:val="20"/>
+                <w:lang w:eastAsia="zh-TW"/>
+              </w:rPr>
+            </w:pPr>
+            <w:r>
+              <w:rPr>
+                <w:rFonts w:asciiTheme="majorHAnsi" w:hAnsiTheme="majorHAnsi" w:cstheme="majorHAnsi" w:hint="eastAsia"/>
+                <w:sz w:val="20"/>
+                <w:szCs w:val="20"/>
+                <w:lang w:eastAsia="zh-TW"/>
+              </w:rPr>
+              <w:t>2</w:t>
+            </w:r>
+            <w:r>
+              <w:rPr>
+                <w:rFonts w:asciiTheme="majorHAnsi" w:hAnsiTheme="majorHAnsi" w:cstheme="majorHAnsi"/>
+                <w:sz w:val="20"/>
+                <w:szCs w:val="20"/>
+                <w:lang w:eastAsia="zh-TW"/>
+              </w:rPr>
+              <w:t>017/02/06</w:t>
+            </w:r>
+          </w:p>
+          <w:p>
+            <w:pPr>
+              <w:spacing w:before="240" w:after="240" w:line="240" w:lineRule="auto"/>
+              <w:jc w:val="center"/>
+              <w:rPr>
+                <w:rFonts w:asciiTheme="majorHAnsi" w:hAnsiTheme="majorHAnsi" w:cstheme="majorHAnsi" w:hint="eastAsia"/>
+                <w:sz w:val="20"/>
+                <w:szCs w:val="20"/>
+                <w:lang w:eastAsia="zh-TW"/>
+              </w:rPr>
+            </w:pPr>
+            <w:r>
+              <w:rPr>
+                <w:rFonts w:asciiTheme="majorHAnsi" w:hAnsiTheme="majorHAnsi" w:cstheme="majorHAnsi"/>
+                <w:sz w:val="20"/>
+                <w:szCs w:val="20"/>
+                <w:lang w:eastAsia="zh-TW"/>
+              </w:rPr>
+              <w:t>Taiwan</w:t>
+            </w:r>
+          </w:p>
+        </w:tc>
+        <w:tc>
+          <w:tcPr>
+            <w:tcW w:w="1230" w:type="dxa"/>
+            <w:vAlign w:val="center"/>
+          </w:tcPr>
+          <w:p>
+            <w:pPr>
+              <w:spacing w:before="240" w:after="240" w:line="240" w:lineRule="auto"/>
+              <w:jc w:val="center"/>
+              <w:rPr>
+                <w:rFonts w:asciiTheme="majorHAnsi" w:hAnsiTheme="majorHAnsi" w:cstheme="majorHAnsi"/>
+                <w:b/>
+                <w:bCs/>
+                <w:sz w:val="20"/>
+                <w:szCs w:val="20"/>
+                <w:lang w:eastAsia="zh-TW"/>
+              </w:rPr>
+            </w:pPr>
+            <w:r>
+              <w:rPr>
+                <w:rFonts w:asciiTheme="majorHAnsi" w:hAnsiTheme="majorHAnsi" w:cstheme="majorHAnsi"/>
+                <w:sz w:val="20"/>
+                <w:szCs w:val="20"/>
+              </w:rPr>
+              <w:t>A040502</w:t>
+            </w:r>
+          </w:p>
+        </w:tc>
+        <w:tc>
+          <w:tcPr>
+            <w:tcW w:w="1245" w:type="dxa"/>
+            <w:vAlign w:val="center"/>
+          </w:tcPr>
+          <w:p>
+            <w:pPr>
+              <w:spacing w:before="240" w:after="240" w:line="240" w:lineRule="auto"/>
+              <w:jc w:val="center"/>
+              <w:rPr>
+                <w:rFonts w:asciiTheme="majorHAnsi" w:hAnsiTheme="majorHAnsi" w:cstheme="majorHAnsi"/>
+                <w:b/>
+                <w:bCs/>
+                <w:sz w:val="20"/>
+                <w:szCs w:val="20"/>
+                <w:lang w:eastAsia="zh-TW"/>
+              </w:rPr>
+            </w:pPr>
+            <w:r>
+              <w:rPr>
+                <w:rFonts w:asciiTheme="majorHAnsi" w:hAnsiTheme="majorHAnsi" w:cstheme="majorHAnsi"/>
+                <w:sz w:val="20"/>
+                <w:szCs w:val="20"/>
+                <w:lang w:eastAsia="zh-TW"/>
+              </w:rPr>
+              <w:t>Corroded</w:t>
+            </w:r>
+          </w:p>
+        </w:tc>
+        <w:tc>
+          <w:tcPr>
+            <w:tcW w:w="2693" w:type="dxa"/>
+            <w:vAlign w:val="center"/>
+          </w:tcPr>
+          <w:p>
+            <w:pPr>
+              <w:spacing w:before="240" w:after="240" w:line="240" w:lineRule="auto"/>
+              <w:rPr>
+                <w:rFonts w:asciiTheme="majorHAnsi" w:hAnsiTheme="majorHAnsi" w:cstheme="majorHAnsi"/>
+                <w:b/>
+                <w:bCs/>
+                <w:sz w:val="20"/>
+                <w:szCs w:val="20"/>
+                <w:lang w:eastAsia="zh-TW"/>
+              </w:rPr>
+            </w:pPr>
+            <w:r>
+              <w:rPr>
+                <w:rFonts w:asciiTheme="majorHAnsi" w:hAnsiTheme="majorHAnsi" w:cs="Segoe UI"/>
+                <w:color w:val="000000"/>
+                <w:sz w:val="20"/>
+                <w:szCs w:val="20"/>
+                <w:lang w:eastAsia="zh-TW"/>
+              </w:rPr>
+              <w:t>The doctor reported that our Torque Ratchet (3AA-034), Stopper (No infor</w:t>
+            </w:r>
+            <w:r>
+              <w:rPr>
+                <w:rFonts w:asciiTheme="majorHAnsi" w:hAnsiTheme="majorHAnsi" w:cs="Segoe UI"/>
+                <w:color w:val="000000"/>
+                <w:sz w:val="20"/>
+                <w:szCs w:val="20"/>
+                <w:lang w:eastAsia="zh-TW"/>
+              </w:rPr>
+              <w:t xml:space="preserve">mation provided), Screw driver </w:t>
+            </w:r>
+            <w:r>
+              <w:rPr>
+                <w:rFonts w:asciiTheme="majorHAnsi" w:hAnsiTheme="majorHAnsi" w:cs="Segoe UI"/>
+                <w:color w:val="000000"/>
+                <w:sz w:val="20"/>
+                <w:szCs w:val="20"/>
+                <w:lang w:eastAsia="zh-TW"/>
+              </w:rPr>
+              <w:t>(No information provided) and Implant driver (3AA-039) have rusted condition.</w:t>
+            </w:r>
+          </w:p>
+        </w:tc>
+        <w:tc>
+          <w:tcPr>
+            <w:tcW w:w="1276" w:type="dxa"/>
+            <w:vAlign w:val="center"/>
+          </w:tcPr>
+          <w:p>
+            <w:pPr>
+              <w:spacing w:after="0" w:line="240" w:lineRule="auto"/>
+              <w:rPr>
+                <w:rFonts w:asciiTheme="majorHAnsi" w:hAnsiTheme="majorHAnsi" w:cstheme="majorHAnsi"/>
+                <w:sz w:val="20"/>
+                <w:szCs w:val="20"/>
+              </w:rPr>
+            </w:pPr>
+            <w:r>
+              <w:rPr>
+                <w:rFonts w:asciiTheme="majorHAnsi" w:hAnsiTheme="majorHAnsi" w:cstheme="majorHAnsi"/>
+                <w:sz w:val="20"/>
+                <w:szCs w:val="20"/>
+              </w:rPr>
+              <w:t>F26</w:t>
+            </w:r>
+          </w:p>
+          <w:p>
+            <w:pPr>
+              <w:spacing w:after="0" w:line="240" w:lineRule="auto"/>
+              <w:rPr>
+                <w:rFonts w:asciiTheme="majorHAnsi" w:hAnsiTheme="majorHAnsi" w:cstheme="majorHAnsi"/>
+                <w:color w:val="000000"/>
+                <w:sz w:val="20"/>
+                <w:szCs w:val="20"/>
+                <w:lang w:eastAsia="zh-TW"/>
+              </w:rPr>
+            </w:pPr>
+            <w:r>
+              <w:rPr>
+                <w:rFonts w:asciiTheme="majorHAnsi" w:hAnsiTheme="majorHAnsi" w:cstheme="majorHAnsi"/>
+                <w:sz w:val="20"/>
+                <w:szCs w:val="20"/>
+              </w:rPr>
+              <w:t>(No Health Consequences or Impact)</w:t>
+            </w:r>
+          </w:p>
+        </w:tc>
+        <w:tc>
+          <w:tcPr>
+            <w:tcW w:w="1276" w:type="dxa"/>
+            <w:vAlign w:val="center"/>
+          </w:tcPr>
+          <w:p>
+            <w:pPr>
+              <w:spacing w:after="0" w:line="240" w:lineRule="auto"/>
+              <w:rPr>
+                <w:rFonts w:asciiTheme="majorHAnsi" w:hAnsiTheme="majorHAnsi" w:cstheme="majorHAnsi"/>
+                <w:sz w:val="20"/>
+                <w:szCs w:val="20"/>
+              </w:rPr>
+            </w:pPr>
+            <w:r>
+              <w:rPr>
+                <w:rFonts w:asciiTheme="majorHAnsi" w:hAnsiTheme="majorHAnsi" w:cstheme="majorHAnsi"/>
+                <w:sz w:val="20"/>
+                <w:szCs w:val="20"/>
+              </w:rPr>
+              <w:t>C</w:t>
+            </w:r>
+            <w:r>
+              <w:rPr>
+                <w:rFonts w:asciiTheme="majorHAnsi" w:hAnsiTheme="majorHAnsi" w:cstheme="majorHAnsi"/>
+                <w:sz w:val="20"/>
+                <w:szCs w:val="20"/>
+              </w:rPr>
+              <w:t>0601</w:t>
+            </w:r>
+          </w:p>
+          <w:p>
+            <w:pPr>
+              <w:spacing w:after="0" w:line="240" w:lineRule="auto"/>
+              <w:rPr>
+                <w:rFonts w:asciiTheme="majorHAnsi" w:hAnsiTheme="majorHAnsi" w:cstheme="majorHAnsi"/>
+                <w:b/>
+                <w:bCs/>
+                <w:sz w:val="20"/>
+                <w:szCs w:val="20"/>
+                <w:lang w:eastAsia="zh-TW"/>
+              </w:rPr>
+            </w:pPr>
+            <w:r>
+              <w:rPr>
+                <w:rFonts w:asciiTheme="majorHAnsi" w:hAnsiTheme="majorHAnsi" w:cstheme="majorHAnsi"/>
+                <w:sz w:val="20"/>
+                <w:szCs w:val="20"/>
+              </w:rPr>
+              <w:t>(</w:t>
+            </w:r>
+            <w:r>
+              <w:rPr>
+                <w:rFonts w:asciiTheme="majorHAnsi" w:hAnsiTheme="majorHAnsi" w:cstheme="majorHAnsi"/>
+                <w:sz w:val="20"/>
+                <w:szCs w:val="20"/>
+              </w:rPr>
+              <w:t>Degradation Problem Identified</w:t>
+            </w:r>
+            <w:r>
+              <w:rPr>
+                <w:rFonts w:asciiTheme="majorHAnsi" w:hAnsiTheme="majorHAnsi" w:cstheme="majorHAnsi"/>
+                <w:sz w:val="20"/>
+                <w:szCs w:val="20"/>
+              </w:rPr>
+              <w:t>)</w:t>
+            </w:r>
+          </w:p>
+        </w:tc>
+        <w:tc>
+          <w:tcPr>
+            <w:tcW w:w="3077" w:type="dxa"/>
+            <w:vAlign w:val="center"/>
+          </w:tcPr>
+          <w:p>
+            <w:pPr>
+              <w:spacing w:after="0" w:line="240" w:lineRule="auto"/>
+              <w:rPr>
+                <w:rFonts w:asciiTheme="majorHAnsi" w:hAnsiTheme="majorHAnsi" w:cstheme="majorHAnsi"/>
+                <w:sz w:val="20"/>
+                <w:szCs w:val="20"/>
+              </w:rPr>
+            </w:pPr>
+            <w:r>
+              <w:rPr>
+                <w:rFonts w:asciiTheme="majorHAnsi" w:hAnsiTheme="majorHAnsi" w:cstheme="majorHAnsi"/>
+                <w:sz w:val="20"/>
+                <w:szCs w:val="20"/>
+              </w:rPr>
+              <w:t>Inform the doctor that the drill has a service life and if surface rust is found, please do not use it again.</w:t>
+            </w:r>
+          </w:p>
+          <w:p>
+            <w:pPr>
+              <w:spacing w:after="0" w:line="240" w:lineRule="auto"/>
+              <w:rPr>
+                <w:rFonts w:asciiTheme="majorHAnsi" w:hAnsiTheme="majorHAnsi" w:cstheme="majorHAnsi"/>
+                <w:sz w:val="20"/>
+                <w:szCs w:val="20"/>
+              </w:rPr>
+            </w:pPr>
+            <w:r>
+              <w:rPr>
+                <w:rFonts w:asciiTheme="majorHAnsi" w:hAnsiTheme="majorHAnsi" w:cstheme="majorHAnsi"/>
+                <w:b/>
+                <w:sz w:val="20"/>
+                <w:szCs w:val="20"/>
+              </w:rPr>
+              <w:t>Status:</w:t>
+            </w:r>
+            <w:r>
+              <w:rPr>
+                <w:rFonts w:asciiTheme="majorHAnsi" w:hAnsiTheme="majorHAnsi" w:cstheme="majorHAnsi"/>
+                <w:sz w:val="20"/>
+                <w:szCs w:val="20"/>
+              </w:rPr>
+              <w:t xml:space="preserve"> Closed</w:t>
+            </w:r>
+          </w:p>
+          <w:p>
+            <w:pPr>
+              <w:spacing w:after="0" w:line="240" w:lineRule="auto"/>
+              <w:rPr>
+                <w:rFonts w:asciiTheme="majorHAnsi" w:hAnsiTheme="majorHAnsi" w:cstheme="majorHAnsi"/>
+                <w:b/>
+                <w:sz w:val="20"/>
+                <w:szCs w:val="20"/>
+              </w:rPr>
+            </w:pPr>
+            <w:r>
+              <w:rPr>
+                <w:rFonts w:asciiTheme="majorHAnsi" w:hAnsiTheme="majorHAnsi" w:cstheme="majorHAnsi"/>
+                <w:b/>
+                <w:sz w:val="20"/>
+                <w:szCs w:val="20"/>
+              </w:rPr>
+              <w:t xml:space="preserve">Effectiveness: </w:t>
+            </w:r>
+            <w:r>
+              <w:rPr>
+                <w:rFonts w:asciiTheme="majorHAnsi" w:hAnsiTheme="majorHAnsi" w:cstheme="majorHAnsi"/>
+                <w:sz w:val="20"/>
+                <w:szCs w:val="20"/>
+              </w:rPr>
+              <w:t xml:space="preserve">Resolved. No recurrence of corrosion reported for this part since 2017. </w:t>
+            </w:r>
+          </w:p>
+        </w:tc>
+      </w:tr>
+      <w:tr>
+        <w:tc>
+          <w:tcPr>
+            <w:tcW w:w="1129" w:type="dxa"/>
+            <w:vAlign w:val="center"/>
+          </w:tcPr>
+          <w:p>
+            <w:pPr>
+              <w:spacing w:before="240" w:after="240" w:line="240" w:lineRule="auto"/>
+              <w:jc w:val="center"/>
+              <w:rPr>
+                <w:rFonts w:asciiTheme="majorHAnsi" w:hAnsiTheme="majorHAnsi" w:cstheme="majorHAnsi"/>
+                <w:color w:val="000000"/>
+                <w:sz w:val="20"/>
+                <w:szCs w:val="20"/>
+                <w:lang w:eastAsia="zh-TW"/>
+              </w:rPr>
+            </w:pPr>
+            <w:r>
+              <w:rPr>
+                <w:rFonts w:asciiTheme="majorHAnsi" w:hAnsiTheme="majorHAnsi" w:cstheme="majorHAnsi"/>
+                <w:color w:val="000000"/>
+                <w:sz w:val="20"/>
+                <w:szCs w:val="20"/>
+                <w:lang w:eastAsia="zh-TW"/>
+              </w:rPr>
+              <w:t>210223001</w:t>
+            </w:r>
+          </w:p>
+        </w:tc>
+        <w:tc>
+          <w:tcPr>
+            <w:tcW w:w="1182" w:type="dxa"/>
+            <w:vAlign w:val="center"/>
+          </w:tcPr>
+          <w:p>
+            <w:pPr>
+              <w:spacing w:before="240" w:after="240" w:line="240" w:lineRule="auto"/>
+              <w:jc w:val="center"/>
+              <w:rPr>
+                <w:rFonts w:asciiTheme="majorHAnsi" w:hAnsiTheme="majorHAnsi" w:cstheme="majorHAnsi"/>
+                <w:sz w:val="20"/>
+                <w:szCs w:val="20"/>
+                <w:lang w:eastAsia="zh-TW"/>
+              </w:rPr>
+            </w:pPr>
+            <w:r>
+              <w:rPr>
+                <w:rFonts w:asciiTheme="majorHAnsi" w:hAnsiTheme="majorHAnsi" w:cstheme="majorHAnsi" w:hint="eastAsia"/>
+                <w:sz w:val="20"/>
+                <w:szCs w:val="20"/>
+                <w:lang w:eastAsia="zh-TW"/>
+              </w:rPr>
+              <w:t>2</w:t>
+            </w:r>
+            <w:r>
+              <w:rPr>
+                <w:rFonts w:asciiTheme="majorHAnsi" w:hAnsiTheme="majorHAnsi" w:cstheme="majorHAnsi"/>
+                <w:sz w:val="20"/>
+                <w:szCs w:val="20"/>
+                <w:lang w:eastAsia="zh-TW"/>
+              </w:rPr>
+              <w:t>021/02/23</w:t>
+            </w:r>
+          </w:p>
+          <w:p>
+            <w:pPr>
+              <w:spacing w:before="240" w:after="240" w:line="240" w:lineRule="auto"/>
+              <w:jc w:val="center"/>
+              <w:rPr>
+                <w:rFonts w:asciiTheme="majorHAnsi" w:hAnsiTheme="majorHAnsi" w:cstheme="majorHAnsi" w:hint="eastAsia"/>
+                <w:sz w:val="20"/>
+                <w:szCs w:val="20"/>
+                <w:lang w:eastAsia="zh-TW"/>
+              </w:rPr>
+            </w:pPr>
+            <w:r>
+              <w:rPr>
+                <w:rFonts w:asciiTheme="majorHAnsi" w:hAnsiTheme="majorHAnsi" w:cstheme="majorHAnsi"/>
+                <w:sz w:val="20"/>
+                <w:szCs w:val="20"/>
+                <w:lang w:eastAsia="zh-TW"/>
+              </w:rPr>
+              <w:t>Taiwan</w:t>
+            </w:r>
+          </w:p>
+        </w:tc>
+        <w:tc>
+          <w:tcPr>
+            <w:tcW w:w="1230" w:type="dxa"/>
+            <w:vAlign w:val="center"/>
+          </w:tcPr>
+          <w:p>
+            <w:pPr>
+              <w:spacing w:before="240" w:after="240" w:line="240" w:lineRule="auto"/>
+              <w:jc w:val="center"/>
+              <w:rPr>
+                <w:rFonts w:asciiTheme="majorHAnsi" w:hAnsiTheme="majorHAnsi" w:cstheme="majorHAnsi"/>
+                <w:b/>
+                <w:bCs/>
+                <w:sz w:val="20"/>
+                <w:szCs w:val="20"/>
+                <w:lang w:eastAsia="zh-TW"/>
+              </w:rPr>
+            </w:pPr>
+            <w:r>
+              <w:rPr>
+                <w:rFonts w:asciiTheme="majorHAnsi" w:hAnsiTheme="majorHAnsi" w:cstheme="majorHAnsi"/>
+                <w:sz w:val="20"/>
+                <w:szCs w:val="20"/>
+              </w:rPr>
+              <w:t>A1202</w:t>
+            </w:r>
+          </w:p>
+        </w:tc>
+        <w:tc>
+          <w:tcPr>
+            <w:tcW w:w="1245" w:type="dxa"/>
+            <w:vAlign w:val="center"/>
+          </w:tcPr>
+          <w:p>
+            <w:pPr>
+              <w:spacing w:before="240" w:after="240" w:line="240" w:lineRule="auto"/>
+              <w:jc w:val="center"/>
+              <w:rPr>
+                <w:rFonts w:asciiTheme="majorHAnsi" w:hAnsiTheme="majorHAnsi" w:cstheme="majorHAnsi"/>
+                <w:b/>
+                <w:bCs/>
+                <w:sz w:val="20"/>
+                <w:szCs w:val="20"/>
+                <w:lang w:eastAsia="zh-TW"/>
+              </w:rPr>
+            </w:pPr>
+            <w:r>
+              <w:rPr>
+                <w:rFonts w:asciiTheme="majorHAnsi" w:hAnsiTheme="majorHAnsi" w:cstheme="majorHAnsi"/>
+                <w:sz w:val="20"/>
+                <w:szCs w:val="20"/>
+              </w:rPr>
+              <w:t>Decoupling</w:t>
+            </w:r>
+          </w:p>
+        </w:tc>
+        <w:tc>
+          <w:tcPr>
+            <w:tcW w:w="2693" w:type="dxa"/>
+            <w:vAlign w:val="center"/>
+          </w:tcPr>
+          <w:p>
+            <w:pPr>
+              <w:spacing w:before="240" w:after="240" w:line="240" w:lineRule="auto"/>
+              <w:rPr>
+                <w:rFonts w:asciiTheme="majorHAnsi" w:hAnsiTheme="majorHAnsi" w:cstheme="majorHAnsi"/>
+                <w:b/>
+                <w:bCs/>
+                <w:sz w:val="20"/>
+                <w:szCs w:val="20"/>
+                <w:lang w:eastAsia="zh-TW"/>
+              </w:rPr>
+            </w:pPr>
+            <w:r>
+              <w:rPr>
+                <w:rFonts w:asciiTheme="majorHAnsi" w:hAnsiTheme="majorHAnsi" w:cs="Segoe UI"/>
+                <w:color w:val="000000"/>
+                <w:sz w:val="20"/>
+                <w:szCs w:val="20"/>
+                <w:lang w:eastAsia="zh-TW"/>
+              </w:rPr>
+              <w:t>The physician responded that the Multi-Unit Abutment Adapter (BSMURT000000A) slipped with a torque of less than 30N on the clinical bed.</w:t>
+            </w:r>
+          </w:p>
+        </w:tc>
+        <w:tc>
+          <w:tcPr>
+            <w:tcW w:w="1276" w:type="dxa"/>
+            <w:vAlign w:val="center"/>
+          </w:tcPr>
+          <w:p>
+            <w:pPr>
+              <w:spacing w:after="0" w:line="240" w:lineRule="auto"/>
+              <w:rPr>
+                <w:rFonts w:asciiTheme="majorHAnsi" w:hAnsiTheme="majorHAnsi" w:cstheme="majorHAnsi"/>
+                <w:sz w:val="20"/>
+                <w:szCs w:val="20"/>
+              </w:rPr>
+            </w:pPr>
+            <w:r>
+              <w:rPr>
+                <w:rFonts w:asciiTheme="majorHAnsi" w:hAnsiTheme="majorHAnsi" w:cstheme="majorHAnsi"/>
+                <w:sz w:val="20"/>
+                <w:szCs w:val="20"/>
+              </w:rPr>
+              <w:t>F26</w:t>
+            </w:r>
+          </w:p>
+          <w:p>
+            <w:pPr>
+              <w:spacing w:after="0" w:line="240" w:lineRule="auto"/>
+              <w:rPr>
+                <w:rFonts w:asciiTheme="majorHAnsi" w:hAnsiTheme="majorHAnsi" w:cstheme="majorHAnsi"/>
+                <w:b/>
+                <w:bCs/>
+                <w:sz w:val="20"/>
+                <w:szCs w:val="20"/>
+                <w:lang w:eastAsia="zh-TW"/>
+              </w:rPr>
+            </w:pPr>
+            <w:r>
+              <w:rPr>
+                <w:rFonts w:asciiTheme="majorHAnsi" w:hAnsiTheme="majorHAnsi" w:cstheme="majorHAnsi"/>
+                <w:sz w:val="20"/>
+                <w:szCs w:val="20"/>
+              </w:rPr>
+              <w:t>(No Health Consequences or Impact)</w:t>
+            </w:r>
+          </w:p>
+        </w:tc>
+        <w:tc>
+          <w:tcPr>
+            <w:tcW w:w="1276" w:type="dxa"/>
+            <w:vAlign w:val="center"/>
+          </w:tcPr>
+          <w:p>
+            <w:pPr>
+              <w:spacing w:after="0" w:line="240" w:lineRule="auto"/>
+              <w:rPr>
+                <w:rFonts w:asciiTheme="majorHAnsi" w:hAnsiTheme="majorHAnsi" w:cstheme="majorHAnsi"/>
+                <w:sz w:val="20"/>
+                <w:szCs w:val="20"/>
+              </w:rPr>
+            </w:pPr>
+            <w:r>
+              <w:rPr>
+                <w:rFonts w:asciiTheme="majorHAnsi" w:hAnsiTheme="majorHAnsi" w:cstheme="majorHAnsi"/>
+                <w:sz w:val="20"/>
+                <w:szCs w:val="20"/>
+              </w:rPr>
+              <w:t>C16</w:t>
+            </w:r>
+          </w:p>
+          <w:p>
+            <w:pPr>
+              <w:spacing w:after="0" w:line="240" w:lineRule="auto"/>
+              <w:rPr>
+                <w:rFonts w:asciiTheme="majorHAnsi" w:hAnsiTheme="majorHAnsi" w:cstheme="majorHAnsi"/>
+                <w:b/>
+                <w:bCs/>
+                <w:sz w:val="20"/>
+                <w:szCs w:val="20"/>
+                <w:lang w:eastAsia="zh-TW"/>
+              </w:rPr>
+            </w:pPr>
+            <w:r>
+              <w:rPr>
+                <w:rFonts w:asciiTheme="majorHAnsi" w:hAnsiTheme="majorHAnsi" w:cstheme="majorHAnsi"/>
+                <w:sz w:val="20"/>
+                <w:szCs w:val="20"/>
+              </w:rPr>
+              <w:t>(Manufacturing/Production Problem Identified)</w:t>
+            </w:r>
+          </w:p>
+        </w:tc>
+        <w:tc>
+          <w:tcPr>
+            <w:tcW w:w="3077" w:type="dxa"/>
+            <w:vAlign w:val="center"/>
+          </w:tcPr>
+          <w:p>
+            <w:pPr>
+              <w:spacing w:after="0" w:line="240" w:lineRule="auto"/>
+              <w:rPr>
+                <w:rFonts w:asciiTheme="majorHAnsi" w:hAnsiTheme="majorHAnsi" w:cstheme="majorHAnsi"/>
+                <w:sz w:val="20"/>
+                <w:szCs w:val="20"/>
+              </w:rPr>
+            </w:pPr>
+            <w:r>
+              <w:rPr>
+                <w:rFonts w:asciiTheme="majorHAnsi" w:hAnsiTheme="majorHAnsi" w:cstheme="majorHAnsi"/>
+                <w:sz w:val="20"/>
+                <w:szCs w:val="20"/>
+              </w:rPr>
+              <w:t>1. Quality assurance has finished screening the finished products and transfers the qualified products to the production control and the unqualified products to the isolation area.</w:t>
+            </w:r>
+          </w:p>
+          <w:p>
+            <w:pPr>
+              <w:spacing w:after="0" w:line="240" w:lineRule="auto"/>
+              <w:rPr>
+                <w:rFonts w:asciiTheme="majorHAnsi" w:hAnsiTheme="majorHAnsi" w:cstheme="majorHAnsi"/>
+                <w:sz w:val="20"/>
+                <w:szCs w:val="20"/>
+              </w:rPr>
+            </w:pPr>
+            <w:r>
+              <w:rPr>
+                <w:rFonts w:asciiTheme="majorHAnsi" w:hAnsiTheme="majorHAnsi" w:cstheme="majorHAnsi"/>
+                <w:sz w:val="20"/>
+                <w:szCs w:val="20"/>
+              </w:rPr>
+              <w:t>2. Make hexagonal plug gauges as acceptance standard.</w:t>
+            </w:r>
+          </w:p>
+          <w:p>
+            <w:pPr>
+              <w:spacing w:after="0" w:line="240" w:lineRule="auto"/>
+              <w:rPr>
+                <w:rFonts w:asciiTheme="majorHAnsi" w:hAnsiTheme="majorHAnsi" w:cstheme="majorHAnsi"/>
+                <w:sz w:val="20"/>
+                <w:szCs w:val="20"/>
+              </w:rPr>
+            </w:pPr>
+            <w:r>
+              <w:rPr>
+                <w:rFonts w:asciiTheme="majorHAnsi" w:hAnsiTheme="majorHAnsi" w:cstheme="majorHAnsi"/>
+                <w:b/>
+                <w:sz w:val="20"/>
+                <w:szCs w:val="20"/>
+              </w:rPr>
+              <w:t xml:space="preserve">Status: </w:t>
+            </w:r>
+            <w:r>
+              <w:rPr>
+                <w:rFonts w:asciiTheme="majorHAnsi" w:hAnsiTheme="majorHAnsi" w:cstheme="majorHAnsi"/>
+                <w:sz w:val="20"/>
+                <w:szCs w:val="20"/>
+              </w:rPr>
+              <w:t>Closed</w:t>
+            </w:r>
+          </w:p>
+          <w:p>
+            <w:pPr>
+              <w:spacing w:after="0" w:line="240" w:lineRule="auto"/>
+              <w:rPr>
+                <w:rFonts w:asciiTheme="majorHAnsi" w:hAnsiTheme="majorHAnsi" w:cstheme="majorHAnsi"/>
+                <w:color w:val="000000"/>
+                <w:sz w:val="20"/>
+                <w:szCs w:val="20"/>
+                <w:lang w:eastAsia="zh-TW"/>
+              </w:rPr>
+            </w:pPr>
+            <w:r>
+              <w:rPr>
+                <w:rFonts w:asciiTheme="majorHAnsi" w:hAnsiTheme="majorHAnsi" w:cstheme="majorHAnsi"/>
+                <w:b/>
+                <w:sz w:val="20"/>
+                <w:szCs w:val="20"/>
+              </w:rPr>
+              <w:t>Effectiveness:</w:t>
+            </w:r>
+            <w:r>
+              <w:rPr>
+                <w:rFonts w:asciiTheme="majorHAnsi" w:hAnsiTheme="majorHAnsi" w:cstheme="majorHAnsi"/>
+                <w:sz w:val="20"/>
+                <w:szCs w:val="20"/>
+              </w:rPr>
+              <w:t xml:space="preserve"> Effective. Zero slipping incidents reported in subsequent batches.</w:t>
+            </w:r>
+          </w:p>
+        </w:tc>
+      </w:tr>
+      <w:tr>
+        <w:tc>
+          <w:tcPr>
+            <w:tcW w:w="1129" w:type="dxa"/>
+            <w:vAlign w:val="center"/>
+          </w:tcPr>
+          <w:p>
+            <w:pPr>
+              <w:spacing w:before="240" w:after="240" w:line="240" w:lineRule="auto"/>
+              <w:jc w:val="center"/>
+              <w:rPr>
+                <w:rFonts w:asciiTheme="majorHAnsi" w:hAnsiTheme="majorHAnsi" w:cstheme="majorHAnsi"/>
+                <w:color w:val="000000"/>
+                <w:sz w:val="20"/>
+                <w:szCs w:val="20"/>
+                <w:lang w:eastAsia="zh-TW"/>
+              </w:rPr>
+            </w:pPr>
+            <w:r>
+              <w:rPr>
+                <w:rFonts w:asciiTheme="majorHAnsi" w:hAnsiTheme="majorHAnsi" w:cstheme="majorHAnsi"/>
+                <w:color w:val="000000"/>
+                <w:sz w:val="20"/>
+                <w:szCs w:val="20"/>
+                <w:lang w:eastAsia="zh-TW"/>
+              </w:rPr>
+              <w:t>210315001</w:t>
+            </w:r>
+          </w:p>
+        </w:tc>
+        <w:tc>
+          <w:tcPr>
+            <w:tcW w:w="1182" w:type="dxa"/>
+            <w:vAlign w:val="center"/>
+          </w:tcPr>
+          <w:p>
+            <w:pPr>
+              <w:spacing w:before="240" w:after="240" w:line="240" w:lineRule="auto"/>
+              <w:jc w:val="center"/>
+              <w:rPr>
+                <w:rFonts w:asciiTheme="majorHAnsi" w:hAnsiTheme="majorHAnsi" w:cstheme="majorHAnsi"/>
+                <w:sz w:val="20"/>
+                <w:szCs w:val="20"/>
+                <w:lang w:eastAsia="zh-TW"/>
+              </w:rPr>
+            </w:pPr>
+            <w:r>
+              <w:rPr>
+                <w:rFonts w:asciiTheme="majorHAnsi" w:hAnsiTheme="majorHAnsi" w:cstheme="majorHAnsi" w:hint="eastAsia"/>
+                <w:sz w:val="20"/>
+                <w:szCs w:val="20"/>
+                <w:lang w:eastAsia="zh-TW"/>
+              </w:rPr>
+              <w:t>2</w:t>
+            </w:r>
+            <w:r>
+              <w:rPr>
+                <w:rFonts w:asciiTheme="majorHAnsi" w:hAnsiTheme="majorHAnsi" w:cstheme="majorHAnsi"/>
+                <w:sz w:val="20"/>
+                <w:szCs w:val="20"/>
+                <w:lang w:eastAsia="zh-TW"/>
+              </w:rPr>
+              <w:t>021/03/15</w:t>
+            </w:r>
+          </w:p>
+          <w:p>
+            <w:pPr>
+              <w:spacing w:before="240" w:after="240" w:line="240" w:lineRule="auto"/>
+              <w:jc w:val="center"/>
+              <w:rPr>
+                <w:rFonts w:asciiTheme="majorHAnsi" w:hAnsiTheme="majorHAnsi" w:cstheme="majorHAnsi" w:hint="eastAsia"/>
+                <w:sz w:val="20"/>
+                <w:szCs w:val="20"/>
+                <w:lang w:eastAsia="zh-TW"/>
+              </w:rPr>
+            </w:pPr>
+            <w:r>
+              <w:rPr>
+                <w:rFonts w:asciiTheme="majorHAnsi" w:hAnsiTheme="majorHAnsi" w:cstheme="majorHAnsi"/>
+                <w:sz w:val="20"/>
+                <w:szCs w:val="20"/>
+                <w:lang w:eastAsia="zh-TW"/>
+              </w:rPr>
+              <w:t>Taiwan</w:t>
+            </w:r>
+          </w:p>
+        </w:tc>
+        <w:tc>
+          <w:tcPr>
+            <w:tcW w:w="1230" w:type="dxa"/>
+            <w:vAlign w:val="center"/>
+          </w:tcPr>
+          <w:p>
+            <w:pPr>
+              <w:spacing w:before="240" w:after="240" w:line="240" w:lineRule="auto"/>
+              <w:jc w:val="center"/>
+              <w:rPr>
+                <w:rFonts w:asciiTheme="majorHAnsi" w:hAnsiTheme="majorHAnsi" w:cstheme="majorHAnsi"/>
+                <w:b/>
+                <w:bCs/>
+                <w:sz w:val="20"/>
+                <w:szCs w:val="20"/>
+                <w:lang w:eastAsia="zh-TW"/>
+              </w:rPr>
+            </w:pPr>
+            <w:r>
+              <w:rPr>
+                <w:rFonts w:asciiTheme="majorHAnsi" w:hAnsiTheme="majorHAnsi" w:cstheme="majorHAnsi"/>
+                <w:sz w:val="20"/>
+                <w:szCs w:val="20"/>
+              </w:rPr>
+              <w:t>A020102</w:t>
+            </w:r>
+          </w:p>
+        </w:tc>
+        <w:tc>
+          <w:tcPr>
+            <w:tcW w:w="1245" w:type="dxa"/>
+            <w:vAlign w:val="center"/>
+          </w:tcPr>
+          <w:p>
+            <w:pPr>
+              <w:spacing w:before="240" w:after="240" w:line="240" w:lineRule="auto"/>
+              <w:jc w:val="center"/>
+              <w:rPr>
+                <w:rFonts w:asciiTheme="majorHAnsi" w:hAnsiTheme="majorHAnsi" w:cstheme="majorHAnsi"/>
+                <w:b/>
+                <w:bCs/>
+                <w:sz w:val="20"/>
+                <w:szCs w:val="20"/>
+                <w:lang w:eastAsia="zh-TW"/>
+              </w:rPr>
+            </w:pPr>
+            <w:r>
+              <w:rPr>
+                <w:rFonts w:asciiTheme="majorHAnsi" w:hAnsiTheme="majorHAnsi" w:cstheme="majorHAnsi"/>
+                <w:sz w:val="20"/>
+                <w:szCs w:val="20"/>
+              </w:rPr>
+              <w:t>Nonstandard Device</w:t>
+            </w:r>
+          </w:p>
+        </w:tc>
+        <w:tc>
+          <w:tcPr>
+            <w:tcW w:w="2693" w:type="dxa"/>
+            <w:vAlign w:val="center"/>
+          </w:tcPr>
+          <w:p>
+            <w:pPr>
+              <w:spacing w:before="240" w:after="240" w:line="240" w:lineRule="auto"/>
+              <w:rPr>
+                <w:rFonts w:asciiTheme="majorHAnsi" w:hAnsiTheme="majorHAnsi" w:cstheme="majorHAnsi"/>
+                <w:b/>
+                <w:bCs/>
+                <w:sz w:val="20"/>
+                <w:szCs w:val="20"/>
+                <w:lang w:eastAsia="zh-TW"/>
+              </w:rPr>
+            </w:pPr>
+            <w:r>
+              <w:rPr>
+                <w:rFonts w:asciiTheme="majorHAnsi" w:hAnsiTheme="majorHAnsi" w:cs="Segoe UI"/>
+                <w:color w:val="000000"/>
+                <w:sz w:val="20"/>
+                <w:szCs w:val="20"/>
+                <w:lang w:eastAsia="zh-TW"/>
+              </w:rPr>
+              <w:t>15°Angled Abutment D4.0H8.5G1 /SD-Hex (4AA-D17) is too tight and the outer hex size is too large to assemble the implant. This product was found to be abnormal when the technician was working on it, and it was not sent to the clinic yet, so the company replaced a 15° Angled Abutment to the technician.</w:t>
+            </w:r>
+          </w:p>
+        </w:tc>
+        <w:tc>
+          <w:tcPr>
+            <w:tcW w:w="1276" w:type="dxa"/>
+            <w:vAlign w:val="center"/>
+          </w:tcPr>
+          <w:p>
+            <w:pPr>
+              <w:spacing w:after="0" w:line="240" w:lineRule="auto"/>
+              <w:rPr>
+                <w:rFonts w:asciiTheme="majorHAnsi" w:hAnsiTheme="majorHAnsi" w:cstheme="majorHAnsi"/>
+                <w:sz w:val="20"/>
+                <w:szCs w:val="20"/>
+              </w:rPr>
+            </w:pPr>
+            <w:r>
+              <w:rPr>
+                <w:rFonts w:asciiTheme="majorHAnsi" w:hAnsiTheme="majorHAnsi" w:cstheme="majorHAnsi"/>
+                <w:sz w:val="20"/>
+                <w:szCs w:val="20"/>
+              </w:rPr>
+              <w:t>F2601</w:t>
+            </w:r>
+            <w:r>
+              <w:rPr>
+                <w:rFonts w:asciiTheme="majorHAnsi" w:hAnsiTheme="majorHAnsi" w:cstheme="majorHAnsi" w:hint="eastAsia"/>
+                <w:sz w:val="20"/>
+                <w:szCs w:val="20"/>
+                <w:lang w:eastAsia="zh-TW"/>
+              </w:rPr>
+              <w:t xml:space="preserve"> </w:t>
+            </w:r>
+            <w:r>
+              <w:rPr>
+                <w:rFonts w:asciiTheme="majorHAnsi" w:hAnsiTheme="majorHAnsi" w:cstheme="majorHAnsi"/>
+                <w:sz w:val="20"/>
+                <w:szCs w:val="20"/>
+                <w:lang w:eastAsia="zh-TW"/>
+              </w:rPr>
+              <w:t xml:space="preserve">- </w:t>
+            </w:r>
+            <w:r>
+              <w:rPr>
+                <w:rFonts w:asciiTheme="majorHAnsi" w:hAnsiTheme="majorHAnsi" w:cstheme="majorHAnsi"/>
+                <w:sz w:val="20"/>
+                <w:szCs w:val="20"/>
+              </w:rPr>
+              <w:t>Problem identifi</w:t>
+            </w:r>
+            <w:r>
+              <w:rPr>
+                <w:rFonts w:asciiTheme="majorHAnsi" w:hAnsiTheme="majorHAnsi" w:cstheme="majorHAnsi"/>
+                <w:sz w:val="20"/>
+                <w:szCs w:val="20"/>
+              </w:rPr>
+              <w:t>ed before clinical use/exposure</w:t>
+            </w:r>
+          </w:p>
+        </w:tc>
+        <w:tc>
+          <w:tcPr>
+            <w:tcW w:w="1276" w:type="dxa"/>
+            <w:vAlign w:val="center"/>
+          </w:tcPr>
+          <w:p>
+            <w:pPr>
+              <w:spacing w:after="0" w:line="240" w:lineRule="auto"/>
+              <w:rPr>
+                <w:rFonts w:asciiTheme="majorHAnsi" w:hAnsiTheme="majorHAnsi" w:cstheme="majorHAnsi"/>
+                <w:sz w:val="20"/>
+                <w:szCs w:val="20"/>
+              </w:rPr>
+            </w:pPr>
+            <w:r>
+              <w:rPr>
+                <w:rFonts w:asciiTheme="majorHAnsi" w:hAnsiTheme="majorHAnsi" w:cstheme="majorHAnsi"/>
+                <w:sz w:val="20"/>
+                <w:szCs w:val="20"/>
+              </w:rPr>
+              <w:t>C16</w:t>
+            </w:r>
+            <w:r>
+              <w:rPr>
+                <w:rFonts w:asciiTheme="majorHAnsi" w:hAnsiTheme="majorHAnsi" w:cstheme="majorHAnsi" w:hint="eastAsia"/>
+                <w:sz w:val="20"/>
+                <w:szCs w:val="20"/>
+                <w:lang w:eastAsia="zh-TW"/>
+              </w:rPr>
+              <w:t xml:space="preserve"> </w:t>
+            </w:r>
+            <w:r>
+              <w:rPr>
+                <w:rFonts w:asciiTheme="majorHAnsi" w:hAnsiTheme="majorHAnsi" w:cstheme="majorHAnsi"/>
+                <w:sz w:val="20"/>
+                <w:szCs w:val="20"/>
+                <w:lang w:eastAsia="zh-TW"/>
+              </w:rPr>
+              <w:t>-</w:t>
+            </w:r>
+            <w:r>
+              <w:rPr>
+                <w:rFonts w:asciiTheme="majorHAnsi" w:hAnsiTheme="majorHAnsi" w:cstheme="majorHAnsi"/>
+                <w:sz w:val="20"/>
+                <w:szCs w:val="20"/>
+              </w:rPr>
+              <w:t>Manufacturing/</w:t>
+            </w:r>
+            <w:r>
+              <w:rPr>
+                <w:rFonts w:asciiTheme="majorHAnsi" w:hAnsiTheme="majorHAnsi" w:cstheme="majorHAnsi"/>
+                <w:sz w:val="20"/>
+                <w:szCs w:val="20"/>
+              </w:rPr>
+              <w:t xml:space="preserve"> Production Problem Identified</w:t>
+            </w:r>
+          </w:p>
+        </w:tc>
+        <w:tc>
+          <w:tcPr>
+            <w:tcW w:w="3077" w:type="dxa"/>
+            <w:vAlign w:val="center"/>
+          </w:tcPr>
+          <w:p>
+            <w:pPr>
+              <w:spacing w:after="0" w:line="240" w:lineRule="auto"/>
+              <w:rPr>
+                <w:rFonts w:asciiTheme="majorHAnsi" w:hAnsiTheme="majorHAnsi" w:cstheme="majorHAnsi"/>
+                <w:sz w:val="20"/>
+                <w:szCs w:val="20"/>
+              </w:rPr>
+            </w:pPr>
+            <w:r>
+              <w:rPr>
+                <w:rFonts w:asciiTheme="majorHAnsi" w:hAnsiTheme="majorHAnsi" w:cstheme="majorHAnsi"/>
+                <w:sz w:val="20"/>
+                <w:szCs w:val="20"/>
+              </w:rPr>
+              <w:t>1. Revise the size of the interfering external hexagon.</w:t>
+            </w:r>
+          </w:p>
+          <w:p>
+            <w:pPr>
+              <w:spacing w:after="0" w:line="240" w:lineRule="auto"/>
+              <w:rPr>
+                <w:rFonts w:asciiTheme="majorHAnsi" w:hAnsiTheme="majorHAnsi" w:cstheme="majorHAnsi"/>
+                <w:sz w:val="20"/>
+                <w:szCs w:val="20"/>
+              </w:rPr>
+            </w:pPr>
+            <w:r>
+              <w:rPr>
+                <w:rFonts w:asciiTheme="majorHAnsi" w:hAnsiTheme="majorHAnsi" w:cstheme="majorHAnsi"/>
+                <w:sz w:val="20"/>
+                <w:szCs w:val="20"/>
+              </w:rPr>
+              <w:t>2. Check and record once an hour before the production process.3. Quality assurance classify Angled Abutment as special product control.</w:t>
+            </w:r>
+          </w:p>
+          <w:p>
+            <w:pPr>
+              <w:spacing w:after="0" w:line="240" w:lineRule="auto"/>
+              <w:rPr>
+                <w:rFonts w:asciiTheme="majorHAnsi" w:hAnsiTheme="majorHAnsi" w:cstheme="majorHAnsi"/>
+                <w:sz w:val="20"/>
+                <w:szCs w:val="20"/>
+              </w:rPr>
+            </w:pPr>
+            <w:r>
+              <w:rPr>
+                <w:rFonts w:asciiTheme="majorHAnsi" w:hAnsiTheme="majorHAnsi" w:cstheme="majorHAnsi"/>
+                <w:b/>
+                <w:sz w:val="20"/>
+                <w:szCs w:val="20"/>
+              </w:rPr>
+              <w:t xml:space="preserve">Status: </w:t>
+            </w:r>
+            <w:r>
+              <w:rPr>
+                <w:rFonts w:asciiTheme="majorHAnsi" w:hAnsiTheme="majorHAnsi" w:cstheme="majorHAnsi"/>
+                <w:sz w:val="20"/>
+                <w:szCs w:val="20"/>
+              </w:rPr>
+              <w:t>Closed</w:t>
+            </w:r>
+          </w:p>
+          <w:p>
+            <w:pPr>
+              <w:spacing w:after="0" w:line="240" w:lineRule="auto"/>
+              <w:rPr>
+                <w:rFonts w:asciiTheme="majorHAnsi" w:hAnsiTheme="majorHAnsi" w:cstheme="majorHAnsi"/>
+                <w:color w:val="000000"/>
+                <w:sz w:val="20"/>
+                <w:szCs w:val="20"/>
+                <w:lang w:eastAsia="zh-TW"/>
+              </w:rPr>
+            </w:pPr>
+            <w:r>
+              <w:rPr>
+                <w:rFonts w:asciiTheme="majorHAnsi" w:hAnsiTheme="majorHAnsi" w:cstheme="majorHAnsi"/>
+                <w:b/>
+                <w:sz w:val="20"/>
+                <w:szCs w:val="20"/>
+              </w:rPr>
+              <w:t>Effectiveness:</w:t>
+            </w:r>
+            <w:r>
+              <w:rPr>
+                <w:rFonts w:asciiTheme="majorHAnsi" w:hAnsiTheme="majorHAnsi" w:cstheme="majorHAnsi"/>
+                <w:sz w:val="20"/>
+                <w:szCs w:val="20"/>
+              </w:rPr>
+              <w:t xml:space="preserve"> Effective. Dimensional accuracy verified; no recurrence.</w:t>
+            </w:r>
+          </w:p>
+        </w:tc>
+      </w:tr>
+      <w:tr>
+        <w:tc>
+          <w:tcPr>
+            <w:tcW w:w="1129" w:type="dxa"/>
+            <w:vAlign w:val="center"/>
+          </w:tcPr>
+          <w:p>
+            <w:pPr>
+              <w:spacing w:before="240" w:after="240" w:line="240" w:lineRule="auto"/>
+              <w:jc w:val="center"/>
+              <w:rPr>
+                <w:rFonts w:asciiTheme="majorHAnsi" w:hAnsiTheme="majorHAnsi" w:cstheme="majorHAnsi"/>
                 <w:color w:val="000000"/>
                 <w:sz w:val="20"/>
                 <w:szCs w:val="20"/>
@@ -2095,6 +3230,382 @@
                 <w:szCs w:val="20"/>
               </w:rPr>
               <w:t xml:space="preserve"> cutting efficiency restored. </w:t>
+            </w:r>
+          </w:p>
+        </w:tc>
+      </w:tr>
+      <w:tr>
+        <w:tc>
+          <w:tcPr>
+            <w:tcW w:w="1129" w:type="dxa"/>
+            <w:vAlign w:val="center"/>
+          </w:tcPr>
+          <w:p>
+            <w:pPr>
+              <w:spacing w:before="240" w:after="240" w:line="240" w:lineRule="auto"/>
+              <w:jc w:val="center"/>
+              <w:rPr>
+                <w:rFonts w:asciiTheme="majorHAnsi" w:hAnsiTheme="majorHAnsi" w:cstheme="majorHAnsi"/>
+                <w:color w:val="000000"/>
+                <w:sz w:val="20"/>
+                <w:szCs w:val="20"/>
+                <w:lang w:eastAsia="zh-TW"/>
+              </w:rPr>
+            </w:pPr>
+            <w:r>
+              <w:rPr>
+                <w:rFonts w:asciiTheme="majorHAnsi" w:hAnsiTheme="majorHAnsi" w:cstheme="majorHAnsi"/>
+                <w:color w:val="000000"/>
+                <w:sz w:val="20"/>
+                <w:szCs w:val="20"/>
+                <w:lang w:eastAsia="zh-TW"/>
+              </w:rPr>
+              <w:t>220622001</w:t>
+            </w:r>
+          </w:p>
+        </w:tc>
+        <w:tc>
+          <w:tcPr>
+            <w:tcW w:w="1182" w:type="dxa"/>
+            <w:vAlign w:val="center"/>
+          </w:tcPr>
+          <w:p>
+            <w:pPr>
+              <w:spacing w:before="240" w:after="240" w:line="240" w:lineRule="auto"/>
+              <w:jc w:val="center"/>
+              <w:rPr>
+                <w:rFonts w:asciiTheme="majorHAnsi" w:hAnsiTheme="majorHAnsi" w:cstheme="majorHAnsi"/>
+                <w:sz w:val="20"/>
+                <w:szCs w:val="20"/>
+                <w:lang w:eastAsia="zh-TW"/>
+              </w:rPr>
+            </w:pPr>
+            <w:r>
+              <w:rPr>
+                <w:rFonts w:asciiTheme="majorHAnsi" w:hAnsiTheme="majorHAnsi" w:cstheme="majorHAnsi" w:hint="eastAsia"/>
+                <w:sz w:val="20"/>
+                <w:szCs w:val="20"/>
+                <w:lang w:eastAsia="zh-TW"/>
+              </w:rPr>
+              <w:t>2</w:t>
+            </w:r>
+            <w:r>
+              <w:rPr>
+                <w:rFonts w:asciiTheme="majorHAnsi" w:hAnsiTheme="majorHAnsi" w:cstheme="majorHAnsi"/>
+                <w:sz w:val="20"/>
+                <w:szCs w:val="20"/>
+                <w:lang w:eastAsia="zh-TW"/>
+              </w:rPr>
+              <w:t>022/06/22</w:t>
+            </w:r>
+          </w:p>
+          <w:p>
+            <w:pPr>
+              <w:spacing w:before="240" w:after="240" w:line="240" w:lineRule="auto"/>
+              <w:jc w:val="center"/>
+              <w:rPr>
+                <w:rFonts w:asciiTheme="majorHAnsi" w:hAnsiTheme="majorHAnsi" w:cstheme="majorHAnsi" w:hint="eastAsia"/>
+                <w:sz w:val="20"/>
+                <w:szCs w:val="20"/>
+                <w:lang w:eastAsia="zh-TW"/>
+              </w:rPr>
+            </w:pPr>
+            <w:r>
+              <w:rPr>
+                <w:rFonts w:asciiTheme="majorHAnsi" w:hAnsiTheme="majorHAnsi" w:cstheme="majorHAnsi"/>
+                <w:sz w:val="20"/>
+                <w:szCs w:val="20"/>
+                <w:lang w:eastAsia="zh-TW"/>
+              </w:rPr>
+              <w:t>Taiwan</w:t>
+            </w:r>
+          </w:p>
+        </w:tc>
+        <w:tc>
+          <w:tcPr>
+            <w:tcW w:w="1230" w:type="dxa"/>
+            <w:vAlign w:val="center"/>
+          </w:tcPr>
+          <w:p>
+            <w:pPr>
+              <w:spacing w:before="240" w:after="240" w:line="240" w:lineRule="auto"/>
+              <w:jc w:val="center"/>
+              <w:rPr>
+                <w:rFonts w:asciiTheme="majorHAnsi" w:hAnsiTheme="majorHAnsi" w:cstheme="majorHAnsi"/>
+                <w:b/>
+                <w:bCs/>
+                <w:sz w:val="20"/>
+                <w:szCs w:val="20"/>
+                <w:lang w:eastAsia="zh-TW"/>
+              </w:rPr>
+            </w:pPr>
+            <w:r>
+              <w:rPr>
+                <w:rFonts w:asciiTheme="majorHAnsi" w:hAnsiTheme="majorHAnsi" w:cstheme="majorHAnsi"/>
+                <w:sz w:val="20"/>
+                <w:szCs w:val="20"/>
+              </w:rPr>
+              <w:t>A010103</w:t>
+            </w:r>
+          </w:p>
+        </w:tc>
+        <w:tc>
+          <w:tcPr>
+            <w:tcW w:w="1245" w:type="dxa"/>
+            <w:vAlign w:val="center"/>
+          </w:tcPr>
+          <w:p>
+            <w:pPr>
+              <w:spacing w:before="240" w:after="240" w:line="240" w:lineRule="auto"/>
+              <w:jc w:val="center"/>
+              <w:rPr>
+                <w:rFonts w:asciiTheme="majorHAnsi" w:hAnsiTheme="majorHAnsi" w:cstheme="majorHAnsi"/>
+                <w:b/>
+                <w:bCs/>
+                <w:sz w:val="20"/>
+                <w:szCs w:val="20"/>
+                <w:lang w:eastAsia="zh-TW"/>
+              </w:rPr>
+            </w:pPr>
+            <w:r>
+              <w:rPr>
+                <w:rFonts w:asciiTheme="majorHAnsi" w:hAnsiTheme="majorHAnsi" w:cstheme="majorHAnsi"/>
+                <w:sz w:val="20"/>
+                <w:szCs w:val="20"/>
+              </w:rPr>
+              <w:t>Inadequacy of Device Shape and/or Size</w:t>
+            </w:r>
+          </w:p>
+        </w:tc>
+        <w:tc>
+          <w:tcPr>
+            <w:tcW w:w="2693" w:type="dxa"/>
+            <w:vAlign w:val="center"/>
+          </w:tcPr>
+          <w:p>
+            <w:pPr>
+              <w:spacing w:after="0" w:line="240" w:lineRule="auto"/>
+              <w:ind w:rightChars="50" w:right="110"/>
+              <w:rPr>
+                <w:rFonts w:asciiTheme="majorHAnsi" w:hAnsiTheme="majorHAnsi" w:cs="Segoe UI"/>
+                <w:color w:val="000000"/>
+                <w:sz w:val="20"/>
+                <w:szCs w:val="20"/>
+                <w:lang w:eastAsia="zh-TW"/>
+              </w:rPr>
+            </w:pPr>
+            <w:r>
+              <w:rPr>
+                <w:rFonts w:asciiTheme="majorHAnsi" w:hAnsiTheme="majorHAnsi" w:cs="Segoe UI"/>
+                <w:color w:val="000000"/>
+                <w:sz w:val="20"/>
+                <w:szCs w:val="20"/>
+                <w:lang w:eastAsia="zh-TW"/>
+              </w:rPr>
+              <w:t>Patient’s tooth-wide is small, so Close-Tray stuck the adjacent tooth and it cannot be fixed position.</w:t>
+            </w:r>
+          </w:p>
+          <w:p>
+            <w:pPr>
+              <w:spacing w:before="240" w:after="240" w:line="240" w:lineRule="auto"/>
+              <w:rPr>
+                <w:rFonts w:asciiTheme="majorHAnsi" w:hAnsiTheme="majorHAnsi" w:cstheme="majorHAnsi"/>
+                <w:b/>
+                <w:bCs/>
+                <w:sz w:val="20"/>
+                <w:szCs w:val="20"/>
+                <w:lang w:eastAsia="zh-TW"/>
+              </w:rPr>
+            </w:pPr>
+            <w:r>
+              <w:rPr>
+                <w:rFonts w:asciiTheme="majorHAnsi" w:hAnsiTheme="majorHAnsi" w:cs="Segoe UI"/>
+                <w:color w:val="000000"/>
+                <w:sz w:val="20"/>
+                <w:szCs w:val="20"/>
+                <w:lang w:eastAsia="zh-TW"/>
+              </w:rPr>
+              <w:t xml:space="preserve">Furthermore, </w:t>
+            </w:r>
+            <w:r>
+              <w:rPr>
+                <w:rFonts w:asciiTheme="majorHAnsi" w:hAnsiTheme="majorHAnsi" w:cs="Segoe UI"/>
+                <w:color w:val="000000"/>
+                <w:sz w:val="20"/>
+                <w:szCs w:val="20"/>
+                <w:lang w:eastAsia="zh-TW"/>
+              </w:rPr>
+              <w:t xml:space="preserve">RD-Implant is </w:t>
+            </w:r>
+            <w:r>
+              <w:rPr>
+                <w:rFonts w:asciiTheme="majorHAnsi" w:hAnsiTheme="majorHAnsi" w:cs="Segoe UI"/>
+                <w:color w:val="000000"/>
+                <w:sz w:val="20"/>
+                <w:szCs w:val="20"/>
+                <w:lang w:eastAsia="zh-TW"/>
+              </w:rPr>
+              <w:t xml:space="preserve">no issue of the stuck, because </w:t>
+            </w:r>
+            <w:r>
+              <w:rPr>
+                <w:rFonts w:asciiTheme="majorHAnsi" w:hAnsiTheme="majorHAnsi" w:cs="Segoe UI"/>
+                <w:color w:val="000000"/>
+                <w:sz w:val="20"/>
+                <w:szCs w:val="20"/>
+                <w:lang w:eastAsia="zh-TW"/>
+              </w:rPr>
+              <w:t>Back-tooth-wide is wide than front-tooth-wide.</w:t>
+            </w:r>
+          </w:p>
+        </w:tc>
+        <w:tc>
+          <w:tcPr>
+            <w:tcW w:w="1276" w:type="dxa"/>
+            <w:vAlign w:val="center"/>
+          </w:tcPr>
+          <w:p>
+            <w:pPr>
+              <w:spacing w:before="240" w:after="240" w:line="240" w:lineRule="auto"/>
+              <w:rPr>
+                <w:rFonts w:asciiTheme="majorHAnsi" w:hAnsiTheme="majorHAnsi" w:cstheme="majorHAnsi"/>
+                <w:b/>
+                <w:bCs/>
+                <w:sz w:val="20"/>
+                <w:szCs w:val="20"/>
+                <w:lang w:eastAsia="zh-TW"/>
+              </w:rPr>
+            </w:pPr>
+            <w:r>
+              <w:rPr>
+                <w:rFonts w:asciiTheme="majorHAnsi" w:hAnsiTheme="majorHAnsi" w:cstheme="majorHAnsi"/>
+                <w:sz w:val="20"/>
+                <w:szCs w:val="20"/>
+              </w:rPr>
+              <w:t>F26 - No Health Consequences or Impact</w:t>
+            </w:r>
+          </w:p>
+        </w:tc>
+        <w:tc>
+          <w:tcPr>
+            <w:tcW w:w="1276" w:type="dxa"/>
+            <w:vAlign w:val="center"/>
+          </w:tcPr>
+          <w:p>
+            <w:pPr>
+              <w:spacing w:before="240" w:after="240" w:line="240" w:lineRule="auto"/>
+              <w:rPr>
+                <w:rFonts w:asciiTheme="majorHAnsi" w:hAnsiTheme="majorHAnsi" w:cstheme="majorHAnsi"/>
+                <w:b/>
+                <w:bCs/>
+                <w:sz w:val="20"/>
+                <w:szCs w:val="20"/>
+                <w:lang w:eastAsia="zh-TW"/>
+              </w:rPr>
+            </w:pPr>
+            <w:r>
+              <w:rPr>
+                <w:rFonts w:asciiTheme="majorHAnsi" w:hAnsiTheme="majorHAnsi" w:cstheme="majorHAnsi"/>
+                <w:sz w:val="20"/>
+                <w:szCs w:val="20"/>
+              </w:rPr>
+              <w:t>C19 - No Device Problem Found</w:t>
+            </w:r>
+          </w:p>
+        </w:tc>
+        <w:tc>
+          <w:tcPr>
+            <w:tcW w:w="3077" w:type="dxa"/>
+            <w:vAlign w:val="center"/>
+          </w:tcPr>
+          <w:p>
+            <w:pPr>
+              <w:spacing w:after="0" w:line="240" w:lineRule="auto"/>
+              <w:rPr>
+                <w:rFonts w:asciiTheme="majorHAnsi" w:hAnsiTheme="majorHAnsi" w:cstheme="majorHAnsi"/>
+                <w:sz w:val="20"/>
+                <w:szCs w:val="20"/>
+              </w:rPr>
+            </w:pPr>
+            <w:r>
+              <w:rPr>
+                <w:rFonts w:asciiTheme="majorHAnsi" w:hAnsiTheme="majorHAnsi" w:cstheme="majorHAnsi"/>
+                <w:sz w:val="20"/>
+                <w:szCs w:val="20"/>
+              </w:rPr>
+              <w:t xml:space="preserve">If customer needs D4.0 of Close-Tray, we suggest custom-made for the doctor by </w:t>
+            </w:r>
+            <w:proofErr w:type="spellStart"/>
+            <w:r>
+              <w:rPr>
+                <w:rFonts w:asciiTheme="majorHAnsi" w:hAnsiTheme="majorHAnsi" w:cstheme="majorHAnsi"/>
+                <w:sz w:val="20"/>
+                <w:szCs w:val="20"/>
+              </w:rPr>
+              <w:t>Aiosen</w:t>
+            </w:r>
+            <w:proofErr w:type="spellEnd"/>
+            <w:r>
+              <w:rPr>
+                <w:rFonts w:asciiTheme="majorHAnsi" w:hAnsiTheme="majorHAnsi" w:cstheme="majorHAnsi"/>
+                <w:sz w:val="20"/>
+                <w:szCs w:val="20"/>
+              </w:rPr>
+              <w:t>.</w:t>
+            </w:r>
+          </w:p>
+          <w:p>
+            <w:pPr>
+              <w:spacing w:after="0" w:line="240" w:lineRule="auto"/>
+              <w:rPr>
+                <w:rFonts w:asciiTheme="majorHAnsi" w:hAnsiTheme="majorHAnsi" w:cstheme="majorHAnsi"/>
+                <w:sz w:val="20"/>
+                <w:szCs w:val="20"/>
+              </w:rPr>
+            </w:pPr>
+            <w:r>
+              <w:rPr>
+                <w:rFonts w:asciiTheme="majorHAnsi" w:hAnsiTheme="majorHAnsi" w:cstheme="majorHAnsi"/>
+                <w:b/>
+                <w:sz w:val="20"/>
+                <w:szCs w:val="20"/>
+              </w:rPr>
+              <w:t>Status:</w:t>
+            </w:r>
+            <w:r>
+              <w:rPr>
+                <w:rFonts w:asciiTheme="majorHAnsi" w:hAnsiTheme="majorHAnsi" w:cstheme="majorHAnsi"/>
+                <w:sz w:val="20"/>
+                <w:szCs w:val="20"/>
+              </w:rPr>
+              <w:t xml:space="preserve"> Closed</w:t>
+            </w:r>
+          </w:p>
+          <w:p>
+            <w:pPr>
+              <w:spacing w:after="0" w:line="240" w:lineRule="auto"/>
+              <w:rPr>
+                <w:rFonts w:asciiTheme="majorHAnsi" w:hAnsiTheme="majorHAnsi" w:cstheme="majorHAnsi"/>
+                <w:sz w:val="20"/>
+                <w:szCs w:val="20"/>
+              </w:rPr>
+            </w:pPr>
+            <w:r>
+              <w:rPr>
+                <w:rFonts w:asciiTheme="majorHAnsi" w:hAnsiTheme="majorHAnsi" w:cstheme="majorHAnsi"/>
+                <w:b/>
+                <w:sz w:val="20"/>
+                <w:szCs w:val="20"/>
+              </w:rPr>
+              <w:t xml:space="preserve">Effectiveness: </w:t>
+            </w:r>
+            <w:r>
+              <w:rPr>
+                <w:rFonts w:asciiTheme="majorHAnsi" w:hAnsiTheme="majorHAnsi" w:cstheme="majorHAnsi"/>
+                <w:sz w:val="20"/>
+                <w:szCs w:val="20"/>
+              </w:rPr>
+              <w:t>Resolved. Case-specific solution provided.</w:t>
             </w:r>
           </w:p>
         </w:tc>
@@ -11399,7 +12910,7 @@
                 <w:sz w:val="24"/>
                 <w:lang w:eastAsia="zh-TW"/>
               </w:rPr>
-              <w:t>471987540AbutmentVC</w:t>
+              <w:t>471987540Surgical(I)XE</w:t>
             </w:r>
           </w:p>
           <w:p>
@@ -11418,18 +12929,7 @@
                 <w:sz w:val="24"/>
                 <w:lang w:eastAsia="zh-TW"/>
               </w:rPr>
-              <w:t>/</w:t>
-            </w:r>
-            <w:r>
-              <w:t xml:space="preserve"> </w:t>
-            </w:r>
-            <w:r>
-              <w:rPr>
-                <w:bCs/>
-                <w:sz w:val="24"/>
-                <w:lang w:eastAsia="zh-TW"/>
-              </w:rPr>
-              <w:t>4AA-D19</w:t>
+              <w:t>/3AA-034, 3AA-039</w:t>
             </w:r>
           </w:p>
         </w:tc>
@@ -11454,7 +12954,7 @@
                 <w:sz w:val="24"/>
                 <w:lang w:eastAsia="zh-TW"/>
               </w:rPr>
-              <w:t>A010103 - Inadequacy of Device Shape and/or Size</w:t>
+              <w:t>A040502 - Corroded</w:t>
             </w:r>
           </w:p>
         </w:tc>
@@ -11505,7 +13005,7 @@
                 <w:sz w:val="24"/>
                 <w:lang w:eastAsia="zh-TW"/>
               </w:rPr>
-              <w:t xml:space="preserve"> (2022)</w:t>
+              <w:t xml:space="preserve"> (2017)</w:t>
             </w:r>
           </w:p>
         </w:tc>
@@ -11553,7 +13053,7 @@
                 <w:rFonts w:ascii="Calibri" w:hAnsi="Calibri"/>
                 <w:sz w:val="20"/>
               </w:rPr>
-              <w:t>0.00%</w:t>
+              <w:t>0 %</w:t>
             </w:r>
           </w:p>
         </w:tc>
@@ -11601,7 +13101,7 @@
                 <w:rFonts w:ascii="Calibri" w:hAnsi="Calibri"/>
                 <w:sz w:val="20"/>
               </w:rPr>
-              <w:t>0.01%</w:t>
+              <w:t>0.01 %</w:t>
             </w:r>
           </w:p>
         </w:tc>
@@ -11626,7 +13126,7 @@
                 <w:sz w:val="24"/>
                 <w:lang w:eastAsia="zh-TW"/>
               </w:rPr>
-              <w:t>No recurrence</w:t>
+              <w:t>No recurrence since 2017</w:t>
             </w:r>
           </w:p>
         </w:tc>
@@ -11677,7 +13177,7 @@
                 <w:sz w:val="24"/>
                 <w:lang w:eastAsia="zh-TW"/>
               </w:rPr>
-              <w:t xml:space="preserve"> (2023)</w:t>
+              <w:t xml:space="preserve"> (2018)</w:t>
             </w:r>
           </w:p>
         </w:tc>
@@ -11725,7 +13225,7 @@
                 <w:rFonts w:ascii="Calibri" w:hAnsi="Calibri"/>
                 <w:sz w:val="20"/>
               </w:rPr>
-              <w:t>0.00%</w:t>
+              <w:t>0 %</w:t>
             </w:r>
           </w:p>
         </w:tc>
@@ -11773,7 +13273,7 @@
                 <w:rFonts w:ascii="Calibri" w:hAnsi="Calibri"/>
                 <w:sz w:val="20"/>
               </w:rPr>
-              <w:t>0.00%</w:t>
+              <w:t>0 %</w:t>
             </w:r>
           </w:p>
         </w:tc>
@@ -11841,7 +13341,7 @@
                 <w:sz w:val="24"/>
                 <w:lang w:eastAsia="zh-TW"/>
               </w:rPr>
-              <w:t xml:space="preserve"> (2024)</w:t>
+              <w:t xml:space="preserve"> (2019)</w:t>
             </w:r>
           </w:p>
         </w:tc>
@@ -11889,7 +13389,7 @@
                 <w:rFonts w:ascii="Calibri" w:hAnsi="Calibri"/>
                 <w:sz w:val="20"/>
               </w:rPr>
-              <w:t>0.00%</w:t>
+              <w:t>0 %</w:t>
             </w:r>
           </w:p>
         </w:tc>
@@ -11937,7 +13437,171 @@
                 <w:rFonts w:ascii="Calibri" w:hAnsi="Calibri"/>
                 <w:sz w:val="20"/>
               </w:rPr>
-              <w:t>0.00%</w:t>
+              <w:t>0 %</w:t>
+            </w:r>
+          </w:p>
+        </w:tc>
+        <w:tc>
+          <w:tcPr>
+            <w:tcW w:w="1843" w:type="dxa"/>
+            <w:vMerge/>
+          </w:tcPr>
+          <w:p>
+            <w:pPr>
+              <w:spacing w:after="0" w:line="240" w:lineRule="atLeast"/>
+              <w:jc w:val="center"/>
+              <w:rPr>
+                <w:bCs/>
+                <w:sz w:val="24"/>
+                <w:lang w:eastAsia="zh-TW"/>
+              </w:rPr>
+            </w:pPr>
+          </w:p>
+        </w:tc>
+      </w:tr>
+      <w:tr>
+        <w:tc>
+          <w:tcPr>
+            <w:tcW w:w="2704" w:type="dxa"/>
+            <w:vMerge/>
+          </w:tcPr>
+          <w:p>
+            <w:pPr>
+              <w:spacing w:after="0" w:line="240" w:lineRule="atLeast"/>
+              <w:jc w:val="center"/>
+              <w:rPr>
+                <w:bCs/>
+                <w:sz w:val="24"/>
+                <w:lang w:eastAsia="zh-TW"/>
+              </w:rPr>
+            </w:pPr>
+          </w:p>
+        </w:tc>
+        <w:tc>
+          <w:tcPr>
+            <w:tcW w:w="3391" w:type="dxa"/>
+          </w:tcPr>
+          <w:p>
+            <w:pPr>
+              <w:spacing w:after="0" w:line="240" w:lineRule="atLeast"/>
+              <w:jc w:val="center"/>
+              <w:rPr>
+                <w:bCs/>
+                <w:sz w:val="24"/>
+                <w:lang w:eastAsia="zh-TW"/>
+              </w:rPr>
+            </w:pPr>
+            <w:r>
+              <w:rPr>
+                <w:bCs/>
+                <w:sz w:val="24"/>
+                <w:lang w:eastAsia="zh-TW"/>
+              </w:rPr>
+              <w:t>Year</w:t>
+            </w:r>
+            <w:r>
+              <w:rPr>
+                <w:bCs/>
+                <w:sz w:val="24"/>
+                <w:lang w:eastAsia="zh-TW"/>
+              </w:rPr>
+              <w:t xml:space="preserve"> (2020)</w:t>
+            </w:r>
+          </w:p>
+        </w:tc>
+        <w:tc>
+          <w:tcPr>
+            <w:tcW w:w="993" w:type="dxa"/>
+          </w:tcPr>
+          <w:p>
+            <w:pPr>
+              <w:spacing w:after="0" w:line="276" w:lineRule="auto"/>
+              <w:jc w:val="center"/>
+              <w:rPr>
+                <w:bCs/>
+                <w:sz w:val="24"/>
+                <w:lang w:eastAsia="zh-TW"/>
+              </w:rPr>
+            </w:pPr>
+            <w:r/>
+            <w:r>
+              <w:rPr>
+                <w:rFonts w:ascii="Calibri" w:hAnsi="Calibri"/>
+                <w:sz w:val="20"/>
+              </w:rPr>
+              <w:t>0</w:t>
+            </w:r>
+          </w:p>
+        </w:tc>
+        <w:tc>
+          <w:tcPr>
+            <w:tcW w:w="992" w:type="dxa"/>
+          </w:tcPr>
+          <w:p>
+            <w:pPr>
+              <w:spacing w:after="0" w:line="276" w:lineRule="auto"/>
+              <w:jc w:val="center"/>
+              <w:rPr>
+                <w:bCs/>
+                <w:sz w:val="24"/>
+                <w:lang w:eastAsia="zh-TW"/>
+              </w:rPr>
+            </w:pPr>
+            <w:r/>
+            <w:r>
+              <w:rPr>
+                <w:rFonts w:ascii="Calibri" w:hAnsi="Calibri"/>
+                <w:sz w:val="20"/>
+              </w:rPr>
+              <w:t>0 %</w:t>
+            </w:r>
+          </w:p>
+        </w:tc>
+        <w:tc>
+          <w:tcPr>
+            <w:tcW w:w="850" w:type="dxa"/>
+          </w:tcPr>
+          <w:p>
+            <w:pPr>
+              <w:spacing w:after="0" w:line="276" w:lineRule="auto"/>
+              <w:jc w:val="center"/>
+              <w:rPr>
+                <w:bCs/>
+                <w:sz w:val="24"/>
+                <w:lang w:eastAsia="zh-TW"/>
+              </w:rPr>
+            </w:pPr>
+            <w:r/>
+            <w:r>
+              <w:rPr>
+                <w:rFonts w:ascii="Calibri" w:hAnsi="Calibri"/>
+                <w:sz w:val="20"/>
+              </w:rPr>
+              <w:t>0</w:t>
+            </w:r>
+          </w:p>
+        </w:tc>
+        <w:tc>
+          <w:tcPr>
+            <w:tcW w:w="993" w:type="dxa"/>
+          </w:tcPr>
+          <w:p>
+            <w:pPr>
+              <w:spacing w:after="0" w:line="276" w:lineRule="auto"/>
+              <w:jc w:val="center"/>
+              <w:rPr>
+                <w:bCs/>
+                <w:sz w:val="24"/>
+                <w:lang w:eastAsia="zh-TW"/>
+              </w:rPr>
+            </w:pPr>
+            <w:r/>
+            <w:r>
+              <w:rPr>
+                <w:rFonts w:ascii="Calibri" w:hAnsi="Calibri"/>
+                <w:sz w:val="20"/>
+              </w:rPr>
+              <w:t>0 %</w:t>
             </w:r>
           </w:p>
         </w:tc>
@@ -11982,25 +13646,7 @@
                 <w:sz w:val="24"/>
                 <w:lang w:eastAsia="zh-TW"/>
               </w:rPr>
-              <w:t>471987540Surgical(</w:t>
-            </w:r>
-            <w:proofErr w:type="spellStart"/>
-            <w:r>
-              <w:rPr>
-                <w:bCs/>
-                <w:sz w:val="24"/>
-                <w:lang w:eastAsia="zh-TW"/>
-              </w:rPr>
-              <w:t>IIa</w:t>
-            </w:r>
-            <w:proofErr w:type="spellEnd"/>
-            <w:r>
-              <w:rPr>
-                <w:bCs/>
-                <w:sz w:val="24"/>
-                <w:lang w:eastAsia="zh-TW"/>
-              </w:rPr>
-              <w:t>)FP</w:t>
+              <w:t>471987540RestorationKR</w:t>
             </w:r>
           </w:p>
           <w:p>
@@ -12030,7 +13676,7 @@
                 <w:sz w:val="24"/>
                 <w:lang w:eastAsia="zh-TW"/>
               </w:rPr>
-              <w:t>3AA-N24</w:t>
+              <w:t>BSMURT000000A</w:t>
             </w:r>
           </w:p>
         </w:tc>
@@ -12055,7 +13701,7 @@
                 <w:sz w:val="24"/>
                 <w:lang w:eastAsia="zh-TW"/>
               </w:rPr>
-              <w:t>A040101 - Fracture</w:t>
+              <w:t>A1202 - Decoupling</w:t>
             </w:r>
           </w:p>
         </w:tc>
@@ -12106,7 +13752,7 @@
                 <w:sz w:val="24"/>
                 <w:lang w:eastAsia="zh-TW"/>
               </w:rPr>
-              <w:t xml:space="preserve"> (2022)</w:t>
+              <w:t xml:space="preserve"> (2021)</w:t>
             </w:r>
           </w:p>
         </w:tc>
@@ -12154,7 +13800,7 @@
                 <w:rFonts w:ascii="Calibri" w:hAnsi="Calibri"/>
                 <w:sz w:val="20"/>
               </w:rPr>
-              <w:t>0.00%</w:t>
+              <w:t>0 %</w:t>
             </w:r>
           </w:p>
         </w:tc>
@@ -12202,7 +13848,7 @@
                 <w:rFonts w:ascii="Calibri" w:hAnsi="Calibri"/>
                 <w:sz w:val="20"/>
               </w:rPr>
-              <w:t>0.06%</w:t>
+              <w:t>0.01%</w:t>
             </w:r>
           </w:p>
         </w:tc>
@@ -12278,7 +13924,7 @@
                 <w:sz w:val="24"/>
                 <w:lang w:eastAsia="zh-TW"/>
               </w:rPr>
-              <w:t xml:space="preserve"> (2023)</w:t>
+              <w:t xml:space="preserve"> (2022)</w:t>
             </w:r>
           </w:p>
         </w:tc>
@@ -12397,6 +14043,9 @@
         </w:tc>
       </w:tr>
       <w:tr>
+        <w:trPr>
+          <w:trHeight w:val="53"/>
+        </w:trPr>
         <w:tc>
           <w:tcPr>
             <w:tcW w:w="2704" w:type="dxa"/>
@@ -12442,7 +14091,7 @@
                 <w:sz w:val="24"/>
                 <w:lang w:eastAsia="zh-TW"/>
               </w:rPr>
-              <w:t xml:space="preserve"> (2024)</w:t>
+              <w:t xml:space="preserve"> (2023)</w:t>
             </w:r>
           </w:p>
         </w:tc>
@@ -12564,7 +14213,172 @@
         <w:tc>
           <w:tcPr>
             <w:tcW w:w="2704" w:type="dxa"/>
+            <w:vMerge/>
+          </w:tcPr>
+          <w:p>
+            <w:pPr>
+              <w:spacing w:after="0" w:line="240" w:lineRule="atLeast"/>
+              <w:jc w:val="center"/>
+              <w:rPr>
+                <w:bCs/>
+                <w:sz w:val="24"/>
+                <w:lang w:eastAsia="zh-TW"/>
+              </w:rPr>
+            </w:pPr>
+          </w:p>
+        </w:tc>
+        <w:tc>
+          <w:tcPr>
+            <w:tcW w:w="3391" w:type="dxa"/>
+          </w:tcPr>
+          <w:p>
+            <w:pPr>
+              <w:spacing w:after="0" w:line="240" w:lineRule="atLeast"/>
+              <w:jc w:val="center"/>
+              <w:rPr>
+                <w:bCs/>
+                <w:sz w:val="24"/>
+                <w:lang w:eastAsia="zh-TW"/>
+              </w:rPr>
+            </w:pPr>
+            <w:r>
+              <w:rPr>
+                <w:bCs/>
+                <w:sz w:val="24"/>
+                <w:lang w:eastAsia="zh-TW"/>
+              </w:rPr>
+              <w:t>Year</w:t>
+            </w:r>
+            <w:r>
+              <w:rPr>
+                <w:bCs/>
+                <w:sz w:val="24"/>
+                <w:lang w:eastAsia="zh-TW"/>
+              </w:rPr>
+              <w:t xml:space="preserve"> (2024)</w:t>
+            </w:r>
+          </w:p>
+        </w:tc>
+        <w:tc>
+          <w:tcPr>
+            <w:tcW w:w="993" w:type="dxa"/>
+          </w:tcPr>
+          <w:p>
+            <w:pPr>
+              <w:spacing w:after="0" w:line="276" w:lineRule="auto"/>
+              <w:jc w:val="center"/>
+              <w:rPr>
+                <w:bCs/>
+                <w:sz w:val="24"/>
+                <w:lang w:eastAsia="zh-TW"/>
+              </w:rPr>
+            </w:pPr>
+            <w:r/>
+            <w:r>
+              <w:rPr>
+                <w:rFonts w:ascii="Calibri" w:hAnsi="Calibri"/>
+                <w:sz w:val="20"/>
+              </w:rPr>
+              <w:t>0</w:t>
+            </w:r>
+          </w:p>
+        </w:tc>
+        <w:tc>
+          <w:tcPr>
+            <w:tcW w:w="992" w:type="dxa"/>
+          </w:tcPr>
+          <w:p>
+            <w:pPr>
+              <w:spacing w:after="0" w:line="276" w:lineRule="auto"/>
+              <w:jc w:val="center"/>
+              <w:rPr>
+                <w:bCs/>
+                <w:sz w:val="24"/>
+                <w:lang w:eastAsia="zh-TW"/>
+              </w:rPr>
+            </w:pPr>
+            <w:r/>
+            <w:r>
+              <w:rPr>
+                <w:rFonts w:ascii="Calibri" w:hAnsi="Calibri"/>
+                <w:sz w:val="20"/>
+              </w:rPr>
+              <w:t>0.00%</w:t>
+            </w:r>
+          </w:p>
+        </w:tc>
+        <w:tc>
+          <w:tcPr>
+            <w:tcW w:w="850" w:type="dxa"/>
+          </w:tcPr>
+          <w:p>
+            <w:pPr>
+              <w:spacing w:after="0" w:line="276" w:lineRule="auto"/>
+              <w:jc w:val="center"/>
+              <w:rPr>
+                <w:bCs/>
+                <w:sz w:val="24"/>
+                <w:lang w:eastAsia="zh-TW"/>
+              </w:rPr>
+            </w:pPr>
+            <w:r/>
+            <w:r>
+              <w:rPr>
+                <w:rFonts w:ascii="Calibri" w:hAnsi="Calibri"/>
+                <w:sz w:val="20"/>
+              </w:rPr>
+              <w:t>0</w:t>
+            </w:r>
+          </w:p>
+        </w:tc>
+        <w:tc>
+          <w:tcPr>
+            <w:tcW w:w="993" w:type="dxa"/>
+          </w:tcPr>
+          <w:p>
+            <w:pPr>
+              <w:spacing w:after="0" w:line="276" w:lineRule="auto"/>
+              <w:jc w:val="center"/>
+              <w:rPr>
+                <w:bCs/>
+                <w:sz w:val="24"/>
+                <w:lang w:eastAsia="zh-TW"/>
+              </w:rPr>
+            </w:pPr>
+            <w:r/>
+            <w:r>
+              <w:rPr>
+                <w:rFonts w:ascii="Calibri" w:hAnsi="Calibri"/>
+                <w:sz w:val="20"/>
+              </w:rPr>
+              <w:t>0.00%</w:t>
+            </w:r>
+          </w:p>
+        </w:tc>
+        <w:tc>
+          <w:tcPr>
+            <w:tcW w:w="1843" w:type="dxa"/>
+            <w:vMerge/>
+          </w:tcPr>
+          <w:p>
+            <w:pPr>
+              <w:spacing w:after="0" w:line="240" w:lineRule="atLeast"/>
+              <w:jc w:val="center"/>
+              <w:rPr>
+                <w:bCs/>
+                <w:sz w:val="24"/>
+                <w:lang w:eastAsia="zh-TW"/>
+              </w:rPr>
+            </w:pPr>
+          </w:p>
+        </w:tc>
+      </w:tr>
+      <w:tr>
+        <w:tc>
+          <w:tcPr>
+            <w:tcW w:w="2704" w:type="dxa"/>
             <w:vMerge w:val="restart"/>
+            <w:vAlign w:val="center"/>
           </w:tcPr>
           <w:p>
             <w:pPr>
@@ -12582,25 +14396,7 @@
                 <w:sz w:val="24"/>
                 <w:lang w:eastAsia="zh-TW"/>
               </w:rPr>
-              <w:t>471987540Surgical(</w:t>
-            </w:r>
-            <w:proofErr w:type="spellStart"/>
-            <w:r>
-              <w:rPr>
-                <w:bCs/>
-                <w:sz w:val="24"/>
-                <w:lang w:eastAsia="zh-TW"/>
-              </w:rPr>
-              <w:t>IIa</w:t>
-            </w:r>
-            <w:proofErr w:type="spellEnd"/>
-            <w:r>
-              <w:rPr>
-                <w:bCs/>
-                <w:sz w:val="24"/>
-                <w:lang w:eastAsia="zh-TW"/>
-              </w:rPr>
-              <w:t>)FP</w:t>
+              <w:t>471987540AbutmentVC</w:t>
             </w:r>
           </w:p>
           <w:p>
@@ -12630,7 +14426,7 @@
                 <w:sz w:val="24"/>
                 <w:lang w:eastAsia="zh-TW"/>
               </w:rPr>
-              <w:t>3AA-N06</w:t>
+              <w:t>4AA-D17</w:t>
             </w:r>
           </w:p>
         </w:tc>
@@ -12655,7 +14451,7 @@
                 <w:sz w:val="24"/>
                 <w:lang w:eastAsia="zh-TW"/>
               </w:rPr>
-              <w:t>A020101 - Dull, Blunt</w:t>
+              <w:t>A020102 - Nonstandard Device</w:t>
             </w:r>
           </w:p>
         </w:tc>
@@ -12706,7 +14502,7 @@
                 <w:sz w:val="24"/>
                 <w:lang w:eastAsia="zh-TW"/>
               </w:rPr>
-              <w:t xml:space="preserve"> (2022)</w:t>
+              <w:t xml:space="preserve"> (2021)</w:t>
             </w:r>
           </w:p>
         </w:tc>
@@ -12754,7 +14550,7 @@
                 <w:rFonts w:ascii="Calibri" w:hAnsi="Calibri"/>
                 <w:sz w:val="20"/>
               </w:rPr>
-              <w:t>0.00%</w:t>
+              <w:t>0 %</w:t>
             </w:r>
           </w:p>
         </w:tc>
@@ -12802,7 +14598,7 @@
                 <w:rFonts w:ascii="Calibri" w:hAnsi="Calibri"/>
                 <w:sz w:val="20"/>
               </w:rPr>
-              <w:t>0.06%</w:t>
+              <w:t>0.01%</w:t>
             </w:r>
           </w:p>
         </w:tc>
@@ -12829,6 +14625,170 @@
               </w:rPr>
               <w:t>No recurrence</w:t>
             </w:r>
+          </w:p>
+        </w:tc>
+      </w:tr>
+      <w:tr>
+        <w:tc>
+          <w:tcPr>
+            <w:tcW w:w="2704" w:type="dxa"/>
+            <w:vMerge/>
+          </w:tcPr>
+          <w:p>
+            <w:pPr>
+              <w:spacing w:after="0" w:line="240" w:lineRule="atLeast"/>
+              <w:jc w:val="center"/>
+              <w:rPr>
+                <w:bCs/>
+                <w:sz w:val="24"/>
+                <w:lang w:eastAsia="zh-TW"/>
+              </w:rPr>
+            </w:pPr>
+          </w:p>
+        </w:tc>
+        <w:tc>
+          <w:tcPr>
+            <w:tcW w:w="3391" w:type="dxa"/>
+          </w:tcPr>
+          <w:p>
+            <w:pPr>
+              <w:spacing w:after="0" w:line="240" w:lineRule="atLeast"/>
+              <w:jc w:val="center"/>
+              <w:rPr>
+                <w:bCs/>
+                <w:sz w:val="24"/>
+                <w:lang w:eastAsia="zh-TW"/>
+              </w:rPr>
+            </w:pPr>
+            <w:r>
+              <w:rPr>
+                <w:bCs/>
+                <w:sz w:val="24"/>
+                <w:lang w:eastAsia="zh-TW"/>
+              </w:rPr>
+              <w:t>Year</w:t>
+            </w:r>
+            <w:r>
+              <w:rPr>
+                <w:bCs/>
+                <w:sz w:val="24"/>
+                <w:lang w:eastAsia="zh-TW"/>
+              </w:rPr>
+              <w:t xml:space="preserve"> (2022)</w:t>
+            </w:r>
+          </w:p>
+        </w:tc>
+        <w:tc>
+          <w:tcPr>
+            <w:tcW w:w="993" w:type="dxa"/>
+          </w:tcPr>
+          <w:p>
+            <w:pPr>
+              <w:spacing w:after="0" w:line="276" w:lineRule="auto"/>
+              <w:jc w:val="center"/>
+              <w:rPr>
+                <w:bCs/>
+                <w:sz w:val="24"/>
+                <w:lang w:eastAsia="zh-TW"/>
+              </w:rPr>
+            </w:pPr>
+            <w:r/>
+            <w:r>
+              <w:rPr>
+                <w:rFonts w:ascii="Calibri" w:hAnsi="Calibri"/>
+                <w:sz w:val="20"/>
+              </w:rPr>
+              <w:t>0</w:t>
+            </w:r>
+          </w:p>
+        </w:tc>
+        <w:tc>
+          <w:tcPr>
+            <w:tcW w:w="992" w:type="dxa"/>
+          </w:tcPr>
+          <w:p>
+            <w:pPr>
+              <w:spacing w:after="0" w:line="276" w:lineRule="auto"/>
+              <w:jc w:val="center"/>
+              <w:rPr>
+                <w:bCs/>
+                <w:sz w:val="24"/>
+                <w:lang w:eastAsia="zh-TW"/>
+              </w:rPr>
+            </w:pPr>
+            <w:r/>
+            <w:r>
+              <w:rPr>
+                <w:rFonts w:ascii="Calibri" w:hAnsi="Calibri"/>
+                <w:sz w:val="20"/>
+              </w:rPr>
+              <w:t>0.00%</w:t>
+            </w:r>
+          </w:p>
+        </w:tc>
+        <w:tc>
+          <w:tcPr>
+            <w:tcW w:w="850" w:type="dxa"/>
+          </w:tcPr>
+          <w:p>
+            <w:pPr>
+              <w:spacing w:after="0" w:line="276" w:lineRule="auto"/>
+              <w:jc w:val="center"/>
+              <w:rPr>
+                <w:bCs/>
+                <w:sz w:val="24"/>
+                <w:lang w:eastAsia="zh-TW"/>
+              </w:rPr>
+            </w:pPr>
+            <w:r/>
+            <w:r>
+              <w:rPr>
+                <w:rFonts w:ascii="Calibri" w:hAnsi="Calibri"/>
+                <w:sz w:val="20"/>
+              </w:rPr>
+              <w:t>0</w:t>
+            </w:r>
+          </w:p>
+        </w:tc>
+        <w:tc>
+          <w:tcPr>
+            <w:tcW w:w="993" w:type="dxa"/>
+          </w:tcPr>
+          <w:p>
+            <w:pPr>
+              <w:spacing w:after="0" w:line="276" w:lineRule="auto"/>
+              <w:jc w:val="center"/>
+              <w:rPr>
+                <w:bCs/>
+                <w:sz w:val="24"/>
+                <w:lang w:eastAsia="zh-TW"/>
+              </w:rPr>
+            </w:pPr>
+            <w:r/>
+            <w:r>
+              <w:rPr>
+                <w:rFonts w:ascii="Calibri" w:hAnsi="Calibri"/>
+                <w:sz w:val="20"/>
+              </w:rPr>
+              <w:t>0.00%</w:t>
+            </w:r>
+          </w:p>
+        </w:tc>
+        <w:tc>
+          <w:tcPr>
+            <w:tcW w:w="1843" w:type="dxa"/>
+            <w:vMerge/>
+          </w:tcPr>
+          <w:p>
+            <w:pPr>
+              <w:spacing w:after="0" w:line="240" w:lineRule="atLeast"/>
+              <w:jc w:val="center"/>
+              <w:rPr>
+                <w:bCs/>
+                <w:sz w:val="24"/>
+                <w:lang w:eastAsia="zh-TW"/>
+              </w:rPr>
+            </w:pPr>
           </w:p>
         </w:tc>
       </w:tr>
@@ -13183,7 +15143,7 @@
                 <w:sz w:val="24"/>
                 <w:lang w:eastAsia="zh-TW"/>
               </w:rPr>
-              <w:t>471987540Surgical(I)XE</w:t>
+              <w:t>471987540AbutmentVC</w:t>
             </w:r>
           </w:p>
           <w:p>
@@ -13202,7 +15162,18 @@
                 <w:sz w:val="24"/>
                 <w:lang w:eastAsia="zh-TW"/>
               </w:rPr>
-              <w:t>/ BSSITR000000A</w:t>
+              <w:t>/</w:t>
+            </w:r>
+            <w:r>
+              <w:t xml:space="preserve"> </w:t>
+            </w:r>
+            <w:r>
+              <w:rPr>
+                <w:bCs/>
+                <w:sz w:val="24"/>
+                <w:lang w:eastAsia="zh-TW"/>
+              </w:rPr>
+              <w:t>4AA-D19</w:t>
             </w:r>
           </w:p>
         </w:tc>
@@ -13374,7 +15345,7 @@
                 <w:rFonts w:ascii="Calibri" w:hAnsi="Calibri"/>
                 <w:sz w:val="20"/>
               </w:rPr>
-              <w:t>6.25%</w:t>
+              <w:t>0.01%</w:t>
             </w:r>
           </w:p>
         </w:tc>
@@ -13755,7 +15726,25 @@
                 <w:sz w:val="24"/>
                 <w:lang w:eastAsia="zh-TW"/>
               </w:rPr>
-              <w:t>471987540Surgical(I)XE</w:t>
+              <w:t>471987540Surgical(</w:t>
+            </w:r>
+            <w:proofErr w:type="spellStart"/>
+            <w:r>
+              <w:rPr>
+                <w:bCs/>
+                <w:sz w:val="24"/>
+                <w:lang w:eastAsia="zh-TW"/>
+              </w:rPr>
+              <w:t>IIa</w:t>
+            </w:r>
+            <w:proofErr w:type="spellEnd"/>
+            <w:r>
+              <w:rPr>
+                <w:bCs/>
+                <w:sz w:val="24"/>
+                <w:lang w:eastAsia="zh-TW"/>
+              </w:rPr>
+              <w:t>)FP</w:t>
             </w:r>
           </w:p>
           <w:p>
@@ -13774,7 +15763,18 @@
                 <w:sz w:val="24"/>
                 <w:lang w:eastAsia="zh-TW"/>
               </w:rPr>
-              <w:t>/ BSSITR000000A</w:t>
+              <w:t>/</w:t>
+            </w:r>
+            <w:r>
+              <w:t xml:space="preserve"> </w:t>
+            </w:r>
+            <w:r>
+              <w:rPr>
+                <w:bCs/>
+                <w:sz w:val="24"/>
+                <w:lang w:eastAsia="zh-TW"/>
+              </w:rPr>
+              <w:t>3AA-N24</w:t>
             </w:r>
           </w:p>
         </w:tc>
@@ -13799,23 +15799,7 @@
                 <w:sz w:val="24"/>
                 <w:lang w:eastAsia="zh-TW"/>
               </w:rPr>
-              <w:t xml:space="preserve">A040101 </w:t>
-            </w:r>
-            <w:r>
-              <w:rPr>
-                <w:bCs/>
-                <w:sz w:val="24"/>
-                <w:lang w:eastAsia="zh-TW"/>
-              </w:rPr>
-              <w:t>–</w:t>
-            </w:r>
-            <w:r>
-              <w:rPr>
-                <w:bCs/>
-                <w:sz w:val="24"/>
-                <w:lang w:eastAsia="zh-TW"/>
-              </w:rPr>
-              <w:t xml:space="preserve"> Fracture</w:t>
+              <w:t>A040101 - Fracture</w:t>
             </w:r>
           </w:p>
         </w:tc>
@@ -13962,7 +15946,607 @@
                 <w:rFonts w:ascii="Calibri" w:hAnsi="Calibri"/>
                 <w:sz w:val="20"/>
               </w:rPr>
-              <w:t>6.25%</w:t>
+              <w:t>0.06%</w:t>
+            </w:r>
+          </w:p>
+        </w:tc>
+        <w:tc>
+          <w:tcPr>
+            <w:tcW w:w="1843" w:type="dxa"/>
+            <w:vMerge w:val="restart"/>
+          </w:tcPr>
+          <w:p>
+            <w:pPr>
+              <w:spacing w:after="0" w:line="240" w:lineRule="atLeast"/>
+              <w:jc w:val="center"/>
+              <w:rPr>
+                <w:bCs/>
+                <w:sz w:val="24"/>
+                <w:lang w:eastAsia="zh-TW"/>
+              </w:rPr>
+            </w:pPr>
+            <w:r>
+              <w:rPr>
+                <w:bCs/>
+                <w:sz w:val="24"/>
+                <w:lang w:eastAsia="zh-TW"/>
+              </w:rPr>
+              <w:t>No recurrence</w:t>
+            </w:r>
+          </w:p>
+        </w:tc>
+      </w:tr>
+      <w:tr>
+        <w:tc>
+          <w:tcPr>
+            <w:tcW w:w="2704" w:type="dxa"/>
+            <w:vMerge/>
+          </w:tcPr>
+          <w:p>
+            <w:pPr>
+              <w:spacing w:after="0" w:line="240" w:lineRule="atLeast"/>
+              <w:jc w:val="center"/>
+              <w:rPr>
+                <w:bCs/>
+                <w:sz w:val="24"/>
+                <w:lang w:eastAsia="zh-TW"/>
+              </w:rPr>
+            </w:pPr>
+          </w:p>
+        </w:tc>
+        <w:tc>
+          <w:tcPr>
+            <w:tcW w:w="3391" w:type="dxa"/>
+          </w:tcPr>
+          <w:p>
+            <w:pPr>
+              <w:spacing w:after="0" w:line="240" w:lineRule="atLeast"/>
+              <w:jc w:val="center"/>
+              <w:rPr>
+                <w:bCs/>
+                <w:sz w:val="24"/>
+                <w:lang w:eastAsia="zh-TW"/>
+              </w:rPr>
+            </w:pPr>
+            <w:r>
+              <w:rPr>
+                <w:bCs/>
+                <w:sz w:val="24"/>
+                <w:lang w:eastAsia="zh-TW"/>
+              </w:rPr>
+              <w:t>Year</w:t>
+            </w:r>
+            <w:r>
+              <w:rPr>
+                <w:bCs/>
+                <w:sz w:val="24"/>
+                <w:lang w:eastAsia="zh-TW"/>
+              </w:rPr>
+              <w:t xml:space="preserve"> (2023)</w:t>
+            </w:r>
+          </w:p>
+        </w:tc>
+        <w:tc>
+          <w:tcPr>
+            <w:tcW w:w="993" w:type="dxa"/>
+          </w:tcPr>
+          <w:p>
+            <w:pPr>
+              <w:spacing w:after="0" w:line="276" w:lineRule="auto"/>
+              <w:jc w:val="center"/>
+              <w:rPr>
+                <w:bCs/>
+                <w:sz w:val="24"/>
+                <w:lang w:eastAsia="zh-TW"/>
+              </w:rPr>
+            </w:pPr>
+            <w:r/>
+            <w:r>
+              <w:rPr>
+                <w:rFonts w:ascii="Calibri" w:hAnsi="Calibri"/>
+                <w:sz w:val="20"/>
+              </w:rPr>
+              <w:t>0</w:t>
+            </w:r>
+          </w:p>
+        </w:tc>
+        <w:tc>
+          <w:tcPr>
+            <w:tcW w:w="992" w:type="dxa"/>
+          </w:tcPr>
+          <w:p>
+            <w:pPr>
+              <w:spacing w:after="0" w:line="276" w:lineRule="auto"/>
+              <w:jc w:val="center"/>
+              <w:rPr>
+                <w:bCs/>
+                <w:sz w:val="24"/>
+                <w:lang w:eastAsia="zh-TW"/>
+              </w:rPr>
+            </w:pPr>
+            <w:r/>
+            <w:r>
+              <w:rPr>
+                <w:rFonts w:ascii="Calibri" w:hAnsi="Calibri"/>
+                <w:sz w:val="20"/>
+              </w:rPr>
+              <w:t>0.00%</w:t>
+            </w:r>
+          </w:p>
+        </w:tc>
+        <w:tc>
+          <w:tcPr>
+            <w:tcW w:w="850" w:type="dxa"/>
+          </w:tcPr>
+          <w:p>
+            <w:pPr>
+              <w:spacing w:after="0" w:line="276" w:lineRule="auto"/>
+              <w:jc w:val="center"/>
+              <w:rPr>
+                <w:bCs/>
+                <w:sz w:val="24"/>
+                <w:lang w:eastAsia="zh-TW"/>
+              </w:rPr>
+            </w:pPr>
+            <w:r/>
+            <w:r>
+              <w:rPr>
+                <w:rFonts w:ascii="Calibri" w:hAnsi="Calibri"/>
+                <w:sz w:val="20"/>
+              </w:rPr>
+              <w:t>0</w:t>
+            </w:r>
+          </w:p>
+        </w:tc>
+        <w:tc>
+          <w:tcPr>
+            <w:tcW w:w="993" w:type="dxa"/>
+          </w:tcPr>
+          <w:p>
+            <w:pPr>
+              <w:spacing w:after="0" w:line="276" w:lineRule="auto"/>
+              <w:jc w:val="center"/>
+              <w:rPr>
+                <w:bCs/>
+                <w:sz w:val="24"/>
+                <w:lang w:eastAsia="zh-TW"/>
+              </w:rPr>
+            </w:pPr>
+            <w:r/>
+            <w:r>
+              <w:rPr>
+                <w:rFonts w:ascii="Calibri" w:hAnsi="Calibri"/>
+                <w:sz w:val="20"/>
+              </w:rPr>
+              <w:t>0.00%</w:t>
+            </w:r>
+          </w:p>
+        </w:tc>
+        <w:tc>
+          <w:tcPr>
+            <w:tcW w:w="1843" w:type="dxa"/>
+            <w:vMerge/>
+          </w:tcPr>
+          <w:p>
+            <w:pPr>
+              <w:spacing w:after="0" w:line="240" w:lineRule="atLeast"/>
+              <w:jc w:val="center"/>
+              <w:rPr>
+                <w:bCs/>
+                <w:sz w:val="24"/>
+                <w:lang w:eastAsia="zh-TW"/>
+              </w:rPr>
+            </w:pPr>
+          </w:p>
+        </w:tc>
+      </w:tr>
+      <w:tr>
+        <w:tc>
+          <w:tcPr>
+            <w:tcW w:w="2704" w:type="dxa"/>
+            <w:vMerge/>
+          </w:tcPr>
+          <w:p>
+            <w:pPr>
+              <w:spacing w:after="0" w:line="240" w:lineRule="atLeast"/>
+              <w:jc w:val="center"/>
+              <w:rPr>
+                <w:bCs/>
+                <w:sz w:val="24"/>
+                <w:lang w:eastAsia="zh-TW"/>
+              </w:rPr>
+            </w:pPr>
+          </w:p>
+        </w:tc>
+        <w:tc>
+          <w:tcPr>
+            <w:tcW w:w="3391" w:type="dxa"/>
+          </w:tcPr>
+          <w:p>
+            <w:pPr>
+              <w:spacing w:after="0" w:line="240" w:lineRule="atLeast"/>
+              <w:jc w:val="center"/>
+              <w:rPr>
+                <w:bCs/>
+                <w:sz w:val="24"/>
+                <w:lang w:eastAsia="zh-TW"/>
+              </w:rPr>
+            </w:pPr>
+            <w:r>
+              <w:rPr>
+                <w:bCs/>
+                <w:sz w:val="24"/>
+                <w:lang w:eastAsia="zh-TW"/>
+              </w:rPr>
+              <w:t>Year</w:t>
+            </w:r>
+            <w:r>
+              <w:rPr>
+                <w:bCs/>
+                <w:sz w:val="24"/>
+                <w:lang w:eastAsia="zh-TW"/>
+              </w:rPr>
+              <w:t xml:space="preserve"> (2024)</w:t>
+            </w:r>
+          </w:p>
+        </w:tc>
+        <w:tc>
+          <w:tcPr>
+            <w:tcW w:w="993" w:type="dxa"/>
+          </w:tcPr>
+          <w:p>
+            <w:pPr>
+              <w:spacing w:after="0" w:line="276" w:lineRule="auto"/>
+              <w:jc w:val="center"/>
+              <w:rPr>
+                <w:bCs/>
+                <w:sz w:val="24"/>
+                <w:lang w:eastAsia="zh-TW"/>
+              </w:rPr>
+            </w:pPr>
+            <w:r/>
+            <w:r>
+              <w:rPr>
+                <w:rFonts w:ascii="Calibri" w:hAnsi="Calibri"/>
+                <w:sz w:val="20"/>
+              </w:rPr>
+              <w:t>0</w:t>
+            </w:r>
+          </w:p>
+        </w:tc>
+        <w:tc>
+          <w:tcPr>
+            <w:tcW w:w="992" w:type="dxa"/>
+          </w:tcPr>
+          <w:p>
+            <w:pPr>
+              <w:spacing w:after="0" w:line="276" w:lineRule="auto"/>
+              <w:jc w:val="center"/>
+              <w:rPr>
+                <w:bCs/>
+                <w:sz w:val="24"/>
+                <w:lang w:eastAsia="zh-TW"/>
+              </w:rPr>
+            </w:pPr>
+            <w:r/>
+            <w:r>
+              <w:rPr>
+                <w:rFonts w:ascii="Calibri" w:hAnsi="Calibri"/>
+                <w:sz w:val="20"/>
+              </w:rPr>
+              <w:t>0.00%</w:t>
+            </w:r>
+          </w:p>
+        </w:tc>
+        <w:tc>
+          <w:tcPr>
+            <w:tcW w:w="850" w:type="dxa"/>
+          </w:tcPr>
+          <w:p>
+            <w:pPr>
+              <w:spacing w:after="0" w:line="276" w:lineRule="auto"/>
+              <w:jc w:val="center"/>
+              <w:rPr>
+                <w:bCs/>
+                <w:sz w:val="24"/>
+                <w:lang w:eastAsia="zh-TW"/>
+              </w:rPr>
+            </w:pPr>
+            <w:r/>
+            <w:r>
+              <w:rPr>
+                <w:rFonts w:ascii="Calibri" w:hAnsi="Calibri"/>
+                <w:sz w:val="20"/>
+              </w:rPr>
+              <w:t>0</w:t>
+            </w:r>
+          </w:p>
+        </w:tc>
+        <w:tc>
+          <w:tcPr>
+            <w:tcW w:w="993" w:type="dxa"/>
+          </w:tcPr>
+          <w:p>
+            <w:pPr>
+              <w:spacing w:after="0" w:line="276" w:lineRule="auto"/>
+              <w:jc w:val="center"/>
+              <w:rPr>
+                <w:bCs/>
+                <w:sz w:val="24"/>
+                <w:lang w:eastAsia="zh-TW"/>
+              </w:rPr>
+            </w:pPr>
+            <w:r/>
+            <w:r>
+              <w:rPr>
+                <w:rFonts w:ascii="Calibri" w:hAnsi="Calibri"/>
+                <w:sz w:val="20"/>
+              </w:rPr>
+              <w:t>0.00%</w:t>
+            </w:r>
+          </w:p>
+        </w:tc>
+        <w:tc>
+          <w:tcPr>
+            <w:tcW w:w="1843" w:type="dxa"/>
+            <w:vMerge/>
+          </w:tcPr>
+          <w:p>
+            <w:pPr>
+              <w:spacing w:after="0" w:line="240" w:lineRule="atLeast"/>
+              <w:jc w:val="center"/>
+              <w:rPr>
+                <w:bCs/>
+                <w:sz w:val="24"/>
+                <w:lang w:eastAsia="zh-TW"/>
+              </w:rPr>
+            </w:pPr>
+          </w:p>
+        </w:tc>
+      </w:tr>
+      <w:tr>
+        <w:tc>
+          <w:tcPr>
+            <w:tcW w:w="2704" w:type="dxa"/>
+            <w:vMerge w:val="restart"/>
+          </w:tcPr>
+          <w:p>
+            <w:pPr>
+              <w:spacing w:after="0" w:line="240" w:lineRule="atLeast"/>
+              <w:jc w:val="center"/>
+              <w:rPr>
+                <w:bCs/>
+                <w:sz w:val="24"/>
+                <w:lang w:eastAsia="zh-TW"/>
+              </w:rPr>
+            </w:pPr>
+            <w:r>
+              <w:rPr>
+                <w:bCs/>
+                <w:sz w:val="24"/>
+                <w:lang w:eastAsia="zh-TW"/>
+              </w:rPr>
+              <w:t>471987540Surgical(</w:t>
+            </w:r>
+            <w:proofErr w:type="spellStart"/>
+            <w:r>
+              <w:rPr>
+                <w:bCs/>
+                <w:sz w:val="24"/>
+                <w:lang w:eastAsia="zh-TW"/>
+              </w:rPr>
+              <w:t>IIa</w:t>
+            </w:r>
+            <w:proofErr w:type="spellEnd"/>
+            <w:r>
+              <w:rPr>
+                <w:bCs/>
+                <w:sz w:val="24"/>
+                <w:lang w:eastAsia="zh-TW"/>
+              </w:rPr>
+              <w:t>)FP</w:t>
+            </w:r>
+          </w:p>
+          <w:p>
+            <w:pPr>
+              <w:spacing w:after="0" w:line="240" w:lineRule="atLeast"/>
+              <w:jc w:val="center"/>
+              <w:rPr>
+                <w:bCs/>
+                <w:sz w:val="24"/>
+                <w:lang w:eastAsia="zh-TW"/>
+              </w:rPr>
+            </w:pPr>
+            <w:r>
+              <w:rPr>
+                <w:bCs/>
+                <w:sz w:val="24"/>
+                <w:lang w:eastAsia="zh-TW"/>
+              </w:rPr>
+              <w:t>/</w:t>
+            </w:r>
+            <w:r>
+              <w:t xml:space="preserve"> </w:t>
+            </w:r>
+            <w:r>
+              <w:rPr>
+                <w:bCs/>
+                <w:sz w:val="24"/>
+                <w:lang w:eastAsia="zh-TW"/>
+              </w:rPr>
+              <w:t>3AA-N06</w:t>
+            </w:r>
+          </w:p>
+        </w:tc>
+        <w:tc>
+          <w:tcPr>
+            <w:tcW w:w="9062" w:type="dxa"/>
+            <w:gridSpan w:val="6"/>
+            <w:shd w:val="clear" w:color="auto" w:fill="EAF1DD" w:themeFill="accent3" w:themeFillTint="33"/>
+          </w:tcPr>
+          <w:p>
+            <w:pPr>
+              <w:spacing w:after="0" w:line="240" w:lineRule="atLeast"/>
+              <w:rPr>
+                <w:bCs/>
+                <w:sz w:val="24"/>
+                <w:lang w:eastAsia="zh-TW"/>
+              </w:rPr>
+            </w:pPr>
+            <w:r>
+              <w:rPr>
+                <w:bCs/>
+                <w:sz w:val="24"/>
+                <w:lang w:eastAsia="zh-TW"/>
+              </w:rPr>
+              <w:t>A020101 - Dull, Blunt</w:t>
+            </w:r>
+          </w:p>
+        </w:tc>
+      </w:tr>
+      <w:tr>
+        <w:tc>
+          <w:tcPr>
+            <w:tcW w:w="2704" w:type="dxa"/>
+            <w:vMerge/>
+          </w:tcPr>
+          <w:p>
+            <w:pPr>
+              <w:spacing w:after="0" w:line="240" w:lineRule="atLeast"/>
+              <w:jc w:val="center"/>
+              <w:rPr>
+                <w:bCs/>
+                <w:sz w:val="24"/>
+                <w:lang w:eastAsia="zh-TW"/>
+              </w:rPr>
+            </w:pPr>
+          </w:p>
+        </w:tc>
+        <w:tc>
+          <w:tcPr>
+            <w:tcW w:w="3391" w:type="dxa"/>
+          </w:tcPr>
+          <w:p>
+            <w:pPr>
+              <w:spacing w:after="0" w:line="240" w:lineRule="atLeast"/>
+              <w:jc w:val="center"/>
+              <w:rPr>
+                <w:bCs/>
+                <w:sz w:val="24"/>
+                <w:lang w:eastAsia="zh-TW"/>
+              </w:rPr>
+            </w:pPr>
+            <w:r>
+              <w:rPr>
+                <w:bCs/>
+                <w:sz w:val="24"/>
+                <w:lang w:eastAsia="zh-TW"/>
+              </w:rPr>
+              <w:t>Year</w:t>
+            </w:r>
+            <w:r>
+              <w:rPr>
+                <w:bCs/>
+                <w:sz w:val="24"/>
+                <w:lang w:eastAsia="zh-TW"/>
+              </w:rPr>
+              <w:t xml:space="preserve"> (2022)</w:t>
+            </w:r>
+          </w:p>
+        </w:tc>
+        <w:tc>
+          <w:tcPr>
+            <w:tcW w:w="993" w:type="dxa"/>
+          </w:tcPr>
+          <w:p>
+            <w:pPr>
+              <w:spacing w:after="0" w:line="276" w:lineRule="auto"/>
+              <w:jc w:val="center"/>
+              <w:rPr>
+                <w:bCs/>
+                <w:sz w:val="24"/>
+                <w:lang w:eastAsia="zh-TW"/>
+              </w:rPr>
+            </w:pPr>
+            <w:r/>
+            <w:r>
+              <w:rPr>
+                <w:rFonts w:ascii="Calibri" w:hAnsi="Calibri"/>
+                <w:sz w:val="20"/>
+              </w:rPr>
+              <w:t>0</w:t>
+            </w:r>
+          </w:p>
+        </w:tc>
+        <w:tc>
+          <w:tcPr>
+            <w:tcW w:w="992" w:type="dxa"/>
+          </w:tcPr>
+          <w:p>
+            <w:pPr>
+              <w:spacing w:after="0" w:line="276" w:lineRule="auto"/>
+              <w:jc w:val="center"/>
+              <w:rPr>
+                <w:bCs/>
+                <w:sz w:val="24"/>
+                <w:lang w:eastAsia="zh-TW"/>
+              </w:rPr>
+            </w:pPr>
+            <w:r/>
+            <w:r>
+              <w:rPr>
+                <w:rFonts w:ascii="Calibri" w:hAnsi="Calibri"/>
+                <w:sz w:val="20"/>
+              </w:rPr>
+              <w:t>0.00%</w:t>
+            </w:r>
+          </w:p>
+        </w:tc>
+        <w:tc>
+          <w:tcPr>
+            <w:tcW w:w="850" w:type="dxa"/>
+          </w:tcPr>
+          <w:p>
+            <w:pPr>
+              <w:spacing w:after="0" w:line="276" w:lineRule="auto"/>
+              <w:jc w:val="center"/>
+              <w:rPr>
+                <w:bCs/>
+                <w:sz w:val="24"/>
+                <w:lang w:eastAsia="zh-TW"/>
+              </w:rPr>
+            </w:pPr>
+            <w:r/>
+            <w:r>
+              <w:rPr>
+                <w:rFonts w:ascii="Calibri" w:hAnsi="Calibri"/>
+                <w:sz w:val="20"/>
+              </w:rPr>
+              <w:t>1</w:t>
+            </w:r>
+          </w:p>
+        </w:tc>
+        <w:tc>
+          <w:tcPr>
+            <w:tcW w:w="993" w:type="dxa"/>
+          </w:tcPr>
+          <w:p>
+            <w:pPr>
+              <w:spacing w:after="0" w:line="276" w:lineRule="auto"/>
+              <w:jc w:val="center"/>
+              <w:rPr>
+                <w:bCs/>
+                <w:sz w:val="24"/>
+                <w:lang w:eastAsia="zh-TW"/>
+              </w:rPr>
+            </w:pPr>
+            <w:r/>
+            <w:r>
+              <w:rPr>
+                <w:rFonts w:ascii="Calibri" w:hAnsi="Calibri"/>
+                <w:sz w:val="20"/>
+              </w:rPr>
+              <w:t>0.06%</w:t>
             </w:r>
           </w:p>
         </w:tc>
@@ -14343,7 +16927,7 @@
                 <w:sz w:val="24"/>
                 <w:lang w:eastAsia="zh-TW"/>
               </w:rPr>
-              <w:t>471987540Surgical(I)XE</w:t>
+              <w:t>471987540RestorationKR</w:t>
             </w:r>
           </w:p>
           <w:p>
@@ -14362,23 +16946,7 @@
                 <w:sz w:val="24"/>
                 <w:lang w:eastAsia="zh-TW"/>
               </w:rPr>
-              <w:t>/</w:t>
-            </w:r>
-            <w:r>
-              <w:rPr>
-                <w:bCs/>
-                <w:sz w:val="24"/>
-                <w:lang w:eastAsia="zh-TW"/>
-              </w:rPr>
-              <w:t xml:space="preserve"> </w:t>
-            </w:r>
-            <w:r>
-              <w:rPr>
-                <w:bCs/>
-                <w:sz w:val="24"/>
-                <w:lang w:eastAsia="zh-TW"/>
-              </w:rPr>
-              <w:t>3AK-D03</w:t>
+              <w:t>/ 6AA-061</w:t>
             </w:r>
           </w:p>
         </w:tc>
@@ -14403,23 +16971,7 @@
                 <w:sz w:val="24"/>
                 <w:lang w:eastAsia="zh-TW"/>
               </w:rPr>
-              <w:t xml:space="preserve">A040101 </w:t>
-            </w:r>
-            <w:r>
-              <w:rPr>
-                <w:bCs/>
-                <w:sz w:val="24"/>
-                <w:lang w:eastAsia="zh-TW"/>
-              </w:rPr>
-              <w:t>–</w:t>
-            </w:r>
-            <w:r>
-              <w:rPr>
-                <w:bCs/>
-                <w:sz w:val="24"/>
-                <w:lang w:eastAsia="zh-TW"/>
-              </w:rPr>
-              <w:t xml:space="preserve"> Fracture</w:t>
+              <w:t>A010103 - Inadequacy of Device Shape and/or Size</w:t>
             </w:r>
           </w:p>
         </w:tc>
@@ -14566,7 +17118,7 @@
                 <w:rFonts w:ascii="Calibri" w:hAnsi="Calibri"/>
                 <w:sz w:val="20"/>
               </w:rPr>
-              <w:t>50.00%</w:t>
+              <w:t>0.76%</w:t>
             </w:r>
           </w:p>
         </w:tc>
@@ -14947,25 +17499,7 @@
                 <w:sz w:val="24"/>
                 <w:lang w:eastAsia="zh-TW"/>
               </w:rPr>
-              <w:t>471987540Surgical(</w:t>
-            </w:r>
-            <w:proofErr w:type="spellStart"/>
-            <w:r>
-              <w:rPr>
-                <w:bCs/>
-                <w:sz w:val="24"/>
-                <w:lang w:eastAsia="zh-TW"/>
-              </w:rPr>
-              <w:t>IIa</w:t>
-            </w:r>
-            <w:proofErr w:type="spellEnd"/>
-            <w:r>
-              <w:rPr>
-                <w:bCs/>
-                <w:sz w:val="24"/>
-                <w:lang w:eastAsia="zh-TW"/>
-              </w:rPr>
-              <w:t>)FP</w:t>
+              <w:t>471987540Surgical(I)XE</w:t>
             </w:r>
           </w:p>
           <w:p>
@@ -14984,15 +17518,7 @@
                 <w:sz w:val="24"/>
                 <w:lang w:eastAsia="zh-TW"/>
               </w:rPr>
-              <w:t xml:space="preserve">/ </w:t>
-            </w:r>
-            <w:r>
-              <w:rPr>
-                <w:bCs/>
-                <w:sz w:val="24"/>
-                <w:lang w:eastAsia="zh-TW"/>
-              </w:rPr>
-              <w:t>3AA-016, 3AA-014, 3AA-015</w:t>
+              <w:t>/ BSSITR000000A</w:t>
             </w:r>
           </w:p>
         </w:tc>
@@ -15017,7 +17543,7 @@
                 <w:sz w:val="24"/>
                 <w:lang w:eastAsia="zh-TW"/>
               </w:rPr>
-              <w:t>A020101 - Dull, Blunt</w:t>
+              <w:t>A010103 - Inadequacy of Device Shape and/or Size</w:t>
             </w:r>
           </w:p>
         </w:tc>
@@ -15140,7 +17666,7 @@
                 <w:rFonts w:ascii="Calibri" w:hAnsi="Calibri"/>
                 <w:sz w:val="20"/>
               </w:rPr>
-              <w:t>2</w:t>
+              <w:t>1</w:t>
             </w:r>
           </w:p>
         </w:tc>
@@ -15164,7 +17690,7 @@
                 <w:rFonts w:ascii="Calibri" w:hAnsi="Calibri"/>
                 <w:sz w:val="20"/>
               </w:rPr>
-              <w:t>0.11%</w:t>
+              <w:t>6.25%</w:t>
             </w:r>
           </w:p>
         </w:tc>
@@ -15545,7 +18071,7 @@
                 <w:sz w:val="24"/>
                 <w:lang w:eastAsia="zh-TW"/>
               </w:rPr>
-              <w:t>471987540AbutmentVC</w:t>
+              <w:t>471987540Surgical(I)XE</w:t>
             </w:r>
           </w:p>
           <w:p>
@@ -15564,15 +18090,7 @@
                 <w:sz w:val="24"/>
                 <w:lang w:eastAsia="zh-TW"/>
               </w:rPr>
-              <w:t xml:space="preserve">/ </w:t>
-            </w:r>
-            <w:r>
-              <w:rPr>
-                <w:bCs/>
-                <w:sz w:val="24"/>
-                <w:lang w:eastAsia="zh-TW"/>
-              </w:rPr>
-              <w:t>4AA-E01</w:t>
+              <w:t>/ BSSITR000000A</w:t>
             </w:r>
           </w:p>
         </w:tc>
@@ -15736,7 +18254,7 @@
                 <w:rFonts w:ascii="Calibri" w:hAnsi="Calibri"/>
                 <w:sz w:val="20"/>
               </w:rPr>
-              <w:t>2</w:t>
+              <w:t>1</w:t>
             </w:r>
           </w:p>
         </w:tc>
@@ -15760,7 +18278,7 @@
                 <w:rFonts w:ascii="Calibri" w:hAnsi="Calibri"/>
                 <w:sz w:val="20"/>
               </w:rPr>
-              <w:t>0.02%</w:t>
+              <w:t>6.25%</w:t>
             </w:r>
           </w:p>
         </w:tc>
@@ -16141,7 +18659,7 @@
                 <w:sz w:val="24"/>
                 <w:lang w:eastAsia="zh-TW"/>
               </w:rPr>
-              <w:t>471987540RestorationKR</w:t>
+              <w:t>471987540Surgical(I)XE</w:t>
             </w:r>
           </w:p>
           <w:p>
@@ -16160,15 +18678,23 @@
                 <w:sz w:val="24"/>
                 <w:lang w:eastAsia="zh-TW"/>
               </w:rPr>
-              <w:t xml:space="preserve">/ </w:t>
-            </w:r>
-            <w:r>
-              <w:rPr>
-                <w:bCs/>
-                <w:sz w:val="24"/>
-                <w:lang w:eastAsia="zh-TW"/>
-              </w:rPr>
-              <w:t>6AA-085</w:t>
+              <w:t>/</w:t>
+            </w:r>
+            <w:r>
+              <w:rPr>
+                <w:bCs/>
+                <w:sz w:val="24"/>
+                <w:lang w:eastAsia="zh-TW"/>
+              </w:rPr>
+              <w:t xml:space="preserve"> </w:t>
+            </w:r>
+            <w:r>
+              <w:rPr>
+                <w:bCs/>
+                <w:sz w:val="24"/>
+                <w:lang w:eastAsia="zh-TW"/>
+              </w:rPr>
+              <w:t>3AK-D03</w:t>
             </w:r>
           </w:p>
         </w:tc>
@@ -16260,7 +18786,7 @@
                 <w:sz w:val="24"/>
                 <w:lang w:eastAsia="zh-TW"/>
               </w:rPr>
-              <w:t xml:space="preserve"> (2023)</w:t>
+              <w:t xml:space="preserve"> (2022)</w:t>
             </w:r>
           </w:p>
         </w:tc>
@@ -16356,7 +18882,7 @@
                 <w:rFonts w:ascii="Calibri" w:hAnsi="Calibri"/>
                 <w:sz w:val="20"/>
               </w:rPr>
-              <w:t>1.92%</w:t>
+              <w:t>50.00%</w:t>
             </w:r>
           </w:p>
         </w:tc>
@@ -16381,8 +18907,172 @@
                 <w:sz w:val="24"/>
                 <w:lang w:eastAsia="zh-TW"/>
               </w:rPr>
-              <w:t>Decreasing</w:t>
-            </w:r>
+              <w:t>No recurrence</w:t>
+            </w:r>
+          </w:p>
+        </w:tc>
+      </w:tr>
+      <w:tr>
+        <w:tc>
+          <w:tcPr>
+            <w:tcW w:w="2704" w:type="dxa"/>
+            <w:vMerge/>
+          </w:tcPr>
+          <w:p>
+            <w:pPr>
+              <w:spacing w:after="0" w:line="240" w:lineRule="atLeast"/>
+              <w:jc w:val="center"/>
+              <w:rPr>
+                <w:bCs/>
+                <w:sz w:val="24"/>
+                <w:lang w:eastAsia="zh-TW"/>
+              </w:rPr>
+            </w:pPr>
+          </w:p>
+        </w:tc>
+        <w:tc>
+          <w:tcPr>
+            <w:tcW w:w="3391" w:type="dxa"/>
+          </w:tcPr>
+          <w:p>
+            <w:pPr>
+              <w:spacing w:after="0" w:line="240" w:lineRule="atLeast"/>
+              <w:jc w:val="center"/>
+              <w:rPr>
+                <w:bCs/>
+                <w:sz w:val="24"/>
+                <w:lang w:eastAsia="zh-TW"/>
+              </w:rPr>
+            </w:pPr>
+            <w:r>
+              <w:rPr>
+                <w:bCs/>
+                <w:sz w:val="24"/>
+                <w:lang w:eastAsia="zh-TW"/>
+              </w:rPr>
+              <w:t>Year</w:t>
+            </w:r>
+            <w:r>
+              <w:rPr>
+                <w:bCs/>
+                <w:sz w:val="24"/>
+                <w:lang w:eastAsia="zh-TW"/>
+              </w:rPr>
+              <w:t xml:space="preserve"> (2023)</w:t>
+            </w:r>
+          </w:p>
+        </w:tc>
+        <w:tc>
+          <w:tcPr>
+            <w:tcW w:w="993" w:type="dxa"/>
+          </w:tcPr>
+          <w:p>
+            <w:pPr>
+              <w:spacing w:after="0" w:line="276" w:lineRule="auto"/>
+              <w:jc w:val="center"/>
+              <w:rPr>
+                <w:bCs/>
+                <w:sz w:val="24"/>
+                <w:lang w:eastAsia="zh-TW"/>
+              </w:rPr>
+            </w:pPr>
+            <w:r/>
+            <w:r>
+              <w:rPr>
+                <w:rFonts w:ascii="Calibri" w:hAnsi="Calibri"/>
+                <w:sz w:val="20"/>
+              </w:rPr>
+              <w:t>0</w:t>
+            </w:r>
+          </w:p>
+        </w:tc>
+        <w:tc>
+          <w:tcPr>
+            <w:tcW w:w="992" w:type="dxa"/>
+          </w:tcPr>
+          <w:p>
+            <w:pPr>
+              <w:spacing w:after="0" w:line="276" w:lineRule="auto"/>
+              <w:jc w:val="center"/>
+              <w:rPr>
+                <w:bCs/>
+                <w:sz w:val="24"/>
+                <w:lang w:eastAsia="zh-TW"/>
+              </w:rPr>
+            </w:pPr>
+            <w:r/>
+            <w:r>
+              <w:rPr>
+                <w:rFonts w:ascii="Calibri" w:hAnsi="Calibri"/>
+                <w:sz w:val="20"/>
+              </w:rPr>
+              <w:t>0.00%</w:t>
+            </w:r>
+          </w:p>
+        </w:tc>
+        <w:tc>
+          <w:tcPr>
+            <w:tcW w:w="850" w:type="dxa"/>
+          </w:tcPr>
+          <w:p>
+            <w:pPr>
+              <w:spacing w:after="0" w:line="276" w:lineRule="auto"/>
+              <w:jc w:val="center"/>
+              <w:rPr>
+                <w:bCs/>
+                <w:sz w:val="24"/>
+                <w:lang w:eastAsia="zh-TW"/>
+              </w:rPr>
+            </w:pPr>
+            <w:r/>
+            <w:r>
+              <w:rPr>
+                <w:rFonts w:ascii="Calibri" w:hAnsi="Calibri"/>
+                <w:sz w:val="20"/>
+              </w:rPr>
+              <w:t>0</w:t>
+            </w:r>
+          </w:p>
+        </w:tc>
+        <w:tc>
+          <w:tcPr>
+            <w:tcW w:w="993" w:type="dxa"/>
+          </w:tcPr>
+          <w:p>
+            <w:pPr>
+              <w:spacing w:after="0" w:line="276" w:lineRule="auto"/>
+              <w:jc w:val="center"/>
+              <w:rPr>
+                <w:bCs/>
+                <w:sz w:val="24"/>
+                <w:lang w:eastAsia="zh-TW"/>
+              </w:rPr>
+            </w:pPr>
+            <w:r/>
+            <w:r>
+              <w:rPr>
+                <w:rFonts w:ascii="Calibri" w:hAnsi="Calibri"/>
+                <w:sz w:val="20"/>
+              </w:rPr>
+              <w:t>0.00%</w:t>
+            </w:r>
+          </w:p>
+        </w:tc>
+        <w:tc>
+          <w:tcPr>
+            <w:tcW w:w="1843" w:type="dxa"/>
+            <w:vMerge/>
+          </w:tcPr>
+          <w:p>
+            <w:pPr>
+              <w:spacing w:after="0" w:line="240" w:lineRule="atLeast"/>
+              <w:jc w:val="center"/>
+              <w:rPr>
+                <w:bCs/>
+                <w:sz w:val="24"/>
+                <w:lang w:eastAsia="zh-TW"/>
+              </w:rPr>
+            </w:pPr>
           </w:p>
         </w:tc>
       </w:tr>
@@ -16592,15 +19282,15 @@
                 <w:sz w:val="24"/>
                 <w:lang w:eastAsia="zh-TW"/>
               </w:rPr>
-              <w:t xml:space="preserve">/ </w:t>
-            </w:r>
-            <w:r>
-              <w:rPr>
-                <w:bCs/>
-                <w:sz w:val="24"/>
-                <w:lang w:eastAsia="zh-TW"/>
-              </w:rPr>
-              <w:t>3AA-056</w:t>
+              <w:t>/</w:t>
+            </w:r>
+            <w:r>
+              <w:rPr>
+                <w:bCs/>
+                <w:sz w:val="24"/>
+                <w:lang w:eastAsia="zh-TW"/>
+              </w:rPr>
+              <w:t xml:space="preserve"> 3AK-056</w:t>
             </w:r>
           </w:p>
         </w:tc>
@@ -16625,6 +19315,2212 @@
                 <w:sz w:val="24"/>
                 <w:lang w:eastAsia="zh-TW"/>
               </w:rPr>
+              <w:t>A040101 - Fracture</w:t>
+            </w:r>
+          </w:p>
+        </w:tc>
+      </w:tr>
+      <w:tr>
+        <w:tc>
+          <w:tcPr>
+            <w:tcW w:w="2704" w:type="dxa"/>
+            <w:vMerge/>
+          </w:tcPr>
+          <w:p>
+            <w:pPr>
+              <w:spacing w:after="0" w:line="240" w:lineRule="atLeast"/>
+              <w:jc w:val="center"/>
+              <w:rPr>
+                <w:bCs/>
+                <w:sz w:val="24"/>
+                <w:lang w:eastAsia="zh-TW"/>
+              </w:rPr>
+            </w:pPr>
+          </w:p>
+        </w:tc>
+        <w:tc>
+          <w:tcPr>
+            <w:tcW w:w="3391" w:type="dxa"/>
+          </w:tcPr>
+          <w:p>
+            <w:pPr>
+              <w:spacing w:after="0" w:line="240" w:lineRule="atLeast"/>
+              <w:jc w:val="center"/>
+              <w:rPr>
+                <w:bCs/>
+                <w:sz w:val="24"/>
+                <w:lang w:eastAsia="zh-TW"/>
+              </w:rPr>
+            </w:pPr>
+            <w:r>
+              <w:rPr>
+                <w:bCs/>
+                <w:sz w:val="24"/>
+                <w:lang w:eastAsia="zh-TW"/>
+              </w:rPr>
+              <w:t>Year</w:t>
+            </w:r>
+            <w:r>
+              <w:rPr>
+                <w:bCs/>
+                <w:sz w:val="24"/>
+                <w:lang w:eastAsia="zh-TW"/>
+              </w:rPr>
+              <w:t xml:space="preserve"> (2022)</w:t>
+            </w:r>
+          </w:p>
+        </w:tc>
+        <w:tc>
+          <w:tcPr>
+            <w:tcW w:w="993" w:type="dxa"/>
+          </w:tcPr>
+          <w:p>
+            <w:pPr>
+              <w:spacing w:after="0" w:line="276" w:lineRule="auto"/>
+              <w:jc w:val="center"/>
+              <w:rPr>
+                <w:bCs/>
+                <w:sz w:val="24"/>
+                <w:lang w:eastAsia="zh-TW"/>
+              </w:rPr>
+            </w:pPr>
+            <w:r/>
+            <w:r>
+              <w:rPr>
+                <w:rFonts w:ascii="Calibri" w:hAnsi="Calibri"/>
+                <w:sz w:val="20"/>
+              </w:rPr>
+              <w:t>0</w:t>
+            </w:r>
+          </w:p>
+        </w:tc>
+        <w:tc>
+          <w:tcPr>
+            <w:tcW w:w="992" w:type="dxa"/>
+          </w:tcPr>
+          <w:p>
+            <w:pPr>
+              <w:spacing w:after="0" w:line="276" w:lineRule="auto"/>
+              <w:jc w:val="center"/>
+              <w:rPr>
+                <w:bCs/>
+                <w:sz w:val="24"/>
+                <w:lang w:eastAsia="zh-TW"/>
+              </w:rPr>
+            </w:pPr>
+            <w:r/>
+            <w:r>
+              <w:rPr>
+                <w:rFonts w:ascii="Calibri" w:hAnsi="Calibri"/>
+                <w:sz w:val="20"/>
+              </w:rPr>
+              <w:t>0.00%</w:t>
+            </w:r>
+          </w:p>
+        </w:tc>
+        <w:tc>
+          <w:tcPr>
+            <w:tcW w:w="850" w:type="dxa"/>
+          </w:tcPr>
+          <w:p>
+            <w:pPr>
+              <w:spacing w:after="0" w:line="276" w:lineRule="auto"/>
+              <w:jc w:val="center"/>
+              <w:rPr>
+                <w:bCs/>
+                <w:sz w:val="24"/>
+                <w:lang w:eastAsia="zh-TW"/>
+              </w:rPr>
+            </w:pPr>
+            <w:r/>
+            <w:r>
+              <w:rPr>
+                <w:rFonts w:ascii="Calibri" w:hAnsi="Calibri"/>
+                <w:sz w:val="20"/>
+              </w:rPr>
+              <w:t>3</w:t>
+            </w:r>
+          </w:p>
+        </w:tc>
+        <w:tc>
+          <w:tcPr>
+            <w:tcW w:w="993" w:type="dxa"/>
+          </w:tcPr>
+          <w:p>
+            <w:pPr>
+              <w:spacing w:after="0" w:line="276" w:lineRule="auto"/>
+              <w:jc w:val="center"/>
+              <w:rPr>
+                <w:bCs/>
+                <w:sz w:val="24"/>
+                <w:lang w:eastAsia="zh-TW"/>
+              </w:rPr>
+            </w:pPr>
+            <w:r/>
+            <w:r>
+              <w:rPr>
+                <w:rFonts w:ascii="Calibri" w:hAnsi="Calibri"/>
+                <w:sz w:val="20"/>
+              </w:rPr>
+              <w:t>&lt; 0.01%</w:t>
+            </w:r>
+          </w:p>
+        </w:tc>
+        <w:tc>
+          <w:tcPr>
+            <w:tcW w:w="1843" w:type="dxa"/>
+            <w:vMerge w:val="restart"/>
+          </w:tcPr>
+          <w:p>
+            <w:pPr>
+              <w:spacing w:after="0" w:line="240" w:lineRule="atLeast"/>
+              <w:jc w:val="center"/>
+              <w:rPr>
+                <w:bCs/>
+                <w:sz w:val="24"/>
+                <w:lang w:eastAsia="zh-TW"/>
+              </w:rPr>
+            </w:pPr>
+            <w:r>
+              <w:rPr>
+                <w:bCs/>
+                <w:sz w:val="24"/>
+                <w:lang w:eastAsia="zh-TW"/>
+              </w:rPr>
+              <w:t>No recurrence</w:t>
+            </w:r>
+          </w:p>
+        </w:tc>
+      </w:tr>
+      <w:tr>
+        <w:tc>
+          <w:tcPr>
+            <w:tcW w:w="2704" w:type="dxa"/>
+            <w:vMerge/>
+          </w:tcPr>
+          <w:p>
+            <w:pPr>
+              <w:spacing w:after="0" w:line="240" w:lineRule="atLeast"/>
+              <w:jc w:val="center"/>
+              <w:rPr>
+                <w:bCs/>
+                <w:sz w:val="24"/>
+                <w:lang w:eastAsia="zh-TW"/>
+              </w:rPr>
+            </w:pPr>
+          </w:p>
+        </w:tc>
+        <w:tc>
+          <w:tcPr>
+            <w:tcW w:w="3391" w:type="dxa"/>
+          </w:tcPr>
+          <w:p>
+            <w:pPr>
+              <w:spacing w:after="0" w:line="240" w:lineRule="atLeast"/>
+              <w:jc w:val="center"/>
+              <w:rPr>
+                <w:bCs/>
+                <w:sz w:val="24"/>
+                <w:lang w:eastAsia="zh-TW"/>
+              </w:rPr>
+            </w:pPr>
+            <w:r>
+              <w:rPr>
+                <w:bCs/>
+                <w:sz w:val="24"/>
+                <w:lang w:eastAsia="zh-TW"/>
+              </w:rPr>
+              <w:t>Year</w:t>
+            </w:r>
+            <w:r>
+              <w:rPr>
+                <w:bCs/>
+                <w:sz w:val="24"/>
+                <w:lang w:eastAsia="zh-TW"/>
+              </w:rPr>
+              <w:t xml:space="preserve"> (2023)</w:t>
+            </w:r>
+          </w:p>
+        </w:tc>
+        <w:tc>
+          <w:tcPr>
+            <w:tcW w:w="993" w:type="dxa"/>
+          </w:tcPr>
+          <w:p>
+            <w:pPr>
+              <w:spacing w:after="0" w:line="276" w:lineRule="auto"/>
+              <w:jc w:val="center"/>
+              <w:rPr>
+                <w:bCs/>
+                <w:sz w:val="24"/>
+                <w:lang w:eastAsia="zh-TW"/>
+              </w:rPr>
+            </w:pPr>
+            <w:r/>
+            <w:r>
+              <w:rPr>
+                <w:rFonts w:ascii="Calibri" w:hAnsi="Calibri"/>
+                <w:sz w:val="20"/>
+              </w:rPr>
+              <w:t>0</w:t>
+            </w:r>
+          </w:p>
+        </w:tc>
+        <w:tc>
+          <w:tcPr>
+            <w:tcW w:w="992" w:type="dxa"/>
+          </w:tcPr>
+          <w:p>
+            <w:pPr>
+              <w:spacing w:after="0" w:line="276" w:lineRule="auto"/>
+              <w:jc w:val="center"/>
+              <w:rPr>
+                <w:bCs/>
+                <w:sz w:val="24"/>
+                <w:lang w:eastAsia="zh-TW"/>
+              </w:rPr>
+            </w:pPr>
+            <w:r/>
+            <w:r>
+              <w:rPr>
+                <w:rFonts w:ascii="Calibri" w:hAnsi="Calibri"/>
+                <w:sz w:val="20"/>
+              </w:rPr>
+              <w:t>0.00%</w:t>
+            </w:r>
+          </w:p>
+        </w:tc>
+        <w:tc>
+          <w:tcPr>
+            <w:tcW w:w="850" w:type="dxa"/>
+          </w:tcPr>
+          <w:p>
+            <w:pPr>
+              <w:spacing w:after="0" w:line="276" w:lineRule="auto"/>
+              <w:jc w:val="center"/>
+              <w:rPr>
+                <w:bCs/>
+                <w:sz w:val="24"/>
+                <w:lang w:eastAsia="zh-TW"/>
+              </w:rPr>
+            </w:pPr>
+            <w:r/>
+            <w:r>
+              <w:rPr>
+                <w:rFonts w:ascii="Calibri" w:hAnsi="Calibri"/>
+                <w:sz w:val="20"/>
+              </w:rPr>
+              <w:t>0</w:t>
+            </w:r>
+          </w:p>
+        </w:tc>
+        <w:tc>
+          <w:tcPr>
+            <w:tcW w:w="993" w:type="dxa"/>
+          </w:tcPr>
+          <w:p>
+            <w:pPr>
+              <w:spacing w:after="0" w:line="276" w:lineRule="auto"/>
+              <w:jc w:val="center"/>
+              <w:rPr>
+                <w:bCs/>
+                <w:sz w:val="24"/>
+                <w:lang w:eastAsia="zh-TW"/>
+              </w:rPr>
+            </w:pPr>
+            <w:r/>
+            <w:r>
+              <w:rPr>
+                <w:rFonts w:ascii="Calibri" w:hAnsi="Calibri"/>
+                <w:sz w:val="20"/>
+              </w:rPr>
+              <w:t>0.00%</w:t>
+            </w:r>
+          </w:p>
+        </w:tc>
+        <w:tc>
+          <w:tcPr>
+            <w:tcW w:w="1843" w:type="dxa"/>
+            <w:vMerge/>
+          </w:tcPr>
+          <w:p>
+            <w:pPr>
+              <w:spacing w:after="0" w:line="240" w:lineRule="atLeast"/>
+              <w:jc w:val="center"/>
+              <w:rPr>
+                <w:bCs/>
+                <w:sz w:val="24"/>
+                <w:lang w:eastAsia="zh-TW"/>
+              </w:rPr>
+            </w:pPr>
+          </w:p>
+        </w:tc>
+      </w:tr>
+      <w:tr>
+        <w:tc>
+          <w:tcPr>
+            <w:tcW w:w="2704" w:type="dxa"/>
+            <w:vMerge/>
+          </w:tcPr>
+          <w:p>
+            <w:pPr>
+              <w:spacing w:after="0" w:line="240" w:lineRule="atLeast"/>
+              <w:jc w:val="center"/>
+              <w:rPr>
+                <w:bCs/>
+                <w:sz w:val="24"/>
+                <w:lang w:eastAsia="zh-TW"/>
+              </w:rPr>
+            </w:pPr>
+          </w:p>
+        </w:tc>
+        <w:tc>
+          <w:tcPr>
+            <w:tcW w:w="3391" w:type="dxa"/>
+          </w:tcPr>
+          <w:p>
+            <w:pPr>
+              <w:spacing w:after="0" w:line="240" w:lineRule="atLeast"/>
+              <w:jc w:val="center"/>
+              <w:rPr>
+                <w:bCs/>
+                <w:sz w:val="24"/>
+                <w:lang w:eastAsia="zh-TW"/>
+              </w:rPr>
+            </w:pPr>
+            <w:r>
+              <w:rPr>
+                <w:bCs/>
+                <w:sz w:val="24"/>
+                <w:lang w:eastAsia="zh-TW"/>
+              </w:rPr>
+              <w:t>Year</w:t>
+            </w:r>
+            <w:r>
+              <w:rPr>
+                <w:bCs/>
+                <w:sz w:val="24"/>
+                <w:lang w:eastAsia="zh-TW"/>
+              </w:rPr>
+              <w:t xml:space="preserve"> (2024)</w:t>
+            </w:r>
+          </w:p>
+        </w:tc>
+        <w:tc>
+          <w:tcPr>
+            <w:tcW w:w="993" w:type="dxa"/>
+          </w:tcPr>
+          <w:p>
+            <w:pPr>
+              <w:spacing w:after="0" w:line="276" w:lineRule="auto"/>
+              <w:jc w:val="center"/>
+              <w:rPr>
+                <w:bCs/>
+                <w:sz w:val="24"/>
+                <w:lang w:eastAsia="zh-TW"/>
+              </w:rPr>
+            </w:pPr>
+            <w:r/>
+            <w:r>
+              <w:rPr>
+                <w:rFonts w:ascii="Calibri" w:hAnsi="Calibri"/>
+                <w:sz w:val="20"/>
+              </w:rPr>
+              <w:t>0</w:t>
+            </w:r>
+          </w:p>
+        </w:tc>
+        <w:tc>
+          <w:tcPr>
+            <w:tcW w:w="992" w:type="dxa"/>
+          </w:tcPr>
+          <w:p>
+            <w:pPr>
+              <w:spacing w:after="0" w:line="276" w:lineRule="auto"/>
+              <w:jc w:val="center"/>
+              <w:rPr>
+                <w:bCs/>
+                <w:sz w:val="24"/>
+                <w:lang w:eastAsia="zh-TW"/>
+              </w:rPr>
+            </w:pPr>
+            <w:r/>
+            <w:r>
+              <w:rPr>
+                <w:rFonts w:ascii="Calibri" w:hAnsi="Calibri"/>
+                <w:sz w:val="20"/>
+              </w:rPr>
+              <w:t>0.00%</w:t>
+            </w:r>
+          </w:p>
+        </w:tc>
+        <w:tc>
+          <w:tcPr>
+            <w:tcW w:w="850" w:type="dxa"/>
+          </w:tcPr>
+          <w:p>
+            <w:pPr>
+              <w:spacing w:after="0" w:line="276" w:lineRule="auto"/>
+              <w:jc w:val="center"/>
+              <w:rPr>
+                <w:bCs/>
+                <w:sz w:val="24"/>
+                <w:lang w:eastAsia="zh-TW"/>
+              </w:rPr>
+            </w:pPr>
+            <w:r/>
+            <w:r>
+              <w:rPr>
+                <w:rFonts w:ascii="Calibri" w:hAnsi="Calibri"/>
+                <w:sz w:val="20"/>
+              </w:rPr>
+              <w:t>0</w:t>
+            </w:r>
+          </w:p>
+        </w:tc>
+        <w:tc>
+          <w:tcPr>
+            <w:tcW w:w="993" w:type="dxa"/>
+          </w:tcPr>
+          <w:p>
+            <w:pPr>
+              <w:spacing w:after="0" w:line="276" w:lineRule="auto"/>
+              <w:jc w:val="center"/>
+              <w:rPr>
+                <w:bCs/>
+                <w:sz w:val="24"/>
+                <w:lang w:eastAsia="zh-TW"/>
+              </w:rPr>
+            </w:pPr>
+            <w:r/>
+            <w:r>
+              <w:rPr>
+                <w:rFonts w:ascii="Calibri" w:hAnsi="Calibri"/>
+                <w:sz w:val="20"/>
+              </w:rPr>
+              <w:t>0.00%</w:t>
+            </w:r>
+          </w:p>
+        </w:tc>
+        <w:tc>
+          <w:tcPr>
+            <w:tcW w:w="1843" w:type="dxa"/>
+            <w:vMerge/>
+          </w:tcPr>
+          <w:p>
+            <w:pPr>
+              <w:spacing w:after="0" w:line="240" w:lineRule="atLeast"/>
+              <w:jc w:val="center"/>
+              <w:rPr>
+                <w:bCs/>
+                <w:sz w:val="24"/>
+                <w:lang w:eastAsia="zh-TW"/>
+              </w:rPr>
+            </w:pPr>
+          </w:p>
+        </w:tc>
+      </w:tr>
+      <w:tr>
+        <w:tc>
+          <w:tcPr>
+            <w:tcW w:w="2704" w:type="dxa"/>
+            <w:vMerge w:val="restart"/>
+            <w:vAlign w:val="center"/>
+          </w:tcPr>
+          <w:p>
+            <w:pPr>
+              <w:spacing w:after="0" w:line="240" w:lineRule="atLeast"/>
+              <w:jc w:val="center"/>
+              <w:rPr>
+                <w:bCs/>
+                <w:sz w:val="24"/>
+                <w:lang w:eastAsia="zh-TW"/>
+              </w:rPr>
+            </w:pPr>
+            <w:r>
+              <w:rPr>
+                <w:bCs/>
+                <w:sz w:val="24"/>
+                <w:lang w:eastAsia="zh-TW"/>
+              </w:rPr>
+              <w:t>471987540Surgical(</w:t>
+            </w:r>
+            <w:proofErr w:type="spellStart"/>
+            <w:r>
+              <w:rPr>
+                <w:bCs/>
+                <w:sz w:val="24"/>
+                <w:lang w:eastAsia="zh-TW"/>
+              </w:rPr>
+              <w:t>IIa</w:t>
+            </w:r>
+            <w:proofErr w:type="spellEnd"/>
+            <w:r>
+              <w:rPr>
+                <w:bCs/>
+                <w:sz w:val="24"/>
+                <w:lang w:eastAsia="zh-TW"/>
+              </w:rPr>
+              <w:t>)FP</w:t>
+            </w:r>
+          </w:p>
+          <w:p>
+            <w:pPr>
+              <w:spacing w:after="0" w:line="240" w:lineRule="atLeast"/>
+              <w:jc w:val="center"/>
+              <w:rPr>
+                <w:bCs/>
+                <w:sz w:val="24"/>
+                <w:lang w:eastAsia="zh-TW"/>
+              </w:rPr>
+            </w:pPr>
+            <w:r>
+              <w:rPr>
+                <w:bCs/>
+                <w:sz w:val="24"/>
+                <w:lang w:eastAsia="zh-TW"/>
+              </w:rPr>
+              <w:t xml:space="preserve">/ </w:t>
+            </w:r>
+            <w:r>
+              <w:rPr>
+                <w:bCs/>
+                <w:sz w:val="24"/>
+                <w:lang w:eastAsia="zh-TW"/>
+              </w:rPr>
+              <w:t>3AA-016, 3AA-014, 3AA-015</w:t>
+            </w:r>
+          </w:p>
+        </w:tc>
+        <w:tc>
+          <w:tcPr>
+            <w:tcW w:w="9062" w:type="dxa"/>
+            <w:gridSpan w:val="6"/>
+            <w:shd w:val="clear" w:color="auto" w:fill="EAF1DD" w:themeFill="accent3" w:themeFillTint="33"/>
+          </w:tcPr>
+          <w:p>
+            <w:pPr>
+              <w:spacing w:after="0" w:line="240" w:lineRule="atLeast"/>
+              <w:rPr>
+                <w:bCs/>
+                <w:sz w:val="24"/>
+                <w:lang w:eastAsia="zh-TW"/>
+              </w:rPr>
+            </w:pPr>
+            <w:r>
+              <w:rPr>
+                <w:bCs/>
+                <w:sz w:val="24"/>
+                <w:lang w:eastAsia="zh-TW"/>
+              </w:rPr>
+              <w:t>A020101 - Dull, Blunt</w:t>
+            </w:r>
+          </w:p>
+        </w:tc>
+      </w:tr>
+      <w:tr>
+        <w:tc>
+          <w:tcPr>
+            <w:tcW w:w="2704" w:type="dxa"/>
+            <w:vMerge/>
+          </w:tcPr>
+          <w:p>
+            <w:pPr>
+              <w:spacing w:after="0" w:line="240" w:lineRule="atLeast"/>
+              <w:jc w:val="center"/>
+              <w:rPr>
+                <w:bCs/>
+                <w:sz w:val="24"/>
+                <w:lang w:eastAsia="zh-TW"/>
+              </w:rPr>
+            </w:pPr>
+          </w:p>
+        </w:tc>
+        <w:tc>
+          <w:tcPr>
+            <w:tcW w:w="3391" w:type="dxa"/>
+          </w:tcPr>
+          <w:p>
+            <w:pPr>
+              <w:spacing w:after="0" w:line="240" w:lineRule="atLeast"/>
+              <w:jc w:val="center"/>
+              <w:rPr>
+                <w:bCs/>
+                <w:sz w:val="24"/>
+                <w:lang w:eastAsia="zh-TW"/>
+              </w:rPr>
+            </w:pPr>
+            <w:r>
+              <w:rPr>
+                <w:bCs/>
+                <w:sz w:val="24"/>
+                <w:lang w:eastAsia="zh-TW"/>
+              </w:rPr>
+              <w:t>Year</w:t>
+            </w:r>
+            <w:r>
+              <w:rPr>
+                <w:bCs/>
+                <w:sz w:val="24"/>
+                <w:lang w:eastAsia="zh-TW"/>
+              </w:rPr>
+              <w:t xml:space="preserve"> (2022)</w:t>
+            </w:r>
+          </w:p>
+        </w:tc>
+        <w:tc>
+          <w:tcPr>
+            <w:tcW w:w="993" w:type="dxa"/>
+          </w:tcPr>
+          <w:p>
+            <w:pPr>
+              <w:spacing w:after="0" w:line="276" w:lineRule="auto"/>
+              <w:jc w:val="center"/>
+              <w:rPr>
+                <w:bCs/>
+                <w:sz w:val="24"/>
+                <w:lang w:eastAsia="zh-TW"/>
+              </w:rPr>
+            </w:pPr>
+            <w:r/>
+            <w:r>
+              <w:rPr>
+                <w:rFonts w:ascii="Calibri" w:hAnsi="Calibri"/>
+                <w:sz w:val="20"/>
+              </w:rPr>
+              <w:t>0</w:t>
+            </w:r>
+          </w:p>
+        </w:tc>
+        <w:tc>
+          <w:tcPr>
+            <w:tcW w:w="992" w:type="dxa"/>
+          </w:tcPr>
+          <w:p>
+            <w:pPr>
+              <w:spacing w:after="0" w:line="276" w:lineRule="auto"/>
+              <w:jc w:val="center"/>
+              <w:rPr>
+                <w:bCs/>
+                <w:sz w:val="24"/>
+                <w:lang w:eastAsia="zh-TW"/>
+              </w:rPr>
+            </w:pPr>
+            <w:r/>
+            <w:r>
+              <w:rPr>
+                <w:rFonts w:ascii="Calibri" w:hAnsi="Calibri"/>
+                <w:sz w:val="20"/>
+              </w:rPr>
+              <w:t>0.00%</w:t>
+            </w:r>
+          </w:p>
+        </w:tc>
+        <w:tc>
+          <w:tcPr>
+            <w:tcW w:w="850" w:type="dxa"/>
+          </w:tcPr>
+          <w:p>
+            <w:pPr>
+              <w:spacing w:after="0" w:line="276" w:lineRule="auto"/>
+              <w:jc w:val="center"/>
+              <w:rPr>
+                <w:bCs/>
+                <w:sz w:val="24"/>
+                <w:lang w:eastAsia="zh-TW"/>
+              </w:rPr>
+            </w:pPr>
+            <w:r/>
+            <w:r>
+              <w:rPr>
+                <w:rFonts w:ascii="Calibri" w:hAnsi="Calibri"/>
+                <w:sz w:val="20"/>
+              </w:rPr>
+              <w:t>2</w:t>
+            </w:r>
+          </w:p>
+        </w:tc>
+        <w:tc>
+          <w:tcPr>
+            <w:tcW w:w="993" w:type="dxa"/>
+          </w:tcPr>
+          <w:p>
+            <w:pPr>
+              <w:spacing w:after="0" w:line="276" w:lineRule="auto"/>
+              <w:jc w:val="center"/>
+              <w:rPr>
+                <w:bCs/>
+                <w:sz w:val="24"/>
+                <w:lang w:eastAsia="zh-TW"/>
+              </w:rPr>
+            </w:pPr>
+            <w:r/>
+            <w:r>
+              <w:rPr>
+                <w:rFonts w:ascii="Calibri" w:hAnsi="Calibri"/>
+                <w:sz w:val="20"/>
+              </w:rPr>
+              <w:t>0.11%</w:t>
+            </w:r>
+          </w:p>
+        </w:tc>
+        <w:tc>
+          <w:tcPr>
+            <w:tcW w:w="1843" w:type="dxa"/>
+            <w:vMerge w:val="restart"/>
+          </w:tcPr>
+          <w:p>
+            <w:pPr>
+              <w:spacing w:after="0" w:line="240" w:lineRule="atLeast"/>
+              <w:jc w:val="center"/>
+              <w:rPr>
+                <w:bCs/>
+                <w:sz w:val="24"/>
+                <w:lang w:eastAsia="zh-TW"/>
+              </w:rPr>
+            </w:pPr>
+            <w:r>
+              <w:rPr>
+                <w:bCs/>
+                <w:sz w:val="24"/>
+                <w:lang w:eastAsia="zh-TW"/>
+              </w:rPr>
+              <w:t>No recurrence</w:t>
+            </w:r>
+          </w:p>
+        </w:tc>
+      </w:tr>
+      <w:tr>
+        <w:tc>
+          <w:tcPr>
+            <w:tcW w:w="2704" w:type="dxa"/>
+            <w:vMerge/>
+          </w:tcPr>
+          <w:p>
+            <w:pPr>
+              <w:spacing w:after="0" w:line="240" w:lineRule="atLeast"/>
+              <w:jc w:val="center"/>
+              <w:rPr>
+                <w:bCs/>
+                <w:sz w:val="24"/>
+                <w:lang w:eastAsia="zh-TW"/>
+              </w:rPr>
+            </w:pPr>
+          </w:p>
+        </w:tc>
+        <w:tc>
+          <w:tcPr>
+            <w:tcW w:w="3391" w:type="dxa"/>
+          </w:tcPr>
+          <w:p>
+            <w:pPr>
+              <w:spacing w:after="0" w:line="240" w:lineRule="atLeast"/>
+              <w:jc w:val="center"/>
+              <w:rPr>
+                <w:bCs/>
+                <w:sz w:val="24"/>
+                <w:lang w:eastAsia="zh-TW"/>
+              </w:rPr>
+            </w:pPr>
+            <w:r>
+              <w:rPr>
+                <w:bCs/>
+                <w:sz w:val="24"/>
+                <w:lang w:eastAsia="zh-TW"/>
+              </w:rPr>
+              <w:t>Year</w:t>
+            </w:r>
+            <w:r>
+              <w:rPr>
+                <w:bCs/>
+                <w:sz w:val="24"/>
+                <w:lang w:eastAsia="zh-TW"/>
+              </w:rPr>
+              <w:t xml:space="preserve"> (2023)</w:t>
+            </w:r>
+          </w:p>
+        </w:tc>
+        <w:tc>
+          <w:tcPr>
+            <w:tcW w:w="993" w:type="dxa"/>
+          </w:tcPr>
+          <w:p>
+            <w:pPr>
+              <w:spacing w:after="0" w:line="276" w:lineRule="auto"/>
+              <w:jc w:val="center"/>
+              <w:rPr>
+                <w:bCs/>
+                <w:sz w:val="24"/>
+                <w:lang w:eastAsia="zh-TW"/>
+              </w:rPr>
+            </w:pPr>
+            <w:r/>
+            <w:r>
+              <w:rPr>
+                <w:rFonts w:ascii="Calibri" w:hAnsi="Calibri"/>
+                <w:sz w:val="20"/>
+              </w:rPr>
+              <w:t>0</w:t>
+            </w:r>
+          </w:p>
+        </w:tc>
+        <w:tc>
+          <w:tcPr>
+            <w:tcW w:w="992" w:type="dxa"/>
+          </w:tcPr>
+          <w:p>
+            <w:pPr>
+              <w:spacing w:after="0" w:line="276" w:lineRule="auto"/>
+              <w:jc w:val="center"/>
+              <w:rPr>
+                <w:bCs/>
+                <w:sz w:val="24"/>
+                <w:lang w:eastAsia="zh-TW"/>
+              </w:rPr>
+            </w:pPr>
+            <w:r/>
+            <w:r>
+              <w:rPr>
+                <w:rFonts w:ascii="Calibri" w:hAnsi="Calibri"/>
+                <w:sz w:val="20"/>
+              </w:rPr>
+              <w:t>0.00%</w:t>
+            </w:r>
+          </w:p>
+        </w:tc>
+        <w:tc>
+          <w:tcPr>
+            <w:tcW w:w="850" w:type="dxa"/>
+          </w:tcPr>
+          <w:p>
+            <w:pPr>
+              <w:spacing w:after="0" w:line="276" w:lineRule="auto"/>
+              <w:jc w:val="center"/>
+              <w:rPr>
+                <w:bCs/>
+                <w:sz w:val="24"/>
+                <w:lang w:eastAsia="zh-TW"/>
+              </w:rPr>
+            </w:pPr>
+            <w:r/>
+            <w:r>
+              <w:rPr>
+                <w:rFonts w:ascii="Calibri" w:hAnsi="Calibri"/>
+                <w:sz w:val="20"/>
+              </w:rPr>
+              <w:t>0</w:t>
+            </w:r>
+          </w:p>
+        </w:tc>
+        <w:tc>
+          <w:tcPr>
+            <w:tcW w:w="993" w:type="dxa"/>
+          </w:tcPr>
+          <w:p>
+            <w:pPr>
+              <w:spacing w:after="0" w:line="276" w:lineRule="auto"/>
+              <w:jc w:val="center"/>
+              <w:rPr>
+                <w:bCs/>
+                <w:sz w:val="24"/>
+                <w:lang w:eastAsia="zh-TW"/>
+              </w:rPr>
+            </w:pPr>
+            <w:r/>
+            <w:r>
+              <w:rPr>
+                <w:rFonts w:ascii="Calibri" w:hAnsi="Calibri"/>
+                <w:sz w:val="20"/>
+              </w:rPr>
+              <w:t>0.00%</w:t>
+            </w:r>
+          </w:p>
+        </w:tc>
+        <w:tc>
+          <w:tcPr>
+            <w:tcW w:w="1843" w:type="dxa"/>
+            <w:vMerge/>
+          </w:tcPr>
+          <w:p>
+            <w:pPr>
+              <w:spacing w:after="0" w:line="240" w:lineRule="atLeast"/>
+              <w:jc w:val="center"/>
+              <w:rPr>
+                <w:bCs/>
+                <w:sz w:val="24"/>
+                <w:lang w:eastAsia="zh-TW"/>
+              </w:rPr>
+            </w:pPr>
+          </w:p>
+        </w:tc>
+      </w:tr>
+      <w:tr>
+        <w:tc>
+          <w:tcPr>
+            <w:tcW w:w="2704" w:type="dxa"/>
+            <w:vMerge/>
+          </w:tcPr>
+          <w:p>
+            <w:pPr>
+              <w:spacing w:after="0" w:line="240" w:lineRule="atLeast"/>
+              <w:jc w:val="center"/>
+              <w:rPr>
+                <w:bCs/>
+                <w:sz w:val="24"/>
+                <w:lang w:eastAsia="zh-TW"/>
+              </w:rPr>
+            </w:pPr>
+          </w:p>
+        </w:tc>
+        <w:tc>
+          <w:tcPr>
+            <w:tcW w:w="3391" w:type="dxa"/>
+          </w:tcPr>
+          <w:p>
+            <w:pPr>
+              <w:spacing w:after="0" w:line="240" w:lineRule="atLeast"/>
+              <w:jc w:val="center"/>
+              <w:rPr>
+                <w:bCs/>
+                <w:sz w:val="24"/>
+                <w:lang w:eastAsia="zh-TW"/>
+              </w:rPr>
+            </w:pPr>
+            <w:r>
+              <w:rPr>
+                <w:bCs/>
+                <w:sz w:val="24"/>
+                <w:lang w:eastAsia="zh-TW"/>
+              </w:rPr>
+              <w:t>Year</w:t>
+            </w:r>
+            <w:r>
+              <w:rPr>
+                <w:bCs/>
+                <w:sz w:val="24"/>
+                <w:lang w:eastAsia="zh-TW"/>
+              </w:rPr>
+              <w:t xml:space="preserve"> (2024)</w:t>
+            </w:r>
+          </w:p>
+        </w:tc>
+        <w:tc>
+          <w:tcPr>
+            <w:tcW w:w="993" w:type="dxa"/>
+          </w:tcPr>
+          <w:p>
+            <w:pPr>
+              <w:spacing w:after="0" w:line="276" w:lineRule="auto"/>
+              <w:jc w:val="center"/>
+              <w:rPr>
+                <w:bCs/>
+                <w:sz w:val="24"/>
+                <w:lang w:eastAsia="zh-TW"/>
+              </w:rPr>
+            </w:pPr>
+            <w:r/>
+            <w:r>
+              <w:rPr>
+                <w:rFonts w:ascii="Calibri" w:hAnsi="Calibri"/>
+                <w:sz w:val="20"/>
+              </w:rPr>
+              <w:t>0</w:t>
+            </w:r>
+          </w:p>
+        </w:tc>
+        <w:tc>
+          <w:tcPr>
+            <w:tcW w:w="992" w:type="dxa"/>
+          </w:tcPr>
+          <w:p>
+            <w:pPr>
+              <w:spacing w:after="0" w:line="276" w:lineRule="auto"/>
+              <w:jc w:val="center"/>
+              <w:rPr>
+                <w:bCs/>
+                <w:sz w:val="24"/>
+                <w:lang w:eastAsia="zh-TW"/>
+              </w:rPr>
+            </w:pPr>
+            <w:r/>
+            <w:r>
+              <w:rPr>
+                <w:rFonts w:ascii="Calibri" w:hAnsi="Calibri"/>
+                <w:sz w:val="20"/>
+              </w:rPr>
+              <w:t>0.00%</w:t>
+            </w:r>
+          </w:p>
+        </w:tc>
+        <w:tc>
+          <w:tcPr>
+            <w:tcW w:w="850" w:type="dxa"/>
+          </w:tcPr>
+          <w:p>
+            <w:pPr>
+              <w:spacing w:after="0" w:line="276" w:lineRule="auto"/>
+              <w:jc w:val="center"/>
+              <w:rPr>
+                <w:bCs/>
+                <w:sz w:val="24"/>
+                <w:lang w:eastAsia="zh-TW"/>
+              </w:rPr>
+            </w:pPr>
+            <w:r/>
+            <w:r>
+              <w:rPr>
+                <w:rFonts w:ascii="Calibri" w:hAnsi="Calibri"/>
+                <w:sz w:val="20"/>
+              </w:rPr>
+              <w:t>0</w:t>
+            </w:r>
+          </w:p>
+        </w:tc>
+        <w:tc>
+          <w:tcPr>
+            <w:tcW w:w="993" w:type="dxa"/>
+          </w:tcPr>
+          <w:p>
+            <w:pPr>
+              <w:spacing w:after="0" w:line="276" w:lineRule="auto"/>
+              <w:jc w:val="center"/>
+              <w:rPr>
+                <w:bCs/>
+                <w:sz w:val="24"/>
+                <w:lang w:eastAsia="zh-TW"/>
+              </w:rPr>
+            </w:pPr>
+            <w:r/>
+            <w:r>
+              <w:rPr>
+                <w:rFonts w:ascii="Calibri" w:hAnsi="Calibri"/>
+                <w:sz w:val="20"/>
+              </w:rPr>
+              <w:t>0.00%</w:t>
+            </w:r>
+          </w:p>
+        </w:tc>
+        <w:tc>
+          <w:tcPr>
+            <w:tcW w:w="1843" w:type="dxa"/>
+            <w:vMerge/>
+          </w:tcPr>
+          <w:p>
+            <w:pPr>
+              <w:spacing w:after="0" w:line="240" w:lineRule="atLeast"/>
+              <w:jc w:val="center"/>
+              <w:rPr>
+                <w:bCs/>
+                <w:sz w:val="24"/>
+                <w:lang w:eastAsia="zh-TW"/>
+              </w:rPr>
+            </w:pPr>
+          </w:p>
+        </w:tc>
+      </w:tr>
+      <w:tr>
+        <w:tc>
+          <w:tcPr>
+            <w:tcW w:w="2704" w:type="dxa"/>
+            <w:vMerge w:val="restart"/>
+            <w:vAlign w:val="center"/>
+          </w:tcPr>
+          <w:p>
+            <w:pPr>
+              <w:spacing w:after="0" w:line="240" w:lineRule="atLeast"/>
+              <w:jc w:val="center"/>
+              <w:rPr>
+                <w:bCs/>
+                <w:sz w:val="24"/>
+                <w:lang w:eastAsia="zh-TW"/>
+              </w:rPr>
+            </w:pPr>
+            <w:r>
+              <w:rPr>
+                <w:bCs/>
+                <w:sz w:val="24"/>
+                <w:lang w:eastAsia="zh-TW"/>
+              </w:rPr>
+              <w:t>471987540AbutmentVC</w:t>
+            </w:r>
+          </w:p>
+          <w:p>
+            <w:pPr>
+              <w:spacing w:after="0" w:line="240" w:lineRule="atLeast"/>
+              <w:jc w:val="center"/>
+              <w:rPr>
+                <w:bCs/>
+                <w:sz w:val="24"/>
+                <w:lang w:eastAsia="zh-TW"/>
+              </w:rPr>
+            </w:pPr>
+            <w:r>
+              <w:rPr>
+                <w:bCs/>
+                <w:sz w:val="24"/>
+                <w:lang w:eastAsia="zh-TW"/>
+              </w:rPr>
+              <w:t xml:space="preserve">/ </w:t>
+            </w:r>
+            <w:r>
+              <w:rPr>
+                <w:bCs/>
+                <w:sz w:val="24"/>
+                <w:lang w:eastAsia="zh-TW"/>
+              </w:rPr>
+              <w:t>4AA-E01</w:t>
+            </w:r>
+          </w:p>
+        </w:tc>
+        <w:tc>
+          <w:tcPr>
+            <w:tcW w:w="9062" w:type="dxa"/>
+            <w:gridSpan w:val="6"/>
+            <w:shd w:val="clear" w:color="auto" w:fill="EAF1DD" w:themeFill="accent3" w:themeFillTint="33"/>
+          </w:tcPr>
+          <w:p>
+            <w:pPr>
+              <w:spacing w:after="0" w:line="240" w:lineRule="atLeast"/>
+              <w:rPr>
+                <w:bCs/>
+                <w:sz w:val="24"/>
+                <w:lang w:eastAsia="zh-TW"/>
+              </w:rPr>
+            </w:pPr>
+            <w:r>
+              <w:rPr>
+                <w:bCs/>
+                <w:sz w:val="24"/>
+                <w:lang w:eastAsia="zh-TW"/>
+              </w:rPr>
+              <w:t xml:space="preserve">A040101 </w:t>
+            </w:r>
+            <w:r>
+              <w:rPr>
+                <w:bCs/>
+                <w:sz w:val="24"/>
+                <w:lang w:eastAsia="zh-TW"/>
+              </w:rPr>
+              <w:t>–</w:t>
+            </w:r>
+            <w:r>
+              <w:rPr>
+                <w:bCs/>
+                <w:sz w:val="24"/>
+                <w:lang w:eastAsia="zh-TW"/>
+              </w:rPr>
+              <w:t xml:space="preserve"> Fracture</w:t>
+            </w:r>
+          </w:p>
+        </w:tc>
+      </w:tr>
+      <w:tr>
+        <w:tc>
+          <w:tcPr>
+            <w:tcW w:w="2704" w:type="dxa"/>
+            <w:vMerge/>
+          </w:tcPr>
+          <w:p>
+            <w:pPr>
+              <w:spacing w:after="0" w:line="240" w:lineRule="atLeast"/>
+              <w:jc w:val="center"/>
+              <w:rPr>
+                <w:bCs/>
+                <w:sz w:val="24"/>
+                <w:lang w:eastAsia="zh-TW"/>
+              </w:rPr>
+            </w:pPr>
+          </w:p>
+        </w:tc>
+        <w:tc>
+          <w:tcPr>
+            <w:tcW w:w="3391" w:type="dxa"/>
+          </w:tcPr>
+          <w:p>
+            <w:pPr>
+              <w:spacing w:after="0" w:line="240" w:lineRule="atLeast"/>
+              <w:jc w:val="center"/>
+              <w:rPr>
+                <w:bCs/>
+                <w:sz w:val="24"/>
+                <w:lang w:eastAsia="zh-TW"/>
+              </w:rPr>
+            </w:pPr>
+            <w:r>
+              <w:rPr>
+                <w:bCs/>
+                <w:sz w:val="24"/>
+                <w:lang w:eastAsia="zh-TW"/>
+              </w:rPr>
+              <w:t>Year</w:t>
+            </w:r>
+            <w:r>
+              <w:rPr>
+                <w:bCs/>
+                <w:sz w:val="24"/>
+                <w:lang w:eastAsia="zh-TW"/>
+              </w:rPr>
+              <w:t xml:space="preserve"> (2022)</w:t>
+            </w:r>
+          </w:p>
+        </w:tc>
+        <w:tc>
+          <w:tcPr>
+            <w:tcW w:w="993" w:type="dxa"/>
+          </w:tcPr>
+          <w:p>
+            <w:pPr>
+              <w:spacing w:after="0" w:line="276" w:lineRule="auto"/>
+              <w:jc w:val="center"/>
+              <w:rPr>
+                <w:bCs/>
+                <w:sz w:val="24"/>
+                <w:lang w:eastAsia="zh-TW"/>
+              </w:rPr>
+            </w:pPr>
+            <w:r/>
+            <w:r>
+              <w:rPr>
+                <w:rFonts w:ascii="Calibri" w:hAnsi="Calibri"/>
+                <w:sz w:val="20"/>
+              </w:rPr>
+              <w:t>0</w:t>
+            </w:r>
+          </w:p>
+        </w:tc>
+        <w:tc>
+          <w:tcPr>
+            <w:tcW w:w="992" w:type="dxa"/>
+          </w:tcPr>
+          <w:p>
+            <w:pPr>
+              <w:spacing w:after="0" w:line="276" w:lineRule="auto"/>
+              <w:jc w:val="center"/>
+              <w:rPr>
+                <w:bCs/>
+                <w:sz w:val="24"/>
+                <w:lang w:eastAsia="zh-TW"/>
+              </w:rPr>
+            </w:pPr>
+            <w:r/>
+            <w:r>
+              <w:rPr>
+                <w:rFonts w:ascii="Calibri" w:hAnsi="Calibri"/>
+                <w:sz w:val="20"/>
+              </w:rPr>
+              <w:t>0.00%</w:t>
+            </w:r>
+          </w:p>
+        </w:tc>
+        <w:tc>
+          <w:tcPr>
+            <w:tcW w:w="850" w:type="dxa"/>
+          </w:tcPr>
+          <w:p>
+            <w:pPr>
+              <w:spacing w:after="0" w:line="276" w:lineRule="auto"/>
+              <w:jc w:val="center"/>
+              <w:rPr>
+                <w:bCs/>
+                <w:sz w:val="24"/>
+                <w:lang w:eastAsia="zh-TW"/>
+              </w:rPr>
+            </w:pPr>
+            <w:r/>
+            <w:r>
+              <w:rPr>
+                <w:rFonts w:ascii="Calibri" w:hAnsi="Calibri"/>
+                <w:sz w:val="20"/>
+              </w:rPr>
+              <w:t>1</w:t>
+            </w:r>
+          </w:p>
+        </w:tc>
+        <w:tc>
+          <w:tcPr>
+            <w:tcW w:w="993" w:type="dxa"/>
+          </w:tcPr>
+          <w:p>
+            <w:pPr>
+              <w:spacing w:after="0" w:line="276" w:lineRule="auto"/>
+              <w:jc w:val="center"/>
+              <w:rPr>
+                <w:bCs/>
+                <w:sz w:val="24"/>
+                <w:lang w:eastAsia="zh-TW"/>
+              </w:rPr>
+            </w:pPr>
+            <w:r/>
+            <w:r>
+              <w:rPr>
+                <w:rFonts w:ascii="Calibri" w:hAnsi="Calibri"/>
+                <w:sz w:val="20"/>
+              </w:rPr>
+              <w:t>0.01%</w:t>
+            </w:r>
+          </w:p>
+        </w:tc>
+        <w:tc>
+          <w:tcPr>
+            <w:tcW w:w="1843" w:type="dxa"/>
+            <w:vMerge w:val="restart"/>
+          </w:tcPr>
+          <w:p>
+            <w:pPr>
+              <w:spacing w:after="0" w:line="240" w:lineRule="atLeast"/>
+              <w:jc w:val="center"/>
+              <w:rPr>
+                <w:bCs/>
+                <w:sz w:val="24"/>
+                <w:lang w:eastAsia="zh-TW"/>
+              </w:rPr>
+            </w:pPr>
+            <w:r>
+              <w:rPr>
+                <w:bCs/>
+                <w:sz w:val="24"/>
+                <w:lang w:eastAsia="zh-TW"/>
+              </w:rPr>
+              <w:t>No recurrence</w:t>
+            </w:r>
+          </w:p>
+        </w:tc>
+      </w:tr>
+      <w:tr>
+        <w:tc>
+          <w:tcPr>
+            <w:tcW w:w="2704" w:type="dxa"/>
+            <w:vMerge/>
+          </w:tcPr>
+          <w:p>
+            <w:pPr>
+              <w:spacing w:after="0" w:line="240" w:lineRule="atLeast"/>
+              <w:jc w:val="center"/>
+              <w:rPr>
+                <w:bCs/>
+                <w:sz w:val="24"/>
+                <w:lang w:eastAsia="zh-TW"/>
+              </w:rPr>
+            </w:pPr>
+          </w:p>
+        </w:tc>
+        <w:tc>
+          <w:tcPr>
+            <w:tcW w:w="3391" w:type="dxa"/>
+          </w:tcPr>
+          <w:p>
+            <w:pPr>
+              <w:spacing w:after="0" w:line="240" w:lineRule="atLeast"/>
+              <w:jc w:val="center"/>
+              <w:rPr>
+                <w:bCs/>
+                <w:sz w:val="24"/>
+                <w:lang w:eastAsia="zh-TW"/>
+              </w:rPr>
+            </w:pPr>
+            <w:r>
+              <w:rPr>
+                <w:bCs/>
+                <w:sz w:val="24"/>
+                <w:lang w:eastAsia="zh-TW"/>
+              </w:rPr>
+              <w:t>Year</w:t>
+            </w:r>
+            <w:r>
+              <w:rPr>
+                <w:bCs/>
+                <w:sz w:val="24"/>
+                <w:lang w:eastAsia="zh-TW"/>
+              </w:rPr>
+              <w:t xml:space="preserve"> (2023)</w:t>
+            </w:r>
+          </w:p>
+        </w:tc>
+        <w:tc>
+          <w:tcPr>
+            <w:tcW w:w="993" w:type="dxa"/>
+          </w:tcPr>
+          <w:p>
+            <w:pPr>
+              <w:spacing w:after="0" w:line="276" w:lineRule="auto"/>
+              <w:jc w:val="center"/>
+              <w:rPr>
+                <w:bCs/>
+                <w:sz w:val="24"/>
+                <w:lang w:eastAsia="zh-TW"/>
+              </w:rPr>
+            </w:pPr>
+            <w:r/>
+            <w:r>
+              <w:rPr>
+                <w:rFonts w:ascii="Calibri" w:hAnsi="Calibri"/>
+                <w:sz w:val="20"/>
+              </w:rPr>
+              <w:t>0</w:t>
+            </w:r>
+          </w:p>
+        </w:tc>
+        <w:tc>
+          <w:tcPr>
+            <w:tcW w:w="992" w:type="dxa"/>
+          </w:tcPr>
+          <w:p>
+            <w:pPr>
+              <w:spacing w:after="0" w:line="276" w:lineRule="auto"/>
+              <w:jc w:val="center"/>
+              <w:rPr>
+                <w:bCs/>
+                <w:sz w:val="24"/>
+                <w:lang w:eastAsia="zh-TW"/>
+              </w:rPr>
+            </w:pPr>
+            <w:r/>
+            <w:r>
+              <w:rPr>
+                <w:rFonts w:ascii="Calibri" w:hAnsi="Calibri"/>
+                <w:sz w:val="20"/>
+              </w:rPr>
+              <w:t>0.00%</w:t>
+            </w:r>
+          </w:p>
+        </w:tc>
+        <w:tc>
+          <w:tcPr>
+            <w:tcW w:w="850" w:type="dxa"/>
+          </w:tcPr>
+          <w:p>
+            <w:pPr>
+              <w:spacing w:after="0" w:line="276" w:lineRule="auto"/>
+              <w:jc w:val="center"/>
+              <w:rPr>
+                <w:bCs/>
+                <w:sz w:val="24"/>
+                <w:lang w:eastAsia="zh-TW"/>
+              </w:rPr>
+            </w:pPr>
+            <w:r/>
+            <w:r>
+              <w:rPr>
+                <w:rFonts w:ascii="Calibri" w:hAnsi="Calibri"/>
+                <w:sz w:val="20"/>
+              </w:rPr>
+              <w:t>0</w:t>
+            </w:r>
+          </w:p>
+        </w:tc>
+        <w:tc>
+          <w:tcPr>
+            <w:tcW w:w="993" w:type="dxa"/>
+          </w:tcPr>
+          <w:p>
+            <w:pPr>
+              <w:spacing w:after="0" w:line="276" w:lineRule="auto"/>
+              <w:jc w:val="center"/>
+              <w:rPr>
+                <w:bCs/>
+                <w:sz w:val="24"/>
+                <w:lang w:eastAsia="zh-TW"/>
+              </w:rPr>
+            </w:pPr>
+            <w:r/>
+            <w:r>
+              <w:rPr>
+                <w:rFonts w:ascii="Calibri" w:hAnsi="Calibri"/>
+                <w:sz w:val="20"/>
+              </w:rPr>
+              <w:t>0.00%</w:t>
+            </w:r>
+          </w:p>
+        </w:tc>
+        <w:tc>
+          <w:tcPr>
+            <w:tcW w:w="1843" w:type="dxa"/>
+            <w:vMerge/>
+          </w:tcPr>
+          <w:p>
+            <w:pPr>
+              <w:spacing w:after="0" w:line="240" w:lineRule="atLeast"/>
+              <w:jc w:val="center"/>
+              <w:rPr>
+                <w:bCs/>
+                <w:sz w:val="24"/>
+                <w:lang w:eastAsia="zh-TW"/>
+              </w:rPr>
+            </w:pPr>
+          </w:p>
+        </w:tc>
+      </w:tr>
+      <w:tr>
+        <w:tc>
+          <w:tcPr>
+            <w:tcW w:w="2704" w:type="dxa"/>
+            <w:vMerge/>
+          </w:tcPr>
+          <w:p>
+            <w:pPr>
+              <w:spacing w:after="0" w:line="240" w:lineRule="atLeast"/>
+              <w:jc w:val="center"/>
+              <w:rPr>
+                <w:bCs/>
+                <w:sz w:val="24"/>
+                <w:lang w:eastAsia="zh-TW"/>
+              </w:rPr>
+            </w:pPr>
+          </w:p>
+        </w:tc>
+        <w:tc>
+          <w:tcPr>
+            <w:tcW w:w="3391" w:type="dxa"/>
+          </w:tcPr>
+          <w:p>
+            <w:pPr>
+              <w:spacing w:after="0" w:line="240" w:lineRule="atLeast"/>
+              <w:jc w:val="center"/>
+              <w:rPr>
+                <w:bCs/>
+                <w:sz w:val="24"/>
+                <w:lang w:eastAsia="zh-TW"/>
+              </w:rPr>
+            </w:pPr>
+            <w:r>
+              <w:rPr>
+                <w:bCs/>
+                <w:sz w:val="24"/>
+                <w:lang w:eastAsia="zh-TW"/>
+              </w:rPr>
+              <w:t>Year</w:t>
+            </w:r>
+            <w:r>
+              <w:rPr>
+                <w:bCs/>
+                <w:sz w:val="24"/>
+                <w:lang w:eastAsia="zh-TW"/>
+              </w:rPr>
+              <w:t xml:space="preserve"> (2024)</w:t>
+            </w:r>
+          </w:p>
+        </w:tc>
+        <w:tc>
+          <w:tcPr>
+            <w:tcW w:w="993" w:type="dxa"/>
+          </w:tcPr>
+          <w:p>
+            <w:pPr>
+              <w:spacing w:after="0" w:line="276" w:lineRule="auto"/>
+              <w:jc w:val="center"/>
+              <w:rPr>
+                <w:bCs/>
+                <w:sz w:val="24"/>
+                <w:lang w:eastAsia="zh-TW"/>
+              </w:rPr>
+            </w:pPr>
+            <w:r/>
+            <w:r>
+              <w:rPr>
+                <w:rFonts w:ascii="Calibri" w:hAnsi="Calibri"/>
+                <w:sz w:val="20"/>
+              </w:rPr>
+              <w:t>0</w:t>
+            </w:r>
+          </w:p>
+        </w:tc>
+        <w:tc>
+          <w:tcPr>
+            <w:tcW w:w="992" w:type="dxa"/>
+          </w:tcPr>
+          <w:p>
+            <w:pPr>
+              <w:spacing w:after="0" w:line="276" w:lineRule="auto"/>
+              <w:jc w:val="center"/>
+              <w:rPr>
+                <w:bCs/>
+                <w:sz w:val="24"/>
+                <w:lang w:eastAsia="zh-TW"/>
+              </w:rPr>
+            </w:pPr>
+            <w:r/>
+            <w:r>
+              <w:rPr>
+                <w:rFonts w:ascii="Calibri" w:hAnsi="Calibri"/>
+                <w:sz w:val="20"/>
+              </w:rPr>
+              <w:t>0.00%</w:t>
+            </w:r>
+          </w:p>
+        </w:tc>
+        <w:tc>
+          <w:tcPr>
+            <w:tcW w:w="850" w:type="dxa"/>
+          </w:tcPr>
+          <w:p>
+            <w:pPr>
+              <w:spacing w:after="0" w:line="276" w:lineRule="auto"/>
+              <w:jc w:val="center"/>
+              <w:rPr>
+                <w:bCs/>
+                <w:sz w:val="24"/>
+                <w:lang w:eastAsia="zh-TW"/>
+              </w:rPr>
+            </w:pPr>
+            <w:r/>
+            <w:r>
+              <w:rPr>
+                <w:rFonts w:ascii="Calibri" w:hAnsi="Calibri"/>
+                <w:sz w:val="20"/>
+              </w:rPr>
+              <w:t>0</w:t>
+            </w:r>
+          </w:p>
+        </w:tc>
+        <w:tc>
+          <w:tcPr>
+            <w:tcW w:w="993" w:type="dxa"/>
+          </w:tcPr>
+          <w:p>
+            <w:pPr>
+              <w:spacing w:after="0" w:line="276" w:lineRule="auto"/>
+              <w:jc w:val="center"/>
+              <w:rPr>
+                <w:bCs/>
+                <w:sz w:val="24"/>
+                <w:lang w:eastAsia="zh-TW"/>
+              </w:rPr>
+            </w:pPr>
+            <w:r/>
+            <w:r>
+              <w:rPr>
+                <w:rFonts w:ascii="Calibri" w:hAnsi="Calibri"/>
+                <w:sz w:val="20"/>
+              </w:rPr>
+              <w:t>0.00%</w:t>
+            </w:r>
+          </w:p>
+        </w:tc>
+        <w:tc>
+          <w:tcPr>
+            <w:tcW w:w="1843" w:type="dxa"/>
+            <w:vMerge/>
+          </w:tcPr>
+          <w:p>
+            <w:pPr>
+              <w:spacing w:after="0" w:line="240" w:lineRule="atLeast"/>
+              <w:jc w:val="center"/>
+              <w:rPr>
+                <w:bCs/>
+                <w:sz w:val="24"/>
+                <w:lang w:eastAsia="zh-TW"/>
+              </w:rPr>
+            </w:pPr>
+          </w:p>
+        </w:tc>
+      </w:tr>
+      <w:tr>
+        <w:tc>
+          <w:tcPr>
+            <w:tcW w:w="2704" w:type="dxa"/>
+            <w:vMerge w:val="restart"/>
+            <w:vAlign w:val="center"/>
+          </w:tcPr>
+          <w:p>
+            <w:pPr>
+              <w:spacing w:after="0" w:line="240" w:lineRule="atLeast"/>
+              <w:jc w:val="center"/>
+              <w:rPr>
+                <w:bCs/>
+                <w:sz w:val="24"/>
+                <w:lang w:eastAsia="zh-TW"/>
+              </w:rPr>
+            </w:pPr>
+            <w:r>
+              <w:rPr>
+                <w:bCs/>
+                <w:sz w:val="24"/>
+                <w:lang w:eastAsia="zh-TW"/>
+              </w:rPr>
+              <w:t>471987540RestorationKR</w:t>
+            </w:r>
+          </w:p>
+          <w:p>
+            <w:pPr>
+              <w:spacing w:after="0" w:line="240" w:lineRule="atLeast"/>
+              <w:jc w:val="center"/>
+              <w:rPr>
+                <w:bCs/>
+                <w:sz w:val="24"/>
+                <w:lang w:eastAsia="zh-TW"/>
+              </w:rPr>
+            </w:pPr>
+            <w:r>
+              <w:rPr>
+                <w:bCs/>
+                <w:sz w:val="24"/>
+                <w:lang w:eastAsia="zh-TW"/>
+              </w:rPr>
+              <w:t xml:space="preserve">/ </w:t>
+            </w:r>
+            <w:r>
+              <w:rPr>
+                <w:bCs/>
+                <w:sz w:val="24"/>
+                <w:lang w:eastAsia="zh-TW"/>
+              </w:rPr>
+              <w:t>6AA-085</w:t>
+            </w:r>
+          </w:p>
+        </w:tc>
+        <w:tc>
+          <w:tcPr>
+            <w:tcW w:w="9062" w:type="dxa"/>
+            <w:gridSpan w:val="6"/>
+            <w:shd w:val="clear" w:color="auto" w:fill="EAF1DD" w:themeFill="accent3" w:themeFillTint="33"/>
+          </w:tcPr>
+          <w:p>
+            <w:pPr>
+              <w:spacing w:after="0" w:line="240" w:lineRule="atLeast"/>
+              <w:rPr>
+                <w:bCs/>
+                <w:sz w:val="24"/>
+                <w:lang w:eastAsia="zh-TW"/>
+              </w:rPr>
+            </w:pPr>
+            <w:r>
+              <w:rPr>
+                <w:bCs/>
+                <w:sz w:val="24"/>
+                <w:lang w:eastAsia="zh-TW"/>
+              </w:rPr>
+              <w:t xml:space="preserve">A040101 </w:t>
+            </w:r>
+            <w:r>
+              <w:rPr>
+                <w:bCs/>
+                <w:sz w:val="24"/>
+                <w:lang w:eastAsia="zh-TW"/>
+              </w:rPr>
+              <w:t>–</w:t>
+            </w:r>
+            <w:r>
+              <w:rPr>
+                <w:bCs/>
+                <w:sz w:val="24"/>
+                <w:lang w:eastAsia="zh-TW"/>
+              </w:rPr>
+              <w:t xml:space="preserve"> Fracture</w:t>
+            </w:r>
+          </w:p>
+        </w:tc>
+      </w:tr>
+      <w:tr>
+        <w:tc>
+          <w:tcPr>
+            <w:tcW w:w="2704" w:type="dxa"/>
+            <w:vMerge/>
+          </w:tcPr>
+          <w:p>
+            <w:pPr>
+              <w:spacing w:after="0" w:line="240" w:lineRule="atLeast"/>
+              <w:jc w:val="center"/>
+              <w:rPr>
+                <w:bCs/>
+                <w:sz w:val="24"/>
+                <w:lang w:eastAsia="zh-TW"/>
+              </w:rPr>
+            </w:pPr>
+          </w:p>
+        </w:tc>
+        <w:tc>
+          <w:tcPr>
+            <w:tcW w:w="3391" w:type="dxa"/>
+          </w:tcPr>
+          <w:p>
+            <w:pPr>
+              <w:spacing w:after="0" w:line="240" w:lineRule="atLeast"/>
+              <w:jc w:val="center"/>
+              <w:rPr>
+                <w:bCs/>
+                <w:sz w:val="24"/>
+                <w:lang w:eastAsia="zh-TW"/>
+              </w:rPr>
+            </w:pPr>
+            <w:r>
+              <w:rPr>
+                <w:bCs/>
+                <w:sz w:val="24"/>
+                <w:lang w:eastAsia="zh-TW"/>
+              </w:rPr>
+              <w:t>Year</w:t>
+            </w:r>
+            <w:r>
+              <w:rPr>
+                <w:bCs/>
+                <w:sz w:val="24"/>
+                <w:lang w:eastAsia="zh-TW"/>
+              </w:rPr>
+              <w:t xml:space="preserve"> (2023)</w:t>
+            </w:r>
+          </w:p>
+        </w:tc>
+        <w:tc>
+          <w:tcPr>
+            <w:tcW w:w="993" w:type="dxa"/>
+          </w:tcPr>
+          <w:p>
+            <w:pPr>
+              <w:spacing w:after="0" w:line="276" w:lineRule="auto"/>
+              <w:jc w:val="center"/>
+              <w:rPr>
+                <w:bCs/>
+                <w:sz w:val="24"/>
+                <w:lang w:eastAsia="zh-TW"/>
+              </w:rPr>
+            </w:pPr>
+            <w:r/>
+            <w:r>
+              <w:rPr>
+                <w:rFonts w:ascii="Calibri" w:hAnsi="Calibri"/>
+                <w:sz w:val="20"/>
+              </w:rPr>
+              <w:t>0</w:t>
+            </w:r>
+          </w:p>
+        </w:tc>
+        <w:tc>
+          <w:tcPr>
+            <w:tcW w:w="992" w:type="dxa"/>
+          </w:tcPr>
+          <w:p>
+            <w:pPr>
+              <w:spacing w:after="0" w:line="276" w:lineRule="auto"/>
+              <w:jc w:val="center"/>
+              <w:rPr>
+                <w:bCs/>
+                <w:sz w:val="24"/>
+                <w:lang w:eastAsia="zh-TW"/>
+              </w:rPr>
+            </w:pPr>
+            <w:r/>
+            <w:r>
+              <w:rPr>
+                <w:rFonts w:ascii="Calibri" w:hAnsi="Calibri"/>
+                <w:sz w:val="20"/>
+              </w:rPr>
+              <w:t>0.00%</w:t>
+            </w:r>
+          </w:p>
+        </w:tc>
+        <w:tc>
+          <w:tcPr>
+            <w:tcW w:w="850" w:type="dxa"/>
+          </w:tcPr>
+          <w:p>
+            <w:pPr>
+              <w:spacing w:after="0" w:line="276" w:lineRule="auto"/>
+              <w:jc w:val="center"/>
+              <w:rPr>
+                <w:bCs/>
+                <w:sz w:val="24"/>
+                <w:lang w:eastAsia="zh-TW"/>
+              </w:rPr>
+            </w:pPr>
+            <w:r/>
+            <w:r>
+              <w:rPr>
+                <w:rFonts w:ascii="Calibri" w:hAnsi="Calibri"/>
+                <w:sz w:val="20"/>
+              </w:rPr>
+              <w:t>1</w:t>
+            </w:r>
+          </w:p>
+        </w:tc>
+        <w:tc>
+          <w:tcPr>
+            <w:tcW w:w="993" w:type="dxa"/>
+          </w:tcPr>
+          <w:p>
+            <w:pPr>
+              <w:spacing w:after="0" w:line="276" w:lineRule="auto"/>
+              <w:jc w:val="center"/>
+              <w:rPr>
+                <w:bCs/>
+                <w:sz w:val="24"/>
+                <w:lang w:eastAsia="zh-TW"/>
+              </w:rPr>
+            </w:pPr>
+            <w:r/>
+            <w:r>
+              <w:rPr>
+                <w:rFonts w:ascii="Calibri" w:hAnsi="Calibri"/>
+                <w:sz w:val="20"/>
+              </w:rPr>
+              <w:t>1.92%</w:t>
+            </w:r>
+          </w:p>
+        </w:tc>
+        <w:tc>
+          <w:tcPr>
+            <w:tcW w:w="1843" w:type="dxa"/>
+            <w:vMerge w:val="restart"/>
+          </w:tcPr>
+          <w:p>
+            <w:pPr>
+              <w:spacing w:after="0" w:line="240" w:lineRule="atLeast"/>
+              <w:jc w:val="center"/>
+              <w:rPr>
+                <w:bCs/>
+                <w:sz w:val="24"/>
+                <w:lang w:eastAsia="zh-TW"/>
+              </w:rPr>
+            </w:pPr>
+            <w:r>
+              <w:rPr>
+                <w:bCs/>
+                <w:sz w:val="24"/>
+                <w:lang w:eastAsia="zh-TW"/>
+              </w:rPr>
+              <w:t>Decreasing</w:t>
+            </w:r>
+          </w:p>
+        </w:tc>
+      </w:tr>
+      <w:tr>
+        <w:tc>
+          <w:tcPr>
+            <w:tcW w:w="2704" w:type="dxa"/>
+            <w:vMerge/>
+          </w:tcPr>
+          <w:p>
+            <w:pPr>
+              <w:spacing w:after="0" w:line="240" w:lineRule="atLeast"/>
+              <w:jc w:val="center"/>
+              <w:rPr>
+                <w:bCs/>
+                <w:sz w:val="24"/>
+                <w:lang w:eastAsia="zh-TW"/>
+              </w:rPr>
+            </w:pPr>
+          </w:p>
+        </w:tc>
+        <w:tc>
+          <w:tcPr>
+            <w:tcW w:w="3391" w:type="dxa"/>
+          </w:tcPr>
+          <w:p>
+            <w:pPr>
+              <w:spacing w:after="0" w:line="240" w:lineRule="atLeast"/>
+              <w:jc w:val="center"/>
+              <w:rPr>
+                <w:bCs/>
+                <w:sz w:val="24"/>
+                <w:lang w:eastAsia="zh-TW"/>
+              </w:rPr>
+            </w:pPr>
+            <w:r>
+              <w:rPr>
+                <w:bCs/>
+                <w:sz w:val="24"/>
+                <w:lang w:eastAsia="zh-TW"/>
+              </w:rPr>
+              <w:t>Year</w:t>
+            </w:r>
+            <w:r>
+              <w:rPr>
+                <w:bCs/>
+                <w:sz w:val="24"/>
+                <w:lang w:eastAsia="zh-TW"/>
+              </w:rPr>
+              <w:t xml:space="preserve"> (2024)</w:t>
+            </w:r>
+          </w:p>
+        </w:tc>
+        <w:tc>
+          <w:tcPr>
+            <w:tcW w:w="993" w:type="dxa"/>
+          </w:tcPr>
+          <w:p>
+            <w:pPr>
+              <w:spacing w:after="0" w:line="276" w:lineRule="auto"/>
+              <w:jc w:val="center"/>
+              <w:rPr>
+                <w:bCs/>
+                <w:sz w:val="24"/>
+                <w:lang w:eastAsia="zh-TW"/>
+              </w:rPr>
+            </w:pPr>
+            <w:r/>
+            <w:r>
+              <w:rPr>
+                <w:rFonts w:ascii="Calibri" w:hAnsi="Calibri"/>
+                <w:sz w:val="20"/>
+              </w:rPr>
+              <w:t>0</w:t>
+            </w:r>
+          </w:p>
+        </w:tc>
+        <w:tc>
+          <w:tcPr>
+            <w:tcW w:w="992" w:type="dxa"/>
+          </w:tcPr>
+          <w:p>
+            <w:pPr>
+              <w:spacing w:after="0" w:line="276" w:lineRule="auto"/>
+              <w:jc w:val="center"/>
+              <w:rPr>
+                <w:bCs/>
+                <w:sz w:val="24"/>
+                <w:lang w:eastAsia="zh-TW"/>
+              </w:rPr>
+            </w:pPr>
+            <w:r/>
+            <w:r>
+              <w:rPr>
+                <w:rFonts w:ascii="Calibri" w:hAnsi="Calibri"/>
+                <w:sz w:val="20"/>
+              </w:rPr>
+              <w:t>0.00%</w:t>
+            </w:r>
+          </w:p>
+        </w:tc>
+        <w:tc>
+          <w:tcPr>
+            <w:tcW w:w="850" w:type="dxa"/>
+          </w:tcPr>
+          <w:p>
+            <w:pPr>
+              <w:spacing w:after="0" w:line="276" w:lineRule="auto"/>
+              <w:jc w:val="center"/>
+              <w:rPr>
+                <w:bCs/>
+                <w:sz w:val="24"/>
+                <w:lang w:eastAsia="zh-TW"/>
+              </w:rPr>
+            </w:pPr>
+            <w:r/>
+            <w:r>
+              <w:rPr>
+                <w:rFonts w:ascii="Calibri" w:hAnsi="Calibri"/>
+                <w:sz w:val="20"/>
+              </w:rPr>
+              <w:t>0</w:t>
+            </w:r>
+          </w:p>
+        </w:tc>
+        <w:tc>
+          <w:tcPr>
+            <w:tcW w:w="993" w:type="dxa"/>
+          </w:tcPr>
+          <w:p>
+            <w:pPr>
+              <w:spacing w:after="0" w:line="276" w:lineRule="auto"/>
+              <w:jc w:val="center"/>
+              <w:rPr>
+                <w:bCs/>
+                <w:sz w:val="24"/>
+                <w:lang w:eastAsia="zh-TW"/>
+              </w:rPr>
+            </w:pPr>
+            <w:r/>
+            <w:r>
+              <w:rPr>
+                <w:rFonts w:ascii="Calibri" w:hAnsi="Calibri"/>
+                <w:sz w:val="20"/>
+              </w:rPr>
+              <w:t>0.00%</w:t>
+            </w:r>
+          </w:p>
+        </w:tc>
+        <w:tc>
+          <w:tcPr>
+            <w:tcW w:w="1843" w:type="dxa"/>
+            <w:vMerge/>
+          </w:tcPr>
+          <w:p>
+            <w:pPr>
+              <w:spacing w:after="0" w:line="240" w:lineRule="atLeast"/>
+              <w:jc w:val="center"/>
+              <w:rPr>
+                <w:bCs/>
+                <w:sz w:val="24"/>
+                <w:lang w:eastAsia="zh-TW"/>
+              </w:rPr>
+            </w:pPr>
+          </w:p>
+        </w:tc>
+      </w:tr>
+      <w:tr>
+        <w:tc>
+          <w:tcPr>
+            <w:tcW w:w="2704" w:type="dxa"/>
+            <w:vMerge w:val="restart"/>
+            <w:vAlign w:val="center"/>
+          </w:tcPr>
+          <w:p>
+            <w:pPr>
+              <w:spacing w:after="0" w:line="240" w:lineRule="atLeast"/>
+              <w:jc w:val="center"/>
+              <w:rPr>
+                <w:bCs/>
+                <w:sz w:val="24"/>
+                <w:lang w:eastAsia="zh-TW"/>
+              </w:rPr>
+            </w:pPr>
+            <w:r>
+              <w:rPr>
+                <w:bCs/>
+                <w:sz w:val="24"/>
+                <w:lang w:eastAsia="zh-TW"/>
+              </w:rPr>
+              <w:t>471987540Surgical(I)XE</w:t>
+            </w:r>
+          </w:p>
+          <w:p>
+            <w:pPr>
+              <w:spacing w:after="0" w:line="240" w:lineRule="atLeast"/>
+              <w:jc w:val="center"/>
+              <w:rPr>
+                <w:bCs/>
+                <w:sz w:val="24"/>
+                <w:lang w:eastAsia="zh-TW"/>
+              </w:rPr>
+            </w:pPr>
+            <w:r>
+              <w:rPr>
+                <w:bCs/>
+                <w:sz w:val="24"/>
+                <w:lang w:eastAsia="zh-TW"/>
+              </w:rPr>
+              <w:t xml:space="preserve">/ </w:t>
+            </w:r>
+            <w:r>
+              <w:rPr>
+                <w:bCs/>
+                <w:sz w:val="24"/>
+                <w:lang w:eastAsia="zh-TW"/>
+              </w:rPr>
+              <w:t>3AA-056</w:t>
+            </w:r>
+          </w:p>
+        </w:tc>
+        <w:tc>
+          <w:tcPr>
+            <w:tcW w:w="9062" w:type="dxa"/>
+            <w:gridSpan w:val="6"/>
+            <w:shd w:val="clear" w:color="auto" w:fill="EAF1DD" w:themeFill="accent3" w:themeFillTint="33"/>
+          </w:tcPr>
+          <w:p>
+            <w:pPr>
+              <w:spacing w:after="0" w:line="240" w:lineRule="atLeast"/>
+              <w:rPr>
+                <w:bCs/>
+                <w:sz w:val="24"/>
+                <w:lang w:eastAsia="zh-TW"/>
+              </w:rPr>
+            </w:pPr>
+            <w:r>
+              <w:rPr>
+                <w:bCs/>
+                <w:sz w:val="24"/>
+                <w:lang w:eastAsia="zh-TW"/>
+              </w:rPr>
               <w:t>A010103 - Inadequacy of Device Shape and/or Size</w:t>
             </w:r>
           </w:p>
@@ -17183,7 +22079,7 @@
                 <w:rFonts w:ascii="Calibri" w:hAnsi="Calibri"/>
                 <w:sz w:val="20"/>
               </w:rPr>
-              <w:t>2</w:t>
+              <w:t>1</w:t>
             </w:r>
           </w:p>
         </w:tc>
@@ -17207,7 +22103,7 @@
                 <w:rFonts w:ascii="Calibri" w:hAnsi="Calibri"/>
                 <w:sz w:val="20"/>
               </w:rPr>
-              <w:t>0.03%</w:t>
+              <w:t>0.02%</w:t>
             </w:r>
           </w:p>
         </w:tc>
@@ -18112,6 +23008,416 @@
           <w:tcPr>
             <w:tcW w:w="2704" w:type="dxa"/>
             <w:vMerge/>
+          </w:tcPr>
+          <w:p>
+            <w:pPr>
+              <w:spacing w:after="0" w:line="240" w:lineRule="atLeast"/>
+              <w:jc w:val="center"/>
+              <w:rPr>
+                <w:bCs/>
+                <w:sz w:val="24"/>
+                <w:lang w:eastAsia="zh-TW"/>
+              </w:rPr>
+            </w:pPr>
+          </w:p>
+        </w:tc>
+        <w:tc>
+          <w:tcPr>
+            <w:tcW w:w="3391" w:type="dxa"/>
+          </w:tcPr>
+          <w:p>
+            <w:pPr>
+              <w:spacing w:after="0" w:line="240" w:lineRule="atLeast"/>
+              <w:jc w:val="center"/>
+              <w:rPr>
+                <w:bCs/>
+                <w:sz w:val="24"/>
+                <w:lang w:eastAsia="zh-TW"/>
+              </w:rPr>
+            </w:pPr>
+            <w:r>
+              <w:rPr>
+                <w:bCs/>
+                <w:sz w:val="24"/>
+                <w:lang w:eastAsia="zh-TW"/>
+              </w:rPr>
+              <w:t>Year</w:t>
+            </w:r>
+            <w:r>
+              <w:rPr>
+                <w:bCs/>
+                <w:sz w:val="24"/>
+                <w:lang w:eastAsia="zh-TW"/>
+              </w:rPr>
+              <w:t xml:space="preserve"> (2024)</w:t>
+            </w:r>
+          </w:p>
+        </w:tc>
+        <w:tc>
+          <w:tcPr>
+            <w:tcW w:w="993" w:type="dxa"/>
+          </w:tcPr>
+          <w:p>
+            <w:pPr>
+              <w:spacing w:after="0" w:line="276" w:lineRule="auto"/>
+              <w:jc w:val="center"/>
+              <w:rPr>
+                <w:bCs/>
+                <w:sz w:val="24"/>
+                <w:lang w:eastAsia="zh-TW"/>
+              </w:rPr>
+            </w:pPr>
+            <w:r/>
+            <w:r>
+              <w:rPr>
+                <w:rFonts w:ascii="Calibri" w:hAnsi="Calibri"/>
+                <w:sz w:val="20"/>
+              </w:rPr>
+              <w:t>0</w:t>
+            </w:r>
+          </w:p>
+        </w:tc>
+        <w:tc>
+          <w:tcPr>
+            <w:tcW w:w="992" w:type="dxa"/>
+          </w:tcPr>
+          <w:p>
+            <w:pPr>
+              <w:spacing w:after="0" w:line="276" w:lineRule="auto"/>
+              <w:jc w:val="center"/>
+              <w:rPr>
+                <w:bCs/>
+                <w:sz w:val="24"/>
+                <w:lang w:eastAsia="zh-TW"/>
+              </w:rPr>
+            </w:pPr>
+            <w:r/>
+            <w:r>
+              <w:rPr>
+                <w:rFonts w:ascii="Calibri" w:hAnsi="Calibri"/>
+                <w:sz w:val="20"/>
+              </w:rPr>
+              <w:t>0.00%</w:t>
+            </w:r>
+          </w:p>
+        </w:tc>
+        <w:tc>
+          <w:tcPr>
+            <w:tcW w:w="850" w:type="dxa"/>
+          </w:tcPr>
+          <w:p>
+            <w:pPr>
+              <w:spacing w:after="0" w:line="276" w:lineRule="auto"/>
+              <w:jc w:val="center"/>
+              <w:rPr>
+                <w:bCs/>
+                <w:sz w:val="24"/>
+                <w:lang w:eastAsia="zh-TW"/>
+              </w:rPr>
+            </w:pPr>
+            <w:r/>
+            <w:r>
+              <w:rPr>
+                <w:rFonts w:ascii="Calibri" w:hAnsi="Calibri"/>
+                <w:sz w:val="20"/>
+              </w:rPr>
+              <w:t>0</w:t>
+            </w:r>
+          </w:p>
+        </w:tc>
+        <w:tc>
+          <w:tcPr>
+            <w:tcW w:w="993" w:type="dxa"/>
+          </w:tcPr>
+          <w:p>
+            <w:pPr>
+              <w:spacing w:after="0" w:line="276" w:lineRule="auto"/>
+              <w:jc w:val="center"/>
+              <w:rPr>
+                <w:bCs/>
+                <w:sz w:val="24"/>
+                <w:lang w:eastAsia="zh-TW"/>
+              </w:rPr>
+            </w:pPr>
+            <w:r/>
+            <w:r>
+              <w:rPr>
+                <w:rFonts w:ascii="Calibri" w:hAnsi="Calibri"/>
+                <w:sz w:val="20"/>
+              </w:rPr>
+              <w:t>0.00%</w:t>
+            </w:r>
+          </w:p>
+        </w:tc>
+        <w:tc>
+          <w:tcPr>
+            <w:tcW w:w="1843" w:type="dxa"/>
+            <w:vMerge/>
+          </w:tcPr>
+          <w:p>
+            <w:pPr>
+              <w:spacing w:after="0" w:line="240" w:lineRule="atLeast"/>
+              <w:jc w:val="center"/>
+              <w:rPr>
+                <w:bCs/>
+                <w:sz w:val="24"/>
+                <w:lang w:eastAsia="zh-TW"/>
+              </w:rPr>
+            </w:pPr>
+          </w:p>
+        </w:tc>
+      </w:tr>
+      <w:tr>
+        <w:tc>
+          <w:tcPr>
+            <w:tcW w:w="2704" w:type="dxa"/>
+            <w:vMerge w:val="restart"/>
+            <w:vAlign w:val="center"/>
+          </w:tcPr>
+          <w:p>
+            <w:pPr>
+              <w:spacing w:after="0" w:line="240" w:lineRule="atLeast"/>
+              <w:jc w:val="center"/>
+              <w:rPr>
+                <w:bCs/>
+                <w:sz w:val="24"/>
+                <w:lang w:eastAsia="zh-TW"/>
+              </w:rPr>
+            </w:pPr>
+            <w:r>
+              <w:rPr>
+                <w:bCs/>
+                <w:sz w:val="24"/>
+                <w:lang w:eastAsia="zh-TW"/>
+              </w:rPr>
+              <w:t>471987540Implant5K</w:t>
+            </w:r>
+          </w:p>
+          <w:p>
+            <w:pPr>
+              <w:spacing w:after="0" w:line="240" w:lineRule="atLeast"/>
+              <w:jc w:val="center"/>
+              <w:rPr>
+                <w:bCs/>
+                <w:sz w:val="24"/>
+                <w:lang w:eastAsia="zh-TW"/>
+              </w:rPr>
+            </w:pPr>
+            <w:r>
+              <w:rPr>
+                <w:bCs/>
+                <w:sz w:val="24"/>
+                <w:lang w:eastAsia="zh-TW"/>
+              </w:rPr>
+              <w:t>/ 1AA-005, 1AA-022</w:t>
+            </w:r>
+          </w:p>
+        </w:tc>
+        <w:tc>
+          <w:tcPr>
+            <w:tcW w:w="9062" w:type="dxa"/>
+            <w:gridSpan w:val="6"/>
+            <w:shd w:val="clear" w:color="auto" w:fill="EAF1DD" w:themeFill="accent3" w:themeFillTint="33"/>
+          </w:tcPr>
+          <w:p>
+            <w:pPr>
+              <w:spacing w:after="0" w:line="240" w:lineRule="atLeast"/>
+              <w:rPr>
+                <w:bCs/>
+                <w:sz w:val="24"/>
+                <w:lang w:eastAsia="zh-TW"/>
+              </w:rPr>
+            </w:pPr>
+            <w:r>
+              <w:rPr>
+                <w:bCs/>
+                <w:sz w:val="24"/>
+                <w:lang w:eastAsia="zh-TW"/>
+              </w:rPr>
+              <w:t>A010402 - Migration</w:t>
+            </w:r>
+          </w:p>
+        </w:tc>
+      </w:tr>
+      <w:tr>
+        <w:tc>
+          <w:tcPr>
+            <w:tcW w:w="2704" w:type="dxa"/>
+            <w:vMerge/>
+            <w:vAlign w:val="center"/>
+          </w:tcPr>
+          <w:p>
+            <w:pPr>
+              <w:spacing w:after="0" w:line="240" w:lineRule="atLeast"/>
+              <w:jc w:val="center"/>
+              <w:rPr>
+                <w:bCs/>
+                <w:sz w:val="24"/>
+                <w:lang w:eastAsia="zh-TW"/>
+              </w:rPr>
+            </w:pPr>
+          </w:p>
+        </w:tc>
+        <w:tc>
+          <w:tcPr>
+            <w:tcW w:w="3391" w:type="dxa"/>
+          </w:tcPr>
+          <w:p>
+            <w:pPr>
+              <w:spacing w:after="0" w:line="240" w:lineRule="atLeast"/>
+              <w:jc w:val="center"/>
+              <w:rPr>
+                <w:bCs/>
+                <w:sz w:val="24"/>
+                <w:lang w:eastAsia="zh-TW"/>
+              </w:rPr>
+            </w:pPr>
+            <w:r>
+              <w:rPr>
+                <w:bCs/>
+                <w:sz w:val="24"/>
+                <w:lang w:eastAsia="zh-TW"/>
+              </w:rPr>
+              <w:t>Year</w:t>
+            </w:r>
+            <w:r>
+              <w:rPr>
+                <w:bCs/>
+                <w:sz w:val="24"/>
+                <w:lang w:eastAsia="zh-TW"/>
+              </w:rPr>
+              <w:t xml:space="preserve"> (2023)</w:t>
+            </w:r>
+          </w:p>
+        </w:tc>
+        <w:tc>
+          <w:tcPr>
+            <w:tcW w:w="993" w:type="dxa"/>
+          </w:tcPr>
+          <w:p>
+            <w:pPr>
+              <w:spacing w:after="0" w:line="276" w:lineRule="auto"/>
+              <w:jc w:val="center"/>
+              <w:rPr>
+                <w:bCs/>
+                <w:sz w:val="24"/>
+                <w:lang w:eastAsia="zh-TW"/>
+              </w:rPr>
+            </w:pPr>
+            <w:r/>
+            <w:r>
+              <w:rPr>
+                <w:rFonts w:ascii="Calibri" w:hAnsi="Calibri"/>
+                <w:sz w:val="20"/>
+              </w:rPr>
+              <w:t>0</w:t>
+            </w:r>
+          </w:p>
+        </w:tc>
+        <w:tc>
+          <w:tcPr>
+            <w:tcW w:w="992" w:type="dxa"/>
+          </w:tcPr>
+          <w:p>
+            <w:pPr>
+              <w:spacing w:after="0" w:line="276" w:lineRule="auto"/>
+              <w:jc w:val="center"/>
+              <w:rPr>
+                <w:bCs/>
+                <w:sz w:val="24"/>
+                <w:lang w:eastAsia="zh-TW"/>
+              </w:rPr>
+            </w:pPr>
+            <w:r/>
+            <w:r>
+              <w:rPr>
+                <w:rFonts w:ascii="Calibri" w:hAnsi="Calibri"/>
+                <w:sz w:val="20"/>
+              </w:rPr>
+              <w:t>0.00%</w:t>
+            </w:r>
+          </w:p>
+        </w:tc>
+        <w:tc>
+          <w:tcPr>
+            <w:tcW w:w="850" w:type="dxa"/>
+          </w:tcPr>
+          <w:p>
+            <w:pPr>
+              <w:spacing w:after="0" w:line="276" w:lineRule="auto"/>
+              <w:jc w:val="center"/>
+              <w:rPr>
+                <w:bCs/>
+                <w:sz w:val="24"/>
+                <w:lang w:eastAsia="zh-TW"/>
+              </w:rPr>
+            </w:pPr>
+            <w:r/>
+            <w:r>
+              <w:rPr>
+                <w:rFonts w:ascii="Calibri" w:hAnsi="Calibri"/>
+                <w:sz w:val="20"/>
+              </w:rPr>
+              <w:t>1</w:t>
+            </w:r>
+          </w:p>
+        </w:tc>
+        <w:tc>
+          <w:tcPr>
+            <w:tcW w:w="993" w:type="dxa"/>
+          </w:tcPr>
+          <w:p>
+            <w:pPr>
+              <w:spacing w:after="0" w:line="276" w:lineRule="auto"/>
+              <w:jc w:val="center"/>
+              <w:rPr>
+                <w:bCs/>
+                <w:sz w:val="24"/>
+                <w:lang w:eastAsia="zh-TW"/>
+              </w:rPr>
+            </w:pPr>
+            <w:r/>
+            <w:r>
+              <w:rPr>
+                <w:rFonts w:ascii="Calibri" w:hAnsi="Calibri"/>
+                <w:sz w:val="20"/>
+              </w:rPr>
+              <w:t>0.03%</w:t>
+            </w:r>
+          </w:p>
+        </w:tc>
+        <w:tc>
+          <w:tcPr>
+            <w:tcW w:w="1843" w:type="dxa"/>
+            <w:vMerge w:val="restart"/>
+          </w:tcPr>
+          <w:p>
+            <w:pPr>
+              <w:spacing w:after="0" w:line="240" w:lineRule="atLeast"/>
+              <w:jc w:val="center"/>
+              <w:rPr>
+                <w:bCs/>
+                <w:sz w:val="24"/>
+                <w:lang w:eastAsia="zh-TW"/>
+              </w:rPr>
+            </w:pPr>
+            <w:r>
+              <w:rPr>
+                <w:bCs/>
+                <w:sz w:val="24"/>
+                <w:lang w:eastAsia="zh-TW"/>
+              </w:rPr>
+              <w:t>Decreasing</w:t>
+            </w:r>
+          </w:p>
+        </w:tc>
+      </w:tr>
+      <w:tr>
+        <w:tc>
+          <w:tcPr>
+            <w:tcW w:w="2704" w:type="dxa"/>
+            <w:vMerge/>
+            <w:vAlign w:val="center"/>
           </w:tcPr>
           <w:p>
             <w:pPr>
